--- a/zht/docx/115.content.docx
+++ b/zht/docx/115.content.docx
@@ -149,27 +149,7 @@
         <w:rPr>
           <w:lang w:val="zh_TW" w:bidi="zh_TW"/>
         </w:rPr>
-        <w:t>tou</w:t>
-      </w:r>
-      <w:r>
-        <w:rPr>
-          <w:lang w:val="zh_TW" w:bidi="zh_TW"/>
-        </w:rPr>
-      </w:r>
-    </w:p>
-    <w:p>
-      <w:pPr/>
-      <w:r>
-        <w:rPr>
-          <w:lang w:val="zh_TW" w:bidi="zh_TW"/>
-        </w:rPr>
-      </w:r>
-      <w:r>
-        <w:rPr>
-          <w:i/>
-          <w:lang w:val="zh_TW" w:bidi="zh_TW"/>
-        </w:rPr>
-        <w:t>頭</w:t>
+        <w:t>shan</w:t>
       </w:r>
       <w:r>
         <w:rPr>
@@ -232,7 +212,7 @@
         <w:rPr>
           <w:lang w:val="zh_TW" w:bidi="zh_TW"/>
         </w:rPr>
-        <w:t>頭</w:t>
+        <w:t>閃</w:t>
       </w:r>
       <w:r>
         <w:rPr>
@@ -251,7 +231,313 @@
         <w:rPr>
           <w:lang w:val="zh_TW" w:bidi="zh_TW"/>
         </w:rPr>
-        <w:t>身體的最頂部，包括大腦、主要感官和嘴巴。在聖經中多次出現來描述身體。希伯來文中的「頭」一詞在舊約聖經中也被用作比喻。它通常表示能力和權柄。</w:t>
+        <w:t>挪亞的長子（</w:t>
+      </w:r>
+      <w:hyperlink r:id="rId13">
+        <w:r>
+          <w:rPr>
+            <w:lang w:val="zh_TW" w:bidi="zh_TW"/>
+          </w:rPr>
+          <w:rPr>
+            <w:color w:val="0000EE"/>
+            <w:u w:val="single"/>
+          </w:rPr>
+          <w:t>創5:32</w:t>
+        </w:r>
+      </w:hyperlink>
+      <w:r>
+        <w:rPr>
+          <w:lang w:val="zh_TW" w:bidi="zh_TW"/>
+        </w:rPr>
+        <w:t>，</w:t>
+      </w:r>
+      <w:hyperlink r:id="rId14">
+        <w:r>
+          <w:rPr>
+            <w:lang w:val="zh_TW" w:bidi="zh_TW"/>
+          </w:rPr>
+          <w:rPr>
+            <w:color w:val="0000EE"/>
+            <w:u w:val="single"/>
+          </w:rPr>
+          <w:t>6:10</w:t>
+        </w:r>
+      </w:hyperlink>
+      <w:r>
+        <w:rPr>
+          <w:lang w:val="zh_TW" w:bidi="zh_TW"/>
+        </w:rPr>
+        <w:t>，</w:t>
+      </w:r>
+      <w:hyperlink r:id="rId15">
+        <w:r>
+          <w:rPr>
+            <w:lang w:val="zh_TW" w:bidi="zh_TW"/>
+          </w:rPr>
+          <w:rPr>
+            <w:color w:val="0000EE"/>
+            <w:u w:val="single"/>
+          </w:rPr>
+          <w:t>7:13</w:t>
+        </w:r>
+      </w:hyperlink>
+      <w:r>
+        <w:rPr>
+          <w:lang w:val="zh_TW" w:bidi="zh_TW"/>
+        </w:rPr>
+        <w:t>，</w:t>
+      </w:r>
+      <w:hyperlink r:id="rId16">
+        <w:r>
+          <w:rPr>
+            <w:lang w:val="zh_TW" w:bidi="zh_TW"/>
+          </w:rPr>
+          <w:rPr>
+            <w:color w:val="0000EE"/>
+            <w:u w:val="single"/>
+          </w:rPr>
+          <w:t>9:18</w:t>
+        </w:r>
+      </w:hyperlink>
+      <w:r>
+        <w:rPr>
+          <w:lang w:val="zh_TW" w:bidi="zh_TW"/>
+        </w:rPr>
+        <w:t>、</w:t>
+      </w:r>
+      <w:hyperlink r:id="rId16">
+        <w:r>
+          <w:rPr>
+            <w:lang w:val="zh_TW" w:bidi="zh_TW"/>
+          </w:rPr>
+          <w:rPr>
+            <w:color w:val="0000EE"/>
+            <w:u w:val="single"/>
+          </w:rPr>
+          <w:t>23</w:t>
+        </w:r>
+      </w:hyperlink>
+      <w:r>
+        <w:rPr>
+          <w:lang w:val="zh_TW" w:bidi="zh_TW"/>
+        </w:rPr>
+        <w:t>、</w:t>
+      </w:r>
+      <w:hyperlink r:id="rId16">
+        <w:r>
+          <w:rPr>
+            <w:lang w:val="zh_TW" w:bidi="zh_TW"/>
+          </w:rPr>
+          <w:rPr>
+            <w:color w:val="0000EE"/>
+            <w:u w:val="single"/>
+          </w:rPr>
+          <w:t>26</w:t>
+        </w:r>
+      </w:hyperlink>
+      <w:hyperlink r:id="rId17">
+        <w:r>
+          <w:rPr>
+            <w:lang w:val="zh_TW" w:bidi="zh_TW"/>
+          </w:rPr>
+          <w:rPr>
+            <w:color w:val="0000EE"/>
+            <w:u w:val="single"/>
+          </w:rPr>
+          <w:t>–</w:t>
+        </w:r>
+      </w:hyperlink>
+      <w:hyperlink r:id="rId16">
+        <w:r>
+          <w:rPr>
+            <w:lang w:val="zh_TW" w:bidi="zh_TW"/>
+          </w:rPr>
+          <w:rPr>
+            <w:color w:val="0000EE"/>
+            <w:u w:val="single"/>
+          </w:rPr>
+          <w:t>27</w:t>
+        </w:r>
+      </w:hyperlink>
+      <w:r>
+        <w:rPr>
+          <w:lang w:val="zh_TW" w:bidi="zh_TW"/>
+        </w:rPr>
+        <w:t>，</w:t>
+      </w:r>
+      <w:hyperlink r:id="rId18">
+        <w:r>
+          <w:rPr>
+            <w:lang w:val="zh_TW" w:bidi="zh_TW"/>
+          </w:rPr>
+          <w:rPr>
+            <w:color w:val="0000EE"/>
+            <w:u w:val="single"/>
+          </w:rPr>
+          <w:t>11:10</w:t>
+        </w:r>
+      </w:hyperlink>
+      <w:r>
+        <w:rPr>
+          <w:lang w:val="zh_TW" w:bidi="zh_TW"/>
+        </w:rPr>
+        <w:t>；</w:t>
+      </w:r>
+      <w:hyperlink r:id="rId19">
+        <w:r>
+          <w:rPr>
+            <w:lang w:val="zh_TW" w:bidi="zh_TW"/>
+          </w:rPr>
+          <w:rPr>
+            <w:color w:val="0000EE"/>
+            <w:u w:val="single"/>
+          </w:rPr>
+          <w:t>代上1:4</w:t>
+        </w:r>
+      </w:hyperlink>
+      <w:r>
+        <w:rPr>
+          <w:lang w:val="zh_TW" w:bidi="zh_TW"/>
+        </w:rPr>
+        <w:t>、</w:t>
+      </w:r>
+      <w:hyperlink r:id="rId19">
+        <w:r>
+          <w:rPr>
+            <w:lang w:val="zh_TW" w:bidi="zh_TW"/>
+          </w:rPr>
+          <w:rPr>
+            <w:color w:val="0000EE"/>
+            <w:u w:val="single"/>
+          </w:rPr>
+          <w:t>17</w:t>
+        </w:r>
+      </w:hyperlink>
+      <w:hyperlink r:id="rId20">
+        <w:r>
+          <w:rPr>
+            <w:lang w:val="zh_TW" w:bidi="zh_TW"/>
+          </w:rPr>
+          <w:rPr>
+            <w:color w:val="0000EE"/>
+            <w:u w:val="single"/>
+          </w:rPr>
+          <w:t>–</w:t>
+        </w:r>
+      </w:hyperlink>
+      <w:hyperlink r:id="rId19">
+        <w:r>
+          <w:rPr>
+            <w:lang w:val="zh_TW" w:bidi="zh_TW"/>
+          </w:rPr>
+          <w:rPr>
+            <w:color w:val="0000EE"/>
+            <w:u w:val="single"/>
+          </w:rPr>
+          <w:t>27</w:t>
+        </w:r>
+      </w:hyperlink>
+      <w:r>
+        <w:rPr>
+          <w:lang w:val="zh_TW" w:bidi="zh_TW"/>
+        </w:rPr>
+        <w:t>；</w:t>
+      </w:r>
+      <w:hyperlink r:id="rId21">
+        <w:r>
+          <w:rPr>
+            <w:lang w:val="zh_TW" w:bidi="zh_TW"/>
+          </w:rPr>
+          <w:rPr>
+            <w:color w:val="0000EE"/>
+            <w:u w:val="single"/>
+          </w:rPr>
+          <w:t>路3:36</w:t>
+        </w:r>
+      </w:hyperlink>
+      <w:r>
+        <w:rPr>
+          <w:lang w:val="zh_TW" w:bidi="zh_TW"/>
+        </w:rPr>
+        <w:t>）和閃族的祖先（</w:t>
+      </w:r>
+      <w:hyperlink r:id="rId22">
+        <w:r>
+          <w:rPr>
+            <w:lang w:val="zh_TW" w:bidi="zh_TW"/>
+          </w:rPr>
+          <w:rPr>
+            <w:color w:val="0000EE"/>
+            <w:u w:val="single"/>
+          </w:rPr>
+          <w:t>創10:1</w:t>
+        </w:r>
+      </w:hyperlink>
+      <w:r>
+        <w:rPr>
+          <w:lang w:val="zh_TW" w:bidi="zh_TW"/>
+        </w:rPr>
+        <w:t>、</w:t>
+      </w:r>
+      <w:hyperlink r:id="rId22">
+        <w:r>
+          <w:rPr>
+            <w:lang w:val="zh_TW" w:bidi="zh_TW"/>
+          </w:rPr>
+          <w:rPr>
+            <w:color w:val="0000EE"/>
+            <w:u w:val="single"/>
+          </w:rPr>
+          <w:t>21</w:t>
+        </w:r>
+      </w:hyperlink>
+      <w:hyperlink r:id="rId23">
+        <w:r>
+          <w:rPr>
+            <w:lang w:val="zh_TW" w:bidi="zh_TW"/>
+          </w:rPr>
+          <w:rPr>
+            <w:color w:val="0000EE"/>
+            <w:u w:val="single"/>
+          </w:rPr>
+          <w:t>–</w:t>
+        </w:r>
+      </w:hyperlink>
+      <w:hyperlink r:id="rId22">
+        <w:r>
+          <w:rPr>
+            <w:lang w:val="zh_TW" w:bidi="zh_TW"/>
+          </w:rPr>
+          <w:rPr>
+            <w:color w:val="0000EE"/>
+            <w:u w:val="single"/>
+          </w:rPr>
+          <w:t>31</w:t>
+        </w:r>
+      </w:hyperlink>
+      <w:r>
+        <w:rPr>
+          <w:lang w:val="zh_TW" w:bidi="zh_TW"/>
+        </w:rPr>
+        <w:t>）。閃活了600年（</w:t>
+      </w:r>
+      <w:hyperlink r:id="rId24">
+        <w:r>
+          <w:rPr>
+            <w:lang w:val="zh_TW" w:bidi="zh_TW"/>
+          </w:rPr>
+          <w:rPr>
+            <w:color w:val="0000EE"/>
+            <w:u w:val="single"/>
+          </w:rPr>
+          <w:t>創11:10–11</w:t>
+        </w:r>
+      </w:hyperlink>
+      <w:r>
+        <w:rPr>
+          <w:lang w:val="zh_TW" w:bidi="zh_TW"/>
+        </w:rPr>
+        <w:t>）。他的名字在希伯來文中意為「名字」，可能暗示挪亞相信閃的名字將具有特別的重要性。</w:t>
       </w:r>
     </w:p>
     <w:p>
@@ -265,9 +551,9 @@
         <w:rPr>
           <w:lang w:val="zh_TW" w:bidi="zh_TW"/>
         </w:rPr>
-        <w:t>抬起一個人的頭（昂首）被視為是驕傲的行為（</w:t>
-      </w:r>
-      <w:hyperlink r:id="rId13">
+        <w:t>在大洪水之後，閃和他的兄弟雅弗發現他們的父親挪亞喝醉了。他們的另一個兄弟含羞辱了他。閃與雅弗以尊敬的方式對待挪亞（</w:t>
+      </w:r>
+      <w:hyperlink r:id="rId25">
         <w:r>
           <w:rPr>
             <w:lang w:val="zh_TW" w:bidi="zh_TW"/>
@@ -276,362 +562,14 @@
             <w:color w:val="0000EE"/>
             <w:u w:val="single"/>
           </w:rPr>
-          <w:t>詩140:9</w:t>
+          <w:t>創9:20–29</w:t>
         </w:r>
       </w:hyperlink>
       <w:r>
         <w:rPr>
           <w:lang w:val="zh_TW" w:bidi="zh_TW"/>
         </w:rPr>
-        <w:t>）或榮譽（</w:t>
-      </w:r>
-      <w:hyperlink r:id="rId14">
-        <w:r>
-          <w:rPr>
-            <w:lang w:val="zh_TW" w:bidi="zh_TW"/>
-          </w:rPr>
-          <w:rPr>
-            <w:color w:val="0000EE"/>
-            <w:u w:val="single"/>
-          </w:rPr>
-          <w:t>創40:20</w:t>
-        </w:r>
-      </w:hyperlink>
-      <w:r>
-        <w:rPr>
-          <w:lang w:val="zh_TW" w:bidi="zh_TW"/>
-        </w:rPr>
-        <w:t>；</w:t>
-      </w:r>
-      <w:hyperlink r:id="rId15">
-        <w:r>
-          <w:rPr>
-            <w:lang w:val="zh_TW" w:bidi="zh_TW"/>
-          </w:rPr>
-          <w:rPr>
-            <w:color w:val="0000EE"/>
-            <w:u w:val="single"/>
-          </w:rPr>
-          <w:t>詩3:3</w:t>
-        </w:r>
-      </w:hyperlink>
-      <w:r>
-        <w:rPr>
-          <w:lang w:val="zh_TW" w:bidi="zh_TW"/>
-        </w:rPr>
-        <w:t>，</w:t>
-      </w:r>
-      <w:hyperlink r:id="rId16">
-        <w:r>
-          <w:rPr>
-            <w:lang w:val="zh_TW" w:bidi="zh_TW"/>
-          </w:rPr>
-          <w:rPr>
-            <w:color w:val="0000EE"/>
-            <w:u w:val="single"/>
-          </w:rPr>
-          <w:t>27:6</w:t>
-        </w:r>
-      </w:hyperlink>
-      <w:r>
-        <w:rPr>
-          <w:lang w:val="zh_TW" w:bidi="zh_TW"/>
-        </w:rPr>
-        <w:t>）。低頭表示謙卑（</w:t>
-      </w:r>
-      <w:hyperlink r:id="rId17">
-        <w:r>
-          <w:rPr>
-            <w:lang w:val="zh_TW" w:bidi="zh_TW"/>
-          </w:rPr>
-          <w:rPr>
-            <w:color w:val="0000EE"/>
-            <w:u w:val="single"/>
-          </w:rPr>
-          <w:t>賽58:5</w:t>
-        </w:r>
-      </w:hyperlink>
-      <w:r>
-        <w:rPr>
-          <w:lang w:val="zh_TW" w:bidi="zh_TW"/>
-        </w:rPr>
-        <w:t>）或悲傷（</w:t>
-      </w:r>
-      <w:hyperlink r:id="rId18">
-        <w:r>
-          <w:rPr>
-            <w:lang w:val="zh_TW" w:bidi="zh_TW"/>
-          </w:rPr>
-          <w:rPr>
-            <w:color w:val="0000EE"/>
-            <w:u w:val="single"/>
-          </w:rPr>
-          <w:t>哀2:10</w:t>
-        </w:r>
-      </w:hyperlink>
-      <w:r>
-        <w:rPr>
-          <w:lang w:val="zh_TW" w:bidi="zh_TW"/>
-        </w:rPr>
-        <w:t>）。這個希伯來文詞語被比喻用於山峰（</w:t>
-      </w:r>
-      <w:hyperlink r:id="rId19">
-        <w:r>
-          <w:rPr>
-            <w:lang w:val="zh_TW" w:bidi="zh_TW"/>
-          </w:rPr>
-          <w:rPr>
-            <w:color w:val="0000EE"/>
-            <w:u w:val="single"/>
-          </w:rPr>
-          <w:t>創8:5</w:t>
-        </w:r>
-      </w:hyperlink>
-      <w:r>
-        <w:rPr>
-          <w:lang w:val="zh_TW" w:bidi="zh_TW"/>
-        </w:rPr>
-        <w:t>）、建築物的頂部（</w:t>
-      </w:r>
-      <w:hyperlink r:id="rId20">
-        <w:r>
-          <w:rPr>
-            <w:lang w:val="zh_TW" w:bidi="zh_TW"/>
-          </w:rPr>
-          <w:rPr>
-            <w:color w:val="0000EE"/>
-            <w:u w:val="single"/>
-          </w:rPr>
-          <w:t>創11:4</w:t>
-        </w:r>
-      </w:hyperlink>
-      <w:r>
-        <w:rPr>
-          <w:lang w:val="zh_TW" w:bidi="zh_TW"/>
-        </w:rPr>
-        <w:t>）或樹木（</w:t>
-      </w:r>
-      <w:hyperlink r:id="rId21">
-        <w:r>
-          <w:rPr>
-            <w:lang w:val="zh_TW" w:bidi="zh_TW"/>
-          </w:rPr>
-          <w:rPr>
-            <w:color w:val="0000EE"/>
-            <w:u w:val="single"/>
-          </w:rPr>
-          <w:t>撒下5:24</w:t>
-        </w:r>
-      </w:hyperlink>
-      <w:r>
-        <w:rPr>
-          <w:lang w:val="zh_TW" w:bidi="zh_TW"/>
-        </w:rPr>
-        <w:t>），以及河流的源頭（</w:t>
-      </w:r>
-      <w:hyperlink r:id="rId22">
-        <w:r>
-          <w:rPr>
-            <w:lang w:val="zh_TW" w:bidi="zh_TW"/>
-          </w:rPr>
-          <w:rPr>
-            <w:color w:val="0000EE"/>
-            <w:u w:val="single"/>
-          </w:rPr>
-          <w:t>創2:10</w:t>
-        </w:r>
-      </w:hyperlink>
-      <w:r>
-        <w:rPr>
-          <w:lang w:val="zh_TW" w:bidi="zh_TW"/>
-        </w:rPr>
-        <w:t>）。這個詞通常用來指政治、軍事或家庭權柄的首位。在這個意義上，「頭」對所有屬於他的人有控制權（</w:t>
-      </w:r>
-      <w:hyperlink r:id="rId23">
-        <w:r>
-          <w:rPr>
-            <w:lang w:val="zh_TW" w:bidi="zh_TW"/>
-          </w:rPr>
-          <w:rPr>
-            <w:color w:val="0000EE"/>
-            <w:u w:val="single"/>
-          </w:rPr>
-          <w:t>士10:18</w:t>
-        </w:r>
-      </w:hyperlink>
-      <w:r>
-        <w:rPr>
-          <w:lang w:val="zh_TW" w:bidi="zh_TW"/>
-        </w:rPr>
-        <w:t>；</w:t>
-      </w:r>
-      <w:hyperlink r:id="rId24">
-        <w:r>
-          <w:rPr>
-            <w:lang w:val="zh_TW" w:bidi="zh_TW"/>
-          </w:rPr>
-          <w:rPr>
-            <w:color w:val="0000EE"/>
-            <w:u w:val="single"/>
-          </w:rPr>
-          <w:t>撒上15:17</w:t>
-        </w:r>
-      </w:hyperlink>
-      <w:r>
-        <w:rPr>
-          <w:lang w:val="zh_TW" w:bidi="zh_TW"/>
-        </w:rPr>
-        <w:t>；</w:t>
-      </w:r>
-      <w:hyperlink r:id="rId25">
-        <w:r>
-          <w:rPr>
-            <w:lang w:val="zh_TW" w:bidi="zh_TW"/>
-          </w:rPr>
-          <w:rPr>
-            <w:color w:val="0000EE"/>
-            <w:u w:val="single"/>
-          </w:rPr>
-          <w:t>詩18:43</w:t>
-        </w:r>
-      </w:hyperlink>
-      <w:r>
-        <w:rPr>
-          <w:lang w:val="zh_TW" w:bidi="zh_TW"/>
-        </w:rPr>
-        <w:t>；</w:t>
-      </w:r>
-      <w:hyperlink r:id="rId26">
-        <w:r>
-          <w:rPr>
-            <w:lang w:val="zh_TW" w:bidi="zh_TW"/>
-          </w:rPr>
-          <w:rPr>
-            <w:color w:val="0000EE"/>
-            <w:u w:val="single"/>
-          </w:rPr>
-          <w:t>賽7:8–9</w:t>
-        </w:r>
-      </w:hyperlink>
-      <w:r>
-        <w:rPr>
-          <w:lang w:val="zh_TW" w:bidi="zh_TW"/>
-        </w:rPr>
-        <w:t>；</w:t>
-      </w:r>
-      <w:hyperlink r:id="rId27">
-        <w:r>
-          <w:rPr>
-            <w:lang w:val="zh_TW" w:bidi="zh_TW"/>
-          </w:rPr>
-          <w:rPr>
-            <w:color w:val="0000EE"/>
-            <w:u w:val="single"/>
-          </w:rPr>
-          <w:t>耶31:7</w:t>
-        </w:r>
-      </w:hyperlink>
-      <w:r>
-        <w:rPr>
-          <w:lang w:val="zh_TW" w:bidi="zh_TW"/>
-        </w:rPr>
-        <w:t>；</w:t>
-      </w:r>
-      <w:hyperlink r:id="rId28">
-        <w:r>
-          <w:rPr>
-            <w:lang w:val="zh_TW" w:bidi="zh_TW"/>
-          </w:rPr>
-          <w:rPr>
-            <w:color w:val="0000EE"/>
-            <w:u w:val="single"/>
-          </w:rPr>
-          <w:t>何1:11</w:t>
-        </w:r>
-      </w:hyperlink>
-      <w:r>
-        <w:rPr>
-          <w:lang w:val="zh_TW" w:bidi="zh_TW"/>
-        </w:rPr>
-        <w:t>）。大衛在擔任亞吉的保鏢時被稱為「</w:t>
-      </w:r>
-      <w:r>
-        <w:rPr>
-          <w:lang w:val="zh_TW" w:bidi="zh_TW"/>
-        </w:rPr>
-        <w:t>我立你永遠作我的護衛長（有些譯本譯為：</w:t>
-      </w:r>
-      <w:r>
-        <w:rPr>
-          <w:lang w:val="zh_TW" w:bidi="zh_TW"/>
-        </w:rPr>
-        <w:t>我的頭，守護者</w:t>
-      </w:r>
-      <w:r>
-        <w:rPr>
-          <w:lang w:val="zh_TW" w:bidi="zh_TW"/>
-        </w:rPr>
-        <w:t>）</w:t>
-      </w:r>
-      <w:r>
-        <w:rPr>
-          <w:lang w:val="zh_TW" w:bidi="zh_TW"/>
-        </w:rPr>
-        <w:t>」（</w:t>
-      </w:r>
-      <w:hyperlink r:id="rId29">
-        <w:r>
-          <w:rPr>
-            <w:lang w:val="zh_TW" w:bidi="zh_TW"/>
-          </w:rPr>
-          <w:rPr>
-            <w:color w:val="0000EE"/>
-            <w:u w:val="single"/>
-          </w:rPr>
-          <w:t>撒上28:2</w:t>
-        </w:r>
-      </w:hyperlink>
-      <w:r>
-        <w:rPr>
-          <w:lang w:val="zh_TW" w:bidi="zh_TW"/>
-        </w:rPr>
-        <w:t>；參：</w:t>
-      </w:r>
-      <w:hyperlink r:id="rId30">
-        <w:r>
-          <w:rPr>
-            <w:lang w:val="zh_TW" w:bidi="zh_TW"/>
-          </w:rPr>
-          <w:rPr>
-            <w:color w:val="0000EE"/>
-            <w:u w:val="single"/>
-          </w:rPr>
-          <w:t>士9:53</w:t>
-        </w:r>
-      </w:hyperlink>
-      <w:r>
-        <w:rPr>
-          <w:lang w:val="zh_TW" w:bidi="zh_TW"/>
-        </w:rPr>
-        <w:t>；</w:t>
-      </w:r>
-      <w:hyperlink r:id="rId31">
-        <w:r>
-          <w:rPr>
-            <w:lang w:val="zh_TW" w:bidi="zh_TW"/>
-          </w:rPr>
-          <w:rPr>
-            <w:color w:val="0000EE"/>
-            <w:u w:val="single"/>
-          </w:rPr>
-          <w:t>詩68:21</w:t>
-        </w:r>
-      </w:hyperlink>
-      <w:r>
-        <w:rPr>
-          <w:lang w:val="zh_TW" w:bidi="zh_TW"/>
-        </w:rPr>
-        <w:t>）。</w:t>
+        <w:t>）。由於他們的行為，挪亞後來詛咒了含的兒子迦南，並祝福了閃和雅弗。</w:t>
       </w:r>
     </w:p>
     <w:p>
@@ -641,11 +579,113 @@
           <w:lang w:val="zh_TW" w:bidi="zh_TW"/>
         </w:rPr>
       </w:r>
-      <w:r>
-        <w:rPr>
-          <w:lang w:val="zh_TW" w:bidi="zh_TW"/>
-        </w:rPr>
-        <w:t>希臘哲學家使用身體的特徵來代表宇宙。這個身體的頭部——稱為「宙斯」或理性——被視為是來創造和維持其餘成員（天體、人類、動物、植物和無生命的物體）的部分。宇宙，或「身體」，其存在歸功於「頭部」。</w:t>
+      <w:hyperlink r:id="rId26">
+        <w:r>
+          <w:rPr>
+            <w:lang w:val="zh_TW" w:bidi="zh_TW"/>
+          </w:rPr>
+          <w:rPr>
+            <w:color w:val="0000EE"/>
+            <w:u w:val="single"/>
+          </w:rPr>
+          <w:t>創世記十一章10至27節</w:t>
+        </w:r>
+      </w:hyperlink>
+      <w:r>
+        <w:rPr>
+          <w:lang w:val="zh_TW" w:bidi="zh_TW"/>
+        </w:rPr>
+        <w:t>顯示出那位應許的後裔（子孫）的家譜。這位後裔在</w:t>
+      </w:r>
+      <w:hyperlink r:id="rId27">
+        <w:r>
+          <w:rPr>
+            <w:lang w:val="zh_TW" w:bidi="zh_TW"/>
+          </w:rPr>
+          <w:rPr>
+            <w:color w:val="0000EE"/>
+            <w:u w:val="single"/>
+          </w:rPr>
+          <w:t>創世記三章15節</w:t>
+        </w:r>
+      </w:hyperlink>
+      <w:r>
+        <w:rPr>
+          <w:lang w:val="zh_TW" w:bidi="zh_TW"/>
+        </w:rPr>
+        <w:t>和</w:t>
+      </w:r>
+      <w:hyperlink r:id="rId28">
+        <w:r>
+          <w:rPr>
+            <w:lang w:val="zh_TW" w:bidi="zh_TW"/>
+          </w:rPr>
+          <w:rPr>
+            <w:color w:val="0000EE"/>
+            <w:u w:val="single"/>
+          </w:rPr>
+          <w:t>五章1至32節</w:t>
+        </w:r>
+      </w:hyperlink>
+      <w:r>
+        <w:rPr>
+          <w:lang w:val="zh_TW" w:bidi="zh_TW"/>
+        </w:rPr>
+        <w:t>中被預言將粉碎撒但。他的家系經由閃到亞伯拉罕，再經由猶大和大衛到基督（參</w:t>
+      </w:r>
+      <w:hyperlink r:id="rId21">
+        <w:r>
+          <w:rPr>
+            <w:lang w:val="zh_TW" w:bidi="zh_TW"/>
+          </w:rPr>
+          <w:rPr>
+            <w:color w:val="0000EE"/>
+            <w:u w:val="single"/>
+          </w:rPr>
+          <w:t>路3:36</w:t>
+        </w:r>
+      </w:hyperlink>
+      <w:r>
+        <w:rPr>
+          <w:lang w:val="zh_TW" w:bidi="zh_TW"/>
+        </w:rPr>
+        <w:t>）。挪亞給閃的祝福顯示他的後裔將承載</w:t>
+      </w:r>
+      <w:hyperlink r:id="rId27">
+        <w:r>
+          <w:rPr>
+            <w:lang w:val="zh_TW" w:bidi="zh_TW"/>
+          </w:rPr>
+          <w:rPr>
+            <w:color w:val="0000EE"/>
+            <w:u w:val="single"/>
+          </w:rPr>
+          <w:t>創世記三章15節</w:t>
+        </w:r>
+      </w:hyperlink>
+      <w:r>
+        <w:rPr>
+          <w:lang w:val="zh_TW" w:bidi="zh_TW"/>
+        </w:rPr>
+        <w:t>中後裔的應許。這是聖經中首次出現，神被稱為某個特定人物或群體的神。挪亞曾說迦南的子孫將服侍閃的子孫。當以色列人，閃的後裔，控制了迦南的土地時，這預言實現了（參</w:t>
+      </w:r>
+      <w:hyperlink r:id="rId29">
+        <w:r>
+          <w:rPr>
+            <w:lang w:val="zh_TW" w:bidi="zh_TW"/>
+          </w:rPr>
+          <w:rPr>
+            <w:color w:val="0000EE"/>
+            <w:u w:val="single"/>
+          </w:rPr>
+          <w:t>王上9:20–21</w:t>
+        </w:r>
+      </w:hyperlink>
+      <w:r>
+        <w:rPr>
+          <w:lang w:val="zh_TW" w:bidi="zh_TW"/>
+        </w:rPr>
+        <w:t>）。</w:t>
       </w:r>
     </w:p>
     <w:p>
@@ -659,7 +699,25 @@
         <w:rPr>
           <w:lang w:val="zh_TW" w:bidi="zh_TW"/>
         </w:rPr>
-        <w:t>在公元前460年（通常被認為是希波克拉底〔Hippocrates〕最早著作的日期）和公元200年（發展希波克拉底研究的蓋倫〔Galen〕去世）之間，希臘醫學科學逐漸理解頭部是智慧的所在。身體之所以能夠有效地運作，是因為大腦能夠解釋從身體（眼睛、耳朵、皮膚等）接收到的數據，並且能夠根據接收到的數據向身體的各個部份發出適當的信號，大腦解釋和指導的能力使身體的存在完全依賴於它。</w:t>
+        <w:t>挪亞也說，雅弗會擴張並住在閃的人民中（</w:t>
+      </w:r>
+      <w:hyperlink r:id="rId30">
+        <w:r>
+          <w:rPr>
+            <w:lang w:val="zh_TW" w:bidi="zh_TW"/>
+          </w:rPr>
+          <w:rPr>
+            <w:color w:val="0000EE"/>
+            <w:u w:val="single"/>
+          </w:rPr>
+          <w:t>創9:27</w:t>
+        </w:r>
+      </w:hyperlink>
+      <w:r>
+        <w:rPr>
+          <w:lang w:val="zh_TW" w:bidi="zh_TW"/>
+        </w:rPr>
+        <w:t>）。這可能意味著雅弗的後代會增加。隨著時間的推移，他們會受益於閃的祝福。一些學者認為，這項預言在新約中應驗了：外邦人被邀請分享福音的祝福，也因此參與了教會的建立。</w:t>
       </w:r>
     </w:p>
     <w:p>
@@ -673,9 +731,9 @@
         <w:rPr>
           <w:lang w:val="zh_TW" w:bidi="zh_TW"/>
         </w:rPr>
-        <w:t>在新約中，這個詞指的是人類的頭部（</w:t>
-      </w:r>
-      <w:hyperlink r:id="rId32">
+        <w:t>在</w:t>
+      </w:r>
+      <w:hyperlink r:id="rId31">
         <w:r>
           <w:rPr>
             <w:lang w:val="zh_TW" w:bidi="zh_TW"/>
@@ -684,374 +742,108 @@
             <w:color w:val="0000EE"/>
             <w:u w:val="single"/>
           </w:rPr>
-          <w:t>太5:36</w:t>
+          <w:t>創世記十章</w:t>
         </w:r>
       </w:hyperlink>
       <w:r>
         <w:rPr>
           <w:lang w:val="zh_TW" w:bidi="zh_TW"/>
         </w:rPr>
-        <w:t>，</w:t>
-      </w:r>
-      <w:hyperlink r:id="rId33">
-        <w:r>
-          <w:rPr>
-            <w:lang w:val="zh_TW" w:bidi="zh_TW"/>
-          </w:rPr>
-          <w:rPr>
-            <w:color w:val="0000EE"/>
-            <w:u w:val="single"/>
-          </w:rPr>
-          <w:t>6:17</w:t>
-        </w:r>
-      </w:hyperlink>
-      <w:r>
-        <w:rPr>
-          <w:lang w:val="zh_TW" w:bidi="zh_TW"/>
-        </w:rPr>
-        <w:t>，</w:t>
-      </w:r>
-      <w:hyperlink r:id="rId34">
-        <w:r>
-          <w:rPr>
-            <w:lang w:val="zh_TW" w:bidi="zh_TW"/>
-          </w:rPr>
-          <w:rPr>
-            <w:color w:val="0000EE"/>
-            <w:u w:val="single"/>
-          </w:rPr>
-          <w:t>14:8</w:t>
-        </w:r>
-      </w:hyperlink>
-      <w:r>
-        <w:rPr>
-          <w:lang w:val="zh_TW" w:bidi="zh_TW"/>
-        </w:rPr>
-        <w:t>，</w:t>
-      </w:r>
-      <w:hyperlink r:id="rId35">
-        <w:r>
-          <w:rPr>
-            <w:lang w:val="zh_TW" w:bidi="zh_TW"/>
-          </w:rPr>
-          <w:rPr>
-            <w:color w:val="0000EE"/>
-            <w:u w:val="single"/>
-          </w:rPr>
-          <w:t>26:7</w:t>
-        </w:r>
-      </w:hyperlink>
-      <w:r>
-        <w:rPr>
-          <w:lang w:val="zh_TW" w:bidi="zh_TW"/>
-        </w:rPr>
-        <w:t>；</w:t>
-      </w:r>
-      <w:hyperlink r:id="rId36">
-        <w:r>
-          <w:rPr>
-            <w:lang w:val="zh_TW" w:bidi="zh_TW"/>
-          </w:rPr>
-          <w:rPr>
-            <w:color w:val="0000EE"/>
-            <w:u w:val="single"/>
-          </w:rPr>
-          <w:t>可6:27</w:t>
-        </w:r>
-      </w:hyperlink>
-      <w:r>
-        <w:rPr>
-          <w:lang w:val="zh_TW" w:bidi="zh_TW"/>
-        </w:rPr>
-        <w:t>，</w:t>
-      </w:r>
-      <w:hyperlink r:id="rId37">
-        <w:r>
-          <w:rPr>
-            <w:lang w:val="zh_TW" w:bidi="zh_TW"/>
-          </w:rPr>
-          <w:rPr>
-            <w:color w:val="0000EE"/>
-            <w:u w:val="single"/>
-          </w:rPr>
-          <w:t>14:3</w:t>
-        </w:r>
-      </w:hyperlink>
-      <w:r>
-        <w:rPr>
-          <w:lang w:val="zh_TW" w:bidi="zh_TW"/>
-        </w:rPr>
-        <w:t>；</w:t>
-      </w:r>
-      <w:hyperlink r:id="rId38">
-        <w:r>
-          <w:rPr>
-            <w:lang w:val="zh_TW" w:bidi="zh_TW"/>
-          </w:rPr>
-          <w:rPr>
-            <w:color w:val="0000EE"/>
-            <w:u w:val="single"/>
-          </w:rPr>
-          <w:t>路7:46</w:t>
-        </w:r>
-      </w:hyperlink>
-      <w:r>
-        <w:rPr>
-          <w:lang w:val="zh_TW" w:bidi="zh_TW"/>
-        </w:rPr>
-        <w:t>；</w:t>
-      </w:r>
-      <w:hyperlink r:id="rId39">
-        <w:r>
-          <w:rPr>
-            <w:lang w:val="zh_TW" w:bidi="zh_TW"/>
-          </w:rPr>
-          <w:rPr>
-            <w:color w:val="0000EE"/>
-            <w:u w:val="single"/>
-          </w:rPr>
-          <w:t>約13:9</w:t>
-        </w:r>
-      </w:hyperlink>
-      <w:r>
-        <w:rPr>
-          <w:lang w:val="zh_TW" w:bidi="zh_TW"/>
-        </w:rPr>
-        <w:t>，</w:t>
-      </w:r>
-      <w:hyperlink r:id="rId40">
-        <w:r>
-          <w:rPr>
-            <w:lang w:val="zh_TW" w:bidi="zh_TW"/>
-          </w:rPr>
-          <w:rPr>
-            <w:color w:val="0000EE"/>
-            <w:u w:val="single"/>
-          </w:rPr>
-          <w:t>20:7</w:t>
-        </w:r>
-      </w:hyperlink>
-      <w:r>
-        <w:rPr>
-          <w:lang w:val="zh_TW" w:bidi="zh_TW"/>
-        </w:rPr>
-        <w:t>），指天啟生物（</w:t>
-      </w:r>
-      <w:hyperlink r:id="rId41">
-        <w:r>
-          <w:rPr>
-            <w:lang w:val="zh_TW" w:bidi="zh_TW"/>
-          </w:rPr>
-          <w:rPr>
-            <w:color w:val="0000EE"/>
-            <w:u w:val="single"/>
-          </w:rPr>
-          <w:t>啟1:14</w:t>
-        </w:r>
-      </w:hyperlink>
-      <w:r>
-        <w:rPr>
-          <w:lang w:val="zh_TW" w:bidi="zh_TW"/>
-        </w:rPr>
-        <w:t>，</w:t>
-      </w:r>
-      <w:hyperlink r:id="rId42">
-        <w:r>
-          <w:rPr>
-            <w:lang w:val="zh_TW" w:bidi="zh_TW"/>
-          </w:rPr>
-          <w:rPr>
-            <w:color w:val="0000EE"/>
-            <w:u w:val="single"/>
-          </w:rPr>
-          <w:t>4:4</w:t>
-        </w:r>
-      </w:hyperlink>
-      <w:r>
-        <w:rPr>
-          <w:lang w:val="zh_TW" w:bidi="zh_TW"/>
-        </w:rPr>
-        <w:t>，</w:t>
-      </w:r>
-      <w:hyperlink r:id="rId43">
-        <w:r>
-          <w:rPr>
-            <w:lang w:val="zh_TW" w:bidi="zh_TW"/>
-          </w:rPr>
-          <w:rPr>
-            <w:color w:val="0000EE"/>
-            <w:u w:val="single"/>
-          </w:rPr>
-          <w:t>12:1</w:t>
-        </w:r>
-      </w:hyperlink>
-      <w:r>
-        <w:rPr>
-          <w:lang w:val="zh_TW" w:bidi="zh_TW"/>
-        </w:rPr>
-        <w:t>），以及動物（</w:t>
-      </w:r>
-      <w:hyperlink r:id="rId44">
-        <w:r>
-          <w:rPr>
-            <w:lang w:val="zh_TW" w:bidi="zh_TW"/>
-          </w:rPr>
-          <w:rPr>
-            <w:color w:val="0000EE"/>
-            <w:u w:val="single"/>
-          </w:rPr>
-          <w:t>啟9:7、17、19</w:t>
-        </w:r>
-      </w:hyperlink>
-      <w:r>
-        <w:rPr>
-          <w:lang w:val="zh_TW" w:bidi="zh_TW"/>
-        </w:rPr>
-        <w:t>，</w:t>
-      </w:r>
-      <w:hyperlink r:id="rId45">
-        <w:r>
-          <w:rPr>
-            <w:lang w:val="zh_TW" w:bidi="zh_TW"/>
-          </w:rPr>
-          <w:rPr>
-            <w:color w:val="0000EE"/>
-            <w:u w:val="single"/>
-          </w:rPr>
-          <w:t>12:3</w:t>
-        </w:r>
-      </w:hyperlink>
-      <w:r>
-        <w:rPr>
-          <w:lang w:val="zh_TW" w:bidi="zh_TW"/>
-        </w:rPr>
-        <w:t>）。此外，它出現在諸如「</w:t>
-      </w:r>
-      <w:r>
-        <w:rPr>
-          <w:lang w:val="zh_TW" w:bidi="zh_TW"/>
-        </w:rPr>
-        <w:t>炭火堆在他的頭上</w:t>
-      </w:r>
-      <w:r>
-        <w:rPr>
-          <w:lang w:val="zh_TW" w:bidi="zh_TW"/>
-        </w:rPr>
-        <w:t>」這樣的表達中，意指以善報惡（</w:t>
-      </w:r>
-      <w:hyperlink r:id="rId46">
-        <w:r>
-          <w:rPr>
-            <w:lang w:val="zh_TW" w:bidi="zh_TW"/>
-          </w:rPr>
-          <w:rPr>
-            <w:color w:val="0000EE"/>
-            <w:u w:val="single"/>
-          </w:rPr>
-          <w:t>羅12:20</w:t>
-        </w:r>
-      </w:hyperlink>
-      <w:r>
-        <w:rPr>
-          <w:lang w:val="zh_TW" w:bidi="zh_TW"/>
-        </w:rPr>
-        <w:t>；參：</w:t>
-      </w:r>
-      <w:hyperlink r:id="rId47">
-        <w:r>
-          <w:rPr>
-            <w:lang w:val="zh_TW" w:bidi="zh_TW"/>
-          </w:rPr>
-          <w:rPr>
-            <w:color w:val="0000EE"/>
-            <w:u w:val="single"/>
-          </w:rPr>
-          <w:t>太5:44</w:t>
-        </w:r>
-      </w:hyperlink>
-      <w:r>
-        <w:rPr>
-          <w:lang w:val="zh_TW" w:bidi="zh_TW"/>
-        </w:rPr>
-        <w:t>）；「剪髮」或「</w:t>
-      </w:r>
-      <w:r>
-        <w:rPr>
-          <w:lang w:val="zh_TW" w:bidi="zh_TW"/>
-        </w:rPr>
-        <w:t>剃</w:t>
-      </w:r>
-      <w:r>
-        <w:rPr>
-          <w:lang w:val="zh_TW" w:bidi="zh_TW"/>
-        </w:rPr>
-        <w:t>頭」表示一個誓言（</w:t>
-      </w:r>
-      <w:hyperlink r:id="rId48">
-        <w:r>
-          <w:rPr>
-            <w:lang w:val="zh_TW" w:bidi="zh_TW"/>
-          </w:rPr>
-          <w:rPr>
-            <w:color w:val="0000EE"/>
-            <w:u w:val="single"/>
-          </w:rPr>
-          <w:t>徒21:24</w:t>
-        </w:r>
-      </w:hyperlink>
-      <w:r>
-        <w:rPr>
-          <w:lang w:val="zh_TW" w:bidi="zh_TW"/>
-        </w:rPr>
-        <w:t>）；以及「</w:t>
-      </w:r>
-      <w:r>
-        <w:rPr>
-          <w:lang w:val="zh_TW" w:bidi="zh_TW"/>
-        </w:rPr>
-        <w:t>枕頭</w:t>
-      </w:r>
-      <w:r>
-        <w:rPr>
-          <w:lang w:val="zh_TW" w:bidi="zh_TW"/>
-        </w:rPr>
-        <w:t>」，意指睡覺（</w:t>
-      </w:r>
-      <w:hyperlink r:id="rId49">
-        <w:r>
-          <w:rPr>
-            <w:lang w:val="zh_TW" w:bidi="zh_TW"/>
-          </w:rPr>
-          <w:rPr>
-            <w:color w:val="0000EE"/>
-            <w:u w:val="single"/>
-          </w:rPr>
-          <w:t>太8:20</w:t>
-        </w:r>
-      </w:hyperlink>
-      <w:r>
-        <w:rPr>
-          <w:lang w:val="zh_TW" w:bidi="zh_TW"/>
-        </w:rPr>
-        <w:t>；</w:t>
-      </w:r>
-      <w:hyperlink r:id="rId50">
-        <w:r>
-          <w:rPr>
-            <w:lang w:val="zh_TW" w:bidi="zh_TW"/>
-          </w:rPr>
-          <w:rPr>
-            <w:color w:val="0000EE"/>
-            <w:u w:val="single"/>
-          </w:rPr>
-          <w:t>路9:58</w:t>
-        </w:r>
-      </w:hyperlink>
-      <w:r>
-        <w:rPr>
-          <w:lang w:val="zh_TW" w:bidi="zh_TW"/>
-        </w:rPr>
-        <w:t>）。</w:t>
+        <w:t>記載的「列國表」中，列出了閃的五個後代：</w:t>
+      </w:r>
+    </w:p>
+    <w:p>
+      <w:pPr>
+        <w:pStyle w:val="ListNumber"/>
+        <w:numPr>
+          <w:ilvl w:val="0"/>
+          <w:numId w:val="14"/>
+        </w:numPr>
+        <w:spacing w:line="240" w:lineRule="auto"/>
+        <w:ind w:left="720"/>
+      </w:pPr>
+      <w:r>
+        <w:rPr>
+          <w:lang w:val="zh_TW" w:bidi="zh_TW"/>
+        </w:rPr>
+      </w:r>
+      <w:r>
+        <w:rPr>
+          <w:lang w:val="zh_TW" w:bidi="zh_TW"/>
+        </w:rPr>
+        <w:t>以攔</w:t>
+      </w:r>
+    </w:p>
+    <w:p>
+      <w:pPr>
+        <w:pStyle w:val="ListNumber"/>
+        <w:spacing w:line="240" w:lineRule="auto"/>
+        <w:ind w:left="720"/>
+      </w:pPr>
+      <w:r>
+        <w:rPr>
+          <w:lang w:val="zh_TW" w:bidi="zh_TW"/>
+        </w:rPr>
+      </w:r>
+      <w:r>
+        <w:rPr>
+          <w:lang w:val="zh_TW" w:bidi="zh_TW"/>
+        </w:rPr>
+        <w:t>亞述</w:t>
+      </w:r>
+    </w:p>
+    <w:p>
+      <w:pPr>
+        <w:pStyle w:val="ListNumber"/>
+        <w:spacing w:line="240" w:lineRule="auto"/>
+        <w:ind w:left="720"/>
+      </w:pPr>
+      <w:r>
+        <w:rPr>
+          <w:lang w:val="zh_TW" w:bidi="zh_TW"/>
+        </w:rPr>
+      </w:r>
+      <w:r>
+        <w:rPr>
+          <w:lang w:val="zh_TW" w:bidi="zh_TW"/>
+        </w:rPr>
+        <w:t>亞法撒</w:t>
+      </w:r>
+    </w:p>
+    <w:p>
+      <w:pPr>
+        <w:pStyle w:val="ListNumber"/>
+        <w:spacing w:line="240" w:lineRule="auto"/>
+        <w:ind w:left="720"/>
+      </w:pPr>
+      <w:r>
+        <w:rPr>
+          <w:lang w:val="zh_TW" w:bidi="zh_TW"/>
+        </w:rPr>
+      </w:r>
+      <w:r>
+        <w:rPr>
+          <w:lang w:val="zh_TW" w:bidi="zh_TW"/>
+        </w:rPr>
+        <w:t>路德</w:t>
+      </w:r>
+    </w:p>
+    <w:p>
+      <w:pPr>
+        <w:pStyle w:val="ListNumber"/>
+        <w:spacing w:line="240" w:lineRule="auto"/>
+        <w:ind w:left="720"/>
+      </w:pPr>
+      <w:r>
+        <w:rPr>
+          <w:lang w:val="zh_TW" w:bidi="zh_TW"/>
+        </w:rPr>
+      </w:r>
+      <w:r>
+        <w:rPr>
+          <w:lang w:val="zh_TW" w:bidi="zh_TW"/>
+        </w:rPr>
+        <w:t>亞蘭</w:t>
       </w:r>
     </w:p>
     <w:p>
@@ -1065,9 +857,9 @@
         <w:rPr>
           <w:lang w:val="zh_TW" w:bidi="zh_TW"/>
         </w:rPr>
-        <w:t>使徒保羅借用了舊約中對該詞語的隱喻，來表達神對基督的權柄、基督對人的權柄，以及男人對婦女的權柄（</w:t>
-      </w:r>
-      <w:hyperlink r:id="rId51">
+        <w:t>在這些後裔中，特別強調的是來自亞法撒德家系的希伯，其家系在</w:t>
+      </w:r>
+      <w:hyperlink r:id="rId32">
         <w:r>
           <w:rPr>
             <w:lang w:val="zh_TW" w:bidi="zh_TW"/>
@@ -1076,68 +868,14 @@
             <w:color w:val="0000EE"/>
             <w:u w:val="single"/>
           </w:rPr>
-          <w:t>林前11:3–16；</w:t>
+          <w:t>創世記十一章16至27節</w:t>
         </w:r>
       </w:hyperlink>
       <w:r>
         <w:rPr>
           <w:lang w:val="zh_TW" w:bidi="zh_TW"/>
         </w:rPr>
-        <w:t>參：</w:t>
-      </w:r>
-      <w:hyperlink r:id="rId52">
-        <w:r>
-          <w:rPr>
-            <w:lang w:val="zh_TW" w:bidi="zh_TW"/>
-          </w:rPr>
-          <w:rPr>
-            <w:color w:val="0000EE"/>
-            <w:u w:val="single"/>
-          </w:rPr>
-          <w:t>弗 5:23</w:t>
-        </w:r>
-      </w:hyperlink>
-      <w:r>
-        <w:rPr>
-          <w:lang w:val="zh_TW" w:bidi="zh_TW"/>
-        </w:rPr>
-        <w:t>）。在這些關係的亮光中，保羅鼓勵哥林多的婦女在敬拜時戴上面紗，面紗賦予婦女在神面前與男人平等敬拜的權柄。這詞再次被用來表達基督對宇宙的主權（</w:t>
-      </w:r>
-      <w:hyperlink r:id="rId53">
-        <w:r>
-          <w:rPr>
-            <w:lang w:val="zh_TW" w:bidi="zh_TW"/>
-          </w:rPr>
-          <w:rPr>
-            <w:color w:val="0000EE"/>
-            <w:u w:val="single"/>
-          </w:rPr>
-          <w:t>弗1:21–22</w:t>
-        </w:r>
-      </w:hyperlink>
-      <w:r>
-        <w:rPr>
-          <w:lang w:val="zh_TW" w:bidi="zh_TW"/>
-        </w:rPr>
-        <w:t>；</w:t>
-      </w:r>
-      <w:hyperlink r:id="rId54">
-        <w:r>
-          <w:rPr>
-            <w:lang w:val="zh_TW" w:bidi="zh_TW"/>
-          </w:rPr>
-          <w:rPr>
-            <w:color w:val="0000EE"/>
-            <w:u w:val="single"/>
-          </w:rPr>
-          <w:t>西2:10</w:t>
-        </w:r>
-      </w:hyperlink>
-      <w:r>
-        <w:rPr>
-          <w:lang w:val="zh_TW" w:bidi="zh_TW"/>
-        </w:rPr>
-        <w:t>）。</w:t>
+        <w:t>中被追溯至亞伯拉罕。</w:t>
       </w:r>
     </w:p>
     <w:p>
@@ -1149,63 +887,58 @@
       </w:r>
       <w:r>
         <w:rPr>
-          <w:lang w:val="zh_TW" w:bidi="zh_TW"/>
-        </w:rPr>
-        <w:t>保羅使用頭與身體的表達來說明基督與祂自己教會之間的關係（</w:t>
-      </w:r>
-      <w:hyperlink r:id="rId55">
-        <w:r>
-          <w:rPr>
-            <w:lang w:val="zh_TW" w:bidi="zh_TW"/>
-          </w:rPr>
-          <w:rPr>
-            <w:color w:val="0000EE"/>
-            <w:u w:val="single"/>
-          </w:rPr>
-          <w:t>弗4:15</w:t>
-        </w:r>
-      </w:hyperlink>
-      <w:r>
-        <w:rPr>
-          <w:lang w:val="zh_TW" w:bidi="zh_TW"/>
-        </w:rPr>
-        <w:t>，</w:t>
-      </w:r>
-      <w:hyperlink r:id="rId52">
-        <w:r>
-          <w:rPr>
-            <w:lang w:val="zh_TW" w:bidi="zh_TW"/>
-          </w:rPr>
-          <w:rPr>
-            <w:color w:val="0000EE"/>
-            <w:u w:val="single"/>
-          </w:rPr>
-          <w:t>5:23</w:t>
-        </w:r>
-      </w:hyperlink>
-      <w:r>
-        <w:rPr>
-          <w:lang w:val="zh_TW" w:bidi="zh_TW"/>
-        </w:rPr>
-        <w:t>；參</w:t>
-      </w:r>
-      <w:hyperlink r:id="rId56">
-        <w:r>
-          <w:rPr>
-            <w:lang w:val="zh_TW" w:bidi="zh_TW"/>
-          </w:rPr>
-          <w:rPr>
-            <w:color w:val="0000EE"/>
-            <w:u w:val="single"/>
-          </w:rPr>
-          <w:t>林前12:12–27</w:t>
-        </w:r>
-      </w:hyperlink>
-      <w:r>
-        <w:rPr>
-          <w:lang w:val="zh_TW" w:bidi="zh_TW"/>
-        </w:rPr>
-        <w:t>）。除了舊約的意義外，在保羅時代中，當時的人對醫學上的理解可能提供了見解，因為基督不僅是教會的主宰者，也是提供其方向和團結的動力。教會存在的能力及其活動的焦點根植於其「頭」，就是耶穌基督的工作。在這個理解中，現代解經家認為，頭不僅意味著「權柄」，更意味著「源頭」一詞。因此，作為頭的人是源頭，是供應者。這些解釋者認為神是基督的供應者，基督是教會的供應者，而男人是婦女的供應者。</w:t>
+          <w:i/>
+          <w:lang w:val="zh_TW" w:bidi="zh_TW"/>
+        </w:rPr>
+        <w:t>另見</w:t>
+      </w:r>
+      <w:r>
+        <w:rPr>
+          <w:lang w:val="zh_TW" w:bidi="zh_TW"/>
+        </w:rPr>
+        <w:t>亞伯拉罕</w:t>
+      </w:r>
+      <w:r>
+        <w:rPr>
+          <w:lang w:val="zh_TW" w:bidi="zh_TW"/>
+        </w:rPr>
+        <w:t>；</w:t>
+      </w:r>
+      <w:r>
+        <w:rPr>
+          <w:lang w:val="zh_TW" w:bidi="zh_TW"/>
+        </w:rPr>
+        <w:t>耶穌基督的家譜</w:t>
+      </w:r>
+      <w:r>
+        <w:rPr>
+          <w:lang w:val="zh_TW" w:bidi="zh_TW"/>
+        </w:rPr>
+        <w:t>；</w:t>
+      </w:r>
+      <w:r>
+        <w:rPr>
+          <w:lang w:val="zh_TW" w:bidi="zh_TW"/>
+        </w:rPr>
+        <w:t>列國</w:t>
+      </w:r>
+      <w:r>
+        <w:rPr>
+          <w:lang w:val="zh_TW" w:bidi="zh_TW"/>
+        </w:rPr>
+        <w:t>、</w:t>
+      </w:r>
+      <w:r>
+        <w:rPr>
+          <w:lang w:val="zh_TW" w:bidi="zh_TW"/>
+        </w:rPr>
+        <w:t>挪亞</w:t>
+      </w:r>
+      <w:r>
+        <w:rPr>
+          <w:lang w:val="zh_TW" w:bidi="zh_TW"/>
+        </w:rPr>
+        <w:t>。</w:t>
       </w:r>
       <w:r>
         <w:rPr>
@@ -3107,6 +2840,12 @@
   </w:num>
   <w:num w:numId="13" w16cid:durableId="592781308">
     <w:abstractNumId w:val="11"/>
+  </w:num>
+  <w:num w:numId="14">
+    <w:abstractNumId w:val="3"/>
+    <w:lvlOverride w:ilvl="0">
+      <w:startOverride w:val="1"/>
+    </w:lvlOverride>
   </w:num>
   <w:numIdMacAtCleanup w:val="10"/>
 </w:numbering>

--- a/zht/docx/115.content.docx
+++ b/zht/docx/115.content.docx
@@ -19,7 +19,7 @@
         <w:rPr>
           <w:lang w:val="zh_TW" w:bidi="zh_TW"/>
         </w:rPr>
-        <w:t>Resource: 聖經詞典 (Tyndale)</w:t>
+        <w:t>Resource: Tyndale Open Bible Dictionary</w:t>
       </w:r>
       <w:r>
         <w:rPr>
@@ -112,7 +112,7 @@
         <w:rPr>
           <w:lang w:val="zh_TW" w:bidi="zh_TW"/>
         </w:rPr>
-        <w:t>聖經詞典 (Tyndale)</w:t>
+        <w:t>Tyndale Open Bible Dictionary</w:t>
       </w:r>
     </w:p>
     <w:p>
@@ -149,7 +149,7 @@
         <w:rPr>
           <w:lang w:val="zh_TW" w:bidi="zh_TW"/>
         </w:rPr>
-        <w:t>shan</w:t>
+        <w:t>rong</w:t>
       </w:r>
       <w:r>
         <w:rPr>
@@ -212,7 +212,7 @@
         <w:rPr>
           <w:lang w:val="zh_TW" w:bidi="zh_TW"/>
         </w:rPr>
-        <w:t>閃</w:t>
+        <w:t>榮耀</w:t>
       </w:r>
       <w:r>
         <w:rPr>
@@ -231,313 +231,18 @@
         <w:rPr>
           <w:lang w:val="zh_TW" w:bidi="zh_TW"/>
         </w:rPr>
-        <w:t>挪亞的長子（</w:t>
-      </w:r>
-      <w:hyperlink r:id="rId13">
-        <w:r>
-          <w:rPr>
-            <w:lang w:val="zh_TW" w:bidi="zh_TW"/>
-          </w:rPr>
-          <w:rPr>
-            <w:color w:val="0000EE"/>
-            <w:u w:val="single"/>
-          </w:rPr>
-          <w:t>創5:32</w:t>
-        </w:r>
-      </w:hyperlink>
-      <w:r>
-        <w:rPr>
-          <w:lang w:val="zh_TW" w:bidi="zh_TW"/>
-        </w:rPr>
-        <w:t>，</w:t>
-      </w:r>
-      <w:hyperlink r:id="rId14">
-        <w:r>
-          <w:rPr>
-            <w:lang w:val="zh_TW" w:bidi="zh_TW"/>
-          </w:rPr>
-          <w:rPr>
-            <w:color w:val="0000EE"/>
-            <w:u w:val="single"/>
-          </w:rPr>
-          <w:t>6:10</w:t>
-        </w:r>
-      </w:hyperlink>
-      <w:r>
-        <w:rPr>
-          <w:lang w:val="zh_TW" w:bidi="zh_TW"/>
-        </w:rPr>
-        <w:t>，</w:t>
-      </w:r>
-      <w:hyperlink r:id="rId15">
-        <w:r>
-          <w:rPr>
-            <w:lang w:val="zh_TW" w:bidi="zh_TW"/>
-          </w:rPr>
-          <w:rPr>
-            <w:color w:val="0000EE"/>
-            <w:u w:val="single"/>
-          </w:rPr>
-          <w:t>7:13</w:t>
-        </w:r>
-      </w:hyperlink>
-      <w:r>
-        <w:rPr>
-          <w:lang w:val="zh_TW" w:bidi="zh_TW"/>
-        </w:rPr>
-        <w:t>，</w:t>
-      </w:r>
-      <w:hyperlink r:id="rId16">
-        <w:r>
-          <w:rPr>
-            <w:lang w:val="zh_TW" w:bidi="zh_TW"/>
-          </w:rPr>
-          <w:rPr>
-            <w:color w:val="0000EE"/>
-            <w:u w:val="single"/>
-          </w:rPr>
-          <w:t>9:18</w:t>
-        </w:r>
-      </w:hyperlink>
-      <w:r>
-        <w:rPr>
-          <w:lang w:val="zh_TW" w:bidi="zh_TW"/>
-        </w:rPr>
-        <w:t>、</w:t>
-      </w:r>
-      <w:hyperlink r:id="rId16">
-        <w:r>
-          <w:rPr>
-            <w:lang w:val="zh_TW" w:bidi="zh_TW"/>
-          </w:rPr>
-          <w:rPr>
-            <w:color w:val="0000EE"/>
-            <w:u w:val="single"/>
-          </w:rPr>
-          <w:t>23</w:t>
-        </w:r>
-      </w:hyperlink>
-      <w:r>
-        <w:rPr>
-          <w:lang w:val="zh_TW" w:bidi="zh_TW"/>
-        </w:rPr>
-        <w:t>、</w:t>
-      </w:r>
-      <w:hyperlink r:id="rId16">
-        <w:r>
-          <w:rPr>
-            <w:lang w:val="zh_TW" w:bidi="zh_TW"/>
-          </w:rPr>
-          <w:rPr>
-            <w:color w:val="0000EE"/>
-            <w:u w:val="single"/>
-          </w:rPr>
-          <w:t>26</w:t>
-        </w:r>
-      </w:hyperlink>
-      <w:hyperlink r:id="rId17">
-        <w:r>
-          <w:rPr>
-            <w:lang w:val="zh_TW" w:bidi="zh_TW"/>
-          </w:rPr>
-          <w:rPr>
-            <w:color w:val="0000EE"/>
-            <w:u w:val="single"/>
-          </w:rPr>
-          <w:t>–</w:t>
-        </w:r>
-      </w:hyperlink>
-      <w:hyperlink r:id="rId16">
-        <w:r>
-          <w:rPr>
-            <w:lang w:val="zh_TW" w:bidi="zh_TW"/>
-          </w:rPr>
-          <w:rPr>
-            <w:color w:val="0000EE"/>
-            <w:u w:val="single"/>
-          </w:rPr>
-          <w:t>27</w:t>
-        </w:r>
-      </w:hyperlink>
-      <w:r>
-        <w:rPr>
-          <w:lang w:val="zh_TW" w:bidi="zh_TW"/>
-        </w:rPr>
-        <w:t>，</w:t>
-      </w:r>
-      <w:hyperlink r:id="rId18">
-        <w:r>
-          <w:rPr>
-            <w:lang w:val="zh_TW" w:bidi="zh_TW"/>
-          </w:rPr>
-          <w:rPr>
-            <w:color w:val="0000EE"/>
-            <w:u w:val="single"/>
-          </w:rPr>
-          <w:t>11:10</w:t>
-        </w:r>
-      </w:hyperlink>
-      <w:r>
-        <w:rPr>
-          <w:lang w:val="zh_TW" w:bidi="zh_TW"/>
-        </w:rPr>
-        <w:t>；</w:t>
-      </w:r>
-      <w:hyperlink r:id="rId19">
-        <w:r>
-          <w:rPr>
-            <w:lang w:val="zh_TW" w:bidi="zh_TW"/>
-          </w:rPr>
-          <w:rPr>
-            <w:color w:val="0000EE"/>
-            <w:u w:val="single"/>
-          </w:rPr>
-          <w:t>代上1:4</w:t>
-        </w:r>
-      </w:hyperlink>
-      <w:r>
-        <w:rPr>
-          <w:lang w:val="zh_TW" w:bidi="zh_TW"/>
-        </w:rPr>
-        <w:t>、</w:t>
-      </w:r>
-      <w:hyperlink r:id="rId19">
-        <w:r>
-          <w:rPr>
-            <w:lang w:val="zh_TW" w:bidi="zh_TW"/>
-          </w:rPr>
-          <w:rPr>
-            <w:color w:val="0000EE"/>
-            <w:u w:val="single"/>
-          </w:rPr>
-          <w:t>17</w:t>
-        </w:r>
-      </w:hyperlink>
-      <w:hyperlink r:id="rId20">
-        <w:r>
-          <w:rPr>
-            <w:lang w:val="zh_TW" w:bidi="zh_TW"/>
-          </w:rPr>
-          <w:rPr>
-            <w:color w:val="0000EE"/>
-            <w:u w:val="single"/>
-          </w:rPr>
-          <w:t>–</w:t>
-        </w:r>
-      </w:hyperlink>
-      <w:hyperlink r:id="rId19">
-        <w:r>
-          <w:rPr>
-            <w:lang w:val="zh_TW" w:bidi="zh_TW"/>
-          </w:rPr>
-          <w:rPr>
-            <w:color w:val="0000EE"/>
-            <w:u w:val="single"/>
-          </w:rPr>
-          <w:t>27</w:t>
-        </w:r>
-      </w:hyperlink>
-      <w:r>
-        <w:rPr>
-          <w:lang w:val="zh_TW" w:bidi="zh_TW"/>
-        </w:rPr>
-        <w:t>；</w:t>
-      </w:r>
-      <w:hyperlink r:id="rId21">
-        <w:r>
-          <w:rPr>
-            <w:lang w:val="zh_TW" w:bidi="zh_TW"/>
-          </w:rPr>
-          <w:rPr>
-            <w:color w:val="0000EE"/>
-            <w:u w:val="single"/>
-          </w:rPr>
-          <w:t>路3:36</w:t>
-        </w:r>
-      </w:hyperlink>
-      <w:r>
-        <w:rPr>
-          <w:lang w:val="zh_TW" w:bidi="zh_TW"/>
-        </w:rPr>
-        <w:t>）和閃族的祖先（</w:t>
-      </w:r>
-      <w:hyperlink r:id="rId22">
-        <w:r>
-          <w:rPr>
-            <w:lang w:val="zh_TW" w:bidi="zh_TW"/>
-          </w:rPr>
-          <w:rPr>
-            <w:color w:val="0000EE"/>
-            <w:u w:val="single"/>
-          </w:rPr>
-          <w:t>創10:1</w:t>
-        </w:r>
-      </w:hyperlink>
-      <w:r>
-        <w:rPr>
-          <w:lang w:val="zh_TW" w:bidi="zh_TW"/>
-        </w:rPr>
-        <w:t>、</w:t>
-      </w:r>
-      <w:hyperlink r:id="rId22">
-        <w:r>
-          <w:rPr>
-            <w:lang w:val="zh_TW" w:bidi="zh_TW"/>
-          </w:rPr>
-          <w:rPr>
-            <w:color w:val="0000EE"/>
-            <w:u w:val="single"/>
-          </w:rPr>
-          <w:t>21</w:t>
-        </w:r>
-      </w:hyperlink>
-      <w:hyperlink r:id="rId23">
-        <w:r>
-          <w:rPr>
-            <w:lang w:val="zh_TW" w:bidi="zh_TW"/>
-          </w:rPr>
-          <w:rPr>
-            <w:color w:val="0000EE"/>
-            <w:u w:val="single"/>
-          </w:rPr>
-          <w:t>–</w:t>
-        </w:r>
-      </w:hyperlink>
-      <w:hyperlink r:id="rId22">
-        <w:r>
-          <w:rPr>
-            <w:lang w:val="zh_TW" w:bidi="zh_TW"/>
-          </w:rPr>
-          <w:rPr>
-            <w:color w:val="0000EE"/>
-            <w:u w:val="single"/>
-          </w:rPr>
-          <w:t>31</w:t>
-        </w:r>
-      </w:hyperlink>
-      <w:r>
-        <w:rPr>
-          <w:lang w:val="zh_TW" w:bidi="zh_TW"/>
-        </w:rPr>
-        <w:t>）。閃活了600年（</w:t>
-      </w:r>
-      <w:hyperlink r:id="rId24">
-        <w:r>
-          <w:rPr>
-            <w:lang w:val="zh_TW" w:bidi="zh_TW"/>
-          </w:rPr>
-          <w:rPr>
-            <w:color w:val="0000EE"/>
-            <w:u w:val="single"/>
-          </w:rPr>
-          <w:t>創11:10–11</w:t>
-        </w:r>
-      </w:hyperlink>
-      <w:r>
-        <w:rPr>
-          <w:lang w:val="zh_TW" w:bidi="zh_TW"/>
-        </w:rPr>
-        <w:t>）。他的名字在希伯來文中意為「名字」，可能暗示挪亞相信閃的名字將具有特別的重要性。</w:t>
+        <w:t>神的獨特的榮光及其對人的影響。</w:t>
+      </w:r>
+    </w:p>
+    <w:p>
+      <w:pPr>
+        <w:pStyle w:val="Heading3"/>
+      </w:pPr>
+      <w:r>
+        <w:rPr>
+          <w:lang w:val="zh_TW" w:bidi="zh_TW"/>
+        </w:rPr>
+        <w:t>神的榮耀</w:t>
       </w:r>
     </w:p>
     <w:p>
@@ -551,25 +256,18 @@
         <w:rPr>
           <w:lang w:val="zh_TW" w:bidi="zh_TW"/>
         </w:rPr>
-        <w:t>在大洪水之後，閃和他的兄弟雅弗發現他們的父親挪亞喝醉了。他們的另一個兄弟含羞辱了他。閃與雅弗以尊敬的方式對待挪亞（</w:t>
-      </w:r>
-      <w:hyperlink r:id="rId25">
-        <w:r>
-          <w:rPr>
-            <w:lang w:val="zh_TW" w:bidi="zh_TW"/>
-          </w:rPr>
-          <w:rPr>
-            <w:color w:val="0000EE"/>
-            <w:u w:val="single"/>
-          </w:rPr>
-          <w:t>創9:20–29</w:t>
-        </w:r>
-      </w:hyperlink>
-      <w:r>
-        <w:rPr>
-          <w:lang w:val="zh_TW" w:bidi="zh_TW"/>
-        </w:rPr>
-        <w:t>）。由於他們的行為，挪亞後來詛咒了含的兒子迦南，並祝福了閃和雅弗。</w:t>
+        <w:t>神的榮耀可以從兩個方面來描述：（1）作為一種普遍的屬性（attribute)；（2）作為指特定歷史中祂臨在的顯現。</w:t>
+      </w:r>
+    </w:p>
+    <w:p>
+      <w:pPr>
+        <w:pStyle w:val="Heading4"/>
+      </w:pPr>
+      <w:r>
+        <w:rPr>
+          <w:lang w:val="zh_TW" w:bidi="zh_TW"/>
+        </w:rPr>
+        <w:t>作為屬性</w:t>
       </w:r>
     </w:p>
     <w:p>
@@ -579,59 +277,143 @@
           <w:lang w:val="zh_TW" w:bidi="zh_TW"/>
         </w:rPr>
       </w:r>
-      <w:hyperlink r:id="rId26">
-        <w:r>
-          <w:rPr>
-            <w:lang w:val="zh_TW" w:bidi="zh_TW"/>
-          </w:rPr>
-          <w:rPr>
-            <w:color w:val="0000EE"/>
-            <w:u w:val="single"/>
-          </w:rPr>
-          <w:t>創世記十一章10至27節</w:t>
-        </w:r>
-      </w:hyperlink>
-      <w:r>
-        <w:rPr>
-          <w:lang w:val="zh_TW" w:bidi="zh_TW"/>
-        </w:rPr>
-        <w:t>顯示出那位應許的後裔（子孫）的家譜。這位後裔在</w:t>
-      </w:r>
-      <w:hyperlink r:id="rId27">
-        <w:r>
-          <w:rPr>
-            <w:lang w:val="zh_TW" w:bidi="zh_TW"/>
-          </w:rPr>
-          <w:rPr>
-            <w:color w:val="0000EE"/>
-            <w:u w:val="single"/>
-          </w:rPr>
-          <w:t>創世記三章15節</w:t>
-        </w:r>
-      </w:hyperlink>
-      <w:r>
-        <w:rPr>
-          <w:lang w:val="zh_TW" w:bidi="zh_TW"/>
-        </w:rPr>
-        <w:t>和</w:t>
-      </w:r>
-      <w:hyperlink r:id="rId28">
-        <w:r>
-          <w:rPr>
-            <w:lang w:val="zh_TW" w:bidi="zh_TW"/>
-          </w:rPr>
-          <w:rPr>
-            <w:color w:val="0000EE"/>
-            <w:u w:val="single"/>
-          </w:rPr>
-          <w:t>五章1至32節</w:t>
-        </w:r>
-      </w:hyperlink>
-      <w:r>
-        <w:rPr>
-          <w:lang w:val="zh_TW" w:bidi="zh_TW"/>
-        </w:rPr>
-        <w:t>中被預言將粉碎撒但。他的家系經由閃到亞伯拉罕，再經由猶大和大衛到基督（參</w:t>
+      <w:r>
+        <w:rPr>
+          <w:lang w:val="zh_TW" w:bidi="zh_TW"/>
+        </w:rPr>
+        <w:t>神的榮耀主要指祂的威嚴之美和和榮光，也指祂品格的彰顯（</w:t>
+      </w:r>
+      <w:hyperlink r:id="rId13">
+        <w:r>
+          <w:rPr>
+            <w:lang w:val="zh_TW" w:bidi="zh_TW"/>
+          </w:rPr>
+          <w:rPr>
+            <w:color w:val="0000EE"/>
+            <w:u w:val="single"/>
+          </w:rPr>
+          <w:t>羅3:23</w:t>
+        </w:r>
+      </w:hyperlink>
+      <w:r>
+        <w:rPr>
+          <w:lang w:val="zh_TW" w:bidi="zh_TW"/>
+        </w:rPr>
+        <w:t>）。聖經記載讚美祂榮耀的名（</w:t>
+      </w:r>
+      <w:hyperlink r:id="rId14">
+        <w:r>
+          <w:rPr>
+            <w:lang w:val="zh_TW" w:bidi="zh_TW"/>
+          </w:rPr>
+          <w:rPr>
+            <w:color w:val="0000EE"/>
+            <w:u w:val="single"/>
+          </w:rPr>
+          <w:t>尼9:5</w:t>
+        </w:r>
+      </w:hyperlink>
+      <w:r>
+        <w:rPr>
+          <w:lang w:val="zh_TW" w:bidi="zh_TW"/>
+        </w:rPr>
+        <w:t>），稱祂為榮耀的父（</w:t>
+      </w:r>
+      <w:hyperlink r:id="rId15">
+        <w:r>
+          <w:rPr>
+            <w:lang w:val="zh_TW" w:bidi="zh_TW"/>
+          </w:rPr>
+          <w:rPr>
+            <w:color w:val="0000EE"/>
+            <w:u w:val="single"/>
+          </w:rPr>
+          <w:t>弗1:17</w:t>
+        </w:r>
+      </w:hyperlink>
+      <w:r>
+        <w:rPr>
+          <w:lang w:val="zh_TW" w:bidi="zh_TW"/>
+        </w:rPr>
+        <w:t>）和榮耀的王（</w:t>
+      </w:r>
+      <w:hyperlink r:id="rId16">
+        <w:r>
+          <w:rPr>
+            <w:lang w:val="zh_TW" w:bidi="zh_TW"/>
+          </w:rPr>
+          <w:rPr>
+            <w:color w:val="0000EE"/>
+            <w:u w:val="single"/>
+          </w:rPr>
+          <w:t>詩24篇</w:t>
+        </w:r>
+      </w:hyperlink>
+      <w:r>
+        <w:rPr>
+          <w:lang w:val="zh_TW" w:bidi="zh_TW"/>
+        </w:rPr>
+        <w:t>）；祂被高舉在諸天之上，祂的榮耀遍滿全地（</w:t>
+      </w:r>
+      <w:hyperlink r:id="rId17">
+        <w:r>
+          <w:rPr>
+            <w:lang w:val="zh_TW" w:bidi="zh_TW"/>
+          </w:rPr>
+          <w:rPr>
+            <w:color w:val="0000EE"/>
+            <w:u w:val="single"/>
+          </w:rPr>
+          <w:t>詩57:5、11，</w:t>
+        </w:r>
+      </w:hyperlink>
+      <w:hyperlink r:id="rId18">
+        <w:r>
+          <w:rPr>
+            <w:lang w:val="zh_TW" w:bidi="zh_TW"/>
+          </w:rPr>
+          <w:rPr>
+            <w:color w:val="0000EE"/>
+            <w:u w:val="single"/>
+          </w:rPr>
+          <w:t>108:5，</w:t>
+        </w:r>
+      </w:hyperlink>
+      <w:hyperlink r:id="rId19">
+        <w:r>
+          <w:rPr>
+            <w:lang w:val="zh_TW" w:bidi="zh_TW"/>
+          </w:rPr>
+          <w:rPr>
+            <w:color w:val="0000EE"/>
+            <w:u w:val="single"/>
+          </w:rPr>
+          <w:t>113:4</w:t>
+        </w:r>
+      </w:hyperlink>
+      <w:r>
+        <w:rPr>
+          <w:lang w:val="zh_TW" w:bidi="zh_TW"/>
+        </w:rPr>
+        <w:t>）。祂是榮耀的神，曾向舊約的族長顯現（</w:t>
+      </w:r>
+      <w:hyperlink r:id="rId20">
+        <w:r>
+          <w:rPr>
+            <w:lang w:val="zh_TW" w:bidi="zh_TW"/>
+          </w:rPr>
+          <w:rPr>
+            <w:color w:val="0000EE"/>
+            <w:u w:val="single"/>
+          </w:rPr>
+          <w:t>徒7:2</w:t>
+        </w:r>
+      </w:hyperlink>
+      <w:r>
+        <w:rPr>
+          <w:lang w:val="zh_TW" w:bidi="zh_TW"/>
+        </w:rPr>
+        <w:t>）。祂嫉妒地維護祂的榮耀，不容讓歸予他人（</w:t>
       </w:r>
       <w:hyperlink r:id="rId21">
         <w:r>
@@ -642,43 +424,43 @@
             <w:color w:val="0000EE"/>
             <w:u w:val="single"/>
           </w:rPr>
-          <w:t>路3:36</w:t>
-        </w:r>
-      </w:hyperlink>
-      <w:r>
-        <w:rPr>
-          <w:lang w:val="zh_TW" w:bidi="zh_TW"/>
-        </w:rPr>
-        <w:t>）。挪亞給閃的祝福顯示他的後裔將承載</w:t>
-      </w:r>
-      <w:hyperlink r:id="rId27">
-        <w:r>
-          <w:rPr>
-            <w:lang w:val="zh_TW" w:bidi="zh_TW"/>
-          </w:rPr>
-          <w:rPr>
-            <w:color w:val="0000EE"/>
-            <w:u w:val="single"/>
-          </w:rPr>
-          <w:t>創世記三章15節</w:t>
-        </w:r>
-      </w:hyperlink>
-      <w:r>
-        <w:rPr>
-          <w:lang w:val="zh_TW" w:bidi="zh_TW"/>
-        </w:rPr>
-        <w:t>中後裔的應許。這是聖經中首次出現，神被稱為某個特定人物或群體的神。挪亞曾說迦南的子孫將服侍閃的子孫。當以色列人，閃的後裔，控制了迦南的土地時，這預言實現了（參</w:t>
-      </w:r>
-      <w:hyperlink r:id="rId29">
-        <w:r>
-          <w:rPr>
-            <w:lang w:val="zh_TW" w:bidi="zh_TW"/>
-          </w:rPr>
-          <w:rPr>
-            <w:color w:val="0000EE"/>
-            <w:u w:val="single"/>
-          </w:rPr>
-          <w:t>王上9:20–21</w:t>
+          <w:t>賽42:8</w:t>
+        </w:r>
+      </w:hyperlink>
+      <w:r>
+        <w:rPr>
+          <w:lang w:val="zh_TW" w:bidi="zh_TW"/>
+        </w:rPr>
+        <w:t>）；祂的作為旨在榮耀祂自己（</w:t>
+      </w:r>
+      <w:hyperlink r:id="rId22">
+        <w:r>
+          <w:rPr>
+            <w:lang w:val="zh_TW" w:bidi="zh_TW"/>
+          </w:rPr>
+          <w:rPr>
+            <w:color w:val="0000EE"/>
+            <w:u w:val="single"/>
+          </w:rPr>
+          <w:t>詩79:9</w:t>
+        </w:r>
+      </w:hyperlink>
+      <w:r>
+        <w:rPr>
+          <w:lang w:val="zh_TW" w:bidi="zh_TW"/>
+        </w:rPr>
+        <w:t>；</w:t>
+      </w:r>
+      <w:hyperlink r:id="rId23">
+        <w:r>
+          <w:rPr>
+            <w:lang w:val="zh_TW" w:bidi="zh_TW"/>
+          </w:rPr>
+          <w:rPr>
+            <w:color w:val="0000EE"/>
+            <w:u w:val="single"/>
+          </w:rPr>
+          <w:t>賽48:11</w:t>
         </w:r>
       </w:hyperlink>
       <w:r>
@@ -699,8 +481,98 @@
         <w:rPr>
           <w:lang w:val="zh_TW" w:bidi="zh_TW"/>
         </w:rPr>
-        <w:t>挪亞也說，雅弗會擴張並住在閃的人民中（</w:t>
-      </w:r>
+        <w:t>神的榮耀由受造之物所宣揚（</w:t>
+      </w:r>
+      <w:hyperlink r:id="rId24">
+        <w:r>
+          <w:rPr>
+            <w:lang w:val="zh_TW" w:bidi="zh_TW"/>
+          </w:rPr>
+          <w:rPr>
+            <w:color w:val="0000EE"/>
+            <w:u w:val="single"/>
+          </w:rPr>
+          <w:t>詩19:1，</w:t>
+        </w:r>
+      </w:hyperlink>
+      <w:hyperlink r:id="rId25">
+        <w:r>
+          <w:rPr>
+            <w:lang w:val="zh_TW" w:bidi="zh_TW"/>
+          </w:rPr>
+          <w:rPr>
+            <w:color w:val="0000EE"/>
+            <w:u w:val="single"/>
+          </w:rPr>
+          <w:t>97:6</w:t>
+        </w:r>
+      </w:hyperlink>
+      <w:r>
+        <w:rPr>
+          <w:lang w:val="zh_TW" w:bidi="zh_TW"/>
+        </w:rPr>
+        <w:t>；</w:t>
+      </w:r>
+      <w:hyperlink r:id="rId26">
+        <w:r>
+          <w:rPr>
+            <w:lang w:val="zh_TW" w:bidi="zh_TW"/>
+          </w:rPr>
+          <w:rPr>
+            <w:color w:val="0000EE"/>
+            <w:u w:val="single"/>
+          </w:rPr>
+          <w:t>羅1:20</w:t>
+        </w:r>
+      </w:hyperlink>
+      <w:r>
+        <w:rPr>
+          <w:lang w:val="zh_TW" w:bidi="zh_TW"/>
+        </w:rPr>
+        <w:t>），也藉著祂拯救和解救的偉大行動彰顯（</w:t>
+      </w:r>
+      <w:hyperlink r:id="rId27">
+        <w:r>
+          <w:rPr>
+            <w:lang w:val="zh_TW" w:bidi="zh_TW"/>
+          </w:rPr>
+          <w:rPr>
+            <w:color w:val="0000EE"/>
+            <w:u w:val="single"/>
+          </w:rPr>
+          <w:t>代上16:24</w:t>
+        </w:r>
+      </w:hyperlink>
+      <w:r>
+        <w:rPr>
+          <w:lang w:val="zh_TW" w:bidi="zh_TW"/>
+        </w:rPr>
+        <w:t>；</w:t>
+      </w:r>
+      <w:hyperlink r:id="rId28">
+        <w:r>
+          <w:rPr>
+            <w:lang w:val="zh_TW" w:bidi="zh_TW"/>
+          </w:rPr>
+          <w:rPr>
+            <w:color w:val="0000EE"/>
+            <w:u w:val="single"/>
+          </w:rPr>
+          <w:t>詩72:18–19，</w:t>
+        </w:r>
+      </w:hyperlink>
+      <w:hyperlink r:id="rId29">
+        <w:r>
+          <w:rPr>
+            <w:lang w:val="zh_TW" w:bidi="zh_TW"/>
+          </w:rPr>
+          <w:rPr>
+            <w:color w:val="0000EE"/>
+            <w:u w:val="single"/>
+          </w:rPr>
+          <w:t>96:3，</w:t>
+        </w:r>
+      </w:hyperlink>
       <w:hyperlink r:id="rId30">
         <w:r>
           <w:rPr>
@@ -710,14 +582,169 @@
             <w:color w:val="0000EE"/>
             <w:u w:val="single"/>
           </w:rPr>
-          <w:t>創9:27</w:t>
-        </w:r>
-      </w:hyperlink>
-      <w:r>
-        <w:rPr>
-          <w:lang w:val="zh_TW" w:bidi="zh_TW"/>
-        </w:rPr>
-        <w:t>）。這可能意味著雅弗的後代會增加。隨著時間的推移，他們會受益於閃的祝福。一些學者認為，這項預言在新約中應驗了：外邦人被邀請分享福音的祝福，也因此參與了教會的建立。</w:t>
+          <w:t>145:10–12</w:t>
+        </w:r>
+      </w:hyperlink>
+      <w:r>
+        <w:rPr>
+          <w:lang w:val="zh_TW" w:bidi="zh_TW"/>
+        </w:rPr>
+        <w:t>；</w:t>
+      </w:r>
+      <w:hyperlink r:id="rId31">
+        <w:r>
+          <w:rPr>
+            <w:lang w:val="zh_TW" w:bidi="zh_TW"/>
+          </w:rPr>
+          <w:rPr>
+            <w:color w:val="0000EE"/>
+            <w:u w:val="single"/>
+          </w:rPr>
+          <w:t>約11:4、40</w:t>
+        </w:r>
+      </w:hyperlink>
+      <w:r>
+        <w:rPr>
+          <w:lang w:val="zh_TW" w:bidi="zh_TW"/>
+        </w:rPr>
+        <w:t>）。祂的榮耀是人讚美祂的主題（</w:t>
+      </w:r>
+      <w:hyperlink r:id="rId32">
+        <w:r>
+          <w:rPr>
+            <w:lang w:val="zh_TW" w:bidi="zh_TW"/>
+          </w:rPr>
+          <w:rPr>
+            <w:color w:val="0000EE"/>
+            <w:u w:val="single"/>
+          </w:rPr>
+          <w:t>代上16:24–29</w:t>
+        </w:r>
+      </w:hyperlink>
+      <w:r>
+        <w:rPr>
+          <w:lang w:val="zh_TW" w:bidi="zh_TW"/>
+        </w:rPr>
+        <w:t>；</w:t>
+      </w:r>
+      <w:hyperlink r:id="rId33">
+        <w:r>
+          <w:rPr>
+            <w:lang w:val="zh_TW" w:bidi="zh_TW"/>
+          </w:rPr>
+          <w:rPr>
+            <w:color w:val="0000EE"/>
+            <w:u w:val="single"/>
+          </w:rPr>
+          <w:t>詩29:1–2、9，</w:t>
+        </w:r>
+      </w:hyperlink>
+      <w:hyperlink r:id="rId34">
+        <w:r>
+          <w:rPr>
+            <w:lang w:val="zh_TW" w:bidi="zh_TW"/>
+          </w:rPr>
+          <w:rPr>
+            <w:color w:val="0000EE"/>
+            <w:u w:val="single"/>
+          </w:rPr>
+          <w:t>66:1–2，</w:t>
+        </w:r>
+      </w:hyperlink>
+      <w:hyperlink r:id="rId35">
+        <w:r>
+          <w:rPr>
+            <w:lang w:val="zh_TW" w:bidi="zh_TW"/>
+          </w:rPr>
+          <w:rPr>
+            <w:color w:val="0000EE"/>
+            <w:u w:val="single"/>
+          </w:rPr>
+          <w:t>96:7–8，</w:t>
+        </w:r>
+      </w:hyperlink>
+      <w:hyperlink r:id="rId36">
+        <w:r>
+          <w:rPr>
+            <w:lang w:val="zh_TW" w:bidi="zh_TW"/>
+          </w:rPr>
+          <w:rPr>
+            <w:color w:val="0000EE"/>
+            <w:u w:val="single"/>
+          </w:rPr>
+          <w:t>115:1</w:t>
+        </w:r>
+      </w:hyperlink>
+      <w:r>
+        <w:rPr>
+          <w:lang w:val="zh_TW" w:bidi="zh_TW"/>
+        </w:rPr>
+        <w:t>；</w:t>
+      </w:r>
+      <w:hyperlink r:id="rId37">
+        <w:r>
+          <w:rPr>
+            <w:lang w:val="zh_TW" w:bidi="zh_TW"/>
+          </w:rPr>
+          <w:rPr>
+            <w:color w:val="0000EE"/>
+            <w:u w:val="single"/>
+          </w:rPr>
+          <w:t>賽42:12</w:t>
+        </w:r>
+      </w:hyperlink>
+      <w:r>
+        <w:rPr>
+          <w:lang w:val="zh_TW" w:bidi="zh_TW"/>
+        </w:rPr>
+        <w:t>；</w:t>
+      </w:r>
+      <w:hyperlink r:id="rId38">
+        <w:r>
+          <w:rPr>
+            <w:lang w:val="zh_TW" w:bidi="zh_TW"/>
+          </w:rPr>
+          <w:rPr>
+            <w:color w:val="0000EE"/>
+            <w:u w:val="single"/>
+          </w:rPr>
+          <w:t>羅4:20</w:t>
+        </w:r>
+      </w:hyperlink>
+      <w:r>
+        <w:rPr>
+          <w:lang w:val="zh_TW" w:bidi="zh_TW"/>
+        </w:rPr>
+        <w:t>；</w:t>
+      </w:r>
+      <w:hyperlink r:id="rId39">
+        <w:r>
+          <w:rPr>
+            <w:lang w:val="zh_TW" w:bidi="zh_TW"/>
+          </w:rPr>
+          <w:rPr>
+            <w:color w:val="0000EE"/>
+            <w:u w:val="single"/>
+          </w:rPr>
+          <w:t>腓2:9–11</w:t>
+        </w:r>
+      </w:hyperlink>
+      <w:r>
+        <w:rPr>
+          <w:lang w:val="zh_TW" w:bidi="zh_TW"/>
+        </w:rPr>
+        <w:t>）。</w:t>
+      </w:r>
+    </w:p>
+    <w:p>
+      <w:pPr>
+        <w:pStyle w:val="Heading4"/>
+      </w:pPr>
+      <w:r>
+        <w:rPr>
+          <w:lang w:val="zh_TW" w:bidi="zh_TW"/>
+        </w:rPr>
+        <w:t>作為祂的臨在</w:t>
       </w:r>
     </w:p>
     <w:p>
@@ -731,119 +758,7 @@
         <w:rPr>
           <w:lang w:val="zh_TW" w:bidi="zh_TW"/>
         </w:rPr>
-        <w:t>在</w:t>
-      </w:r>
-      <w:hyperlink r:id="rId31">
-        <w:r>
-          <w:rPr>
-            <w:lang w:val="zh_TW" w:bidi="zh_TW"/>
-          </w:rPr>
-          <w:rPr>
-            <w:color w:val="0000EE"/>
-            <w:u w:val="single"/>
-          </w:rPr>
-          <w:t>創世記十章</w:t>
-        </w:r>
-      </w:hyperlink>
-      <w:r>
-        <w:rPr>
-          <w:lang w:val="zh_TW" w:bidi="zh_TW"/>
-        </w:rPr>
-        <w:t>記載的「列國表」中，列出了閃的五個後代：</w:t>
-      </w:r>
-    </w:p>
-    <w:p>
-      <w:pPr>
-        <w:pStyle w:val="ListNumber"/>
-        <w:numPr>
-          <w:ilvl w:val="0"/>
-          <w:numId w:val="14"/>
-        </w:numPr>
-        <w:spacing w:line="240" w:lineRule="auto"/>
-        <w:ind w:left="720"/>
-      </w:pPr>
-      <w:r>
-        <w:rPr>
-          <w:lang w:val="zh_TW" w:bidi="zh_TW"/>
-        </w:rPr>
-      </w:r>
-      <w:r>
-        <w:rPr>
-          <w:lang w:val="zh_TW" w:bidi="zh_TW"/>
-        </w:rPr>
-        <w:t>以攔</w:t>
-      </w:r>
-    </w:p>
-    <w:p>
-      <w:pPr>
-        <w:pStyle w:val="ListNumber"/>
-        <w:spacing w:line="240" w:lineRule="auto"/>
-        <w:ind w:left="720"/>
-      </w:pPr>
-      <w:r>
-        <w:rPr>
-          <w:lang w:val="zh_TW" w:bidi="zh_TW"/>
-        </w:rPr>
-      </w:r>
-      <w:r>
-        <w:rPr>
-          <w:lang w:val="zh_TW" w:bidi="zh_TW"/>
-        </w:rPr>
-        <w:t>亞述</w:t>
-      </w:r>
-    </w:p>
-    <w:p>
-      <w:pPr>
-        <w:pStyle w:val="ListNumber"/>
-        <w:spacing w:line="240" w:lineRule="auto"/>
-        <w:ind w:left="720"/>
-      </w:pPr>
-      <w:r>
-        <w:rPr>
-          <w:lang w:val="zh_TW" w:bidi="zh_TW"/>
-        </w:rPr>
-      </w:r>
-      <w:r>
-        <w:rPr>
-          <w:lang w:val="zh_TW" w:bidi="zh_TW"/>
-        </w:rPr>
-        <w:t>亞法撒</w:t>
-      </w:r>
-    </w:p>
-    <w:p>
-      <w:pPr>
-        <w:pStyle w:val="ListNumber"/>
-        <w:spacing w:line="240" w:lineRule="auto"/>
-        <w:ind w:left="720"/>
-      </w:pPr>
-      <w:r>
-        <w:rPr>
-          <w:lang w:val="zh_TW" w:bidi="zh_TW"/>
-        </w:rPr>
-      </w:r>
-      <w:r>
-        <w:rPr>
-          <w:lang w:val="zh_TW" w:bidi="zh_TW"/>
-        </w:rPr>
-        <w:t>路德</w:t>
-      </w:r>
-    </w:p>
-    <w:p>
-      <w:pPr>
-        <w:pStyle w:val="ListNumber"/>
-        <w:spacing w:line="240" w:lineRule="auto"/>
-        <w:ind w:left="720"/>
-      </w:pPr>
-      <w:r>
-        <w:rPr>
-          <w:lang w:val="zh_TW" w:bidi="zh_TW"/>
-        </w:rPr>
-      </w:r>
-      <w:r>
-        <w:rPr>
-          <w:lang w:val="zh_TW" w:bidi="zh_TW"/>
-        </w:rPr>
-        <w:t>亞蘭</w:t>
+        <w:t>提到主的榮耀時，通常是指祂臨在的特定歷史顯現；這些場合通常與光和火的意象密切相關。最典型的例子是猶太拉比文獻中所稱的「舍吉拿榮耀（Shekinah Glory）」，意為「居住的榮耀」，主要指舊約中神在雲柱和火柱中的臨在。</w:t>
       </w:r>
     </w:p>
     <w:p>
@@ -857,25 +772,139 @@
         <w:rPr>
           <w:lang w:val="zh_TW" w:bidi="zh_TW"/>
         </w:rPr>
-        <w:t>在這些後裔中，特別強調的是來自亞法撒德家系的希伯，其家系在</w:t>
-      </w:r>
-      <w:hyperlink r:id="rId32">
-        <w:r>
-          <w:rPr>
-            <w:lang w:val="zh_TW" w:bidi="zh_TW"/>
-          </w:rPr>
-          <w:rPr>
-            <w:color w:val="0000EE"/>
-            <w:u w:val="single"/>
-          </w:rPr>
-          <w:t>創世記十一章16至27節</w:t>
-        </w:r>
-      </w:hyperlink>
-      <w:r>
-        <w:rPr>
-          <w:lang w:val="zh_TW" w:bidi="zh_TW"/>
-        </w:rPr>
-        <w:t>中被追溯至亞伯拉罕。</w:t>
+        <w:t>首次明確提到榮耀的雲彩的經文出現在</w:t>
+      </w:r>
+      <w:hyperlink r:id="rId40">
+        <w:r>
+          <w:rPr>
+            <w:lang w:val="zh_TW" w:bidi="zh_TW"/>
+          </w:rPr>
+          <w:rPr>
+            <w:color w:val="0000EE"/>
+            <w:u w:val="single"/>
+          </w:rPr>
+          <w:t>出埃及記十三章21至22節</w:t>
+        </w:r>
+      </w:hyperlink>
+      <w:r>
+        <w:rPr>
+          <w:lang w:val="zh_TW" w:bidi="zh_TW"/>
+        </w:rPr>
+        <w:t>。在出埃及事件中，神的榮耀顯現在雲柱和火柱中，引領百姓穿越海洋和曠野（</w:t>
+      </w:r>
+      <w:hyperlink r:id="rId41">
+        <w:r>
+          <w:rPr>
+            <w:lang w:val="zh_TW" w:bidi="zh_TW"/>
+          </w:rPr>
+          <w:rPr>
+            <w:color w:val="0000EE"/>
+            <w:u w:val="single"/>
+          </w:rPr>
+          <w:t>尼9:11–12、19</w:t>
+        </w:r>
+      </w:hyperlink>
+      <w:r>
+        <w:rPr>
+          <w:lang w:val="zh_TW" w:bidi="zh_TW"/>
+        </w:rPr>
+        <w:t>）。在西奈山，當以色列人安營在山下時，神的榮耀伴隨雲和火降臨，向摩西說話，並讓百姓看見（</w:t>
+      </w:r>
+      <w:hyperlink r:id="rId42">
+        <w:r>
+          <w:rPr>
+            <w:lang w:val="zh_TW" w:bidi="zh_TW"/>
+          </w:rPr>
+          <w:rPr>
+            <w:color w:val="0000EE"/>
+            <w:u w:val="single"/>
+          </w:rPr>
+          <w:t>出19:9、16–18，</w:t>
+        </w:r>
+      </w:hyperlink>
+      <w:hyperlink r:id="rId43">
+        <w:r>
+          <w:rPr>
+            <w:lang w:val="zh_TW" w:bidi="zh_TW"/>
+          </w:rPr>
+          <w:rPr>
+            <w:color w:val="0000EE"/>
+            <w:u w:val="single"/>
+          </w:rPr>
+          <w:t>24:15–18</w:t>
+        </w:r>
+      </w:hyperlink>
+      <w:r>
+        <w:rPr>
+          <w:lang w:val="zh_TW" w:bidi="zh_TW"/>
+        </w:rPr>
+        <w:t>；</w:t>
+      </w:r>
+      <w:hyperlink r:id="rId44">
+        <w:r>
+          <w:rPr>
+            <w:lang w:val="zh_TW" w:bidi="zh_TW"/>
+          </w:rPr>
+          <w:rPr>
+            <w:color w:val="0000EE"/>
+            <w:u w:val="single"/>
+          </w:rPr>
+          <w:t>申5:5、22–24</w:t>
+        </w:r>
+      </w:hyperlink>
+      <w:r>
+        <w:rPr>
+          <w:lang w:val="zh_TW" w:bidi="zh_TW"/>
+        </w:rPr>
+        <w:t>）。當摩西得以一睹未被雲火遮蔽的榮耀時，他的臉發光，百姓對此感到懼怕，他需要用帕子蒙上臉（</w:t>
+      </w:r>
+      <w:hyperlink r:id="rId45">
+        <w:r>
+          <w:rPr>
+            <w:lang w:val="zh_TW" w:bidi="zh_TW"/>
+          </w:rPr>
+          <w:rPr>
+            <w:color w:val="0000EE"/>
+            <w:u w:val="single"/>
+          </w:rPr>
+          <w:t>出33:18–23，</w:t>
+        </w:r>
+      </w:hyperlink>
+      <w:hyperlink r:id="rId46">
+        <w:r>
+          <w:rPr>
+            <w:lang w:val="zh_TW" w:bidi="zh_TW"/>
+          </w:rPr>
+          <w:rPr>
+            <w:color w:val="0000EE"/>
+            <w:u w:val="single"/>
+          </w:rPr>
+          <w:t>34:29–35</w:t>
+        </w:r>
+      </w:hyperlink>
+      <w:r>
+        <w:rPr>
+          <w:lang w:val="zh_TW" w:bidi="zh_TW"/>
+        </w:rPr>
+        <w:t>；</w:t>
+      </w:r>
+      <w:hyperlink r:id="rId47">
+        <w:r>
+          <w:rPr>
+            <w:lang w:val="zh_TW" w:bidi="zh_TW"/>
+          </w:rPr>
+          <w:rPr>
+            <w:color w:val="0000EE"/>
+            <w:u w:val="single"/>
+          </w:rPr>
+          <w:t>林後3:7–18</w:t>
+        </w:r>
+      </w:hyperlink>
+      <w:r>
+        <w:rPr>
+          <w:lang w:val="zh_TW" w:bidi="zh_TW"/>
+        </w:rPr>
+        <w:t>）。</w:t>
       </w:r>
     </w:p>
     <w:p>
@@ -887,16 +916,1324 @@
       </w:r>
       <w:r>
         <w:rPr>
+          <w:lang w:val="zh_TW" w:bidi="zh_TW"/>
+        </w:rPr>
+        <w:t>以色列圍繞著西奈山上的神的榮耀紮營的畫面，描繪神住在祂百姓中間的情景。當會幕完成後，百姓開始旅程時，神同在的榮耀雲彩始終停留在他們上方（</w:t>
+      </w:r>
+      <w:hyperlink r:id="rId48">
+        <w:r>
+          <w:rPr>
+            <w:lang w:val="zh_TW" w:bidi="zh_TW"/>
+          </w:rPr>
+          <w:rPr>
+            <w:color w:val="0000EE"/>
+            <w:u w:val="single"/>
+          </w:rPr>
+          <w:t>出40:34–38</w:t>
+        </w:r>
+      </w:hyperlink>
+      <w:r>
+        <w:rPr>
+          <w:lang w:val="zh_TW" w:bidi="zh_TW"/>
+        </w:rPr>
+        <w:t>；</w:t>
+      </w:r>
+      <w:hyperlink r:id="rId49">
+        <w:r>
+          <w:rPr>
+            <w:lang w:val="zh_TW" w:bidi="zh_TW"/>
+          </w:rPr>
+          <w:rPr>
+            <w:color w:val="0000EE"/>
+            <w:u w:val="single"/>
+          </w:rPr>
+          <w:t>民10:11–12</w:t>
+        </w:r>
+      </w:hyperlink>
+      <w:r>
+        <w:rPr>
+          <w:lang w:val="zh_TW" w:bidi="zh_TW"/>
+        </w:rPr>
+        <w:t>）。當他們安營時，各支派圍繞會幕紮營（</w:t>
+      </w:r>
+      <w:hyperlink r:id="rId50">
+        <w:r>
+          <w:rPr>
+            <w:lang w:val="zh_TW" w:bidi="zh_TW"/>
+          </w:rPr>
+          <w:rPr>
+            <w:color w:val="0000EE"/>
+            <w:u w:val="single"/>
+          </w:rPr>
+          <w:t>民1:50–2:2</w:t>
+        </w:r>
+      </w:hyperlink>
+      <w:r>
+        <w:rPr>
+          <w:lang w:val="zh_TW" w:bidi="zh_TW"/>
+        </w:rPr>
+        <w:t>），雲彩提醒他們，神與他們同在。後來，同樣的榮耀充滿了所羅門所建的新聖殿（</w:t>
+      </w:r>
+      <w:hyperlink r:id="rId51">
+        <w:r>
+          <w:rPr>
+            <w:lang w:val="zh_TW" w:bidi="zh_TW"/>
+          </w:rPr>
+          <w:rPr>
+            <w:color w:val="0000EE"/>
+            <w:u w:val="single"/>
+          </w:rPr>
+          <w:t>代下5:13–6:1，</w:t>
+        </w:r>
+      </w:hyperlink>
+      <w:hyperlink r:id="rId52">
+        <w:r>
+          <w:rPr>
+            <w:lang w:val="zh_TW" w:bidi="zh_TW"/>
+          </w:rPr>
+          <w:rPr>
+            <w:color w:val="0000EE"/>
+            <w:u w:val="single"/>
+          </w:rPr>
+          <w:t>7:1–3</w:t>
+        </w:r>
+      </w:hyperlink>
+      <w:r>
+        <w:rPr>
+          <w:lang w:val="zh_TW" w:bidi="zh_TW"/>
+        </w:rPr>
+        <w:t>）。詩篇作者讚頌耶路撒冷和聖殿為神榮耀的居所（</w:t>
+      </w:r>
+      <w:hyperlink r:id="rId53">
+        <w:r>
+          <w:rPr>
+            <w:lang w:val="zh_TW" w:bidi="zh_TW"/>
+          </w:rPr>
+          <w:rPr>
+            <w:color w:val="0000EE"/>
+            <w:u w:val="single"/>
+          </w:rPr>
+          <w:t>詩26:8，</w:t>
+        </w:r>
+      </w:hyperlink>
+      <w:hyperlink r:id="rId54">
+        <w:r>
+          <w:rPr>
+            <w:lang w:val="zh_TW" w:bidi="zh_TW"/>
+          </w:rPr>
+          <w:rPr>
+            <w:color w:val="0000EE"/>
+            <w:u w:val="single"/>
+          </w:rPr>
+          <w:t>63:2，</w:t>
+        </w:r>
+      </w:hyperlink>
+      <w:hyperlink r:id="rId55">
+        <w:r>
+          <w:rPr>
+            <w:lang w:val="zh_TW" w:bidi="zh_TW"/>
+          </w:rPr>
+          <w:rPr>
+            <w:color w:val="0000EE"/>
+            <w:u w:val="single"/>
+          </w:rPr>
+          <w:t>85:9</w:t>
+        </w:r>
+      </w:hyperlink>
+      <w:r>
+        <w:rPr>
+          <w:lang w:val="zh_TW" w:bidi="zh_TW"/>
+        </w:rPr>
+        <w:t>）；神住在祂百姓中間。</w:t>
+      </w:r>
+    </w:p>
+    <w:p>
+      <w:pPr/>
+      <w:r>
+        <w:rPr>
+          <w:lang w:val="zh_TW" w:bidi="zh_TW"/>
+        </w:rPr>
+      </w:r>
+      <w:r>
+        <w:rPr>
+          <w:lang w:val="zh_TW" w:bidi="zh_TW"/>
+        </w:rPr>
+        <w:t>然而，在以色列歷史的後期，他們否認神榮耀的同在（</w:t>
+      </w:r>
+      <w:hyperlink r:id="rId56">
+        <w:r>
+          <w:rPr>
+            <w:lang w:val="zh_TW" w:bidi="zh_TW"/>
+          </w:rPr>
+          <w:rPr>
+            <w:color w:val="0000EE"/>
+            <w:u w:val="single"/>
+          </w:rPr>
+          <w:t>賽3:8</w:t>
+        </w:r>
+      </w:hyperlink>
+      <w:r>
+        <w:rPr>
+          <w:lang w:val="zh_TW" w:bidi="zh_TW"/>
+        </w:rPr>
+        <w:t>），並以人手製造的偶像取代耶和華的榮耀（</w:t>
+      </w:r>
+      <w:hyperlink r:id="rId57">
+        <w:r>
+          <w:rPr>
+            <w:lang w:val="zh_TW" w:bidi="zh_TW"/>
+          </w:rPr>
+          <w:rPr>
+            <w:color w:val="0000EE"/>
+            <w:u w:val="single"/>
+          </w:rPr>
+          <w:t>詩106:20</w:t>
+        </w:r>
+      </w:hyperlink>
+      <w:r>
+        <w:rPr>
+          <w:lang w:val="zh_TW" w:bidi="zh_TW"/>
+        </w:rPr>
+        <w:t>；</w:t>
+      </w:r>
+      <w:hyperlink r:id="rId58">
+        <w:r>
+          <w:rPr>
+            <w:lang w:val="zh_TW" w:bidi="zh_TW"/>
+          </w:rPr>
+          <w:rPr>
+            <w:color w:val="0000EE"/>
+            <w:u w:val="single"/>
+          </w:rPr>
+          <w:t>耶2:10–11</w:t>
+        </w:r>
+      </w:hyperlink>
+      <w:r>
+        <w:rPr>
+          <w:lang w:val="zh_TW" w:bidi="zh_TW"/>
+        </w:rPr>
+        <w:t>；參</w:t>
+      </w:r>
+      <w:hyperlink r:id="rId59">
+        <w:r>
+          <w:rPr>
+            <w:lang w:val="zh_TW" w:bidi="zh_TW"/>
+          </w:rPr>
+          <w:rPr>
+            <w:color w:val="0000EE"/>
+            <w:u w:val="single"/>
+          </w:rPr>
+          <w:t>羅1:23</w:t>
+        </w:r>
+      </w:hyperlink>
+      <w:r>
+        <w:rPr>
+          <w:lang w:val="zh_TW" w:bidi="zh_TW"/>
+        </w:rPr>
+        <w:t>）。因他們的悖逆，審判臨到耶路撒冷，執行違背約而帶來的懲罰。神不再作悖逆祂的百姓的神（</w:t>
+      </w:r>
+      <w:hyperlink r:id="rId60">
+        <w:r>
+          <w:rPr>
+            <w:lang w:val="zh_TW" w:bidi="zh_TW"/>
+          </w:rPr>
+          <w:rPr>
+            <w:color w:val="0000EE"/>
+            <w:u w:val="single"/>
+          </w:rPr>
+          <w:t>何1:9</w:t>
+        </w:r>
+      </w:hyperlink>
+      <w:r>
+        <w:rPr>
+          <w:lang w:val="zh_TW" w:bidi="zh_TW"/>
+        </w:rPr>
+        <w:t>）。神榮耀的雲彩離開了聖殿（</w:t>
+      </w:r>
+      <w:hyperlink r:id="rId61">
+        <w:r>
+          <w:rPr>
+            <w:lang w:val="zh_TW" w:bidi="zh_TW"/>
+          </w:rPr>
+          <w:rPr>
+            <w:color w:val="0000EE"/>
+            <w:u w:val="single"/>
+          </w:rPr>
+          <w:t>結10:4、18–19，</w:t>
+        </w:r>
+      </w:hyperlink>
+      <w:hyperlink r:id="rId62">
+        <w:r>
+          <w:rPr>
+            <w:lang w:val="zh_TW" w:bidi="zh_TW"/>
+          </w:rPr>
+          <w:rPr>
+            <w:color w:val="0000EE"/>
+            <w:u w:val="single"/>
+          </w:rPr>
+          <w:t>11:22</w:t>
+        </w:r>
+      </w:hyperlink>
+      <w:r>
+        <w:rPr>
+          <w:lang w:val="zh_TW" w:bidi="zh_TW"/>
+        </w:rPr>
+        <w:t>），然後以色列人被擄（</w:t>
+      </w:r>
+      <w:hyperlink r:id="rId63">
+        <w:r>
+          <w:rPr>
+            <w:lang w:val="zh_TW" w:bidi="zh_TW"/>
+          </w:rPr>
+          <w:rPr>
+            <w:color w:val="0000EE"/>
+            <w:u w:val="single"/>
+          </w:rPr>
+          <w:t>12:1–15</w:t>
+        </w:r>
+      </w:hyperlink>
+      <w:r>
+        <w:rPr>
+          <w:lang w:val="zh_TW" w:bidi="zh_TW"/>
+        </w:rPr>
+        <w:t>）。</w:t>
+      </w:r>
+    </w:p>
+    <w:p>
+      <w:pPr/>
+      <w:r>
+        <w:rPr>
+          <w:lang w:val="zh_TW" w:bidi="zh_TW"/>
+        </w:rPr>
+      </w:r>
+      <w:r>
+        <w:rPr>
+          <w:lang w:val="zh_TW" w:bidi="zh_TW"/>
+        </w:rPr>
+        <w:t>然而，神決定在這審判中留下餘民，以重建城和聖殿。以西結在異象中看見耶和華的榮耀回到聖殿中（</w:t>
+      </w:r>
+      <w:hyperlink r:id="rId64">
+        <w:r>
+          <w:rPr>
+            <w:lang w:val="zh_TW" w:bidi="zh_TW"/>
+          </w:rPr>
+          <w:rPr>
+            <w:color w:val="0000EE"/>
+            <w:u w:val="single"/>
+          </w:rPr>
+          <w:t>結43:2–9</w:t>
+        </w:r>
+      </w:hyperlink>
+      <w:r>
+        <w:rPr>
+          <w:lang w:val="zh_TW" w:bidi="zh_TW"/>
+        </w:rPr>
+        <w:t>），這是一個榮耀回到純潔百姓並永遠與他們同住的時刻。當被擄結束、第二聖殿建造時，哈該和撒迦利亞以神榮耀將如同初建的聖殿般充滿新聖殿的應許，鼓勵百姓繼續建造，並使榮耀「住在你們中間」（</w:t>
+      </w:r>
+      <w:hyperlink r:id="rId65">
+        <w:r>
+          <w:rPr>
+            <w:lang w:val="zh_TW" w:bidi="zh_TW"/>
+          </w:rPr>
+          <w:rPr>
+            <w:color w:val="0000EE"/>
+            <w:u w:val="single"/>
+          </w:rPr>
+          <w:t>該2:3–9</w:t>
+        </w:r>
+      </w:hyperlink>
+      <w:r>
+        <w:rPr>
+          <w:lang w:val="zh_TW" w:bidi="zh_TW"/>
+        </w:rPr>
+        <w:t>；</w:t>
+      </w:r>
+      <w:hyperlink r:id="rId66">
+        <w:r>
+          <w:rPr>
+            <w:lang w:val="zh_TW" w:bidi="zh_TW"/>
+          </w:rPr>
+          <w:rPr>
+            <w:color w:val="0000EE"/>
+            <w:u w:val="single"/>
+          </w:rPr>
+          <w:t>亞2:5、10–11</w:t>
+        </w:r>
+      </w:hyperlink>
+      <w:r>
+        <w:rPr>
+          <w:lang w:val="zh_TW" w:bidi="zh_TW"/>
+        </w:rPr>
+        <w:t>）。</w:t>
+      </w:r>
+    </w:p>
+    <w:p>
+      <w:pPr>
+        <w:pStyle w:val="Heading3"/>
+      </w:pPr>
+      <w:r>
+        <w:rPr>
+          <w:lang w:val="zh_TW" w:bidi="zh_TW"/>
+        </w:rPr>
+        <w:t>耶穌基督顯出神的榮耀</w:t>
+      </w:r>
+    </w:p>
+    <w:p>
+      <w:pPr/>
+      <w:r>
+        <w:rPr>
+          <w:lang w:val="zh_TW" w:bidi="zh_TW"/>
+        </w:rPr>
+      </w:r>
+      <w:r>
+        <w:rPr>
+          <w:lang w:val="zh_TW" w:bidi="zh_TW"/>
+        </w:rPr>
+        <w:t>我們並未被告知舍吉拿榮耀是否回到第二聖殿，但聖經確告訴我們，神的榮耀藉著耶穌基督再次顯現在地上。</w:t>
+      </w:r>
+      <w:hyperlink r:id="rId67">
+        <w:r>
+          <w:rPr>
+            <w:lang w:val="zh_TW" w:bidi="zh_TW"/>
+          </w:rPr>
+          <w:rPr>
+            <w:color w:val="0000EE"/>
+            <w:u w:val="single"/>
+          </w:rPr>
+          <w:t>約翰福音一章14節</w:t>
+        </w:r>
+      </w:hyperlink>
+      <w:r>
+        <w:rPr>
+          <w:lang w:val="zh_TW" w:bidi="zh_TW"/>
+        </w:rPr>
+        <w:t>說：「道成了肉身，</w:t>
+      </w:r>
+      <w:r>
+        <w:rPr>
           <w:i/>
           <w:lang w:val="zh_TW" w:bidi="zh_TW"/>
         </w:rPr>
+        <w:t>住</w:t>
+      </w:r>
+      <w:r>
+        <w:rPr>
+          <w:lang w:val="zh_TW" w:bidi="zh_TW"/>
+        </w:rPr>
+        <w:t>在我們中間，充充滿滿地有恩典有真理。我們也見過他的</w:t>
+      </w:r>
+      <w:r>
+        <w:rPr>
+          <w:i/>
+          <w:lang w:val="zh_TW" w:bidi="zh_TW"/>
+        </w:rPr>
+        <w:t>榮光</w:t>
+      </w:r>
+      <w:r>
+        <w:rPr>
+          <w:lang w:val="zh_TW" w:bidi="zh_TW"/>
+        </w:rPr>
+        <w:t>，正是父獨生子的</w:t>
+      </w:r>
+      <w:r>
+        <w:rPr>
+          <w:i/>
+          <w:lang w:val="zh_TW" w:bidi="zh_TW"/>
+        </w:rPr>
+        <w:t>榮光</w:t>
+      </w:r>
+      <w:r>
+        <w:rPr>
+          <w:lang w:val="zh_TW" w:bidi="zh_TW"/>
+        </w:rPr>
+        <w:t>」。耶穌成為神永住榮耀的新會幕。神在耶穌裡住在人間。由於基督是（且仍是）神的真實形像，看到祂臉上的光就等於認識神的榮耀（</w:t>
+      </w:r>
+      <w:hyperlink r:id="rId68">
+        <w:r>
+          <w:rPr>
+            <w:lang w:val="zh_TW" w:bidi="zh_TW"/>
+          </w:rPr>
+          <w:rPr>
+            <w:color w:val="0000EE"/>
+            <w:u w:val="single"/>
+          </w:rPr>
+          <w:t>林後4:4–6</w:t>
+        </w:r>
+      </w:hyperlink>
+      <w:r>
+        <w:rPr>
+          <w:lang w:val="zh_TW" w:bidi="zh_TW"/>
+        </w:rPr>
+        <w:t>）。看到耶穌就是看到「外邦人的光， 又是你民以色列的榮耀」（</w:t>
+      </w:r>
+      <w:hyperlink r:id="rId69">
+        <w:r>
+          <w:rPr>
+            <w:lang w:val="zh_TW" w:bidi="zh_TW"/>
+          </w:rPr>
+          <w:rPr>
+            <w:color w:val="0000EE"/>
+            <w:u w:val="single"/>
+          </w:rPr>
+          <w:t>路2:30–32</w:t>
+        </w:r>
+      </w:hyperlink>
+      <w:r>
+        <w:rPr>
+          <w:lang w:val="zh_TW" w:bidi="zh_TW"/>
+        </w:rPr>
+        <w:t>）。那些見證耶穌登山變像的門徒（</w:t>
+      </w:r>
+      <w:hyperlink r:id="rId70">
+        <w:r>
+          <w:rPr>
+            <w:lang w:val="zh_TW" w:bidi="zh_TW"/>
+          </w:rPr>
+          <w:rPr>
+            <w:color w:val="0000EE"/>
+            <w:u w:val="single"/>
+          </w:rPr>
+          <w:t>太17:1–8</w:t>
+        </w:r>
+      </w:hyperlink>
+      <w:r>
+        <w:rPr>
+          <w:lang w:val="zh_TW" w:bidi="zh_TW"/>
+        </w:rPr>
+        <w:t>）以奇妙的方式看到祂的榮耀（</w:t>
+      </w:r>
+      <w:hyperlink r:id="rId71">
+        <w:r>
+          <w:rPr>
+            <w:lang w:val="zh_TW" w:bidi="zh_TW"/>
+          </w:rPr>
+          <w:rPr>
+            <w:color w:val="0000EE"/>
+            <w:u w:val="single"/>
+          </w:rPr>
+          <w:t>彼後1:16–17</w:t>
+        </w:r>
+      </w:hyperlink>
+      <w:r>
+        <w:rPr>
+          <w:lang w:val="zh_TW" w:bidi="zh_TW"/>
+        </w:rPr>
+        <w:t>），因為那是從祂人的身體中迸發出的榮耀。這榮耀的顯現預示了基督在復活與升天中所經歷的榮耀（見</w:t>
+      </w:r>
+      <w:hyperlink r:id="rId72">
+        <w:r>
+          <w:rPr>
+            <w:lang w:val="zh_TW" w:bidi="zh_TW"/>
+          </w:rPr>
+          <w:rPr>
+            <w:color w:val="0000EE"/>
+            <w:u w:val="single"/>
+          </w:rPr>
+          <w:t>約17:5</w:t>
+        </w:r>
+      </w:hyperlink>
+      <w:r>
+        <w:rPr>
+          <w:lang w:val="zh_TW" w:bidi="zh_TW"/>
+        </w:rPr>
+        <w:t>；</w:t>
+      </w:r>
+      <w:hyperlink r:id="rId73">
+        <w:r>
+          <w:rPr>
+            <w:lang w:val="zh_TW" w:bidi="zh_TW"/>
+          </w:rPr>
+          <w:rPr>
+            <w:color w:val="0000EE"/>
+            <w:u w:val="single"/>
+          </w:rPr>
+          <w:t>腓2:5–11</w:t>
+        </w:r>
+      </w:hyperlink>
+      <w:r>
+        <w:rPr>
+          <w:lang w:val="zh_TW" w:bidi="zh_TW"/>
+        </w:rPr>
+        <w:t>）。</w:t>
+      </w:r>
+    </w:p>
+    <w:p>
+      <w:pPr/>
+      <w:r>
+        <w:rPr>
+          <w:lang w:val="zh_TW" w:bidi="zh_TW"/>
+        </w:rPr>
+      </w:r>
+      <w:r>
+        <w:rPr>
+          <w:lang w:val="zh_TW" w:bidi="zh_TW"/>
+        </w:rPr>
+        <w:t>因為耶穌謙卑自己，順服至死，神就將祂升為至高（</w:t>
+      </w:r>
+      <w:hyperlink r:id="rId74">
+        <w:r>
+          <w:rPr>
+            <w:lang w:val="zh_TW" w:bidi="zh_TW"/>
+          </w:rPr>
+          <w:rPr>
+            <w:color w:val="0000EE"/>
+            <w:u w:val="single"/>
+          </w:rPr>
+          <w:t>腓2:8–9</w:t>
+        </w:r>
+      </w:hyperlink>
+      <w:r>
+        <w:rPr>
+          <w:lang w:val="zh_TW" w:bidi="zh_TW"/>
+        </w:rPr>
+        <w:t>）。祂在十字架上受死之後，進入了祂的榮耀（</w:t>
+      </w:r>
+      <w:hyperlink r:id="rId75">
+        <w:r>
+          <w:rPr>
+            <w:lang w:val="zh_TW" w:bidi="zh_TW"/>
+          </w:rPr>
+          <w:rPr>
+            <w:color w:val="0000EE"/>
+            <w:u w:val="single"/>
+          </w:rPr>
+          <w:t>路24:26</w:t>
+        </w:r>
+      </w:hyperlink>
+      <w:r>
+        <w:rPr>
+          <w:lang w:val="zh_TW" w:bidi="zh_TW"/>
+        </w:rPr>
+        <w:t>），擁有一個全新的榮耀身體（</w:t>
+      </w:r>
+      <w:hyperlink r:id="rId76">
+        <w:r>
+          <w:rPr>
+            <w:lang w:val="zh_TW" w:bidi="zh_TW"/>
+          </w:rPr>
+          <w:rPr>
+            <w:color w:val="0000EE"/>
+            <w:u w:val="single"/>
+          </w:rPr>
+          <w:t>林前15:39–43</w:t>
+        </w:r>
+      </w:hyperlink>
+      <w:r>
+        <w:rPr>
+          <w:lang w:val="zh_TW" w:bidi="zh_TW"/>
+        </w:rPr>
+        <w:t>；</w:t>
+      </w:r>
+      <w:hyperlink r:id="rId77">
+        <w:r>
+          <w:rPr>
+            <w:lang w:val="zh_TW" w:bidi="zh_TW"/>
+          </w:rPr>
+          <w:rPr>
+            <w:color w:val="0000EE"/>
+            <w:u w:val="single"/>
+          </w:rPr>
+          <w:t>腓3:21</w:t>
+        </w:r>
+      </w:hyperlink>
+      <w:r>
+        <w:rPr>
+          <w:lang w:val="zh_TW" w:bidi="zh_TW"/>
+        </w:rPr>
+        <w:t>）。榮耀的基督向祂的僕人顯現。司提反看見了祂的榮耀（</w:t>
+      </w:r>
+      <w:hyperlink r:id="rId78">
+        <w:r>
+          <w:rPr>
+            <w:lang w:val="zh_TW" w:bidi="zh_TW"/>
+          </w:rPr>
+          <w:rPr>
+            <w:color w:val="0000EE"/>
+            <w:u w:val="single"/>
+          </w:rPr>
+          <w:t>徒7:55</w:t>
+        </w:r>
+      </w:hyperlink>
+      <w:r>
+        <w:rPr>
+          <w:lang w:val="zh_TW" w:bidi="zh_TW"/>
+        </w:rPr>
+        <w:t>），掃羅因祂的光輝而失明（</w:t>
+      </w:r>
+      <w:hyperlink r:id="rId79">
+        <w:r>
+          <w:rPr>
+            <w:lang w:val="zh_TW" w:bidi="zh_TW"/>
+          </w:rPr>
+          <w:rPr>
+            <w:color w:val="0000EE"/>
+            <w:u w:val="single"/>
+          </w:rPr>
+          <w:t>9:3</w:t>
+        </w:r>
+      </w:hyperlink>
+      <w:r>
+        <w:rPr>
+          <w:lang w:val="zh_TW" w:bidi="zh_TW"/>
+        </w:rPr>
+        <w:t>）。同一位基督被預言將以榮耀再來。祂將坐在寶座上施行審判（</w:t>
+      </w:r>
+      <w:hyperlink r:id="rId80">
+        <w:r>
+          <w:rPr>
+            <w:lang w:val="zh_TW" w:bidi="zh_TW"/>
+          </w:rPr>
+          <w:rPr>
+            <w:color w:val="0000EE"/>
+            <w:u w:val="single"/>
+          </w:rPr>
+          <w:t>太25:31</w:t>
+        </w:r>
+      </w:hyperlink>
+      <w:r>
+        <w:rPr>
+          <w:lang w:val="zh_TW" w:bidi="zh_TW"/>
+        </w:rPr>
+        <w:t>）；惡人將受到懲罰（</w:t>
+      </w:r>
+      <w:hyperlink r:id="rId81">
+        <w:r>
+          <w:rPr>
+            <w:lang w:val="zh_TW" w:bidi="zh_TW"/>
+          </w:rPr>
+          <w:rPr>
+            <w:color w:val="0000EE"/>
+            <w:u w:val="single"/>
+          </w:rPr>
+          <w:t>16:27，</w:t>
+        </w:r>
+      </w:hyperlink>
+      <w:hyperlink r:id="rId82">
+        <w:r>
+          <w:rPr>
+            <w:lang w:val="zh_TW" w:bidi="zh_TW"/>
+          </w:rPr>
+          <w:rPr>
+            <w:color w:val="0000EE"/>
+            <w:u w:val="single"/>
+          </w:rPr>
+          <w:t>24:30</w:t>
+        </w:r>
+      </w:hyperlink>
+      <w:r>
+        <w:rPr>
+          <w:lang w:val="zh_TW" w:bidi="zh_TW"/>
+        </w:rPr>
+        <w:t>；</w:t>
+      </w:r>
+      <w:hyperlink r:id="rId83">
+        <w:r>
+          <w:rPr>
+            <w:lang w:val="zh_TW" w:bidi="zh_TW"/>
+          </w:rPr>
+          <w:rPr>
+            <w:color w:val="0000EE"/>
+            <w:u w:val="single"/>
+          </w:rPr>
+          <w:t>可13:26</w:t>
+        </w:r>
+      </w:hyperlink>
+      <w:r>
+        <w:rPr>
+          <w:lang w:val="zh_TW" w:bidi="zh_TW"/>
+        </w:rPr>
+        <w:t>；</w:t>
+      </w:r>
+      <w:hyperlink r:id="rId84">
+        <w:r>
+          <w:rPr>
+            <w:lang w:val="zh_TW" w:bidi="zh_TW"/>
+          </w:rPr>
+          <w:rPr>
+            <w:color w:val="0000EE"/>
+            <w:u w:val="single"/>
+          </w:rPr>
+          <w:t>路21:27</w:t>
+        </w:r>
+      </w:hyperlink>
+      <w:r>
+        <w:rPr>
+          <w:lang w:val="zh_TW" w:bidi="zh_TW"/>
+        </w:rPr>
+        <w:t>；</w:t>
+      </w:r>
+      <w:hyperlink r:id="rId85">
+        <w:r>
+          <w:rPr>
+            <w:lang w:val="zh_TW" w:bidi="zh_TW"/>
+          </w:rPr>
+          <w:rPr>
+            <w:color w:val="0000EE"/>
+            <w:u w:val="single"/>
+          </w:rPr>
+          <w:t>帖後2:9–10</w:t>
+        </w:r>
+      </w:hyperlink>
+      <w:r>
+        <w:rPr>
+          <w:lang w:val="zh_TW" w:bidi="zh_TW"/>
+        </w:rPr>
+        <w:t>）。那些在人前承認祂的人，不必懼怕祂榮耀的顯現（</w:t>
+      </w:r>
+      <w:hyperlink r:id="rId86">
+        <w:r>
+          <w:rPr>
+            <w:lang w:val="zh_TW" w:bidi="zh_TW"/>
+          </w:rPr>
+          <w:rPr>
+            <w:color w:val="0000EE"/>
+            <w:u w:val="single"/>
+          </w:rPr>
+          <w:t>可8:38</w:t>
+        </w:r>
+      </w:hyperlink>
+      <w:r>
+        <w:rPr>
+          <w:lang w:val="zh_TW" w:bidi="zh_TW"/>
+        </w:rPr>
+        <w:t>）。</w:t>
+      </w:r>
+    </w:p>
+    <w:p>
+      <w:pPr/>
+      <w:r>
+        <w:rPr>
+          <w:lang w:val="zh_TW" w:bidi="zh_TW"/>
+        </w:rPr>
+      </w:r>
+      <w:r>
+        <w:rPr>
+          <w:lang w:val="zh_TW" w:bidi="zh_TW"/>
+        </w:rPr>
+        <w:t>到了成全的時候，全地將被祂的榮耀充滿（</w:t>
+      </w:r>
+      <w:hyperlink r:id="rId87">
+        <w:r>
+          <w:rPr>
+            <w:lang w:val="zh_TW" w:bidi="zh_TW"/>
+          </w:rPr>
+          <w:rPr>
+            <w:color w:val="0000EE"/>
+            <w:u w:val="single"/>
+          </w:rPr>
+          <w:t>詩72:19</w:t>
+        </w:r>
+      </w:hyperlink>
+      <w:r>
+        <w:rPr>
+          <w:lang w:val="zh_TW" w:bidi="zh_TW"/>
+        </w:rPr>
+        <w:t>；</w:t>
+      </w:r>
+      <w:hyperlink r:id="rId88">
+        <w:r>
+          <w:rPr>
+            <w:lang w:val="zh_TW" w:bidi="zh_TW"/>
+          </w:rPr>
+          <w:rPr>
+            <w:color w:val="0000EE"/>
+            <w:u w:val="single"/>
+          </w:rPr>
+          <w:t>賽6:3</w:t>
+        </w:r>
+      </w:hyperlink>
+      <w:r>
+        <w:rPr>
+          <w:lang w:val="zh_TW" w:bidi="zh_TW"/>
+        </w:rPr>
+        <w:t>；</w:t>
+      </w:r>
+      <w:hyperlink r:id="rId89">
+        <w:r>
+          <w:rPr>
+            <w:lang w:val="zh_TW" w:bidi="zh_TW"/>
+          </w:rPr>
+          <w:rPr>
+            <w:color w:val="0000EE"/>
+            <w:u w:val="single"/>
+          </w:rPr>
+          <w:t>哈2:14</w:t>
+        </w:r>
+      </w:hyperlink>
+      <w:r>
+        <w:rPr>
+          <w:lang w:val="zh_TW" w:bidi="zh_TW"/>
+        </w:rPr>
+        <w:t>）。屆時，不再有榮耀的雲彩停留在聖殿上標誌聖所，因為將有新天新地（</w:t>
+      </w:r>
+      <w:hyperlink r:id="rId90">
+        <w:r>
+          <w:rPr>
+            <w:lang w:val="zh_TW" w:bidi="zh_TW"/>
+          </w:rPr>
+          <w:rPr>
+            <w:color w:val="0000EE"/>
+            <w:u w:val="single"/>
+          </w:rPr>
+          <w:t>啟21:1</w:t>
+        </w:r>
+      </w:hyperlink>
+      <w:r>
+        <w:rPr>
+          <w:lang w:val="zh_TW" w:bidi="zh_TW"/>
+        </w:rPr>
+        <w:t>）。聖城將發出神榮耀的光輝（</w:t>
+      </w:r>
+      <w:hyperlink r:id="rId91">
+        <w:r>
+          <w:rPr>
+            <w:lang w:val="zh_TW" w:bidi="zh_TW"/>
+          </w:rPr>
+          <w:rPr>
+            <w:color w:val="0000EE"/>
+            <w:u w:val="single"/>
+          </w:rPr>
+          <w:t>10–11</w:t>
+        </w:r>
+      </w:hyperlink>
+      <w:r>
+        <w:rPr>
+          <w:lang w:val="zh_TW" w:bidi="zh_TW"/>
+        </w:rPr>
+        <w:t>節）。</w:t>
+      </w:r>
+    </w:p>
+    <w:p>
+      <w:pPr>
+        <w:pStyle w:val="Heading3"/>
+      </w:pPr>
+      <w:r>
+        <w:rPr>
+          <w:lang w:val="zh_TW" w:bidi="zh_TW"/>
+        </w:rPr>
+        <w:t>榮耀與神的百姓</w:t>
+      </w:r>
+    </w:p>
+    <w:p>
+      <w:pPr/>
+      <w:r>
+        <w:rPr>
+          <w:lang w:val="zh_TW" w:bidi="zh_TW"/>
+        </w:rPr>
+      </w:r>
+      <w:r>
+        <w:rPr>
+          <w:lang w:val="zh_TW" w:bidi="zh_TW"/>
+        </w:rPr>
+        <w:t>神的百姓已經經歷了神同在的榮耀。舊約中的榮耀的雲彩就是</w:t>
+      </w:r>
+      <w:r>
+        <w:rPr>
+          <w:i/>
+          <w:lang w:val="zh_TW" w:bidi="zh_TW"/>
+        </w:rPr>
+        <w:t>他們</w:t>
+      </w:r>
+      <w:r>
+        <w:rPr>
+          <w:lang w:val="zh_TW" w:bidi="zh_TW"/>
+        </w:rPr>
+        <w:t>的榮耀（</w:t>
+      </w:r>
+      <w:hyperlink r:id="rId57">
+        <w:r>
+          <w:rPr>
+            <w:lang w:val="zh_TW" w:bidi="zh_TW"/>
+          </w:rPr>
+          <w:rPr>
+            <w:color w:val="0000EE"/>
+            <w:u w:val="single"/>
+          </w:rPr>
+          <w:t>詩106:20</w:t>
+        </w:r>
+      </w:hyperlink>
+      <w:r>
+        <w:rPr>
+          <w:lang w:val="zh_TW" w:bidi="zh_TW"/>
+        </w:rPr>
+        <w:t>；</w:t>
+      </w:r>
+      <w:hyperlink r:id="rId92">
+        <w:r>
+          <w:rPr>
+            <w:lang w:val="zh_TW" w:bidi="zh_TW"/>
+          </w:rPr>
+          <w:rPr>
+            <w:color w:val="0000EE"/>
+            <w:u w:val="single"/>
+          </w:rPr>
+          <w:t>耶2:11</w:t>
+        </w:r>
+      </w:hyperlink>
+      <w:r>
+        <w:rPr>
+          <w:lang w:val="zh_TW" w:bidi="zh_TW"/>
+        </w:rPr>
+        <w:t>）。基督作為神榮耀的化身來到祂的百姓中間，當基督升天後，祂將聖靈賜給信徒（</w:t>
+      </w:r>
+      <w:hyperlink r:id="rId93">
+        <w:r>
+          <w:rPr>
+            <w:lang w:val="zh_TW" w:bidi="zh_TW"/>
+          </w:rPr>
+          <w:rPr>
+            <w:color w:val="0000EE"/>
+            <w:u w:val="single"/>
+          </w:rPr>
+          <w:t>約16:7–14</w:t>
+        </w:r>
+      </w:hyperlink>
+      <w:r>
+        <w:rPr>
+          <w:lang w:val="zh_TW" w:bidi="zh_TW"/>
+        </w:rPr>
+        <w:t>），使神可以住在祂的百姓中間。為基督名受苦的人，榮耀的靈住在他們身上（</w:t>
+      </w:r>
+      <w:hyperlink r:id="rId94">
+        <w:r>
+          <w:rPr>
+            <w:lang w:val="zh_TW" w:bidi="zh_TW"/>
+          </w:rPr>
+          <w:rPr>
+            <w:color w:val="0000EE"/>
+            <w:u w:val="single"/>
+          </w:rPr>
+          <w:t>彼前4:14</w:t>
+        </w:r>
+      </w:hyperlink>
+      <w:r>
+        <w:rPr>
+          <w:lang w:val="zh_TW" w:bidi="zh_TW"/>
+        </w:rPr>
+        <w:t>）；這靈是聖徒榮耀基業的保證（</w:t>
+      </w:r>
+      <w:hyperlink r:id="rId95">
+        <w:r>
+          <w:rPr>
+            <w:lang w:val="zh_TW" w:bidi="zh_TW"/>
+          </w:rPr>
+          <w:rPr>
+            <w:color w:val="0000EE"/>
+            <w:u w:val="single"/>
+          </w:rPr>
+          <w:t>羅8:16–17</w:t>
+        </w:r>
+      </w:hyperlink>
+      <w:r>
+        <w:rPr>
+          <w:lang w:val="zh_TW" w:bidi="zh_TW"/>
+        </w:rPr>
+        <w:t>）。</w:t>
+      </w:r>
+    </w:p>
+    <w:p>
+      <w:pPr/>
+      <w:r>
+        <w:rPr>
+          <w:lang w:val="zh_TW" w:bidi="zh_TW"/>
+        </w:rPr>
+      </w:r>
+      <w:r>
+        <w:rPr>
+          <w:lang w:val="zh_TW" w:bidi="zh_TW"/>
+        </w:rPr>
+        <w:t>神賜給祂百姓「榮耀的盼望」（</w:t>
+      </w:r>
+      <w:hyperlink r:id="rId96">
+        <w:r>
+          <w:rPr>
+            <w:lang w:val="zh_TW" w:bidi="zh_TW"/>
+          </w:rPr>
+          <w:rPr>
+            <w:color w:val="0000EE"/>
+            <w:u w:val="single"/>
+          </w:rPr>
+          <w:t>羅5:2</w:t>
+        </w:r>
+      </w:hyperlink>
+      <w:r>
+        <w:rPr>
+          <w:lang w:val="zh_TW" w:bidi="zh_TW"/>
+        </w:rPr>
+        <w:t>；</w:t>
+      </w:r>
+      <w:hyperlink r:id="rId77">
+        <w:r>
+          <w:rPr>
+            <w:lang w:val="zh_TW" w:bidi="zh_TW"/>
+          </w:rPr>
+          <w:rPr>
+            <w:color w:val="0000EE"/>
+            <w:u w:val="single"/>
+          </w:rPr>
+          <w:t>腓3:21</w:t>
+        </w:r>
+      </w:hyperlink>
+      <w:r>
+        <w:rPr>
+          <w:lang w:val="zh_TW" w:bidi="zh_TW"/>
+        </w:rPr>
+        <w:t>；</w:t>
+      </w:r>
+      <w:hyperlink r:id="rId97">
+        <w:r>
+          <w:rPr>
+            <w:lang w:val="zh_TW" w:bidi="zh_TW"/>
+          </w:rPr>
+          <w:rPr>
+            <w:color w:val="0000EE"/>
+            <w:u w:val="single"/>
+          </w:rPr>
+          <w:t>西1:27</w:t>
+        </w:r>
+      </w:hyperlink>
+      <w:r>
+        <w:rPr>
+          <w:lang w:val="zh_TW" w:bidi="zh_TW"/>
+        </w:rPr>
+        <w:t>；</w:t>
+      </w:r>
+      <w:hyperlink r:id="rId98">
+        <w:r>
+          <w:rPr>
+            <w:lang w:val="zh_TW" w:bidi="zh_TW"/>
+          </w:rPr>
+          <w:rPr>
+            <w:color w:val="0000EE"/>
+            <w:u w:val="single"/>
+          </w:rPr>
+          <w:t>猶24–25</w:t>
+        </w:r>
+      </w:hyperlink>
+      <w:r>
+        <w:rPr>
+          <w:lang w:val="zh_TW" w:bidi="zh_TW"/>
+        </w:rPr>
+        <w:t>）。那些祂所揀選的人，祂也必使他們得榮耀（</w:t>
+      </w:r>
+      <w:hyperlink r:id="rId99">
+        <w:r>
+          <w:rPr>
+            <w:lang w:val="zh_TW" w:bidi="zh_TW"/>
+          </w:rPr>
+          <w:rPr>
+            <w:color w:val="0000EE"/>
+            <w:u w:val="single"/>
+          </w:rPr>
+          <w:t>羅8:30，</w:t>
+        </w:r>
+      </w:hyperlink>
+      <w:hyperlink r:id="rId100">
+        <w:r>
+          <w:rPr>
+            <w:lang w:val="zh_TW" w:bidi="zh_TW"/>
+          </w:rPr>
+          <w:rPr>
+            <w:color w:val="0000EE"/>
+            <w:u w:val="single"/>
+          </w:rPr>
+          <w:t>9:23</w:t>
+        </w:r>
+      </w:hyperlink>
+      <w:r>
+        <w:rPr>
+          <w:lang w:val="zh_TW" w:bidi="zh_TW"/>
+        </w:rPr>
+        <w:t>）；他們將在基督裡分享祂的榮耀（</w:t>
+      </w:r>
+      <w:hyperlink r:id="rId101">
+        <w:r>
+          <w:rPr>
+            <w:lang w:val="zh_TW" w:bidi="zh_TW"/>
+          </w:rPr>
+          <w:rPr>
+            <w:color w:val="0000EE"/>
+            <w:u w:val="single"/>
+          </w:rPr>
+          <w:t>西3:4</w:t>
+        </w:r>
+      </w:hyperlink>
+      <w:r>
+        <w:rPr>
+          <w:lang w:val="zh_TW" w:bidi="zh_TW"/>
+        </w:rPr>
+        <w:t>；</w:t>
+      </w:r>
+      <w:hyperlink r:id="rId102">
+        <w:r>
+          <w:rPr>
+            <w:lang w:val="zh_TW" w:bidi="zh_TW"/>
+          </w:rPr>
+          <w:rPr>
+            <w:color w:val="0000EE"/>
+            <w:u w:val="single"/>
+          </w:rPr>
+          <w:t>帖後2:14</w:t>
+        </w:r>
+      </w:hyperlink>
+      <w:r>
+        <w:rPr>
+          <w:lang w:val="zh_TW" w:bidi="zh_TW"/>
+        </w:rPr>
+        <w:t>；</w:t>
+      </w:r>
+      <w:hyperlink r:id="rId103">
+        <w:r>
+          <w:rPr>
+            <w:lang w:val="zh_TW" w:bidi="zh_TW"/>
+          </w:rPr>
+          <w:rPr>
+            <w:color w:val="0000EE"/>
+            <w:u w:val="single"/>
+          </w:rPr>
+          <w:t>提後2:10</w:t>
+        </w:r>
+      </w:hyperlink>
+      <w:r>
+        <w:rPr>
+          <w:lang w:val="zh_TW" w:bidi="zh_TW"/>
+        </w:rPr>
+        <w:t>）。今世的苦楚與將來要顯於我們的榮耀無法相比（</w:t>
+      </w:r>
+      <w:hyperlink r:id="rId104">
+        <w:r>
+          <w:rPr>
+            <w:lang w:val="zh_TW" w:bidi="zh_TW"/>
+          </w:rPr>
+          <w:rPr>
+            <w:color w:val="0000EE"/>
+            <w:u w:val="single"/>
+          </w:rPr>
+          <w:t>羅8:18</w:t>
+        </w:r>
+      </w:hyperlink>
+      <w:r>
+        <w:rPr>
+          <w:lang w:val="zh_TW" w:bidi="zh_TW"/>
+        </w:rPr>
+        <w:t>；</w:t>
+      </w:r>
+      <w:hyperlink r:id="rId105">
+        <w:r>
+          <w:rPr>
+            <w:lang w:val="zh_TW" w:bidi="zh_TW"/>
+          </w:rPr>
+          <w:rPr>
+            <w:color w:val="0000EE"/>
+            <w:u w:val="single"/>
+          </w:rPr>
+          <w:t>林後4:17</w:t>
+        </w:r>
+      </w:hyperlink>
+      <w:r>
+        <w:rPr>
+          <w:lang w:val="zh_TW" w:bidi="zh_TW"/>
+        </w:rPr>
+        <w:t>）。整個受造界渴望看見神兒女自由的榮耀（</w:t>
+      </w:r>
+      <w:hyperlink r:id="rId106">
+        <w:r>
+          <w:rPr>
+            <w:lang w:val="zh_TW" w:bidi="zh_TW"/>
+          </w:rPr>
+          <w:rPr>
+            <w:color w:val="0000EE"/>
+            <w:u w:val="single"/>
+          </w:rPr>
+          <w:t>羅8:21</w:t>
+        </w:r>
+      </w:hyperlink>
+      <w:r>
+        <w:rPr>
+          <w:lang w:val="zh_TW" w:bidi="zh_TW"/>
+        </w:rPr>
+        <w:t>）。這樣的榮耀盼望如此確定，以致彼得甚至可以在今世就說自己同享基督的榮耀（</w:t>
+      </w:r>
+      <w:hyperlink r:id="rId107">
+        <w:r>
+          <w:rPr>
+            <w:lang w:val="zh_TW" w:bidi="zh_TW"/>
+          </w:rPr>
+          <w:rPr>
+            <w:color w:val="0000EE"/>
+            <w:u w:val="single"/>
+          </w:rPr>
+          <w:t>彼前5:1</w:t>
+        </w:r>
+      </w:hyperlink>
+      <w:r>
+        <w:rPr>
+          <w:lang w:val="zh_TW" w:bidi="zh_TW"/>
+        </w:rPr>
+        <w:t>），同時也仰望那永恆的榮耀（見</w:t>
+      </w:r>
+      <w:hyperlink r:id="rId108">
+        <w:r>
+          <w:rPr>
+            <w:lang w:val="zh_TW" w:bidi="zh_TW"/>
+          </w:rPr>
+          <w:rPr>
+            <w:color w:val="0000EE"/>
+            <w:u w:val="single"/>
+          </w:rPr>
+          <w:t>10</w:t>
+        </w:r>
+      </w:hyperlink>
+      <w:r>
+        <w:rPr>
+          <w:lang w:val="zh_TW" w:bidi="zh_TW"/>
+        </w:rPr>
+        <w:t>節）。作為基督榮耀的分享者，教會被召去榮耀神。因著他們內心的盼望，他們潔淨自己（</w:t>
+      </w:r>
+      <w:hyperlink r:id="rId109">
+        <w:r>
+          <w:rPr>
+            <w:lang w:val="zh_TW" w:bidi="zh_TW"/>
+          </w:rPr>
+          <w:rPr>
+            <w:color w:val="0000EE"/>
+            <w:u w:val="single"/>
+          </w:rPr>
+          <w:t>約一3:3</w:t>
+        </w:r>
+      </w:hyperlink>
+      <w:r>
+        <w:rPr>
+          <w:lang w:val="zh_TW" w:bidi="zh_TW"/>
+        </w:rPr>
+        <w:t>）。</w:t>
+      </w:r>
+    </w:p>
+    <w:p>
+      <w:pPr/>
+      <w:r>
+        <w:rPr>
+          <w:lang w:val="zh_TW" w:bidi="zh_TW"/>
+        </w:rPr>
+      </w:r>
+      <w:r>
+        <w:rPr>
+          <w:i/>
+          <w:lang w:val="zh_TW" w:bidi="zh_TW"/>
+        </w:rPr>
         <w:t>另見</w:t>
       </w:r>
       <w:r>
         <w:rPr>
           <w:lang w:val="zh_TW" w:bidi="zh_TW"/>
         </w:rPr>
-        <w:t>亞伯拉罕</w:t>
+        <w:t xml:space="preserve"> </w:t>
+      </w:r>
+      <w:r>
+        <w:rPr>
+          <w:lang w:val="zh_TW" w:bidi="zh_TW"/>
+        </w:rPr>
+        <w:t>誇耀</w:t>
       </w:r>
       <w:r>
         <w:rPr>
@@ -908,7 +2245,7 @@
         <w:rPr>
           <w:lang w:val="zh_TW" w:bidi="zh_TW"/>
         </w:rPr>
-        <w:t>耶穌基督的家譜</w:t>
+        <w:t>神的存在與屬性</w:t>
       </w:r>
       <w:r>
         <w:rPr>
@@ -920,19 +2257,43 @@
         <w:rPr>
           <w:lang w:val="zh_TW" w:bidi="zh_TW"/>
         </w:rPr>
-        <w:t>列國</w:t>
-      </w:r>
-      <w:r>
-        <w:rPr>
-          <w:lang w:val="zh_TW" w:bidi="zh_TW"/>
-        </w:rPr>
-        <w:t>、</w:t>
-      </w:r>
-      <w:r>
-        <w:rPr>
-          <w:lang w:val="zh_TW" w:bidi="zh_TW"/>
-        </w:rPr>
-        <w:t>挪亞</w:t>
+        <w:t>火柱與雲柱</w:t>
+      </w:r>
+      <w:r>
+        <w:rPr>
+          <w:lang w:val="zh_TW" w:bidi="zh_TW"/>
+        </w:rPr>
+        <w:t>；</w:t>
+      </w:r>
+      <w:r>
+        <w:rPr>
+          <w:lang w:val="zh_TW" w:bidi="zh_TW"/>
+        </w:rPr>
+        <w:t>舍吉拿</w:t>
+      </w:r>
+      <w:r>
+        <w:rPr>
+          <w:lang w:val="zh_TW" w:bidi="zh_TW"/>
+        </w:rPr>
+        <w:t>；</w:t>
+      </w:r>
+      <w:r>
+        <w:rPr>
+          <w:lang w:val="zh_TW" w:bidi="zh_TW"/>
+        </w:rPr>
+        <w:t>神顯現</w:t>
+      </w:r>
+      <w:r>
+        <w:rPr>
+          <w:lang w:val="zh_TW" w:bidi="zh_TW"/>
+        </w:rPr>
+        <w:t>；</w:t>
+      </w:r>
+      <w:r>
+        <w:rPr>
+          <w:lang w:val="zh_TW" w:bidi="zh_TW"/>
+        </w:rPr>
+        <w:t>財富</w:t>
       </w:r>
       <w:r>
         <w:rPr>
@@ -2840,12 +4201,6 @@
   </w:num>
   <w:num w:numId="13" w16cid:durableId="592781308">
     <w:abstractNumId w:val="11"/>
-  </w:num>
-  <w:num w:numId="14">
-    <w:abstractNumId w:val="3"/>
-    <w:lvlOverride w:ilvl="0">
-      <w:startOverride w:val="1"/>
-    </w:lvlOverride>
   </w:num>
   <w:numIdMacAtCleanup w:val="10"/>
 </w:numbering>

--- a/zht/docx/115.content.docx
+++ b/zht/docx/115.content.docx
@@ -149,7 +149,7 @@
         <w:rPr>
           <w:lang w:val="zh_TW" w:bidi="zh_TW"/>
         </w:rPr>
-        <w:t>rong</w:t>
+        <w:t>ran</w:t>
       </w:r>
       <w:r>
         <w:rPr>
@@ -212,7 +212,7 @@
         <w:rPr>
           <w:lang w:val="zh_TW" w:bidi="zh_TW"/>
         </w:rPr>
-        <w:t>榮耀</w:t>
+        <w:t>燃燒的荊棘</w:t>
       </w:r>
       <w:r>
         <w:rPr>
@@ -231,57 +231,7 @@
         <w:rPr>
           <w:lang w:val="zh_TW" w:bidi="zh_TW"/>
         </w:rPr>
-        <w:t>神的獨特的榮光及其對人的影響。</w:t>
-      </w:r>
-    </w:p>
-    <w:p>
-      <w:pPr>
-        <w:pStyle w:val="Heading3"/>
-      </w:pPr>
-      <w:r>
-        <w:rPr>
-          <w:lang w:val="zh_TW" w:bidi="zh_TW"/>
-        </w:rPr>
-        <w:t>神的榮耀</w:t>
-      </w:r>
-    </w:p>
-    <w:p>
-      <w:pPr/>
-      <w:r>
-        <w:rPr>
-          <w:lang w:val="zh_TW" w:bidi="zh_TW"/>
-        </w:rPr>
-      </w:r>
-      <w:r>
-        <w:rPr>
-          <w:lang w:val="zh_TW" w:bidi="zh_TW"/>
-        </w:rPr>
-        <w:t>神的榮耀可以從兩個方面來描述：（1）作為一種普遍的屬性（attribute)；（2）作為指特定歷史中祂臨在的顯現。</w:t>
-      </w:r>
-    </w:p>
-    <w:p>
-      <w:pPr>
-        <w:pStyle w:val="Heading4"/>
-      </w:pPr>
-      <w:r>
-        <w:rPr>
-          <w:lang w:val="zh_TW" w:bidi="zh_TW"/>
-        </w:rPr>
-        <w:t>作為屬性</w:t>
-      </w:r>
-    </w:p>
-    <w:p>
-      <w:pPr/>
-      <w:r>
-        <w:rPr>
-          <w:lang w:val="zh_TW" w:bidi="zh_TW"/>
-        </w:rPr>
-      </w:r>
-      <w:r>
-        <w:rPr>
-          <w:lang w:val="zh_TW" w:bidi="zh_TW"/>
-        </w:rPr>
-        <w:t>神的榮耀主要指祂的威嚴之美和和榮光，也指祂品格的彰顯（</w:t>
+        <w:t>摩西在何烈山的荊棘火焰中遇見神，並被差派帶領以色列的百姓出埃及（</w:t>
       </w:r>
       <w:hyperlink r:id="rId13">
         <w:r>
@@ -292,14 +242,32 @@
             <w:color w:val="0000EE"/>
             <w:u w:val="single"/>
           </w:rPr>
-          <w:t>羅3:23</w:t>
+          <w:t>出3:1</w:t>
         </w:r>
       </w:hyperlink>
       <w:r>
         <w:rPr>
           <w:lang w:val="zh_TW" w:bidi="zh_TW"/>
         </w:rPr>
-        <w:t>）。聖經記載讚美祂榮耀的名（</w:t>
+        <w:t>–</w:t>
+      </w:r>
+      <w:hyperlink r:id="rId13">
+        <w:r>
+          <w:rPr>
+            <w:lang w:val="zh_TW" w:bidi="zh_TW"/>
+          </w:rPr>
+          <w:rPr>
+            <w:color w:val="0000EE"/>
+            <w:u w:val="single"/>
+          </w:rPr>
+          <w:t>15</w:t>
+        </w:r>
+      </w:hyperlink>
+      <w:r>
+        <w:rPr>
+          <w:lang w:val="zh_TW" w:bidi="zh_TW"/>
+        </w:rPr>
+        <w:t>；</w:t>
       </w:r>
       <w:hyperlink r:id="rId14">
         <w:r>
@@ -310,14 +278,14 @@
             <w:color w:val="0000EE"/>
             <w:u w:val="single"/>
           </w:rPr>
-          <w:t>尼9:5</w:t>
+          <w:t>可12:26</w:t>
         </w:r>
       </w:hyperlink>
       <w:r>
         <w:rPr>
           <w:lang w:val="zh_TW" w:bidi="zh_TW"/>
         </w:rPr>
-        <w:t>），稱祂為榮耀的父（</w:t>
+        <w:t>；</w:t>
       </w:r>
       <w:hyperlink r:id="rId15">
         <w:r>
@@ -328,14 +296,14 @@
             <w:color w:val="0000EE"/>
             <w:u w:val="single"/>
           </w:rPr>
-          <w:t>弗1:17</w:t>
+          <w:t>路20:37</w:t>
         </w:r>
       </w:hyperlink>
       <w:r>
         <w:rPr>
           <w:lang w:val="zh_TW" w:bidi="zh_TW"/>
         </w:rPr>
-        <w:t>）和榮耀的王（</w:t>
+        <w:t>；</w:t>
       </w:r>
       <w:hyperlink r:id="rId16">
         <w:r>
@@ -346,14 +314,32 @@
             <w:color w:val="0000EE"/>
             <w:u w:val="single"/>
           </w:rPr>
-          <w:t>詩24篇</w:t>
+          <w:t>徒7:30</w:t>
         </w:r>
       </w:hyperlink>
       <w:r>
         <w:rPr>
           <w:lang w:val="zh_TW" w:bidi="zh_TW"/>
         </w:rPr>
-        <w:t>）；祂被高舉在諸天之上，祂的榮耀遍滿全地（</w:t>
+        <w:t>–</w:t>
+      </w:r>
+      <w:hyperlink r:id="rId16">
+        <w:r>
+          <w:rPr>
+            <w:lang w:val="zh_TW" w:bidi="zh_TW"/>
+          </w:rPr>
+          <w:rPr>
+            <w:color w:val="0000EE"/>
+            <w:u w:val="single"/>
+          </w:rPr>
+          <w:t>34</w:t>
+        </w:r>
+      </w:hyperlink>
+      <w:r>
+        <w:rPr>
+          <w:lang w:val="zh_TW" w:bidi="zh_TW"/>
+        </w:rPr>
+        <w:t>）。荊棘燃燒卻不被燒毀的奧秘，使神向摩西啟示了祂的名：「我是自有永有的。」燃燒的荊棘是神顯現，是神同在的可見神蹟。在聖經中，神的榮耀經常與雲、火和煙相聯繫（見</w:t>
       </w:r>
       <w:hyperlink r:id="rId17">
         <w:r>
@@ -364,7 +350,7 @@
             <w:color w:val="0000EE"/>
             <w:u w:val="single"/>
           </w:rPr>
-          <w:t>詩57:5、11，</w:t>
+          <w:t>出13:21，</w:t>
         </w:r>
       </w:hyperlink>
       <w:hyperlink r:id="rId18">
@@ -376,9 +362,15 @@
             <w:color w:val="0000EE"/>
             <w:u w:val="single"/>
           </w:rPr>
-          <w:t>108:5，</w:t>
+          <w:t>19:18</w:t>
         </w:r>
       </w:hyperlink>
+      <w:r>
+        <w:rPr>
+          <w:lang w:val="zh_TW" w:bidi="zh_TW"/>
+        </w:rPr>
+        <w:t>；</w:t>
+      </w:r>
       <w:hyperlink r:id="rId19">
         <w:r>
           <w:rPr>
@@ -388,14 +380,32 @@
             <w:color w:val="0000EE"/>
             <w:u w:val="single"/>
           </w:rPr>
-          <w:t>113:4</w:t>
+          <w:t>王上8:10</w:t>
         </w:r>
       </w:hyperlink>
       <w:r>
         <w:rPr>
           <w:lang w:val="zh_TW" w:bidi="zh_TW"/>
         </w:rPr>
-        <w:t>）。祂是榮耀的神，曾向舊約的族長顯現（</w:t>
+        <w:t>–</w:t>
+      </w:r>
+      <w:hyperlink r:id="rId19">
+        <w:r>
+          <w:rPr>
+            <w:lang w:val="zh_TW" w:bidi="zh_TW"/>
+          </w:rPr>
+          <w:rPr>
+            <w:color w:val="0000EE"/>
+            <w:u w:val="single"/>
+          </w:rPr>
+          <w:t>11</w:t>
+        </w:r>
+      </w:hyperlink>
+      <w:r>
+        <w:rPr>
+          <w:lang w:val="zh_TW" w:bidi="zh_TW"/>
+        </w:rPr>
+        <w:t>；</w:t>
       </w:r>
       <w:hyperlink r:id="rId20">
         <w:r>
@@ -406,15 +416,9 @@
             <w:color w:val="0000EE"/>
             <w:u w:val="single"/>
           </w:rPr>
-          <w:t>徒7:2</w:t>
+          <w:t>王下1:12，</w:t>
         </w:r>
       </w:hyperlink>
-      <w:r>
-        <w:rPr>
-          <w:lang w:val="zh_TW" w:bidi="zh_TW"/>
-        </w:rPr>
-        <w:t>）。祂嫉妒地維護祂的榮耀，不容讓歸予他人（</w:t>
-      </w:r>
       <w:hyperlink r:id="rId21">
         <w:r>
           <w:rPr>
@@ -424,14 +428,14 @@
             <w:color w:val="0000EE"/>
             <w:u w:val="single"/>
           </w:rPr>
-          <w:t>賽42:8</w:t>
+          <w:t>2:11</w:t>
         </w:r>
       </w:hyperlink>
       <w:r>
         <w:rPr>
           <w:lang w:val="zh_TW" w:bidi="zh_TW"/>
         </w:rPr>
-        <w:t>）；祂的作為旨在榮耀祂自己（</w:t>
+        <w:t>；</w:t>
       </w:r>
       <w:hyperlink r:id="rId22">
         <w:r>
@@ -442,7 +446,25 @@
             <w:color w:val="0000EE"/>
             <w:u w:val="single"/>
           </w:rPr>
-          <w:t>詩79:9</w:t>
+          <w:t>賽6:1</w:t>
+        </w:r>
+      </w:hyperlink>
+      <w:r>
+        <w:rPr>
+          <w:lang w:val="zh_TW" w:bidi="zh_TW"/>
+        </w:rPr>
+        <w:t>–</w:t>
+      </w:r>
+      <w:hyperlink r:id="rId22">
+        <w:r>
+          <w:rPr>
+            <w:lang w:val="zh_TW" w:bidi="zh_TW"/>
+          </w:rPr>
+          <w:rPr>
+            <w:color w:val="0000EE"/>
+            <w:u w:val="single"/>
+          </w:rPr>
+          <w:t>6</w:t>
         </w:r>
       </w:hyperlink>
       <w:r>
@@ -460,28 +482,14 @@
             <w:color w:val="0000EE"/>
             <w:u w:val="single"/>
           </w:rPr>
-          <w:t>賽48:11</w:t>
+          <w:t>帖後1:7</w:t>
         </w:r>
       </w:hyperlink>
       <w:r>
         <w:rPr>
           <w:lang w:val="zh_TW" w:bidi="zh_TW"/>
         </w:rPr>
-        <w:t>）。</w:t>
-      </w:r>
-    </w:p>
-    <w:p>
-      <w:pPr/>
-      <w:r>
-        <w:rPr>
-          <w:lang w:val="zh_TW" w:bidi="zh_TW"/>
-        </w:rPr>
-      </w:r>
-      <w:r>
-        <w:rPr>
-          <w:lang w:val="zh_TW" w:bidi="zh_TW"/>
-        </w:rPr>
-        <w:t>神的榮耀由受造之物所宣揚（</w:t>
+        <w:t>；</w:t>
       </w:r>
       <w:hyperlink r:id="rId24">
         <w:r>
@@ -492,7 +500,7 @@
             <w:color w:val="0000EE"/>
             <w:u w:val="single"/>
           </w:rPr>
-          <w:t>詩19:1，</w:t>
+          <w:t>啟1:14，</w:t>
         </w:r>
       </w:hyperlink>
       <w:hyperlink r:id="rId25">
@@ -504,14 +512,28 @@
             <w:color w:val="0000EE"/>
             <w:u w:val="single"/>
           </w:rPr>
-          <w:t>97:6</w:t>
+          <w:t>19:12</w:t>
         </w:r>
       </w:hyperlink>
       <w:r>
         <w:rPr>
           <w:lang w:val="zh_TW" w:bidi="zh_TW"/>
         </w:rPr>
-        <w:t>；</w:t>
+        <w:t>）。</w:t>
+      </w:r>
+    </w:p>
+    <w:p>
+      <w:pPr/>
+      <w:r>
+        <w:rPr>
+          <w:lang w:val="zh_TW" w:bidi="zh_TW"/>
+        </w:rPr>
+      </w:r>
+      <w:r>
+        <w:rPr>
+          <w:lang w:val="zh_TW" w:bidi="zh_TW"/>
+        </w:rPr>
+        <w:t>燃燒的荊棘象徵神的聖潔。摩西被吩咐脫鞋，因為他所站之地是聖地（</w:t>
       </w:r>
       <w:hyperlink r:id="rId26">
         <w:r>
@@ -522,14 +544,14 @@
             <w:color w:val="0000EE"/>
             <w:u w:val="single"/>
           </w:rPr>
-          <w:t>羅1:20</w:t>
+          <w:t>出3:5</w:t>
         </w:r>
       </w:hyperlink>
       <w:r>
         <w:rPr>
           <w:lang w:val="zh_TW" w:bidi="zh_TW"/>
         </w:rPr>
-        <w:t>），也藉著祂拯救和解救的偉大行動彰顯（</w:t>
+        <w:t>）。埃及的神常被認為居於幽暗之中，但以色列的神卻居於人不能接近的光中（</w:t>
       </w:r>
       <w:hyperlink r:id="rId27">
         <w:r>
@@ -540,211 +562,14 @@
             <w:color w:val="0000EE"/>
             <w:u w:val="single"/>
           </w:rPr>
-          <w:t>代上16:24</w:t>
+          <w:t>提前6:16</w:t>
         </w:r>
       </w:hyperlink>
       <w:r>
         <w:rPr>
           <w:lang w:val="zh_TW" w:bidi="zh_TW"/>
         </w:rPr>
-        <w:t>；</w:t>
-      </w:r>
-      <w:hyperlink r:id="rId28">
-        <w:r>
-          <w:rPr>
-            <w:lang w:val="zh_TW" w:bidi="zh_TW"/>
-          </w:rPr>
-          <w:rPr>
-            <w:color w:val="0000EE"/>
-            <w:u w:val="single"/>
-          </w:rPr>
-          <w:t>詩72:18–19，</w:t>
-        </w:r>
-      </w:hyperlink>
-      <w:hyperlink r:id="rId29">
-        <w:r>
-          <w:rPr>
-            <w:lang w:val="zh_TW" w:bidi="zh_TW"/>
-          </w:rPr>
-          <w:rPr>
-            <w:color w:val="0000EE"/>
-            <w:u w:val="single"/>
-          </w:rPr>
-          <w:t>96:3，</w:t>
-        </w:r>
-      </w:hyperlink>
-      <w:hyperlink r:id="rId30">
-        <w:r>
-          <w:rPr>
-            <w:lang w:val="zh_TW" w:bidi="zh_TW"/>
-          </w:rPr>
-          <w:rPr>
-            <w:color w:val="0000EE"/>
-            <w:u w:val="single"/>
-          </w:rPr>
-          <w:t>145:10–12</w:t>
-        </w:r>
-      </w:hyperlink>
-      <w:r>
-        <w:rPr>
-          <w:lang w:val="zh_TW" w:bidi="zh_TW"/>
-        </w:rPr>
-        <w:t>；</w:t>
-      </w:r>
-      <w:hyperlink r:id="rId31">
-        <w:r>
-          <w:rPr>
-            <w:lang w:val="zh_TW" w:bidi="zh_TW"/>
-          </w:rPr>
-          <w:rPr>
-            <w:color w:val="0000EE"/>
-            <w:u w:val="single"/>
-          </w:rPr>
-          <w:t>約11:4、40</w:t>
-        </w:r>
-      </w:hyperlink>
-      <w:r>
-        <w:rPr>
-          <w:lang w:val="zh_TW" w:bidi="zh_TW"/>
-        </w:rPr>
-        <w:t>）。祂的榮耀是人讚美祂的主題（</w:t>
-      </w:r>
-      <w:hyperlink r:id="rId32">
-        <w:r>
-          <w:rPr>
-            <w:lang w:val="zh_TW" w:bidi="zh_TW"/>
-          </w:rPr>
-          <w:rPr>
-            <w:color w:val="0000EE"/>
-            <w:u w:val="single"/>
-          </w:rPr>
-          <w:t>代上16:24–29</w:t>
-        </w:r>
-      </w:hyperlink>
-      <w:r>
-        <w:rPr>
-          <w:lang w:val="zh_TW" w:bidi="zh_TW"/>
-        </w:rPr>
-        <w:t>；</w:t>
-      </w:r>
-      <w:hyperlink r:id="rId33">
-        <w:r>
-          <w:rPr>
-            <w:lang w:val="zh_TW" w:bidi="zh_TW"/>
-          </w:rPr>
-          <w:rPr>
-            <w:color w:val="0000EE"/>
-            <w:u w:val="single"/>
-          </w:rPr>
-          <w:t>詩29:1–2、9，</w:t>
-        </w:r>
-      </w:hyperlink>
-      <w:hyperlink r:id="rId34">
-        <w:r>
-          <w:rPr>
-            <w:lang w:val="zh_TW" w:bidi="zh_TW"/>
-          </w:rPr>
-          <w:rPr>
-            <w:color w:val="0000EE"/>
-            <w:u w:val="single"/>
-          </w:rPr>
-          <w:t>66:1–2，</w:t>
-        </w:r>
-      </w:hyperlink>
-      <w:hyperlink r:id="rId35">
-        <w:r>
-          <w:rPr>
-            <w:lang w:val="zh_TW" w:bidi="zh_TW"/>
-          </w:rPr>
-          <w:rPr>
-            <w:color w:val="0000EE"/>
-            <w:u w:val="single"/>
-          </w:rPr>
-          <w:t>96:7–8，</w:t>
-        </w:r>
-      </w:hyperlink>
-      <w:hyperlink r:id="rId36">
-        <w:r>
-          <w:rPr>
-            <w:lang w:val="zh_TW" w:bidi="zh_TW"/>
-          </w:rPr>
-          <w:rPr>
-            <w:color w:val="0000EE"/>
-            <w:u w:val="single"/>
-          </w:rPr>
-          <w:t>115:1</w:t>
-        </w:r>
-      </w:hyperlink>
-      <w:r>
-        <w:rPr>
-          <w:lang w:val="zh_TW" w:bidi="zh_TW"/>
-        </w:rPr>
-        <w:t>；</w:t>
-      </w:r>
-      <w:hyperlink r:id="rId37">
-        <w:r>
-          <w:rPr>
-            <w:lang w:val="zh_TW" w:bidi="zh_TW"/>
-          </w:rPr>
-          <w:rPr>
-            <w:color w:val="0000EE"/>
-            <w:u w:val="single"/>
-          </w:rPr>
-          <w:t>賽42:12</w:t>
-        </w:r>
-      </w:hyperlink>
-      <w:r>
-        <w:rPr>
-          <w:lang w:val="zh_TW" w:bidi="zh_TW"/>
-        </w:rPr>
-        <w:t>；</w:t>
-      </w:r>
-      <w:hyperlink r:id="rId38">
-        <w:r>
-          <w:rPr>
-            <w:lang w:val="zh_TW" w:bidi="zh_TW"/>
-          </w:rPr>
-          <w:rPr>
-            <w:color w:val="0000EE"/>
-            <w:u w:val="single"/>
-          </w:rPr>
-          <w:t>羅4:20</w:t>
-        </w:r>
-      </w:hyperlink>
-      <w:r>
-        <w:rPr>
-          <w:lang w:val="zh_TW" w:bidi="zh_TW"/>
-        </w:rPr>
-        <w:t>；</w:t>
-      </w:r>
-      <w:hyperlink r:id="rId39">
-        <w:r>
-          <w:rPr>
-            <w:lang w:val="zh_TW" w:bidi="zh_TW"/>
-          </w:rPr>
-          <w:rPr>
-            <w:color w:val="0000EE"/>
-            <w:u w:val="single"/>
-          </w:rPr>
-          <w:t>腓2:9–11</w:t>
-        </w:r>
-      </w:hyperlink>
-      <w:r>
-        <w:rPr>
-          <w:lang w:val="zh_TW" w:bidi="zh_TW"/>
-        </w:rPr>
-        <w:t>）。</w:t>
-      </w:r>
-    </w:p>
-    <w:p>
-      <w:pPr>
-        <w:pStyle w:val="Heading4"/>
-      </w:pPr>
-      <w:r>
-        <w:rPr>
-          <w:lang w:val="zh_TW" w:bidi="zh_TW"/>
-        </w:rPr>
-        <w:t>作為祂的臨在</w:t>
+        <w:t>）。燃燒的荊棘象徵著神的旨意不是要毀滅祂的子民，而是要拯救他們，帶領他們脫離埃及的奴役，進入應許之地。</w:t>
       </w:r>
     </w:p>
     <w:p>
@@ -756,1471 +581,9 @@
       </w:r>
       <w:r>
         <w:rPr>
-          <w:lang w:val="zh_TW" w:bidi="zh_TW"/>
-        </w:rPr>
-        <w:t>提到主的榮耀時，通常是指祂臨在的特定歷史顯現；這些場合通常與光和火的意象密切相關。最典型的例子是猶太拉比文獻中所稱的「舍吉拿榮耀（Shekinah Glory）」，意為「居住的榮耀」，主要指舊約中神在雲柱和火柱中的臨在。</w:t>
-      </w:r>
-    </w:p>
-    <w:p>
-      <w:pPr/>
-      <w:r>
-        <w:rPr>
-          <w:lang w:val="zh_TW" w:bidi="zh_TW"/>
-        </w:rPr>
-      </w:r>
-      <w:r>
-        <w:rPr>
-          <w:lang w:val="zh_TW" w:bidi="zh_TW"/>
-        </w:rPr>
-        <w:t>首次明確提到榮耀的雲彩的經文出現在</w:t>
-      </w:r>
-      <w:hyperlink r:id="rId40">
-        <w:r>
-          <w:rPr>
-            <w:lang w:val="zh_TW" w:bidi="zh_TW"/>
-          </w:rPr>
-          <w:rPr>
-            <w:color w:val="0000EE"/>
-            <w:u w:val="single"/>
-          </w:rPr>
-          <w:t>出埃及記十三章21至22節</w:t>
-        </w:r>
-      </w:hyperlink>
-      <w:r>
-        <w:rPr>
-          <w:lang w:val="zh_TW" w:bidi="zh_TW"/>
-        </w:rPr>
-        <w:t>。在出埃及事件中，神的榮耀顯現在雲柱和火柱中，引領百姓穿越海洋和曠野（</w:t>
-      </w:r>
-      <w:hyperlink r:id="rId41">
-        <w:r>
-          <w:rPr>
-            <w:lang w:val="zh_TW" w:bidi="zh_TW"/>
-          </w:rPr>
-          <w:rPr>
-            <w:color w:val="0000EE"/>
-            <w:u w:val="single"/>
-          </w:rPr>
-          <w:t>尼9:11–12、19</w:t>
-        </w:r>
-      </w:hyperlink>
-      <w:r>
-        <w:rPr>
-          <w:lang w:val="zh_TW" w:bidi="zh_TW"/>
-        </w:rPr>
-        <w:t>）。在西奈山，當以色列人安營在山下時，神的榮耀伴隨雲和火降臨，向摩西說話，並讓百姓看見（</w:t>
-      </w:r>
-      <w:hyperlink r:id="rId42">
-        <w:r>
-          <w:rPr>
-            <w:lang w:val="zh_TW" w:bidi="zh_TW"/>
-          </w:rPr>
-          <w:rPr>
-            <w:color w:val="0000EE"/>
-            <w:u w:val="single"/>
-          </w:rPr>
-          <w:t>出19:9、16–18，</w:t>
-        </w:r>
-      </w:hyperlink>
-      <w:hyperlink r:id="rId43">
-        <w:r>
-          <w:rPr>
-            <w:lang w:val="zh_TW" w:bidi="zh_TW"/>
-          </w:rPr>
-          <w:rPr>
-            <w:color w:val="0000EE"/>
-            <w:u w:val="single"/>
-          </w:rPr>
-          <w:t>24:15–18</w:t>
-        </w:r>
-      </w:hyperlink>
-      <w:r>
-        <w:rPr>
-          <w:lang w:val="zh_TW" w:bidi="zh_TW"/>
-        </w:rPr>
-        <w:t>；</w:t>
-      </w:r>
-      <w:hyperlink r:id="rId44">
-        <w:r>
-          <w:rPr>
-            <w:lang w:val="zh_TW" w:bidi="zh_TW"/>
-          </w:rPr>
-          <w:rPr>
-            <w:color w:val="0000EE"/>
-            <w:u w:val="single"/>
-          </w:rPr>
-          <w:t>申5:5、22–24</w:t>
-        </w:r>
-      </w:hyperlink>
-      <w:r>
-        <w:rPr>
-          <w:lang w:val="zh_TW" w:bidi="zh_TW"/>
-        </w:rPr>
-        <w:t>）。當摩西得以一睹未被雲火遮蔽的榮耀時，他的臉發光，百姓對此感到懼怕，他需要用帕子蒙上臉（</w:t>
-      </w:r>
-      <w:hyperlink r:id="rId45">
-        <w:r>
-          <w:rPr>
-            <w:lang w:val="zh_TW" w:bidi="zh_TW"/>
-          </w:rPr>
-          <w:rPr>
-            <w:color w:val="0000EE"/>
-            <w:u w:val="single"/>
-          </w:rPr>
-          <w:t>出33:18–23，</w:t>
-        </w:r>
-      </w:hyperlink>
-      <w:hyperlink r:id="rId46">
-        <w:r>
-          <w:rPr>
-            <w:lang w:val="zh_TW" w:bidi="zh_TW"/>
-          </w:rPr>
-          <w:rPr>
-            <w:color w:val="0000EE"/>
-            <w:u w:val="single"/>
-          </w:rPr>
-          <w:t>34:29–35</w:t>
-        </w:r>
-      </w:hyperlink>
-      <w:r>
-        <w:rPr>
-          <w:lang w:val="zh_TW" w:bidi="zh_TW"/>
-        </w:rPr>
-        <w:t>；</w:t>
-      </w:r>
-      <w:hyperlink r:id="rId47">
-        <w:r>
-          <w:rPr>
-            <w:lang w:val="zh_TW" w:bidi="zh_TW"/>
-          </w:rPr>
-          <w:rPr>
-            <w:color w:val="0000EE"/>
-            <w:u w:val="single"/>
-          </w:rPr>
-          <w:t>林後3:7–18</w:t>
-        </w:r>
-      </w:hyperlink>
-      <w:r>
-        <w:rPr>
-          <w:lang w:val="zh_TW" w:bidi="zh_TW"/>
-        </w:rPr>
-        <w:t>）。</w:t>
-      </w:r>
-    </w:p>
-    <w:p>
-      <w:pPr/>
-      <w:r>
-        <w:rPr>
-          <w:lang w:val="zh_TW" w:bidi="zh_TW"/>
-        </w:rPr>
-      </w:r>
-      <w:r>
-        <w:rPr>
-          <w:lang w:val="zh_TW" w:bidi="zh_TW"/>
-        </w:rPr>
-        <w:t>以色列圍繞著西奈山上的神的榮耀紮營的畫面，描繪神住在祂百姓中間的情景。當會幕完成後，百姓開始旅程時，神同在的榮耀雲彩始終停留在他們上方（</w:t>
-      </w:r>
-      <w:hyperlink r:id="rId48">
-        <w:r>
-          <w:rPr>
-            <w:lang w:val="zh_TW" w:bidi="zh_TW"/>
-          </w:rPr>
-          <w:rPr>
-            <w:color w:val="0000EE"/>
-            <w:u w:val="single"/>
-          </w:rPr>
-          <w:t>出40:34–38</w:t>
-        </w:r>
-      </w:hyperlink>
-      <w:r>
-        <w:rPr>
-          <w:lang w:val="zh_TW" w:bidi="zh_TW"/>
-        </w:rPr>
-        <w:t>；</w:t>
-      </w:r>
-      <w:hyperlink r:id="rId49">
-        <w:r>
-          <w:rPr>
-            <w:lang w:val="zh_TW" w:bidi="zh_TW"/>
-          </w:rPr>
-          <w:rPr>
-            <w:color w:val="0000EE"/>
-            <w:u w:val="single"/>
-          </w:rPr>
-          <w:t>民10:11–12</w:t>
-        </w:r>
-      </w:hyperlink>
-      <w:r>
-        <w:rPr>
-          <w:lang w:val="zh_TW" w:bidi="zh_TW"/>
-        </w:rPr>
-        <w:t>）。當他們安營時，各支派圍繞會幕紮營（</w:t>
-      </w:r>
-      <w:hyperlink r:id="rId50">
-        <w:r>
-          <w:rPr>
-            <w:lang w:val="zh_TW" w:bidi="zh_TW"/>
-          </w:rPr>
-          <w:rPr>
-            <w:color w:val="0000EE"/>
-            <w:u w:val="single"/>
-          </w:rPr>
-          <w:t>民1:50–2:2</w:t>
-        </w:r>
-      </w:hyperlink>
-      <w:r>
-        <w:rPr>
-          <w:lang w:val="zh_TW" w:bidi="zh_TW"/>
-        </w:rPr>
-        <w:t>），雲彩提醒他們，神與他們同在。後來，同樣的榮耀充滿了所羅門所建的新聖殿（</w:t>
-      </w:r>
-      <w:hyperlink r:id="rId51">
-        <w:r>
-          <w:rPr>
-            <w:lang w:val="zh_TW" w:bidi="zh_TW"/>
-          </w:rPr>
-          <w:rPr>
-            <w:color w:val="0000EE"/>
-            <w:u w:val="single"/>
-          </w:rPr>
-          <w:t>代下5:13–6:1，</w:t>
-        </w:r>
-      </w:hyperlink>
-      <w:hyperlink r:id="rId52">
-        <w:r>
-          <w:rPr>
-            <w:lang w:val="zh_TW" w:bidi="zh_TW"/>
-          </w:rPr>
-          <w:rPr>
-            <w:color w:val="0000EE"/>
-            <w:u w:val="single"/>
-          </w:rPr>
-          <w:t>7:1–3</w:t>
-        </w:r>
-      </w:hyperlink>
-      <w:r>
-        <w:rPr>
-          <w:lang w:val="zh_TW" w:bidi="zh_TW"/>
-        </w:rPr>
-        <w:t>）。詩篇作者讚頌耶路撒冷和聖殿為神榮耀的居所（</w:t>
-      </w:r>
-      <w:hyperlink r:id="rId53">
-        <w:r>
-          <w:rPr>
-            <w:lang w:val="zh_TW" w:bidi="zh_TW"/>
-          </w:rPr>
-          <w:rPr>
-            <w:color w:val="0000EE"/>
-            <w:u w:val="single"/>
-          </w:rPr>
-          <w:t>詩26:8，</w:t>
-        </w:r>
-      </w:hyperlink>
-      <w:hyperlink r:id="rId54">
-        <w:r>
-          <w:rPr>
-            <w:lang w:val="zh_TW" w:bidi="zh_TW"/>
-          </w:rPr>
-          <w:rPr>
-            <w:color w:val="0000EE"/>
-            <w:u w:val="single"/>
-          </w:rPr>
-          <w:t>63:2，</w:t>
-        </w:r>
-      </w:hyperlink>
-      <w:hyperlink r:id="rId55">
-        <w:r>
-          <w:rPr>
-            <w:lang w:val="zh_TW" w:bidi="zh_TW"/>
-          </w:rPr>
-          <w:rPr>
-            <w:color w:val="0000EE"/>
-            <w:u w:val="single"/>
-          </w:rPr>
-          <w:t>85:9</w:t>
-        </w:r>
-      </w:hyperlink>
-      <w:r>
-        <w:rPr>
-          <w:lang w:val="zh_TW" w:bidi="zh_TW"/>
-        </w:rPr>
-        <w:t>）；神住在祂百姓中間。</w:t>
-      </w:r>
-    </w:p>
-    <w:p>
-      <w:pPr/>
-      <w:r>
-        <w:rPr>
-          <w:lang w:val="zh_TW" w:bidi="zh_TW"/>
-        </w:rPr>
-      </w:r>
-      <w:r>
-        <w:rPr>
-          <w:lang w:val="zh_TW" w:bidi="zh_TW"/>
-        </w:rPr>
-        <w:t>然而，在以色列歷史的後期，他們否認神榮耀的同在（</w:t>
-      </w:r>
-      <w:hyperlink r:id="rId56">
-        <w:r>
-          <w:rPr>
-            <w:lang w:val="zh_TW" w:bidi="zh_TW"/>
-          </w:rPr>
-          <w:rPr>
-            <w:color w:val="0000EE"/>
-            <w:u w:val="single"/>
-          </w:rPr>
-          <w:t>賽3:8</w:t>
-        </w:r>
-      </w:hyperlink>
-      <w:r>
-        <w:rPr>
-          <w:lang w:val="zh_TW" w:bidi="zh_TW"/>
-        </w:rPr>
-        <w:t>），並以人手製造的偶像取代耶和華的榮耀（</w:t>
-      </w:r>
-      <w:hyperlink r:id="rId57">
-        <w:r>
-          <w:rPr>
-            <w:lang w:val="zh_TW" w:bidi="zh_TW"/>
-          </w:rPr>
-          <w:rPr>
-            <w:color w:val="0000EE"/>
-            <w:u w:val="single"/>
-          </w:rPr>
-          <w:t>詩106:20</w:t>
-        </w:r>
-      </w:hyperlink>
-      <w:r>
-        <w:rPr>
-          <w:lang w:val="zh_TW" w:bidi="zh_TW"/>
-        </w:rPr>
-        <w:t>；</w:t>
-      </w:r>
-      <w:hyperlink r:id="rId58">
-        <w:r>
-          <w:rPr>
-            <w:lang w:val="zh_TW" w:bidi="zh_TW"/>
-          </w:rPr>
-          <w:rPr>
-            <w:color w:val="0000EE"/>
-            <w:u w:val="single"/>
-          </w:rPr>
-          <w:t>耶2:10–11</w:t>
-        </w:r>
-      </w:hyperlink>
-      <w:r>
-        <w:rPr>
-          <w:lang w:val="zh_TW" w:bidi="zh_TW"/>
-        </w:rPr>
-        <w:t>；參</w:t>
-      </w:r>
-      <w:hyperlink r:id="rId59">
-        <w:r>
-          <w:rPr>
-            <w:lang w:val="zh_TW" w:bidi="zh_TW"/>
-          </w:rPr>
-          <w:rPr>
-            <w:color w:val="0000EE"/>
-            <w:u w:val="single"/>
-          </w:rPr>
-          <w:t>羅1:23</w:t>
-        </w:r>
-      </w:hyperlink>
-      <w:r>
-        <w:rPr>
-          <w:lang w:val="zh_TW" w:bidi="zh_TW"/>
-        </w:rPr>
-        <w:t>）。因他們的悖逆，審判臨到耶路撒冷，執行違背約而帶來的懲罰。神不再作悖逆祂的百姓的神（</w:t>
-      </w:r>
-      <w:hyperlink r:id="rId60">
-        <w:r>
-          <w:rPr>
-            <w:lang w:val="zh_TW" w:bidi="zh_TW"/>
-          </w:rPr>
-          <w:rPr>
-            <w:color w:val="0000EE"/>
-            <w:u w:val="single"/>
-          </w:rPr>
-          <w:t>何1:9</w:t>
-        </w:r>
-      </w:hyperlink>
-      <w:r>
-        <w:rPr>
-          <w:lang w:val="zh_TW" w:bidi="zh_TW"/>
-        </w:rPr>
-        <w:t>）。神榮耀的雲彩離開了聖殿（</w:t>
-      </w:r>
-      <w:hyperlink r:id="rId61">
-        <w:r>
-          <w:rPr>
-            <w:lang w:val="zh_TW" w:bidi="zh_TW"/>
-          </w:rPr>
-          <w:rPr>
-            <w:color w:val="0000EE"/>
-            <w:u w:val="single"/>
-          </w:rPr>
-          <w:t>結10:4、18–19，</w:t>
-        </w:r>
-      </w:hyperlink>
-      <w:hyperlink r:id="rId62">
-        <w:r>
-          <w:rPr>
-            <w:lang w:val="zh_TW" w:bidi="zh_TW"/>
-          </w:rPr>
-          <w:rPr>
-            <w:color w:val="0000EE"/>
-            <w:u w:val="single"/>
-          </w:rPr>
-          <w:t>11:22</w:t>
-        </w:r>
-      </w:hyperlink>
-      <w:r>
-        <w:rPr>
-          <w:lang w:val="zh_TW" w:bidi="zh_TW"/>
-        </w:rPr>
-        <w:t>），然後以色列人被擄（</w:t>
-      </w:r>
-      <w:hyperlink r:id="rId63">
-        <w:r>
-          <w:rPr>
-            <w:lang w:val="zh_TW" w:bidi="zh_TW"/>
-          </w:rPr>
-          <w:rPr>
-            <w:color w:val="0000EE"/>
-            <w:u w:val="single"/>
-          </w:rPr>
-          <w:t>12:1–15</w:t>
-        </w:r>
-      </w:hyperlink>
-      <w:r>
-        <w:rPr>
-          <w:lang w:val="zh_TW" w:bidi="zh_TW"/>
-        </w:rPr>
-        <w:t>）。</w:t>
-      </w:r>
-    </w:p>
-    <w:p>
-      <w:pPr/>
-      <w:r>
-        <w:rPr>
-          <w:lang w:val="zh_TW" w:bidi="zh_TW"/>
-        </w:rPr>
-      </w:r>
-      <w:r>
-        <w:rPr>
-          <w:lang w:val="zh_TW" w:bidi="zh_TW"/>
-        </w:rPr>
-        <w:t>然而，神決定在這審判中留下餘民，以重建城和聖殿。以西結在異象中看見耶和華的榮耀回到聖殿中（</w:t>
-      </w:r>
-      <w:hyperlink r:id="rId64">
-        <w:r>
-          <w:rPr>
-            <w:lang w:val="zh_TW" w:bidi="zh_TW"/>
-          </w:rPr>
-          <w:rPr>
-            <w:color w:val="0000EE"/>
-            <w:u w:val="single"/>
-          </w:rPr>
-          <w:t>結43:2–9</w:t>
-        </w:r>
-      </w:hyperlink>
-      <w:r>
-        <w:rPr>
-          <w:lang w:val="zh_TW" w:bidi="zh_TW"/>
-        </w:rPr>
-        <w:t>），這是一個榮耀回到純潔百姓並永遠與他們同住的時刻。當被擄結束、第二聖殿建造時，哈該和撒迦利亞以神榮耀將如同初建的聖殿般充滿新聖殿的應許，鼓勵百姓繼續建造，並使榮耀「住在你們中間」（</w:t>
-      </w:r>
-      <w:hyperlink r:id="rId65">
-        <w:r>
-          <w:rPr>
-            <w:lang w:val="zh_TW" w:bidi="zh_TW"/>
-          </w:rPr>
-          <w:rPr>
-            <w:color w:val="0000EE"/>
-            <w:u w:val="single"/>
-          </w:rPr>
-          <w:t>該2:3–9</w:t>
-        </w:r>
-      </w:hyperlink>
-      <w:r>
-        <w:rPr>
-          <w:lang w:val="zh_TW" w:bidi="zh_TW"/>
-        </w:rPr>
-        <w:t>；</w:t>
-      </w:r>
-      <w:hyperlink r:id="rId66">
-        <w:r>
-          <w:rPr>
-            <w:lang w:val="zh_TW" w:bidi="zh_TW"/>
-          </w:rPr>
-          <w:rPr>
-            <w:color w:val="0000EE"/>
-            <w:u w:val="single"/>
-          </w:rPr>
-          <w:t>亞2:5、10–11</w:t>
-        </w:r>
-      </w:hyperlink>
-      <w:r>
-        <w:rPr>
-          <w:lang w:val="zh_TW" w:bidi="zh_TW"/>
-        </w:rPr>
-        <w:t>）。</w:t>
-      </w:r>
-    </w:p>
-    <w:p>
-      <w:pPr>
-        <w:pStyle w:val="Heading3"/>
-      </w:pPr>
-      <w:r>
-        <w:rPr>
-          <w:lang w:val="zh_TW" w:bidi="zh_TW"/>
-        </w:rPr>
-        <w:t>耶穌基督顯出神的榮耀</w:t>
-      </w:r>
-    </w:p>
-    <w:p>
-      <w:pPr/>
-      <w:r>
-        <w:rPr>
-          <w:lang w:val="zh_TW" w:bidi="zh_TW"/>
-        </w:rPr>
-      </w:r>
-      <w:r>
-        <w:rPr>
-          <w:lang w:val="zh_TW" w:bidi="zh_TW"/>
-        </w:rPr>
-        <w:t>我們並未被告知舍吉拿榮耀是否回到第二聖殿，但聖經確告訴我們，神的榮耀藉著耶穌基督再次顯現在地上。</w:t>
-      </w:r>
-      <w:hyperlink r:id="rId67">
-        <w:r>
-          <w:rPr>
-            <w:lang w:val="zh_TW" w:bidi="zh_TW"/>
-          </w:rPr>
-          <w:rPr>
-            <w:color w:val="0000EE"/>
-            <w:u w:val="single"/>
-          </w:rPr>
-          <w:t>約翰福音一章14節</w:t>
-        </w:r>
-      </w:hyperlink>
-      <w:r>
-        <w:rPr>
-          <w:lang w:val="zh_TW" w:bidi="zh_TW"/>
-        </w:rPr>
-        <w:t>說：「道成了肉身，</w:t>
-      </w:r>
-      <w:r>
-        <w:rPr>
           <w:i/>
           <w:lang w:val="zh_TW" w:bidi="zh_TW"/>
         </w:rPr>
-        <w:t>住</w:t>
-      </w:r>
-      <w:r>
-        <w:rPr>
-          <w:lang w:val="zh_TW" w:bidi="zh_TW"/>
-        </w:rPr>
-        <w:t>在我們中間，充充滿滿地有恩典有真理。我們也見過他的</w:t>
-      </w:r>
-      <w:r>
-        <w:rPr>
-          <w:i/>
-          <w:lang w:val="zh_TW" w:bidi="zh_TW"/>
-        </w:rPr>
-        <w:t>榮光</w:t>
-      </w:r>
-      <w:r>
-        <w:rPr>
-          <w:lang w:val="zh_TW" w:bidi="zh_TW"/>
-        </w:rPr>
-        <w:t>，正是父獨生子的</w:t>
-      </w:r>
-      <w:r>
-        <w:rPr>
-          <w:i/>
-          <w:lang w:val="zh_TW" w:bidi="zh_TW"/>
-        </w:rPr>
-        <w:t>榮光</w:t>
-      </w:r>
-      <w:r>
-        <w:rPr>
-          <w:lang w:val="zh_TW" w:bidi="zh_TW"/>
-        </w:rPr>
-        <w:t>」。耶穌成為神永住榮耀的新會幕。神在耶穌裡住在人間。由於基督是（且仍是）神的真實形像，看到祂臉上的光就等於認識神的榮耀（</w:t>
-      </w:r>
-      <w:hyperlink r:id="rId68">
-        <w:r>
-          <w:rPr>
-            <w:lang w:val="zh_TW" w:bidi="zh_TW"/>
-          </w:rPr>
-          <w:rPr>
-            <w:color w:val="0000EE"/>
-            <w:u w:val="single"/>
-          </w:rPr>
-          <w:t>林後4:4–6</w:t>
-        </w:r>
-      </w:hyperlink>
-      <w:r>
-        <w:rPr>
-          <w:lang w:val="zh_TW" w:bidi="zh_TW"/>
-        </w:rPr>
-        <w:t>）。看到耶穌就是看到「外邦人的光， 又是你民以色列的榮耀」（</w:t>
-      </w:r>
-      <w:hyperlink r:id="rId69">
-        <w:r>
-          <w:rPr>
-            <w:lang w:val="zh_TW" w:bidi="zh_TW"/>
-          </w:rPr>
-          <w:rPr>
-            <w:color w:val="0000EE"/>
-            <w:u w:val="single"/>
-          </w:rPr>
-          <w:t>路2:30–32</w:t>
-        </w:r>
-      </w:hyperlink>
-      <w:r>
-        <w:rPr>
-          <w:lang w:val="zh_TW" w:bidi="zh_TW"/>
-        </w:rPr>
-        <w:t>）。那些見證耶穌登山變像的門徒（</w:t>
-      </w:r>
-      <w:hyperlink r:id="rId70">
-        <w:r>
-          <w:rPr>
-            <w:lang w:val="zh_TW" w:bidi="zh_TW"/>
-          </w:rPr>
-          <w:rPr>
-            <w:color w:val="0000EE"/>
-            <w:u w:val="single"/>
-          </w:rPr>
-          <w:t>太17:1–8</w:t>
-        </w:r>
-      </w:hyperlink>
-      <w:r>
-        <w:rPr>
-          <w:lang w:val="zh_TW" w:bidi="zh_TW"/>
-        </w:rPr>
-        <w:t>）以奇妙的方式看到祂的榮耀（</w:t>
-      </w:r>
-      <w:hyperlink r:id="rId71">
-        <w:r>
-          <w:rPr>
-            <w:lang w:val="zh_TW" w:bidi="zh_TW"/>
-          </w:rPr>
-          <w:rPr>
-            <w:color w:val="0000EE"/>
-            <w:u w:val="single"/>
-          </w:rPr>
-          <w:t>彼後1:16–17</w:t>
-        </w:r>
-      </w:hyperlink>
-      <w:r>
-        <w:rPr>
-          <w:lang w:val="zh_TW" w:bidi="zh_TW"/>
-        </w:rPr>
-        <w:t>），因為那是從祂人的身體中迸發出的榮耀。這榮耀的顯現預示了基督在復活與升天中所經歷的榮耀（見</w:t>
-      </w:r>
-      <w:hyperlink r:id="rId72">
-        <w:r>
-          <w:rPr>
-            <w:lang w:val="zh_TW" w:bidi="zh_TW"/>
-          </w:rPr>
-          <w:rPr>
-            <w:color w:val="0000EE"/>
-            <w:u w:val="single"/>
-          </w:rPr>
-          <w:t>約17:5</w:t>
-        </w:r>
-      </w:hyperlink>
-      <w:r>
-        <w:rPr>
-          <w:lang w:val="zh_TW" w:bidi="zh_TW"/>
-        </w:rPr>
-        <w:t>；</w:t>
-      </w:r>
-      <w:hyperlink r:id="rId73">
-        <w:r>
-          <w:rPr>
-            <w:lang w:val="zh_TW" w:bidi="zh_TW"/>
-          </w:rPr>
-          <w:rPr>
-            <w:color w:val="0000EE"/>
-            <w:u w:val="single"/>
-          </w:rPr>
-          <w:t>腓2:5–11</w:t>
-        </w:r>
-      </w:hyperlink>
-      <w:r>
-        <w:rPr>
-          <w:lang w:val="zh_TW" w:bidi="zh_TW"/>
-        </w:rPr>
-        <w:t>）。</w:t>
-      </w:r>
-    </w:p>
-    <w:p>
-      <w:pPr/>
-      <w:r>
-        <w:rPr>
-          <w:lang w:val="zh_TW" w:bidi="zh_TW"/>
-        </w:rPr>
-      </w:r>
-      <w:r>
-        <w:rPr>
-          <w:lang w:val="zh_TW" w:bidi="zh_TW"/>
-        </w:rPr>
-        <w:t>因為耶穌謙卑自己，順服至死，神就將祂升為至高（</w:t>
-      </w:r>
-      <w:hyperlink r:id="rId74">
-        <w:r>
-          <w:rPr>
-            <w:lang w:val="zh_TW" w:bidi="zh_TW"/>
-          </w:rPr>
-          <w:rPr>
-            <w:color w:val="0000EE"/>
-            <w:u w:val="single"/>
-          </w:rPr>
-          <w:t>腓2:8–9</w:t>
-        </w:r>
-      </w:hyperlink>
-      <w:r>
-        <w:rPr>
-          <w:lang w:val="zh_TW" w:bidi="zh_TW"/>
-        </w:rPr>
-        <w:t>）。祂在十字架上受死之後，進入了祂的榮耀（</w:t>
-      </w:r>
-      <w:hyperlink r:id="rId75">
-        <w:r>
-          <w:rPr>
-            <w:lang w:val="zh_TW" w:bidi="zh_TW"/>
-          </w:rPr>
-          <w:rPr>
-            <w:color w:val="0000EE"/>
-            <w:u w:val="single"/>
-          </w:rPr>
-          <w:t>路24:26</w:t>
-        </w:r>
-      </w:hyperlink>
-      <w:r>
-        <w:rPr>
-          <w:lang w:val="zh_TW" w:bidi="zh_TW"/>
-        </w:rPr>
-        <w:t>），擁有一個全新的榮耀身體（</w:t>
-      </w:r>
-      <w:hyperlink r:id="rId76">
-        <w:r>
-          <w:rPr>
-            <w:lang w:val="zh_TW" w:bidi="zh_TW"/>
-          </w:rPr>
-          <w:rPr>
-            <w:color w:val="0000EE"/>
-            <w:u w:val="single"/>
-          </w:rPr>
-          <w:t>林前15:39–43</w:t>
-        </w:r>
-      </w:hyperlink>
-      <w:r>
-        <w:rPr>
-          <w:lang w:val="zh_TW" w:bidi="zh_TW"/>
-        </w:rPr>
-        <w:t>；</w:t>
-      </w:r>
-      <w:hyperlink r:id="rId77">
-        <w:r>
-          <w:rPr>
-            <w:lang w:val="zh_TW" w:bidi="zh_TW"/>
-          </w:rPr>
-          <w:rPr>
-            <w:color w:val="0000EE"/>
-            <w:u w:val="single"/>
-          </w:rPr>
-          <w:t>腓3:21</w:t>
-        </w:r>
-      </w:hyperlink>
-      <w:r>
-        <w:rPr>
-          <w:lang w:val="zh_TW" w:bidi="zh_TW"/>
-        </w:rPr>
-        <w:t>）。榮耀的基督向祂的僕人顯現。司提反看見了祂的榮耀（</w:t>
-      </w:r>
-      <w:hyperlink r:id="rId78">
-        <w:r>
-          <w:rPr>
-            <w:lang w:val="zh_TW" w:bidi="zh_TW"/>
-          </w:rPr>
-          <w:rPr>
-            <w:color w:val="0000EE"/>
-            <w:u w:val="single"/>
-          </w:rPr>
-          <w:t>徒7:55</w:t>
-        </w:r>
-      </w:hyperlink>
-      <w:r>
-        <w:rPr>
-          <w:lang w:val="zh_TW" w:bidi="zh_TW"/>
-        </w:rPr>
-        <w:t>），掃羅因祂的光輝而失明（</w:t>
-      </w:r>
-      <w:hyperlink r:id="rId79">
-        <w:r>
-          <w:rPr>
-            <w:lang w:val="zh_TW" w:bidi="zh_TW"/>
-          </w:rPr>
-          <w:rPr>
-            <w:color w:val="0000EE"/>
-            <w:u w:val="single"/>
-          </w:rPr>
-          <w:t>9:3</w:t>
-        </w:r>
-      </w:hyperlink>
-      <w:r>
-        <w:rPr>
-          <w:lang w:val="zh_TW" w:bidi="zh_TW"/>
-        </w:rPr>
-        <w:t>）。同一位基督被預言將以榮耀再來。祂將坐在寶座上施行審判（</w:t>
-      </w:r>
-      <w:hyperlink r:id="rId80">
-        <w:r>
-          <w:rPr>
-            <w:lang w:val="zh_TW" w:bidi="zh_TW"/>
-          </w:rPr>
-          <w:rPr>
-            <w:color w:val="0000EE"/>
-            <w:u w:val="single"/>
-          </w:rPr>
-          <w:t>太25:31</w:t>
-        </w:r>
-      </w:hyperlink>
-      <w:r>
-        <w:rPr>
-          <w:lang w:val="zh_TW" w:bidi="zh_TW"/>
-        </w:rPr>
-        <w:t>）；惡人將受到懲罰（</w:t>
-      </w:r>
-      <w:hyperlink r:id="rId81">
-        <w:r>
-          <w:rPr>
-            <w:lang w:val="zh_TW" w:bidi="zh_TW"/>
-          </w:rPr>
-          <w:rPr>
-            <w:color w:val="0000EE"/>
-            <w:u w:val="single"/>
-          </w:rPr>
-          <w:t>16:27，</w:t>
-        </w:r>
-      </w:hyperlink>
-      <w:hyperlink r:id="rId82">
-        <w:r>
-          <w:rPr>
-            <w:lang w:val="zh_TW" w:bidi="zh_TW"/>
-          </w:rPr>
-          <w:rPr>
-            <w:color w:val="0000EE"/>
-            <w:u w:val="single"/>
-          </w:rPr>
-          <w:t>24:30</w:t>
-        </w:r>
-      </w:hyperlink>
-      <w:r>
-        <w:rPr>
-          <w:lang w:val="zh_TW" w:bidi="zh_TW"/>
-        </w:rPr>
-        <w:t>；</w:t>
-      </w:r>
-      <w:hyperlink r:id="rId83">
-        <w:r>
-          <w:rPr>
-            <w:lang w:val="zh_TW" w:bidi="zh_TW"/>
-          </w:rPr>
-          <w:rPr>
-            <w:color w:val="0000EE"/>
-            <w:u w:val="single"/>
-          </w:rPr>
-          <w:t>可13:26</w:t>
-        </w:r>
-      </w:hyperlink>
-      <w:r>
-        <w:rPr>
-          <w:lang w:val="zh_TW" w:bidi="zh_TW"/>
-        </w:rPr>
-        <w:t>；</w:t>
-      </w:r>
-      <w:hyperlink r:id="rId84">
-        <w:r>
-          <w:rPr>
-            <w:lang w:val="zh_TW" w:bidi="zh_TW"/>
-          </w:rPr>
-          <w:rPr>
-            <w:color w:val="0000EE"/>
-            <w:u w:val="single"/>
-          </w:rPr>
-          <w:t>路21:27</w:t>
-        </w:r>
-      </w:hyperlink>
-      <w:r>
-        <w:rPr>
-          <w:lang w:val="zh_TW" w:bidi="zh_TW"/>
-        </w:rPr>
-        <w:t>；</w:t>
-      </w:r>
-      <w:hyperlink r:id="rId85">
-        <w:r>
-          <w:rPr>
-            <w:lang w:val="zh_TW" w:bidi="zh_TW"/>
-          </w:rPr>
-          <w:rPr>
-            <w:color w:val="0000EE"/>
-            <w:u w:val="single"/>
-          </w:rPr>
-          <w:t>帖後2:9–10</w:t>
-        </w:r>
-      </w:hyperlink>
-      <w:r>
-        <w:rPr>
-          <w:lang w:val="zh_TW" w:bidi="zh_TW"/>
-        </w:rPr>
-        <w:t>）。那些在人前承認祂的人，不必懼怕祂榮耀的顯現（</w:t>
-      </w:r>
-      <w:hyperlink r:id="rId86">
-        <w:r>
-          <w:rPr>
-            <w:lang w:val="zh_TW" w:bidi="zh_TW"/>
-          </w:rPr>
-          <w:rPr>
-            <w:color w:val="0000EE"/>
-            <w:u w:val="single"/>
-          </w:rPr>
-          <w:t>可8:38</w:t>
-        </w:r>
-      </w:hyperlink>
-      <w:r>
-        <w:rPr>
-          <w:lang w:val="zh_TW" w:bidi="zh_TW"/>
-        </w:rPr>
-        <w:t>）。</w:t>
-      </w:r>
-    </w:p>
-    <w:p>
-      <w:pPr/>
-      <w:r>
-        <w:rPr>
-          <w:lang w:val="zh_TW" w:bidi="zh_TW"/>
-        </w:rPr>
-      </w:r>
-      <w:r>
-        <w:rPr>
-          <w:lang w:val="zh_TW" w:bidi="zh_TW"/>
-        </w:rPr>
-        <w:t>到了成全的時候，全地將被祂的榮耀充滿（</w:t>
-      </w:r>
-      <w:hyperlink r:id="rId87">
-        <w:r>
-          <w:rPr>
-            <w:lang w:val="zh_TW" w:bidi="zh_TW"/>
-          </w:rPr>
-          <w:rPr>
-            <w:color w:val="0000EE"/>
-            <w:u w:val="single"/>
-          </w:rPr>
-          <w:t>詩72:19</w:t>
-        </w:r>
-      </w:hyperlink>
-      <w:r>
-        <w:rPr>
-          <w:lang w:val="zh_TW" w:bidi="zh_TW"/>
-        </w:rPr>
-        <w:t>；</w:t>
-      </w:r>
-      <w:hyperlink r:id="rId88">
-        <w:r>
-          <w:rPr>
-            <w:lang w:val="zh_TW" w:bidi="zh_TW"/>
-          </w:rPr>
-          <w:rPr>
-            <w:color w:val="0000EE"/>
-            <w:u w:val="single"/>
-          </w:rPr>
-          <w:t>賽6:3</w:t>
-        </w:r>
-      </w:hyperlink>
-      <w:r>
-        <w:rPr>
-          <w:lang w:val="zh_TW" w:bidi="zh_TW"/>
-        </w:rPr>
-        <w:t>；</w:t>
-      </w:r>
-      <w:hyperlink r:id="rId89">
-        <w:r>
-          <w:rPr>
-            <w:lang w:val="zh_TW" w:bidi="zh_TW"/>
-          </w:rPr>
-          <w:rPr>
-            <w:color w:val="0000EE"/>
-            <w:u w:val="single"/>
-          </w:rPr>
-          <w:t>哈2:14</w:t>
-        </w:r>
-      </w:hyperlink>
-      <w:r>
-        <w:rPr>
-          <w:lang w:val="zh_TW" w:bidi="zh_TW"/>
-        </w:rPr>
-        <w:t>）。屆時，不再有榮耀的雲彩停留在聖殿上標誌聖所，因為將有新天新地（</w:t>
-      </w:r>
-      <w:hyperlink r:id="rId90">
-        <w:r>
-          <w:rPr>
-            <w:lang w:val="zh_TW" w:bidi="zh_TW"/>
-          </w:rPr>
-          <w:rPr>
-            <w:color w:val="0000EE"/>
-            <w:u w:val="single"/>
-          </w:rPr>
-          <w:t>啟21:1</w:t>
-        </w:r>
-      </w:hyperlink>
-      <w:r>
-        <w:rPr>
-          <w:lang w:val="zh_TW" w:bidi="zh_TW"/>
-        </w:rPr>
-        <w:t>）。聖城將發出神榮耀的光輝（</w:t>
-      </w:r>
-      <w:hyperlink r:id="rId91">
-        <w:r>
-          <w:rPr>
-            <w:lang w:val="zh_TW" w:bidi="zh_TW"/>
-          </w:rPr>
-          <w:rPr>
-            <w:color w:val="0000EE"/>
-            <w:u w:val="single"/>
-          </w:rPr>
-          <w:t>10–11</w:t>
-        </w:r>
-      </w:hyperlink>
-      <w:r>
-        <w:rPr>
-          <w:lang w:val="zh_TW" w:bidi="zh_TW"/>
-        </w:rPr>
-        <w:t>節）。</w:t>
-      </w:r>
-    </w:p>
-    <w:p>
-      <w:pPr>
-        <w:pStyle w:val="Heading3"/>
-      </w:pPr>
-      <w:r>
-        <w:rPr>
-          <w:lang w:val="zh_TW" w:bidi="zh_TW"/>
-        </w:rPr>
-        <w:t>榮耀與神的百姓</w:t>
-      </w:r>
-    </w:p>
-    <w:p>
-      <w:pPr/>
-      <w:r>
-        <w:rPr>
-          <w:lang w:val="zh_TW" w:bidi="zh_TW"/>
-        </w:rPr>
-      </w:r>
-      <w:r>
-        <w:rPr>
-          <w:lang w:val="zh_TW" w:bidi="zh_TW"/>
-        </w:rPr>
-        <w:t>神的百姓已經經歷了神同在的榮耀。舊約中的榮耀的雲彩就是</w:t>
-      </w:r>
-      <w:r>
-        <w:rPr>
-          <w:i/>
-          <w:lang w:val="zh_TW" w:bidi="zh_TW"/>
-        </w:rPr>
-        <w:t>他們</w:t>
-      </w:r>
-      <w:r>
-        <w:rPr>
-          <w:lang w:val="zh_TW" w:bidi="zh_TW"/>
-        </w:rPr>
-        <w:t>的榮耀（</w:t>
-      </w:r>
-      <w:hyperlink r:id="rId57">
-        <w:r>
-          <w:rPr>
-            <w:lang w:val="zh_TW" w:bidi="zh_TW"/>
-          </w:rPr>
-          <w:rPr>
-            <w:color w:val="0000EE"/>
-            <w:u w:val="single"/>
-          </w:rPr>
-          <w:t>詩106:20</w:t>
-        </w:r>
-      </w:hyperlink>
-      <w:r>
-        <w:rPr>
-          <w:lang w:val="zh_TW" w:bidi="zh_TW"/>
-        </w:rPr>
-        <w:t>；</w:t>
-      </w:r>
-      <w:hyperlink r:id="rId92">
-        <w:r>
-          <w:rPr>
-            <w:lang w:val="zh_TW" w:bidi="zh_TW"/>
-          </w:rPr>
-          <w:rPr>
-            <w:color w:val="0000EE"/>
-            <w:u w:val="single"/>
-          </w:rPr>
-          <w:t>耶2:11</w:t>
-        </w:r>
-      </w:hyperlink>
-      <w:r>
-        <w:rPr>
-          <w:lang w:val="zh_TW" w:bidi="zh_TW"/>
-        </w:rPr>
-        <w:t>）。基督作為神榮耀的化身來到祂的百姓中間，當基督升天後，祂將聖靈賜給信徒（</w:t>
-      </w:r>
-      <w:hyperlink r:id="rId93">
-        <w:r>
-          <w:rPr>
-            <w:lang w:val="zh_TW" w:bidi="zh_TW"/>
-          </w:rPr>
-          <w:rPr>
-            <w:color w:val="0000EE"/>
-            <w:u w:val="single"/>
-          </w:rPr>
-          <w:t>約16:7–14</w:t>
-        </w:r>
-      </w:hyperlink>
-      <w:r>
-        <w:rPr>
-          <w:lang w:val="zh_TW" w:bidi="zh_TW"/>
-        </w:rPr>
-        <w:t>），使神可以住在祂的百姓中間。為基督名受苦的人，榮耀的靈住在他們身上（</w:t>
-      </w:r>
-      <w:hyperlink r:id="rId94">
-        <w:r>
-          <w:rPr>
-            <w:lang w:val="zh_TW" w:bidi="zh_TW"/>
-          </w:rPr>
-          <w:rPr>
-            <w:color w:val="0000EE"/>
-            <w:u w:val="single"/>
-          </w:rPr>
-          <w:t>彼前4:14</w:t>
-        </w:r>
-      </w:hyperlink>
-      <w:r>
-        <w:rPr>
-          <w:lang w:val="zh_TW" w:bidi="zh_TW"/>
-        </w:rPr>
-        <w:t>）；這靈是聖徒榮耀基業的保證（</w:t>
-      </w:r>
-      <w:hyperlink r:id="rId95">
-        <w:r>
-          <w:rPr>
-            <w:lang w:val="zh_TW" w:bidi="zh_TW"/>
-          </w:rPr>
-          <w:rPr>
-            <w:color w:val="0000EE"/>
-            <w:u w:val="single"/>
-          </w:rPr>
-          <w:t>羅8:16–17</w:t>
-        </w:r>
-      </w:hyperlink>
-      <w:r>
-        <w:rPr>
-          <w:lang w:val="zh_TW" w:bidi="zh_TW"/>
-        </w:rPr>
-        <w:t>）。</w:t>
-      </w:r>
-    </w:p>
-    <w:p>
-      <w:pPr/>
-      <w:r>
-        <w:rPr>
-          <w:lang w:val="zh_TW" w:bidi="zh_TW"/>
-        </w:rPr>
-      </w:r>
-      <w:r>
-        <w:rPr>
-          <w:lang w:val="zh_TW" w:bidi="zh_TW"/>
-        </w:rPr>
-        <w:t>神賜給祂百姓「榮耀的盼望」（</w:t>
-      </w:r>
-      <w:hyperlink r:id="rId96">
-        <w:r>
-          <w:rPr>
-            <w:lang w:val="zh_TW" w:bidi="zh_TW"/>
-          </w:rPr>
-          <w:rPr>
-            <w:color w:val="0000EE"/>
-            <w:u w:val="single"/>
-          </w:rPr>
-          <w:t>羅5:2</w:t>
-        </w:r>
-      </w:hyperlink>
-      <w:r>
-        <w:rPr>
-          <w:lang w:val="zh_TW" w:bidi="zh_TW"/>
-        </w:rPr>
-        <w:t>；</w:t>
-      </w:r>
-      <w:hyperlink r:id="rId77">
-        <w:r>
-          <w:rPr>
-            <w:lang w:val="zh_TW" w:bidi="zh_TW"/>
-          </w:rPr>
-          <w:rPr>
-            <w:color w:val="0000EE"/>
-            <w:u w:val="single"/>
-          </w:rPr>
-          <w:t>腓3:21</w:t>
-        </w:r>
-      </w:hyperlink>
-      <w:r>
-        <w:rPr>
-          <w:lang w:val="zh_TW" w:bidi="zh_TW"/>
-        </w:rPr>
-        <w:t>；</w:t>
-      </w:r>
-      <w:hyperlink r:id="rId97">
-        <w:r>
-          <w:rPr>
-            <w:lang w:val="zh_TW" w:bidi="zh_TW"/>
-          </w:rPr>
-          <w:rPr>
-            <w:color w:val="0000EE"/>
-            <w:u w:val="single"/>
-          </w:rPr>
-          <w:t>西1:27</w:t>
-        </w:r>
-      </w:hyperlink>
-      <w:r>
-        <w:rPr>
-          <w:lang w:val="zh_TW" w:bidi="zh_TW"/>
-        </w:rPr>
-        <w:t>；</w:t>
-      </w:r>
-      <w:hyperlink r:id="rId98">
-        <w:r>
-          <w:rPr>
-            <w:lang w:val="zh_TW" w:bidi="zh_TW"/>
-          </w:rPr>
-          <w:rPr>
-            <w:color w:val="0000EE"/>
-            <w:u w:val="single"/>
-          </w:rPr>
-          <w:t>猶24–25</w:t>
-        </w:r>
-      </w:hyperlink>
-      <w:r>
-        <w:rPr>
-          <w:lang w:val="zh_TW" w:bidi="zh_TW"/>
-        </w:rPr>
-        <w:t>）。那些祂所揀選的人，祂也必使他們得榮耀（</w:t>
-      </w:r>
-      <w:hyperlink r:id="rId99">
-        <w:r>
-          <w:rPr>
-            <w:lang w:val="zh_TW" w:bidi="zh_TW"/>
-          </w:rPr>
-          <w:rPr>
-            <w:color w:val="0000EE"/>
-            <w:u w:val="single"/>
-          </w:rPr>
-          <w:t>羅8:30，</w:t>
-        </w:r>
-      </w:hyperlink>
-      <w:hyperlink r:id="rId100">
-        <w:r>
-          <w:rPr>
-            <w:lang w:val="zh_TW" w:bidi="zh_TW"/>
-          </w:rPr>
-          <w:rPr>
-            <w:color w:val="0000EE"/>
-            <w:u w:val="single"/>
-          </w:rPr>
-          <w:t>9:23</w:t>
-        </w:r>
-      </w:hyperlink>
-      <w:r>
-        <w:rPr>
-          <w:lang w:val="zh_TW" w:bidi="zh_TW"/>
-        </w:rPr>
-        <w:t>）；他們將在基督裡分享祂的榮耀（</w:t>
-      </w:r>
-      <w:hyperlink r:id="rId101">
-        <w:r>
-          <w:rPr>
-            <w:lang w:val="zh_TW" w:bidi="zh_TW"/>
-          </w:rPr>
-          <w:rPr>
-            <w:color w:val="0000EE"/>
-            <w:u w:val="single"/>
-          </w:rPr>
-          <w:t>西3:4</w:t>
-        </w:r>
-      </w:hyperlink>
-      <w:r>
-        <w:rPr>
-          <w:lang w:val="zh_TW" w:bidi="zh_TW"/>
-        </w:rPr>
-        <w:t>；</w:t>
-      </w:r>
-      <w:hyperlink r:id="rId102">
-        <w:r>
-          <w:rPr>
-            <w:lang w:val="zh_TW" w:bidi="zh_TW"/>
-          </w:rPr>
-          <w:rPr>
-            <w:color w:val="0000EE"/>
-            <w:u w:val="single"/>
-          </w:rPr>
-          <w:t>帖後2:14</w:t>
-        </w:r>
-      </w:hyperlink>
-      <w:r>
-        <w:rPr>
-          <w:lang w:val="zh_TW" w:bidi="zh_TW"/>
-        </w:rPr>
-        <w:t>；</w:t>
-      </w:r>
-      <w:hyperlink r:id="rId103">
-        <w:r>
-          <w:rPr>
-            <w:lang w:val="zh_TW" w:bidi="zh_TW"/>
-          </w:rPr>
-          <w:rPr>
-            <w:color w:val="0000EE"/>
-            <w:u w:val="single"/>
-          </w:rPr>
-          <w:t>提後2:10</w:t>
-        </w:r>
-      </w:hyperlink>
-      <w:r>
-        <w:rPr>
-          <w:lang w:val="zh_TW" w:bidi="zh_TW"/>
-        </w:rPr>
-        <w:t>）。今世的苦楚與將來要顯於我們的榮耀無法相比（</w:t>
-      </w:r>
-      <w:hyperlink r:id="rId104">
-        <w:r>
-          <w:rPr>
-            <w:lang w:val="zh_TW" w:bidi="zh_TW"/>
-          </w:rPr>
-          <w:rPr>
-            <w:color w:val="0000EE"/>
-            <w:u w:val="single"/>
-          </w:rPr>
-          <w:t>羅8:18</w:t>
-        </w:r>
-      </w:hyperlink>
-      <w:r>
-        <w:rPr>
-          <w:lang w:val="zh_TW" w:bidi="zh_TW"/>
-        </w:rPr>
-        <w:t>；</w:t>
-      </w:r>
-      <w:hyperlink r:id="rId105">
-        <w:r>
-          <w:rPr>
-            <w:lang w:val="zh_TW" w:bidi="zh_TW"/>
-          </w:rPr>
-          <w:rPr>
-            <w:color w:val="0000EE"/>
-            <w:u w:val="single"/>
-          </w:rPr>
-          <w:t>林後4:17</w:t>
-        </w:r>
-      </w:hyperlink>
-      <w:r>
-        <w:rPr>
-          <w:lang w:val="zh_TW" w:bidi="zh_TW"/>
-        </w:rPr>
-        <w:t>）。整個受造界渴望看見神兒女自由的榮耀（</w:t>
-      </w:r>
-      <w:hyperlink r:id="rId106">
-        <w:r>
-          <w:rPr>
-            <w:lang w:val="zh_TW" w:bidi="zh_TW"/>
-          </w:rPr>
-          <w:rPr>
-            <w:color w:val="0000EE"/>
-            <w:u w:val="single"/>
-          </w:rPr>
-          <w:t>羅8:21</w:t>
-        </w:r>
-      </w:hyperlink>
-      <w:r>
-        <w:rPr>
-          <w:lang w:val="zh_TW" w:bidi="zh_TW"/>
-        </w:rPr>
-        <w:t>）。這樣的榮耀盼望如此確定，以致彼得甚至可以在今世就說自己同享基督的榮耀（</w:t>
-      </w:r>
-      <w:hyperlink r:id="rId107">
-        <w:r>
-          <w:rPr>
-            <w:lang w:val="zh_TW" w:bidi="zh_TW"/>
-          </w:rPr>
-          <w:rPr>
-            <w:color w:val="0000EE"/>
-            <w:u w:val="single"/>
-          </w:rPr>
-          <w:t>彼前5:1</w:t>
-        </w:r>
-      </w:hyperlink>
-      <w:r>
-        <w:rPr>
-          <w:lang w:val="zh_TW" w:bidi="zh_TW"/>
-        </w:rPr>
-        <w:t>），同時也仰望那永恆的榮耀（見</w:t>
-      </w:r>
-      <w:hyperlink r:id="rId108">
-        <w:r>
-          <w:rPr>
-            <w:lang w:val="zh_TW" w:bidi="zh_TW"/>
-          </w:rPr>
-          <w:rPr>
-            <w:color w:val="0000EE"/>
-            <w:u w:val="single"/>
-          </w:rPr>
-          <w:t>10</w:t>
-        </w:r>
-      </w:hyperlink>
-      <w:r>
-        <w:rPr>
-          <w:lang w:val="zh_TW" w:bidi="zh_TW"/>
-        </w:rPr>
-        <w:t>節）。作為基督榮耀的分享者，教會被召去榮耀神。因著他們內心的盼望，他們潔淨自己（</w:t>
-      </w:r>
-      <w:hyperlink r:id="rId109">
-        <w:r>
-          <w:rPr>
-            <w:lang w:val="zh_TW" w:bidi="zh_TW"/>
-          </w:rPr>
-          <w:rPr>
-            <w:color w:val="0000EE"/>
-            <w:u w:val="single"/>
-          </w:rPr>
-          <w:t>約一3:3</w:t>
-        </w:r>
-      </w:hyperlink>
-      <w:r>
-        <w:rPr>
-          <w:lang w:val="zh_TW" w:bidi="zh_TW"/>
-        </w:rPr>
-        <w:t>）。</w:t>
-      </w:r>
-    </w:p>
-    <w:p>
-      <w:pPr/>
-      <w:r>
-        <w:rPr>
-          <w:lang w:val="zh_TW" w:bidi="zh_TW"/>
-        </w:rPr>
-      </w:r>
-      <w:r>
-        <w:rPr>
-          <w:i/>
-          <w:lang w:val="zh_TW" w:bidi="zh_TW"/>
-        </w:rPr>
         <w:t>另見</w:t>
       </w:r>
       <w:r>
@@ -2233,67 +596,25 @@
         <w:rPr>
           <w:lang w:val="zh_TW" w:bidi="zh_TW"/>
         </w:rPr>
-        <w:t>誇耀</w:t>
-      </w:r>
-      <w:r>
-        <w:rPr>
-          <w:lang w:val="zh_TW" w:bidi="zh_TW"/>
-        </w:rPr>
-        <w:t>；</w:t>
-      </w:r>
-      <w:r>
-        <w:rPr>
-          <w:lang w:val="zh_TW" w:bidi="zh_TW"/>
-        </w:rPr>
-        <w:t>神的存在與屬性</w:t>
-      </w:r>
-      <w:r>
-        <w:rPr>
-          <w:lang w:val="zh_TW" w:bidi="zh_TW"/>
-        </w:rPr>
-        <w:t>；</w:t>
-      </w:r>
-      <w:r>
-        <w:rPr>
-          <w:lang w:val="zh_TW" w:bidi="zh_TW"/>
-        </w:rPr>
-        <w:t>火柱與雲柱</w:t>
-      </w:r>
-      <w:r>
-        <w:rPr>
-          <w:lang w:val="zh_TW" w:bidi="zh_TW"/>
-        </w:rPr>
-        <w:t>；</w:t>
-      </w:r>
-      <w:r>
-        <w:rPr>
-          <w:lang w:val="zh_TW" w:bidi="zh_TW"/>
-        </w:rPr>
-        <w:t>舍吉拿</w:t>
-      </w:r>
-      <w:r>
-        <w:rPr>
-          <w:lang w:val="zh_TW" w:bidi="zh_TW"/>
-        </w:rPr>
-        <w:t>；</w:t>
-      </w:r>
-      <w:r>
-        <w:rPr>
-          <w:lang w:val="zh_TW" w:bidi="zh_TW"/>
-        </w:rPr>
-        <w:t>神顯現</w:t>
-      </w:r>
-      <w:r>
-        <w:rPr>
-          <w:lang w:val="zh_TW" w:bidi="zh_TW"/>
-        </w:rPr>
-        <w:t>；</w:t>
-      </w:r>
-      <w:r>
-        <w:rPr>
-          <w:lang w:val="zh_TW" w:bidi="zh_TW"/>
-        </w:rPr>
-        <w:t>財富</w:t>
+        <w:t>出埃及記；</w:t>
+      </w:r>
+      <w:r>
+        <w:rPr>
+          <w:lang w:val="zh_TW" w:bidi="zh_TW"/>
+        </w:rPr>
+        <w:t>摩西；</w:t>
+      </w:r>
+      <w:r>
+        <w:rPr>
+          <w:lang w:val="zh_TW" w:bidi="zh_TW"/>
+        </w:rPr>
+        <w:t>神顯現；</w:t>
+      </w:r>
+      <w:r>
+        <w:rPr>
+          <w:lang w:val="zh_TW" w:bidi="zh_TW"/>
+        </w:rPr>
+        <w:t>神的名字</w:t>
       </w:r>
       <w:r>
         <w:rPr>

--- a/zht/docx/115.content.docx
+++ b/zht/docx/115.content.docx
@@ -149,7 +149,7 @@
         <w:rPr>
           <w:lang w:val="zh_TW" w:bidi="zh_TW"/>
         </w:rPr>
-        <w:t>ran</w:t>
+        <w:t>nuo</w:t>
       </w:r>
       <w:r>
         <w:rPr>
@@ -212,7 +212,7 @@
         <w:rPr>
           <w:lang w:val="zh_TW" w:bidi="zh_TW"/>
         </w:rPr>
-        <w:t>燃燒的荊棘</w:t>
+        <w:t>挪伯</w:t>
       </w:r>
       <w:r>
         <w:rPr>
@@ -231,7 +231,7 @@
         <w:rPr>
           <w:lang w:val="zh_TW" w:bidi="zh_TW"/>
         </w:rPr>
-        <w:t>摩西在何烈山的荊棘火焰中遇見神，並被差派帶領以色列的百姓出埃及（</w:t>
+        <w:t>一座位於耶路撒冷東北方、橄欖山對面的斯科普斯山（Mount Scopus）上的城。挪伯是一個重要的宗教中心，有86位祭司住在那裡，並且有以弗得（</w:t>
       </w:r>
       <w:hyperlink r:id="rId13">
         <w:r>
@@ -242,32 +242,28 @@
             <w:color w:val="0000EE"/>
             <w:u w:val="single"/>
           </w:rPr>
-          <w:t>出3:1</w:t>
+          <w:t>撒上22:13–20</w:t>
         </w:r>
       </w:hyperlink>
       <w:r>
         <w:rPr>
           <w:lang w:val="zh_TW" w:bidi="zh_TW"/>
         </w:rPr>
-        <w:t>–</w:t>
-      </w:r>
-      <w:hyperlink r:id="rId13">
-        <w:r>
-          <w:rPr>
-            <w:lang w:val="zh_TW" w:bidi="zh_TW"/>
-          </w:rPr>
-          <w:rPr>
-            <w:color w:val="0000EE"/>
-            <w:u w:val="single"/>
-          </w:rPr>
-          <w:t>15</w:t>
-        </w:r>
-      </w:hyperlink>
-      <w:r>
-        <w:rPr>
-          <w:lang w:val="zh_TW" w:bidi="zh_TW"/>
-        </w:rPr>
-        <w:t>；</w:t>
+        <w:t>）。當非利士人摧毀示羅的聖所時，挪伯成為了那些從示羅逃離祭司的主要聖所。</w:t>
+      </w:r>
+    </w:p>
+    <w:p>
+      <w:pPr/>
+      <w:r>
+        <w:rPr>
+          <w:lang w:val="zh_TW" w:bidi="zh_TW"/>
+        </w:rPr>
+      </w:r>
+      <w:r>
+        <w:rPr>
+          <w:lang w:val="zh_TW" w:bidi="zh_TW"/>
+        </w:rPr>
+        <w:t>大衛前往挪伯的事件見證了古代關於桌子和陳設餅的習俗（</w:t>
       </w:r>
       <w:hyperlink r:id="rId14">
         <w:r>
@@ -278,7 +274,7 @@
             <w:color w:val="0000EE"/>
             <w:u w:val="single"/>
           </w:rPr>
-          <w:t>可12:26</w:t>
+          <w:t>出37:10–16</w:t>
         </w:r>
       </w:hyperlink>
       <w:r>
@@ -296,14 +292,14 @@
             <w:color w:val="0000EE"/>
             <w:u w:val="single"/>
           </w:rPr>
-          <w:t>路20:37</w:t>
+          <w:t>撒上21:2–7</w:t>
         </w:r>
       </w:hyperlink>
       <w:r>
         <w:rPr>
           <w:lang w:val="zh_TW" w:bidi="zh_TW"/>
         </w:rPr>
-        <w:t>；</w:t>
+        <w:t>）。耶穌曾引用大衛因飢餓而打破安息日規矩的例子，作為行為合理的解釋（</w:t>
       </w:r>
       <w:hyperlink r:id="rId16">
         <w:r>
@@ -314,32 +310,28 @@
             <w:color w:val="0000EE"/>
             <w:u w:val="single"/>
           </w:rPr>
-          <w:t>徒7:30</w:t>
+          <w:t>可2:23–28</w:t>
         </w:r>
       </w:hyperlink>
       <w:r>
         <w:rPr>
           <w:lang w:val="zh_TW" w:bidi="zh_TW"/>
         </w:rPr>
-        <w:t>–</w:t>
-      </w:r>
-      <w:hyperlink r:id="rId16">
-        <w:r>
-          <w:rPr>
-            <w:lang w:val="zh_TW" w:bidi="zh_TW"/>
-          </w:rPr>
-          <w:rPr>
-            <w:color w:val="0000EE"/>
-            <w:u w:val="single"/>
-          </w:rPr>
-          <w:t>34</w:t>
-        </w:r>
-      </w:hyperlink>
-      <w:r>
-        <w:rPr>
-          <w:lang w:val="zh_TW" w:bidi="zh_TW"/>
-        </w:rPr>
-        <w:t>）。荊棘燃燒卻不被燒毀的奧秘，使神向摩西啟示了祂的名：「我是自有永有的。」燃燒的荊棘是神顯現，是神同在的可見神蹟。在聖經中，神的榮耀經常與雲、火和煙相聯繫（見</w:t>
+        <w:t>）。當時，大衛因逃避掃羅的追捕而飢餓難耐，便進入挪伯的聖所，取走了每週安息日獻給神的陳設餅。</w:t>
+      </w:r>
+    </w:p>
+    <w:p>
+      <w:pPr/>
+      <w:r>
+        <w:rPr>
+          <w:lang w:val="zh_TW" w:bidi="zh_TW"/>
+        </w:rPr>
+      </w:r>
+      <w:r>
+        <w:rPr>
+          <w:lang w:val="zh_TW" w:bidi="zh_TW"/>
+        </w:rPr>
+        <w:t>亞希米勒是以利的後裔，也是挪伯祭司的領袖。他將陳設餅和曾殺死歌利亞的劍交給大衛。這使得掃羅非常憤怒，下令屠殺亞希米勒及所有挪伯的祭司和居民（</w:t>
       </w:r>
       <w:hyperlink r:id="rId17">
         <w:r>
@@ -350,9 +342,29 @@
             <w:color w:val="0000EE"/>
             <w:u w:val="single"/>
           </w:rPr>
-          <w:t>出13:21，</w:t>
+          <w:t>撒上22:6–23</w:t>
         </w:r>
       </w:hyperlink>
+      <w:r>
+        <w:rPr>
+          <w:lang w:val="zh_TW" w:bidi="zh_TW"/>
+        </w:rPr>
+        <w:t>）。這一事件導致了掃羅的沒落。</w:t>
+      </w:r>
+    </w:p>
+    <w:p>
+      <w:pPr/>
+      <w:r>
+        <w:rPr>
+          <w:lang w:val="zh_TW" w:bidi="zh_TW"/>
+        </w:rPr>
+      </w:r>
+      <w:r>
+        <w:rPr>
+          <w:lang w:val="zh_TW" w:bidi="zh_TW"/>
+        </w:rPr>
+        <w:t>亞比亞他是唯一逃過屠殺的祭司，並在大衛統治期間發揮了重要作用，直到所羅門最終將他革除（</w:t>
+      </w:r>
       <w:hyperlink r:id="rId18">
         <w:r>
           <w:rPr>
@@ -362,14 +374,14 @@
             <w:color w:val="0000EE"/>
             <w:u w:val="single"/>
           </w:rPr>
-          <w:t>19:18</w:t>
+          <w:t>王上2:26–27</w:t>
         </w:r>
       </w:hyperlink>
       <w:r>
         <w:rPr>
           <w:lang w:val="zh_TW" w:bidi="zh_TW"/>
         </w:rPr>
-        <w:t>；</w:t>
+        <w:t>）。「敬拜神的地方」這個短語可能指的是挪伯的聖所（</w:t>
       </w:r>
       <w:hyperlink r:id="rId19">
         <w:r>
@@ -380,32 +392,62 @@
             <w:color w:val="0000EE"/>
             <w:u w:val="single"/>
           </w:rPr>
-          <w:t>王上8:10</w:t>
+          <w:t>撒下15:32</w:t>
         </w:r>
       </w:hyperlink>
       <w:r>
         <w:rPr>
           <w:lang w:val="zh_TW" w:bidi="zh_TW"/>
         </w:rPr>
-        <w:t>–</w:t>
-      </w:r>
-      <w:hyperlink r:id="rId19">
-        <w:r>
-          <w:rPr>
-            <w:lang w:val="zh_TW" w:bidi="zh_TW"/>
-          </w:rPr>
-          <w:rPr>
-            <w:color w:val="0000EE"/>
-            <w:u w:val="single"/>
-          </w:rPr>
-          <w:t>11</w:t>
-        </w:r>
-      </w:hyperlink>
-      <w:r>
-        <w:rPr>
-          <w:lang w:val="zh_TW" w:bidi="zh_TW"/>
-        </w:rPr>
-        <w:t>；</w:t>
+        <w:t>）。</w:t>
+      </w:r>
+      <w:r>
+        <w:rPr>
+          <w:lang w:val="zh_TW" w:bidi="zh_TW"/>
+        </w:rPr>
+      </w:r>
+      <w:r>
+        <w:rPr>
+          <w:lang w:val="zh_TW" w:bidi="zh_TW"/>
+        </w:rPr>
+      </w:r>
+    </w:p>
+    <w:p>
+      <w:pPr/>
+      <w:r>
+        <w:rPr>
+          <w:lang w:val="zh_TW" w:bidi="zh_TW"/>
+        </w:rPr>
+      </w:r>
+    </w:p>
+    <w:p>
+      <w:pPr>
+        <w:pStyle w:val="Heading2"/>
+      </w:pPr>
+      <w:r>
+        <w:rPr>
+          <w:lang w:val="zh_TW" w:bidi="zh_TW"/>
+        </w:rPr>
+        <w:t>挪答， 挪答人</w:t>
+      </w:r>
+      <w:r>
+        <w:rPr>
+          <w:lang w:val="zh_TW" w:bidi="zh_TW"/>
+        </w:rPr>
+      </w:r>
+    </w:p>
+    <w:p>
+      <w:pPr/>
+      <w:r>
+        <w:rPr>
+          <w:lang w:val="zh_TW" w:bidi="zh_TW"/>
+        </w:rPr>
+      </w:r>
+      <w:r>
+        <w:rPr>
+          <w:lang w:val="zh_TW" w:bidi="zh_TW"/>
+        </w:rPr>
+        <w:t>阿拉伯一個部族的祖先，這個部族曾與夏甲人聯合，與住在約旦河東的以色列支派爭戰（</w:t>
       </w:r>
       <w:hyperlink r:id="rId20">
         <w:r>
@@ -416,9 +458,15 @@
             <w:color w:val="0000EE"/>
             <w:u w:val="single"/>
           </w:rPr>
-          <w:t>王下1:12，</w:t>
+          <w:t>代上5:19</w:t>
         </w:r>
       </w:hyperlink>
+      <w:r>
+        <w:rPr>
+          <w:lang w:val="zh_TW" w:bidi="zh_TW"/>
+        </w:rPr>
+        <w:t>）。雖然以實瑪利眾子的名單之中沒有列出挪答（參</w:t>
+      </w:r>
       <w:hyperlink r:id="rId21">
         <w:r>
           <w:rPr>
@@ -428,14 +476,62 @@
             <w:color w:val="0000EE"/>
             <w:u w:val="single"/>
           </w:rPr>
-          <w:t>2:11</w:t>
+          <w:t>創25:13–15</w:t>
         </w:r>
       </w:hyperlink>
       <w:r>
         <w:rPr>
           <w:lang w:val="zh_TW" w:bidi="zh_TW"/>
         </w:rPr>
-        <w:t>；</w:t>
+        <w:t>），但他可能是以實瑪利家系的遠親。</w:t>
+      </w:r>
+      <w:r>
+        <w:rPr>
+          <w:lang w:val="zh_TW" w:bidi="zh_TW"/>
+        </w:rPr>
+      </w:r>
+      <w:r>
+        <w:rPr>
+          <w:lang w:val="zh_TW" w:bidi="zh_TW"/>
+        </w:rPr>
+      </w:r>
+    </w:p>
+    <w:p>
+      <w:pPr/>
+      <w:r>
+        <w:rPr>
+          <w:lang w:val="zh_TW" w:bidi="zh_TW"/>
+        </w:rPr>
+      </w:r>
+    </w:p>
+    <w:p>
+      <w:pPr>
+        <w:pStyle w:val="Heading2"/>
+      </w:pPr>
+      <w:r>
+        <w:rPr>
+          <w:lang w:val="zh_TW" w:bidi="zh_TW"/>
+        </w:rPr>
+        <w:t>挪得</w:t>
+      </w:r>
+      <w:r>
+        <w:rPr>
+          <w:lang w:val="zh_TW" w:bidi="zh_TW"/>
+        </w:rPr>
+      </w:r>
+    </w:p>
+    <w:p>
+      <w:pPr/>
+      <w:r>
+        <w:rPr>
+          <w:lang w:val="zh_TW" w:bidi="zh_TW"/>
+        </w:rPr>
+      </w:r>
+      <w:r>
+        <w:rPr>
+          <w:lang w:val="zh_TW" w:bidi="zh_TW"/>
+        </w:rPr>
+        <w:t>該隱殺了他的弟弟亞伯後，去到伊甸東方的土地名稱（</w:t>
       </w:r>
       <w:hyperlink r:id="rId22">
         <w:r>
@@ -446,32 +542,70 @@
             <w:color w:val="0000EE"/>
             <w:u w:val="single"/>
           </w:rPr>
-          <w:t>賽6:1</w:t>
+          <w:t>創4:16</w:t>
         </w:r>
       </w:hyperlink>
       <w:r>
         <w:rPr>
           <w:lang w:val="zh_TW" w:bidi="zh_TW"/>
         </w:rPr>
-        <w:t>–</w:t>
-      </w:r>
-      <w:hyperlink r:id="rId22">
-        <w:r>
-          <w:rPr>
-            <w:lang w:val="zh_TW" w:bidi="zh_TW"/>
-          </w:rPr>
-          <w:rPr>
-            <w:color w:val="0000EE"/>
-            <w:u w:val="single"/>
-          </w:rPr>
-          <w:t>6</w:t>
-        </w:r>
-      </w:hyperlink>
-      <w:r>
-        <w:rPr>
-          <w:lang w:val="zh_TW" w:bidi="zh_TW"/>
-        </w:rPr>
-        <w:t>；</w:t>
+        <w:t>）。</w:t>
+      </w:r>
+      <w:r>
+        <w:rPr>
+          <w:lang w:val="zh_TW" w:bidi="zh_TW"/>
+        </w:rPr>
+      </w:r>
+      <w:r>
+        <w:rPr>
+          <w:lang w:val="zh_TW" w:bidi="zh_TW"/>
+        </w:rPr>
+      </w:r>
+    </w:p>
+    <w:p>
+      <w:pPr/>
+      <w:r>
+        <w:rPr>
+          <w:lang w:val="zh_TW" w:bidi="zh_TW"/>
+        </w:rPr>
+      </w:r>
+    </w:p>
+    <w:p>
+      <w:pPr>
+        <w:pStyle w:val="Heading2"/>
+      </w:pPr>
+      <w:r>
+        <w:rPr>
+          <w:lang w:val="zh_TW" w:bidi="zh_TW"/>
+        </w:rPr>
+        <w:t>挪亞</w:t>
+      </w:r>
+      <w:r>
+        <w:rPr>
+          <w:lang w:val="zh_TW" w:bidi="zh_TW"/>
+        </w:rPr>
+      </w:r>
+    </w:p>
+    <w:p>
+      <w:pPr>
+        <w:pStyle w:val="ListNumber"/>
+        <w:numPr>
+          <w:ilvl w:val="0"/>
+          <w:numId w:val="14"/>
+        </w:numPr>
+        <w:spacing w:line="240" w:lineRule="auto"/>
+        <w:ind w:left="720"/>
+      </w:pPr>
+      <w:r>
+        <w:rPr>
+          <w:lang w:val="zh_TW" w:bidi="zh_TW"/>
+        </w:rPr>
+      </w:r>
+      <w:r>
+        <w:rPr>
+          <w:lang w:val="zh_TW" w:bidi="zh_TW"/>
+        </w:rPr>
+        <w:t>拉麥的兒子、瑪土撒拉的孫子，是亞當第三個兒子塞特的後裔（</w:t>
       </w:r>
       <w:hyperlink r:id="rId23">
         <w:r>
@@ -482,14 +616,14 @@
             <w:color w:val="0000EE"/>
             <w:u w:val="single"/>
           </w:rPr>
-          <w:t>帖後1:7</w:t>
+          <w:t>創5:3–20</w:t>
         </w:r>
       </w:hyperlink>
       <w:r>
         <w:rPr>
           <w:lang w:val="zh_TW" w:bidi="zh_TW"/>
         </w:rPr>
-        <w:t>；</w:t>
+        <w:t>）。拉麥給他的兒子取名為挪亞，這個聽起來像希伯來文單詞的名字，可以表示「安慰」或「慰藉」。當拉麥給他這個名字時，他說：「這個兒子必為我們的操作和手中的勞苦安慰我們；這操作勞苦是因為耶和華咒詛地」（</w:t>
       </w:r>
       <w:hyperlink r:id="rId24">
         <w:r>
@@ -500,9 +634,22 @@
             <w:color w:val="0000EE"/>
             <w:u w:val="single"/>
           </w:rPr>
-          <w:t>啟1:14，</w:t>
+          <w:t>創5:29</w:t>
         </w:r>
       </w:hyperlink>
+      <w:r>
+        <w:rPr>
+          <w:lang w:val="zh_TW" w:bidi="zh_TW"/>
+        </w:rPr>
+        <w:t>）。</w:t>
+        <w:br/>
+      </w:r>
+      <w:r>
+        <w:rPr>
+          <w:lang w:val="zh_TW" w:bidi="zh_TW"/>
+        </w:rPr>
+        <w:t>由於不止息的邪惡，神定意要毀滅受造界（參</w:t>
+      </w:r>
       <w:hyperlink r:id="rId25">
         <w:r>
           <w:rPr>
@@ -512,28 +659,14 @@
             <w:color w:val="0000EE"/>
             <w:u w:val="single"/>
           </w:rPr>
-          <w:t>19:12</w:t>
+          <w:t>太24:37–39</w:t>
         </w:r>
       </w:hyperlink>
       <w:r>
         <w:rPr>
           <w:lang w:val="zh_TW" w:bidi="zh_TW"/>
         </w:rPr>
-        <w:t>）。</w:t>
-      </w:r>
-    </w:p>
-    <w:p>
-      <w:pPr/>
-      <w:r>
-        <w:rPr>
-          <w:lang w:val="zh_TW" w:bidi="zh_TW"/>
-        </w:rPr>
-      </w:r>
-      <w:r>
-        <w:rPr>
-          <w:lang w:val="zh_TW" w:bidi="zh_TW"/>
-        </w:rPr>
-        <w:t>燃燒的荊棘象徵神的聖潔。摩西被吩咐脫鞋，因為他所站之地是聖地（</w:t>
+        <w:t>；</w:t>
       </w:r>
       <w:hyperlink r:id="rId26">
         <w:r>
@@ -544,14 +677,14 @@
             <w:color w:val="0000EE"/>
             <w:u w:val="single"/>
           </w:rPr>
-          <w:t>出3:5</w:t>
+          <w:t>路17:26–27</w:t>
         </w:r>
       </w:hyperlink>
       <w:r>
         <w:rPr>
           <w:lang w:val="zh_TW" w:bidi="zh_TW"/>
         </w:rPr>
-        <w:t>）。埃及的神常被認為居於幽暗之中，但以色列的神卻居於人不能接近的光中（</w:t>
+        <w:t>），但神特別保留了挪亞，因為他在神眼中是個義人，在人前也無可指責（</w:t>
       </w:r>
       <w:hyperlink r:id="rId27">
         <w:r>
@@ -562,14 +695,86 @@
             <w:color w:val="0000EE"/>
             <w:u w:val="single"/>
           </w:rPr>
-          <w:t>提前6:16</w:t>
+          <w:t>創6:3–9</w:t>
         </w:r>
       </w:hyperlink>
       <w:r>
         <w:rPr>
           <w:lang w:val="zh_TW" w:bidi="zh_TW"/>
         </w:rPr>
-        <w:t>）。燃燒的荊棘象徵著神的旨意不是要毀滅祂的子民，而是要拯救他們，帶領他們脫離埃及的奴役，進入應許之地。</w:t>
+        <w:t>）。挪亞按著神精準的指示，他建造了一艘方舟。只有八個人進入：</w:t>
+      </w:r>
+    </w:p>
+    <w:p>
+      <w:pPr>
+        <w:pStyle w:val="ListBullet"/>
+        <w:spacing w:line="240" w:lineRule="auto"/>
+        <w:ind w:left="1440"/>
+      </w:pPr>
+      <w:r>
+        <w:rPr>
+          <w:lang w:val="zh_TW" w:bidi="zh_TW"/>
+        </w:rPr>
+      </w:r>
+      <w:r>
+        <w:rPr>
+          <w:lang w:val="zh_TW" w:bidi="zh_TW"/>
+        </w:rPr>
+        <w:t>挪亞</w:t>
+      </w:r>
+    </w:p>
+    <w:p>
+      <w:pPr>
+        <w:pStyle w:val="ListBullet"/>
+        <w:spacing w:line="240" w:lineRule="auto"/>
+        <w:ind w:left="1440"/>
+      </w:pPr>
+      <w:r>
+        <w:rPr>
+          <w:lang w:val="zh_TW" w:bidi="zh_TW"/>
+        </w:rPr>
+      </w:r>
+      <w:r>
+        <w:rPr>
+          <w:lang w:val="zh_TW" w:bidi="zh_TW"/>
+        </w:rPr>
+        <w:t>他的妻子</w:t>
+      </w:r>
+    </w:p>
+    <w:p>
+      <w:pPr>
+        <w:pStyle w:val="ListBullet"/>
+        <w:spacing w:line="240" w:lineRule="auto"/>
+        <w:ind w:left="1440"/>
+      </w:pPr>
+      <w:r>
+        <w:rPr>
+          <w:lang w:val="zh_TW" w:bidi="zh_TW"/>
+        </w:rPr>
+      </w:r>
+      <w:r>
+        <w:rPr>
+          <w:lang w:val="zh_TW" w:bidi="zh_TW"/>
+        </w:rPr>
+        <w:t>他的三個兒子</w:t>
+      </w:r>
+    </w:p>
+    <w:p>
+      <w:pPr>
+        <w:pStyle w:val="ListBullet"/>
+        <w:spacing w:line="240" w:lineRule="auto"/>
+        <w:ind w:left="1440"/>
+      </w:pPr>
+      <w:r>
+        <w:rPr>
+          <w:lang w:val="zh_TW" w:bidi="zh_TW"/>
+        </w:rPr>
+      </w:r>
+      <w:r>
+        <w:rPr>
+          <w:lang w:val="zh_TW" w:bidi="zh_TW"/>
+        </w:rPr>
+        <w:t>他們的妻子</w:t>
       </w:r>
     </w:p>
     <w:p>
@@ -581,6 +786,168 @@
       </w:r>
       <w:r>
         <w:rPr>
+          <w:lang w:val="zh_TW" w:bidi="zh_TW"/>
+        </w:rPr>
+        <w:t>各類生物都成對被帶入。如此，他們便從隨後的洪水中得以保護，而其他所有活物都滅亡了（</w:t>
+      </w:r>
+      <w:hyperlink r:id="rId28">
+        <w:r>
+          <w:rPr>
+            <w:lang w:val="zh_TW" w:bidi="zh_TW"/>
+          </w:rPr>
+          <w:rPr>
+            <w:color w:val="0000EE"/>
+            <w:u w:val="single"/>
+          </w:rPr>
+          <w:t>創6:14–8:19</w:t>
+        </w:r>
+      </w:hyperlink>
+      <w:r>
+        <w:rPr>
+          <w:lang w:val="zh_TW" w:bidi="zh_TW"/>
+        </w:rPr>
+        <w:t>）。當他們離開方舟後，挪亞築了一座壇。他獻上了使神喜悅的燔祭。神以應許作為回應：儘管人類有罪，祂不會再次降下洪水，或使季節混亂（</w:t>
+      </w:r>
+      <w:hyperlink r:id="rId29">
+        <w:r>
+          <w:rPr>
+            <w:lang w:val="zh_TW" w:bidi="zh_TW"/>
+          </w:rPr>
+          <w:rPr>
+            <w:color w:val="0000EE"/>
+            <w:u w:val="single"/>
+          </w:rPr>
+          <w:t>創8:20–9:17</w:t>
+        </w:r>
+      </w:hyperlink>
+      <w:r>
+        <w:rPr>
+          <w:lang w:val="zh_TW" w:bidi="zh_TW"/>
+        </w:rPr>
+        <w:t>）。</w:t>
+      </w:r>
+    </w:p>
+    <w:p>
+      <w:pPr/>
+      <w:r>
+        <w:rPr>
+          <w:lang w:val="zh_TW" w:bidi="zh_TW"/>
+        </w:rPr>
+      </w:r>
+      <w:r>
+        <w:rPr>
+          <w:lang w:val="zh_TW" w:bidi="zh_TW"/>
+        </w:rPr>
+        <w:t>挪亞曾經抵禦強大的誘惑。然而，可能因疏忽或年老，他喝醉了。家人之間的反應各不相同，導致了不同的結局。閃和雅弗得了祝福。含沒有得到祝福，而他的兒子迦南則被咒詛（</w:t>
+      </w:r>
+      <w:hyperlink r:id="rId30">
+        <w:r>
+          <w:rPr>
+            <w:lang w:val="zh_TW" w:bidi="zh_TW"/>
+          </w:rPr>
+          <w:rPr>
+            <w:color w:val="0000EE"/>
+            <w:u w:val="single"/>
+          </w:rPr>
+          <w:t>創9:20–27</w:t>
+        </w:r>
+      </w:hyperlink>
+      <w:r>
+        <w:rPr>
+          <w:lang w:val="zh_TW" w:bidi="zh_TW"/>
+        </w:rPr>
+        <w:t>）。挪亞在洪水之後又活了350年，他活到950歲時便去世。</w:t>
+      </w:r>
+    </w:p>
+    <w:p>
+      <w:pPr/>
+      <w:r>
+        <w:rPr>
+          <w:lang w:val="zh_TW" w:bidi="zh_TW"/>
+        </w:rPr>
+      </w:r>
+      <w:hyperlink r:id="rId31">
+        <w:r>
+          <w:rPr>
+            <w:lang w:val="zh_TW" w:bidi="zh_TW"/>
+          </w:rPr>
+          <w:rPr>
+            <w:color w:val="0000EE"/>
+            <w:u w:val="single"/>
+          </w:rPr>
+          <w:t>以西結書十四章12至14節</w:t>
+        </w:r>
+      </w:hyperlink>
+      <w:r>
+        <w:rPr>
+          <w:lang w:val="zh_TW" w:bidi="zh_TW"/>
+        </w:rPr>
+        <w:t>，</w:t>
+      </w:r>
+      <w:hyperlink r:id="rId31">
+        <w:r>
+          <w:rPr>
+            <w:lang w:val="zh_TW" w:bidi="zh_TW"/>
+          </w:rPr>
+          <w:rPr>
+            <w:color w:val="0000EE"/>
+            <w:u w:val="single"/>
+          </w:rPr>
+          <w:t>十九至二十章</w:t>
+        </w:r>
+      </w:hyperlink>
+      <w:r>
+        <w:rPr>
+          <w:lang w:val="zh_TW" w:bidi="zh_TW"/>
+        </w:rPr>
+        <w:t>提到挪亞、但以理和約伯因為「他們的義」。《希伯來書》稱讚挪亞，因著信心與聖潔的敬畏，他拒絕了世界，並成為公義的承受者（</w:t>
+      </w:r>
+      <w:hyperlink r:id="rId32">
+        <w:r>
+          <w:rPr>
+            <w:lang w:val="zh_TW" w:bidi="zh_TW"/>
+          </w:rPr>
+          <w:rPr>
+            <w:color w:val="0000EE"/>
+            <w:u w:val="single"/>
+          </w:rPr>
+          <w:t>來11:7</w:t>
+        </w:r>
+      </w:hyperlink>
+      <w:r>
+        <w:rPr>
+          <w:lang w:val="zh_TW" w:bidi="zh_TW"/>
+        </w:rPr>
+        <w:t>），而</w:t>
+      </w:r>
+      <w:hyperlink r:id="rId33">
+        <w:r>
+          <w:rPr>
+            <w:lang w:val="zh_TW" w:bidi="zh_TW"/>
+          </w:rPr>
+          <w:rPr>
+            <w:color w:val="0000EE"/>
+            <w:u w:val="single"/>
+          </w:rPr>
+          <w:t>彼得後書二章5節</w:t>
+        </w:r>
+      </w:hyperlink>
+      <w:r>
+        <w:rPr>
+          <w:lang w:val="zh_TW" w:bidi="zh_TW"/>
+        </w:rPr>
+        <w:t>稱他為「傳義道的」。</w:t>
+      </w:r>
+    </w:p>
+    <w:p>
+      <w:pPr/>
+      <w:r>
+        <w:rPr>
+          <w:lang w:val="zh_TW" w:bidi="zh_TW"/>
+        </w:rPr>
+      </w:r>
+      <w:r>
+        <w:rPr>
           <w:i/>
           <w:lang w:val="zh_TW" w:bidi="zh_TW"/>
         </w:rPr>
@@ -590,37 +957,119 @@
         <w:rPr>
           <w:lang w:val="zh_TW" w:bidi="zh_TW"/>
         </w:rPr>
-        <w:t xml:space="preserve"> </w:t>
-      </w:r>
-      <w:r>
-        <w:rPr>
-          <w:lang w:val="zh_TW" w:bidi="zh_TW"/>
-        </w:rPr>
-        <w:t>出埃及記；</w:t>
-      </w:r>
-      <w:r>
-        <w:rPr>
-          <w:lang w:val="zh_TW" w:bidi="zh_TW"/>
-        </w:rPr>
-        <w:t>摩西；</w:t>
-      </w:r>
-      <w:r>
-        <w:rPr>
-          <w:lang w:val="zh_TW" w:bidi="zh_TW"/>
-        </w:rPr>
-        <w:t>神顯現；</w:t>
-      </w:r>
-      <w:r>
-        <w:rPr>
-          <w:lang w:val="zh_TW" w:bidi="zh_TW"/>
-        </w:rPr>
-        <w:t>神的名字</w:t>
+        <w:t>洪水</w:t>
+      </w:r>
+      <w:r>
+        <w:rPr>
+          <w:lang w:val="zh_TW" w:bidi="zh_TW"/>
+        </w:rPr>
+        <w:t>；</w:t>
+      </w:r>
+      <w:r>
+        <w:rPr>
+          <w:lang w:val="zh_TW" w:bidi="zh_TW"/>
+        </w:rPr>
+        <w:t>吉加墨詩史詩</w:t>
       </w:r>
       <w:r>
         <w:rPr>
           <w:lang w:val="zh_TW" w:bidi="zh_TW"/>
         </w:rPr>
         <w:t>。</w:t>
+      </w:r>
+    </w:p>
+    <w:p>
+      <w:pPr>
+        <w:pStyle w:val="ListNumber"/>
+        <w:numPr>
+          <w:ilvl w:val="0"/>
+          <w:numId w:val="15"/>
+        </w:numPr>
+        <w:spacing w:line="240" w:lineRule="auto"/>
+        <w:ind w:left="720"/>
+      </w:pPr>
+      <w:r>
+        <w:rPr>
+          <w:lang w:val="zh_TW" w:bidi="zh_TW"/>
+        </w:rPr>
+      </w:r>
+      <w:r>
+        <w:rPr>
+          <w:lang w:val="zh_TW" w:bidi="zh_TW"/>
+        </w:rPr>
+        <w:t>瑪拿西支派西羅非哈的女兒（</w:t>
+      </w:r>
+      <w:hyperlink r:id="rId34">
+        <w:r>
+          <w:rPr>
+            <w:lang w:val="zh_TW" w:bidi="zh_TW"/>
+          </w:rPr>
+          <w:rPr>
+            <w:color w:val="0000EE"/>
+            <w:u w:val="single"/>
+          </w:rPr>
+          <w:t>民26:33</w:t>
+        </w:r>
+      </w:hyperlink>
+      <w:r>
+        <w:rPr>
+          <w:lang w:val="zh_TW" w:bidi="zh_TW"/>
+        </w:rPr>
+        <w:t>）。當她們的父親死後沒有留下兒子時，她和她的四個姐妹請求制定律法，以保護她們的產業繼承權（</w:t>
+      </w:r>
+      <w:hyperlink r:id="rId35">
+        <w:r>
+          <w:rPr>
+            <w:lang w:val="zh_TW" w:bidi="zh_TW"/>
+          </w:rPr>
+          <w:rPr>
+            <w:color w:val="0000EE"/>
+            <w:u w:val="single"/>
+          </w:rPr>
+          <w:t>民27:1–11</w:t>
+        </w:r>
+      </w:hyperlink>
+      <w:r>
+        <w:rPr>
+          <w:lang w:val="zh_TW" w:bidi="zh_TW"/>
+        </w:rPr>
+        <w:t>；參</w:t>
+      </w:r>
+      <w:hyperlink r:id="rId36">
+        <w:r>
+          <w:rPr>
+            <w:lang w:val="zh_TW" w:bidi="zh_TW"/>
+          </w:rPr>
+          <w:rPr>
+            <w:color w:val="0000EE"/>
+            <w:u w:val="single"/>
+          </w:rPr>
+          <w:t>書17:3–6</w:t>
+        </w:r>
+      </w:hyperlink>
+      <w:r>
+        <w:rPr>
+          <w:lang w:val="zh_TW" w:bidi="zh_TW"/>
+        </w:rPr>
+        <w:t>）。然而，她們被限制只能在自己的支派之內成婚（</w:t>
+      </w:r>
+      <w:hyperlink r:id="rId37">
+        <w:r>
+          <w:rPr>
+            <w:lang w:val="zh_TW" w:bidi="zh_TW"/>
+          </w:rPr>
+          <w:rPr>
+            <w:color w:val="0000EE"/>
+            <w:u w:val="single"/>
+          </w:rPr>
+          <w:t>民36:1–12</w:t>
+        </w:r>
+      </w:hyperlink>
+      <w:r>
+        <w:rPr>
+          <w:lang w:val="zh_TW" w:bidi="zh_TW"/>
+        </w:rPr>
+        <w:t>）。</w:t>
       </w:r>
       <w:r>
         <w:rPr>
@@ -2522,6 +2971,18 @@
   </w:num>
   <w:num w:numId="13" w16cid:durableId="592781308">
     <w:abstractNumId w:val="11"/>
+  </w:num>
+  <w:num w:numId="14">
+    <w:abstractNumId w:val="3"/>
+    <w:lvlOverride w:ilvl="0">
+      <w:startOverride w:val="1"/>
+    </w:lvlOverride>
+  </w:num>
+  <w:num w:numId="15">
+    <w:abstractNumId w:val="3"/>
+    <w:lvlOverride w:ilvl="0">
+      <w:startOverride w:val="1"/>
+    </w:lvlOverride>
   </w:num>
   <w:numIdMacAtCleanup w:val="10"/>
 </w:numbering>

--- a/zht/docx/115.content.docx
+++ b/zht/docx/115.content.docx
@@ -19,7 +19,7 @@
         <w:rPr>
           <w:lang w:val="zh_TW" w:bidi="zh_TW"/>
         </w:rPr>
-        <w:t>Resource: Tyndale Open Bible Dictionary</w:t>
+        <w:t>Resource: Aquifer Open Bible Dictionary</w:t>
       </w:r>
       <w:r>
         <w:rPr>
@@ -112,7 +112,7 @@
         <w:rPr>
           <w:lang w:val="zh_TW" w:bidi="zh_TW"/>
         </w:rPr>
-        <w:t>Tyndale Open Bible Dictionary</w:t>
+        <w:t>Aquifer Open Bible Dictionary</w:t>
       </w:r>
     </w:p>
     <w:p>

--- a/zht/docx/115.content.docx
+++ b/zht/docx/115.content.docx
@@ -149,7 +149,7 @@
         <w:rPr>
           <w:lang w:val="zh_TW" w:bidi="zh_TW"/>
         </w:rPr>
-        <w:t>nuo</w:t>
+        <w:t>nu</w:t>
       </w:r>
       <w:r>
         <w:rPr>
@@ -212,7 +212,7 @@
         <w:rPr>
           <w:lang w:val="zh_TW" w:bidi="zh_TW"/>
         </w:rPr>
-        <w:t>挪伯</w:t>
+        <w:t>奴隸、奴隸制度</w:t>
       </w:r>
       <w:r>
         <w:rPr>
@@ -231,25 +231,7 @@
         <w:rPr>
           <w:lang w:val="zh_TW" w:bidi="zh_TW"/>
         </w:rPr>
-        <w:t>一座位於耶路撒冷東北方、橄欖山對面的斯科普斯山（Mount Scopus）上的城。挪伯是一個重要的宗教中心，有86位祭司住在那裡，並且有以弗得（</w:t>
-      </w:r>
-      <w:hyperlink r:id="rId13">
-        <w:r>
-          <w:rPr>
-            <w:lang w:val="zh_TW" w:bidi="zh_TW"/>
-          </w:rPr>
-          <w:rPr>
-            <w:color w:val="0000EE"/>
-            <w:u w:val="single"/>
-          </w:rPr>
-          <w:t>撒上22:13–20</w:t>
-        </w:r>
-      </w:hyperlink>
-      <w:r>
-        <w:rPr>
-          <w:lang w:val="zh_TW" w:bidi="zh_TW"/>
-        </w:rPr>
-        <w:t>）。當非利士人摧毀示羅的聖所時，挪伯成為了那些從示羅逃離祭司的主要聖所。</w:t>
+        <w:t>奴隸是指被他人當作財產擁有的個人。奴隸制度則是建立這種主僕關係的體系。</w:t>
       </w:r>
     </w:p>
     <w:p>
@@ -263,61 +245,18 @@
         <w:rPr>
           <w:lang w:val="zh_TW" w:bidi="zh_TW"/>
         </w:rPr>
-        <w:t>大衛前往挪伯的事件見證了古代關於桌子和陳設餅的習俗（</w:t>
-      </w:r>
-      <w:hyperlink r:id="rId14">
-        <w:r>
-          <w:rPr>
-            <w:lang w:val="zh_TW" w:bidi="zh_TW"/>
-          </w:rPr>
-          <w:rPr>
-            <w:color w:val="0000EE"/>
-            <w:u w:val="single"/>
-          </w:rPr>
-          <w:t>出37:10–16</w:t>
-        </w:r>
-      </w:hyperlink>
-      <w:r>
-        <w:rPr>
-          <w:lang w:val="zh_TW" w:bidi="zh_TW"/>
-        </w:rPr>
-        <w:t>；</w:t>
-      </w:r>
-      <w:hyperlink r:id="rId15">
-        <w:r>
-          <w:rPr>
-            <w:lang w:val="zh_TW" w:bidi="zh_TW"/>
-          </w:rPr>
-          <w:rPr>
-            <w:color w:val="0000EE"/>
-            <w:u w:val="single"/>
-          </w:rPr>
-          <w:t>撒上21:2–7</w:t>
-        </w:r>
-      </w:hyperlink>
-      <w:r>
-        <w:rPr>
-          <w:lang w:val="zh_TW" w:bidi="zh_TW"/>
-        </w:rPr>
-        <w:t>）。耶穌曾引用大衛因飢餓而打破安息日規矩的例子，作為行為合理的解釋（</w:t>
-      </w:r>
-      <w:hyperlink r:id="rId16">
-        <w:r>
-          <w:rPr>
-            <w:lang w:val="zh_TW" w:bidi="zh_TW"/>
-          </w:rPr>
-          <w:rPr>
-            <w:color w:val="0000EE"/>
-            <w:u w:val="single"/>
-          </w:rPr>
-          <w:t>可2:23–28</w:t>
-        </w:r>
-      </w:hyperlink>
-      <w:r>
-        <w:rPr>
-          <w:lang w:val="zh_TW" w:bidi="zh_TW"/>
-        </w:rPr>
-        <w:t>）。當時，大衛因逃避掃羅的追捕而飢餓難耐，便進入挪伯的聖所，取走了每週安息日獻給神的陳設餅。</w:t>
+        <w:t>在古代，奴隸制在整個近東地區相當普遍，儘管這些社會的經濟並未依賴奴隸制運作。到了早期基督徒生活的羅馬帝國時期，奴隸制度已變得非常普遍，每兩個人中就有一人是奴隸。</w:t>
+      </w:r>
+    </w:p>
+    <w:p>
+      <w:pPr>
+        <w:pStyle w:val="Heading3"/>
+      </w:pPr>
+      <w:r>
+        <w:rPr>
+          <w:lang w:val="zh_TW" w:bidi="zh_TW"/>
+        </w:rPr>
+        <w:t>人是如何成為奴隸的？</w:t>
       </w:r>
     </w:p>
     <w:p>
@@ -331,7 +270,79 @@
         <w:rPr>
           <w:lang w:val="zh_TW" w:bidi="zh_TW"/>
         </w:rPr>
-        <w:t>亞希米勒是以利的後裔，也是挪伯祭司的領袖。他將陳設餅和曾殺死歌利亞的劍交給大衛。這使得掃羅非常憤怒，下令屠殺亞希米勒及所有挪伯的祭司和居民（</w:t>
+        <w:t>至少從公元前3000年開始，大多數奴隸是在戰爭中被擄的人（</w:t>
+      </w:r>
+      <w:hyperlink r:id="rId13">
+        <w:r>
+          <w:rPr>
+            <w:lang w:val="zh_TW" w:bidi="zh_TW"/>
+          </w:rPr>
+          <w:rPr>
+            <w:color w:val="0000EE"/>
+            <w:u w:val="single"/>
+          </w:rPr>
+          <w:t>創14:21</w:t>
+        </w:r>
+      </w:hyperlink>
+      <w:r>
+        <w:rPr>
+          <w:lang w:val="zh_TW" w:bidi="zh_TW"/>
+        </w:rPr>
+        <w:t>；</w:t>
+      </w:r>
+      <w:hyperlink r:id="rId14">
+        <w:r>
+          <w:rPr>
+            <w:lang w:val="zh_TW" w:bidi="zh_TW"/>
+          </w:rPr>
+          <w:rPr>
+            <w:color w:val="0000EE"/>
+            <w:u w:val="single"/>
+          </w:rPr>
+          <w:t>民31:9</w:t>
+        </w:r>
+      </w:hyperlink>
+      <w:r>
+        <w:rPr>
+          <w:lang w:val="zh_TW" w:bidi="zh_TW"/>
+        </w:rPr>
+        <w:t>；</w:t>
+      </w:r>
+      <w:hyperlink r:id="rId15">
+        <w:r>
+          <w:rPr>
+            <w:lang w:val="zh_TW" w:bidi="zh_TW"/>
+          </w:rPr>
+          <w:rPr>
+            <w:color w:val="0000EE"/>
+            <w:u w:val="single"/>
+          </w:rPr>
+          <w:t>申20:14</w:t>
+        </w:r>
+      </w:hyperlink>
+      <w:r>
+        <w:rPr>
+          <w:lang w:val="zh_TW" w:bidi="zh_TW"/>
+        </w:rPr>
+        <w:t>；</w:t>
+      </w:r>
+      <w:hyperlink r:id="rId16">
+        <w:r>
+          <w:rPr>
+            <w:lang w:val="zh_TW" w:bidi="zh_TW"/>
+          </w:rPr>
+          <w:rPr>
+            <w:color w:val="0000EE"/>
+            <w:u w:val="single"/>
+          </w:rPr>
+          <w:t>士5:30</w:t>
+        </w:r>
+      </w:hyperlink>
+      <w:r>
+        <w:rPr>
+          <w:lang w:val="zh_TW" w:bidi="zh_TW"/>
+        </w:rPr>
+        <w:t>；</w:t>
       </w:r>
       <w:hyperlink r:id="rId17">
         <w:r>
@@ -342,14 +353,50 @@
             <w:color w:val="0000EE"/>
             <w:u w:val="single"/>
           </w:rPr>
-          <w:t>撒上22:6–23</w:t>
+          <w:t>撒上4:9</w:t>
         </w:r>
       </w:hyperlink>
       <w:r>
         <w:rPr>
           <w:lang w:val="zh_TW" w:bidi="zh_TW"/>
         </w:rPr>
-        <w:t>）。這一事件導致了掃羅的沒落。</w:t>
+        <w:t>；</w:t>
+      </w:r>
+      <w:hyperlink r:id="rId18">
+        <w:r>
+          <w:rPr>
+            <w:lang w:val="zh_TW" w:bidi="zh_TW"/>
+          </w:rPr>
+          <w:rPr>
+            <w:color w:val="0000EE"/>
+            <w:u w:val="single"/>
+          </w:rPr>
+          <w:t>王下5:2</w:t>
+        </w:r>
+      </w:hyperlink>
+      <w:r>
+        <w:rPr>
+          <w:lang w:val="zh_TW" w:bidi="zh_TW"/>
+        </w:rPr>
+        <w:t>；</w:t>
+      </w:r>
+      <w:hyperlink r:id="rId19">
+        <w:r>
+          <w:rPr>
+            <w:lang w:val="zh_TW" w:bidi="zh_TW"/>
+          </w:rPr>
+          <w:rPr>
+            <w:color w:val="0000EE"/>
+            <w:u w:val="single"/>
+          </w:rPr>
+          <w:t>代下28:8</w:t>
+        </w:r>
+      </w:hyperlink>
+      <w:r>
+        <w:rPr>
+          <w:lang w:val="zh_TW" w:bidi="zh_TW"/>
+        </w:rPr>
+        <w:t>）。這些俘虜會成為俘獲者的財產。</w:t>
       </w:r>
     </w:p>
     <w:p>
@@ -363,9 +410,9 @@
         <w:rPr>
           <w:lang w:val="zh_TW" w:bidi="zh_TW"/>
         </w:rPr>
-        <w:t>亞比亞他是唯一逃過屠殺的祭司，並在大衛統治期間發揮了重要作用，直到所羅門最終將他革除（</w:t>
-      </w:r>
-      <w:hyperlink r:id="rId18">
+        <w:t>人們可以從當地的其他奴隸主那裡購買奴隸。他們也可以從四處旅行的外國商人那裡購買，這些商人會將奴隸與布料、青銅製品及其它商品一同出售（</w:t>
+      </w:r>
+      <w:hyperlink r:id="rId20">
         <w:r>
           <w:rPr>
             <w:lang w:val="zh_TW" w:bidi="zh_TW"/>
@@ -374,16 +421,16 @@
             <w:color w:val="0000EE"/>
             <w:u w:val="single"/>
           </w:rPr>
-          <w:t>王上2:26–27</w:t>
+          <w:t>珥3:4–8</w:t>
         </w:r>
       </w:hyperlink>
       <w:r>
         <w:rPr>
           <w:lang w:val="zh_TW" w:bidi="zh_TW"/>
         </w:rPr>
-        <w:t>）。「敬拜神的地方」這個短語可能指的是挪伯的聖所（</w:t>
-      </w:r>
-      <w:hyperlink r:id="rId19">
+        <w:t>）。這就是約瑟的哥哥們將他賣給旅行商人（稱為以實瑪利人或米甸人）的過程，那些商人隨後將他賣給了一個埃及人（</w:t>
+      </w:r>
+      <w:hyperlink r:id="rId21">
         <w:r>
           <w:rPr>
             <w:lang w:val="zh_TW" w:bidi="zh_TW"/>
@@ -392,24 +439,32 @@
             <w:color w:val="0000EE"/>
             <w:u w:val="single"/>
           </w:rPr>
-          <w:t>撒下15:32</w:t>
+          <w:t>創37:36</w:t>
         </w:r>
       </w:hyperlink>
       <w:r>
         <w:rPr>
           <w:lang w:val="zh_TW" w:bidi="zh_TW"/>
         </w:rPr>
+        <w:t>，</w:t>
+      </w:r>
+      <w:hyperlink r:id="rId22">
+        <w:r>
+          <w:rPr>
+            <w:lang w:val="zh_TW" w:bidi="zh_TW"/>
+          </w:rPr>
+          <w:rPr>
+            <w:color w:val="0000EE"/>
+            <w:u w:val="single"/>
+          </w:rPr>
+          <w:t>39:1</w:t>
+        </w:r>
+      </w:hyperlink>
+      <w:r>
+        <w:rPr>
+          <w:lang w:val="zh_TW" w:bidi="zh_TW"/>
+        </w:rPr>
         <w:t>）。</w:t>
-      </w:r>
-      <w:r>
-        <w:rPr>
-          <w:lang w:val="zh_TW" w:bidi="zh_TW"/>
-        </w:rPr>
-      </w:r>
-      <w:r>
-        <w:rPr>
-          <w:lang w:val="zh_TW" w:bidi="zh_TW"/>
-        </w:rPr>
       </w:r>
     </w:p>
     <w:p>
@@ -419,21 +474,65 @@
           <w:lang w:val="zh_TW" w:bidi="zh_TW"/>
         </w:rPr>
       </w:r>
-    </w:p>
-    <w:p>
-      <w:pPr>
-        <w:pStyle w:val="Heading2"/>
-      </w:pPr>
-      <w:r>
-        <w:rPr>
-          <w:lang w:val="zh_TW" w:bidi="zh_TW"/>
-        </w:rPr>
-        <w:t>挪答， 挪答人</w:t>
-      </w:r>
-      <w:r>
-        <w:rPr>
-          <w:lang w:val="zh_TW" w:bidi="zh_TW"/>
-        </w:rPr>
+      <w:r>
+        <w:rPr>
+          <w:lang w:val="zh_TW" w:bidi="zh_TW"/>
+        </w:rPr>
+        <w:t>許多家庭成為奴隸的主要原因是債務。如果有人無法償還欠債，他們的整個家庭都可能被迫成為奴隸（</w:t>
+      </w:r>
+      <w:hyperlink r:id="rId23">
+        <w:r>
+          <w:rPr>
+            <w:lang w:val="zh_TW" w:bidi="zh_TW"/>
+          </w:rPr>
+          <w:rPr>
+            <w:color w:val="0000EE"/>
+            <w:u w:val="single"/>
+          </w:rPr>
+          <w:t>王下4:1</w:t>
+        </w:r>
+      </w:hyperlink>
+      <w:r>
+        <w:rPr>
+          <w:lang w:val="zh_TW" w:bidi="zh_TW"/>
+        </w:rPr>
+        <w:t>；</w:t>
+      </w:r>
+      <w:hyperlink r:id="rId24">
+        <w:r>
+          <w:rPr>
+            <w:lang w:val="zh_TW" w:bidi="zh_TW"/>
+          </w:rPr>
+          <w:rPr>
+            <w:color w:val="0000EE"/>
+            <w:u w:val="single"/>
+          </w:rPr>
+          <w:t>尼5:5–8</w:t>
+        </w:r>
+      </w:hyperlink>
+      <w:r>
+        <w:rPr>
+          <w:lang w:val="zh_TW" w:bidi="zh_TW"/>
+        </w:rPr>
+        <w:t>）。漢謨拉比法典（law code of Hammurabi，一套古代法律）第117條規定，一個家庭作為奴隸不得超過三年。希伯來律法則允許奴隸主持有奴隸長達六年（</w:t>
+      </w:r>
+      <w:hyperlink r:id="rId25">
+        <w:r>
+          <w:rPr>
+            <w:lang w:val="zh_TW" w:bidi="zh_TW"/>
+          </w:rPr>
+          <w:rPr>
+            <w:color w:val="0000EE"/>
+            <w:u w:val="single"/>
+          </w:rPr>
+          <w:t>申15:18</w:t>
+        </w:r>
+      </w:hyperlink>
+      <w:r>
+        <w:rPr>
+          <w:lang w:val="zh_TW" w:bidi="zh_TW"/>
+        </w:rPr>
+        <w:t>）。</w:t>
       </w:r>
     </w:p>
     <w:p>
@@ -447,9 +546,9 @@
         <w:rPr>
           <w:lang w:val="zh_TW" w:bidi="zh_TW"/>
         </w:rPr>
-        <w:t>阿拉伯一個部族的祖先，這個部族曾與夏甲人聯合，與住在約旦河東的以色列支派爭戰（</w:t>
-      </w:r>
-      <w:hyperlink r:id="rId20">
+        <w:t>有些人為了逃避極端貧困和飢餓，選擇成為奴隸（</w:t>
+      </w:r>
+      <w:hyperlink r:id="rId26">
         <w:r>
           <w:rPr>
             <w:lang w:val="zh_TW" w:bidi="zh_TW"/>
@@ -458,42 +557,14 @@
             <w:color w:val="0000EE"/>
             <w:u w:val="single"/>
           </w:rPr>
-          <w:t>代上5:19</w:t>
+          <w:t>利25:47–48</w:t>
         </w:r>
       </w:hyperlink>
       <w:r>
         <w:rPr>
           <w:lang w:val="zh_TW" w:bidi="zh_TW"/>
         </w:rPr>
-        <w:t>）。雖然以實瑪利眾子的名單之中沒有列出挪答（參</w:t>
-      </w:r>
-      <w:hyperlink r:id="rId21">
-        <w:r>
-          <w:rPr>
-            <w:lang w:val="zh_TW" w:bidi="zh_TW"/>
-          </w:rPr>
-          <w:rPr>
-            <w:color w:val="0000EE"/>
-            <w:u w:val="single"/>
-          </w:rPr>
-          <w:t>創25:13–15</w:t>
-        </w:r>
-      </w:hyperlink>
-      <w:r>
-        <w:rPr>
-          <w:lang w:val="zh_TW" w:bidi="zh_TW"/>
-        </w:rPr>
-        <w:t>），但他可能是以實瑪利家系的遠親。</w:t>
-      </w:r>
-      <w:r>
-        <w:rPr>
-          <w:lang w:val="zh_TW" w:bidi="zh_TW"/>
-        </w:rPr>
-      </w:r>
-      <w:r>
-        <w:rPr>
-          <w:lang w:val="zh_TW" w:bidi="zh_TW"/>
-        </w:rPr>
+        <w:t>）。這被稱為自願奴役，在古代很常見。</w:t>
       </w:r>
     </w:p>
     <w:p>
@@ -503,21 +574,76 @@
           <w:lang w:val="zh_TW" w:bidi="zh_TW"/>
         </w:rPr>
       </w:r>
+      <w:r>
+        <w:rPr>
+          <w:lang w:val="zh_TW" w:bidi="zh_TW"/>
+        </w:rPr>
+        <w:t>綁架並販賣人口為奴是犯罪行為。約瑟的哥哥們就犯了這項罪（</w:t>
+      </w:r>
+      <w:hyperlink r:id="rId27">
+        <w:r>
+          <w:rPr>
+            <w:lang w:val="zh_TW" w:bidi="zh_TW"/>
+          </w:rPr>
+          <w:rPr>
+            <w:color w:val="0000EE"/>
+            <w:u w:val="single"/>
+          </w:rPr>
+          <w:t>創37:27–28</w:t>
+        </w:r>
+      </w:hyperlink>
+      <w:r>
+        <w:rPr>
+          <w:lang w:val="zh_TW" w:bidi="zh_TW"/>
+        </w:rPr>
+        <w:t>）。漢謨拉比法典（第14條）和摩西律法（見</w:t>
+      </w:r>
+      <w:hyperlink r:id="rId28">
+        <w:r>
+          <w:rPr>
+            <w:lang w:val="zh_TW" w:bidi="zh_TW"/>
+          </w:rPr>
+          <w:rPr>
+            <w:color w:val="0000EE"/>
+            <w:u w:val="single"/>
+          </w:rPr>
+          <w:t>出21:11</w:t>
+        </w:r>
+      </w:hyperlink>
+      <w:r>
+        <w:rPr>
+          <w:lang w:val="zh_TW" w:bidi="zh_TW"/>
+        </w:rPr>
+        <w:t>；</w:t>
+      </w:r>
+      <w:hyperlink r:id="rId29">
+        <w:r>
+          <w:rPr>
+            <w:lang w:val="zh_TW" w:bidi="zh_TW"/>
+          </w:rPr>
+          <w:rPr>
+            <w:color w:val="0000EE"/>
+            <w:u w:val="single"/>
+          </w:rPr>
+          <w:t>申24:7）</w:t>
+        </w:r>
+      </w:hyperlink>
+      <w:r>
+        <w:rPr>
+          <w:lang w:val="zh_TW" w:bidi="zh_TW"/>
+        </w:rPr>
+        <w:t>都規定犯下此罪的人應被處死。</w:t>
+      </w:r>
     </w:p>
     <w:p>
       <w:pPr>
-        <w:pStyle w:val="Heading2"/>
-      </w:pPr>
-      <w:r>
-        <w:rPr>
-          <w:lang w:val="zh_TW" w:bidi="zh_TW"/>
-        </w:rPr>
-        <w:t>挪得</w:t>
-      </w:r>
-      <w:r>
-        <w:rPr>
-          <w:lang w:val="zh_TW" w:bidi="zh_TW"/>
-        </w:rPr>
+        <w:pStyle w:val="Heading3"/>
+      </w:pPr>
+      <w:r>
+        <w:rPr>
+          <w:lang w:val="zh_TW" w:bidi="zh_TW"/>
+        </w:rPr>
+        <w:t>奴隸的生活</w:t>
       </w:r>
     </w:p>
     <w:p>
@@ -531,35 +657,7 @@
         <w:rPr>
           <w:lang w:val="zh_TW" w:bidi="zh_TW"/>
         </w:rPr>
-        <w:t>該隱殺了他的弟弟亞伯後，去到伊甸東方的土地名稱（</w:t>
-      </w:r>
-      <w:hyperlink r:id="rId22">
-        <w:r>
-          <w:rPr>
-            <w:lang w:val="zh_TW" w:bidi="zh_TW"/>
-          </w:rPr>
-          <w:rPr>
-            <w:color w:val="0000EE"/>
-            <w:u w:val="single"/>
-          </w:rPr>
-          <w:t>創4:16</w:t>
-        </w:r>
-      </w:hyperlink>
-      <w:r>
-        <w:rPr>
-          <w:lang w:val="zh_TW" w:bidi="zh_TW"/>
-        </w:rPr>
-        <w:t>）。</w:t>
-      </w:r>
-      <w:r>
-        <w:rPr>
-          <w:lang w:val="zh_TW" w:bidi="zh_TW"/>
-        </w:rPr>
-      </w:r>
-      <w:r>
-        <w:rPr>
-          <w:lang w:val="zh_TW" w:bidi="zh_TW"/>
-        </w:rPr>
+        <w:t>在蘇美人（Sumerian）社會（最早的文明之一），奴隸擁有一些權利。他們可以借錢和經商。奴隸的價格通常比一頭強壯的驢子還低，這意味著奴隸有時可以存夠錢為自己贖身。</w:t>
       </w:r>
     </w:p>
     <w:p>
@@ -569,212 +667,11 @@
           <w:lang w:val="zh_TW" w:bidi="zh_TW"/>
         </w:rPr>
       </w:r>
-    </w:p>
-    <w:p>
-      <w:pPr>
-        <w:pStyle w:val="Heading2"/>
-      </w:pPr>
-      <w:r>
-        <w:rPr>
-          <w:lang w:val="zh_TW" w:bidi="zh_TW"/>
-        </w:rPr>
-        <w:t>挪亞</w:t>
-      </w:r>
-      <w:r>
-        <w:rPr>
-          <w:lang w:val="zh_TW" w:bidi="zh_TW"/>
-        </w:rPr>
-      </w:r>
-    </w:p>
-    <w:p>
-      <w:pPr>
-        <w:pStyle w:val="ListNumber"/>
-        <w:numPr>
-          <w:ilvl w:val="0"/>
-          <w:numId w:val="14"/>
-        </w:numPr>
-        <w:spacing w:line="240" w:lineRule="auto"/>
-        <w:ind w:left="720"/>
-      </w:pPr>
-      <w:r>
-        <w:rPr>
-          <w:lang w:val="zh_TW" w:bidi="zh_TW"/>
-        </w:rPr>
-      </w:r>
-      <w:r>
-        <w:rPr>
-          <w:lang w:val="zh_TW" w:bidi="zh_TW"/>
-        </w:rPr>
-        <w:t>拉麥的兒子、瑪土撒拉的孫子，是亞當第三個兒子塞特的後裔（</w:t>
-      </w:r>
-      <w:hyperlink r:id="rId23">
-        <w:r>
-          <w:rPr>
-            <w:lang w:val="zh_TW" w:bidi="zh_TW"/>
-          </w:rPr>
-          <w:rPr>
-            <w:color w:val="0000EE"/>
-            <w:u w:val="single"/>
-          </w:rPr>
-          <w:t>創5:3–20</w:t>
-        </w:r>
-      </w:hyperlink>
-      <w:r>
-        <w:rPr>
-          <w:lang w:val="zh_TW" w:bidi="zh_TW"/>
-        </w:rPr>
-        <w:t>）。拉麥給他的兒子取名為挪亞，這個聽起來像希伯來文單詞的名字，可以表示「安慰」或「慰藉」。當拉麥給他這個名字時，他說：「這個兒子必為我們的操作和手中的勞苦安慰我們；這操作勞苦是因為耶和華咒詛地」（</w:t>
-      </w:r>
-      <w:hyperlink r:id="rId24">
-        <w:r>
-          <w:rPr>
-            <w:lang w:val="zh_TW" w:bidi="zh_TW"/>
-          </w:rPr>
-          <w:rPr>
-            <w:color w:val="0000EE"/>
-            <w:u w:val="single"/>
-          </w:rPr>
-          <w:t>創5:29</w:t>
-        </w:r>
-      </w:hyperlink>
-      <w:r>
-        <w:rPr>
-          <w:lang w:val="zh_TW" w:bidi="zh_TW"/>
-        </w:rPr>
-        <w:t>）。</w:t>
-        <w:br/>
-      </w:r>
-      <w:r>
-        <w:rPr>
-          <w:lang w:val="zh_TW" w:bidi="zh_TW"/>
-        </w:rPr>
-        <w:t>由於不止息的邪惡，神定意要毀滅受造界（參</w:t>
-      </w:r>
-      <w:hyperlink r:id="rId25">
-        <w:r>
-          <w:rPr>
-            <w:lang w:val="zh_TW" w:bidi="zh_TW"/>
-          </w:rPr>
-          <w:rPr>
-            <w:color w:val="0000EE"/>
-            <w:u w:val="single"/>
-          </w:rPr>
-          <w:t>太24:37–39</w:t>
-        </w:r>
-      </w:hyperlink>
-      <w:r>
-        <w:rPr>
-          <w:lang w:val="zh_TW" w:bidi="zh_TW"/>
-        </w:rPr>
-        <w:t>；</w:t>
-      </w:r>
-      <w:hyperlink r:id="rId26">
-        <w:r>
-          <w:rPr>
-            <w:lang w:val="zh_TW" w:bidi="zh_TW"/>
-          </w:rPr>
-          <w:rPr>
-            <w:color w:val="0000EE"/>
-            <w:u w:val="single"/>
-          </w:rPr>
-          <w:t>路17:26–27</w:t>
-        </w:r>
-      </w:hyperlink>
-      <w:r>
-        <w:rPr>
-          <w:lang w:val="zh_TW" w:bidi="zh_TW"/>
-        </w:rPr>
-        <w:t>），但神特別保留了挪亞，因為他在神眼中是個義人，在人前也無可指責（</w:t>
-      </w:r>
-      <w:hyperlink r:id="rId27">
-        <w:r>
-          <w:rPr>
-            <w:lang w:val="zh_TW" w:bidi="zh_TW"/>
-          </w:rPr>
-          <w:rPr>
-            <w:color w:val="0000EE"/>
-            <w:u w:val="single"/>
-          </w:rPr>
-          <w:t>創6:3–9</w:t>
-        </w:r>
-      </w:hyperlink>
-      <w:r>
-        <w:rPr>
-          <w:lang w:val="zh_TW" w:bidi="zh_TW"/>
-        </w:rPr>
-        <w:t>）。挪亞按著神精準的指示，他建造了一艘方舟。只有八個人進入：</w:t>
-      </w:r>
-    </w:p>
-    <w:p>
-      <w:pPr>
-        <w:pStyle w:val="ListBullet"/>
-        <w:spacing w:line="240" w:lineRule="auto"/>
-        <w:ind w:left="1440"/>
-      </w:pPr>
-      <w:r>
-        <w:rPr>
-          <w:lang w:val="zh_TW" w:bidi="zh_TW"/>
-        </w:rPr>
-      </w:r>
-      <w:r>
-        <w:rPr>
-          <w:lang w:val="zh_TW" w:bidi="zh_TW"/>
-        </w:rPr>
-        <w:t>挪亞</w:t>
-      </w:r>
-    </w:p>
-    <w:p>
-      <w:pPr>
-        <w:pStyle w:val="ListBullet"/>
-        <w:spacing w:line="240" w:lineRule="auto"/>
-        <w:ind w:left="1440"/>
-      </w:pPr>
-      <w:r>
-        <w:rPr>
-          <w:lang w:val="zh_TW" w:bidi="zh_TW"/>
-        </w:rPr>
-      </w:r>
-      <w:r>
-        <w:rPr>
-          <w:lang w:val="zh_TW" w:bidi="zh_TW"/>
-        </w:rPr>
-        <w:t>他的妻子</w:t>
-      </w:r>
-    </w:p>
-    <w:p>
-      <w:pPr>
-        <w:pStyle w:val="ListBullet"/>
-        <w:spacing w:line="240" w:lineRule="auto"/>
-        <w:ind w:left="1440"/>
-      </w:pPr>
-      <w:r>
-        <w:rPr>
-          <w:lang w:val="zh_TW" w:bidi="zh_TW"/>
-        </w:rPr>
-      </w:r>
-      <w:r>
-        <w:rPr>
-          <w:lang w:val="zh_TW" w:bidi="zh_TW"/>
-        </w:rPr>
-        <w:t>他的三個兒子</w:t>
-      </w:r>
-    </w:p>
-    <w:p>
-      <w:pPr>
-        <w:pStyle w:val="ListBullet"/>
-        <w:spacing w:line="240" w:lineRule="auto"/>
-        <w:ind w:left="1440"/>
-      </w:pPr>
-      <w:r>
-        <w:rPr>
-          <w:lang w:val="zh_TW" w:bidi="zh_TW"/>
-        </w:rPr>
-      </w:r>
-      <w:r>
-        <w:rPr>
-          <w:lang w:val="zh_TW" w:bidi="zh_TW"/>
-        </w:rPr>
-        <w:t>他們的妻子</w:t>
+      <w:r>
+        <w:rPr>
+          <w:lang w:val="zh_TW" w:bidi="zh_TW"/>
+        </w:rPr>
+        <w:t>大多數奴隸在農場工作，或在家中從事艱苦的日常雜務。然而，一些有技能的奴隸會被賦予重要職務，負責管理主人的家務。</w:t>
       </w:r>
     </w:p>
     <w:p>
@@ -788,9 +685,9 @@
         <w:rPr>
           <w:lang w:val="zh_TW" w:bidi="zh_TW"/>
         </w:rPr>
-        <w:t>各類生物都成對被帶入。如此，他們便從隨後的洪水中得以保護，而其他所有活物都滅亡了（</w:t>
-      </w:r>
-      <w:hyperlink r:id="rId28">
+        <w:t>法律規定奴隸在一定時間後應獲自由，但主人並不總是遵守這些規則。根據希伯來律法，因選擇而成為奴隸的希伯來人將在下一個禧年（每50年一次的特別年份）獲得自由。法律規定，任何希伯來人都不應終身為奴（</w:t>
+      </w:r>
+      <w:hyperlink r:id="rId30">
         <w:r>
           <w:rPr>
             <w:lang w:val="zh_TW" w:bidi="zh_TW"/>
@@ -799,16 +696,16 @@
             <w:color w:val="0000EE"/>
             <w:u w:val="single"/>
           </w:rPr>
-          <w:t>創6:14–8:19</w:t>
+          <w:t>出21:2</w:t>
         </w:r>
       </w:hyperlink>
       <w:r>
         <w:rPr>
           <w:lang w:val="zh_TW" w:bidi="zh_TW"/>
         </w:rPr>
-        <w:t>）。當他們離開方舟後，挪亞築了一座壇。他獻上了使神喜悅的燔祭。神以應許作為回應：儘管人類有罪，祂不會再次降下洪水，或使季節混亂（</w:t>
-      </w:r>
-      <w:hyperlink r:id="rId29">
+        <w:t>；</w:t>
+      </w:r>
+      <w:hyperlink r:id="rId31">
         <w:r>
           <w:rPr>
             <w:lang w:val="zh_TW" w:bidi="zh_TW"/>
@@ -817,7 +714,25 @@
             <w:color w:val="0000EE"/>
             <w:u w:val="single"/>
           </w:rPr>
-          <w:t>創8:20–9:17</w:t>
+          <w:t>利25:10–13</w:t>
+        </w:r>
+      </w:hyperlink>
+      <w:r>
+        <w:rPr>
+          <w:lang w:val="zh_TW" w:bidi="zh_TW"/>
+        </w:rPr>
+        <w:t>；</w:t>
+      </w:r>
+      <w:hyperlink r:id="rId32">
+        <w:r>
+          <w:rPr>
+            <w:lang w:val="zh_TW" w:bidi="zh_TW"/>
+          </w:rPr>
+          <w:rPr>
+            <w:color w:val="0000EE"/>
+            <w:u w:val="single"/>
+          </w:rPr>
+          <w:t>申15:12–14</w:t>
         </w:r>
       </w:hyperlink>
       <w:r>
@@ -838,9 +753,9 @@
         <w:rPr>
           <w:lang w:val="zh_TW" w:bidi="zh_TW"/>
         </w:rPr>
-        <w:t>挪亞曾經抵禦強大的誘惑。然而，可能因疏忽或年老，他喝醉了。家人之間的反應各不相同，導致了不同的結局。閃和雅弗得了祝福。含沒有得到祝福，而他的兒子迦南則被咒詛（</w:t>
-      </w:r>
-      <w:hyperlink r:id="rId30">
+        <w:t>以色列人制定了律法，保護奴隸免受主人或監工的殘酷對待。如果主人造成了奴隸永久性的傷害，律法要求必須釋放奴隸（</w:t>
+      </w:r>
+      <w:hyperlink r:id="rId33">
         <w:r>
           <w:rPr>
             <w:lang w:val="zh_TW" w:bidi="zh_TW"/>
@@ -849,14 +764,25 @@
             <w:color w:val="0000EE"/>
             <w:u w:val="single"/>
           </w:rPr>
-          <w:t>創9:20–27</w:t>
+          <w:t>出21:26–27</w:t>
         </w:r>
       </w:hyperlink>
       <w:r>
         <w:rPr>
           <w:lang w:val="zh_TW" w:bidi="zh_TW"/>
         </w:rPr>
-        <w:t>）。挪亞在洪水之後又活了350年，他活到950歲時便去世。</w:t>
+        <w:t>）。希伯來奴隸在以色列家庭中並不常見。當他們在家庭中工作時，通常會與主人一起在田間勞作。許多家奴的生活條件比最貧窮的自由人更好，因為後者常面臨飢餓與極端貧困。</w:t>
+      </w:r>
+    </w:p>
+    <w:p>
+      <w:pPr>
+        <w:pStyle w:val="Heading3"/>
+      </w:pPr>
+      <w:r>
+        <w:rPr>
+          <w:lang w:val="zh_TW" w:bidi="zh_TW"/>
+        </w:rPr>
+        <w:t>希臘與羅馬時期的奴隸制度</w:t>
       </w:r>
     </w:p>
     <w:p>
@@ -866,77 +792,22 @@
           <w:lang w:val="zh_TW" w:bidi="zh_TW"/>
         </w:rPr>
       </w:r>
-      <w:hyperlink r:id="rId31">
-        <w:r>
-          <w:rPr>
-            <w:lang w:val="zh_TW" w:bidi="zh_TW"/>
-          </w:rPr>
-          <w:rPr>
-            <w:color w:val="0000EE"/>
-            <w:u w:val="single"/>
-          </w:rPr>
-          <w:t>以西結書十四章12至14節</w:t>
-        </w:r>
-      </w:hyperlink>
-      <w:r>
-        <w:rPr>
-          <w:lang w:val="zh_TW" w:bidi="zh_TW"/>
-        </w:rPr>
-        <w:t>，</w:t>
-      </w:r>
-      <w:hyperlink r:id="rId31">
-        <w:r>
-          <w:rPr>
-            <w:lang w:val="zh_TW" w:bidi="zh_TW"/>
-          </w:rPr>
-          <w:rPr>
-            <w:color w:val="0000EE"/>
-            <w:u w:val="single"/>
-          </w:rPr>
-          <w:t>十九至二十章</w:t>
-        </w:r>
-      </w:hyperlink>
-      <w:r>
-        <w:rPr>
-          <w:lang w:val="zh_TW" w:bidi="zh_TW"/>
-        </w:rPr>
-        <w:t>提到挪亞、但以理和約伯因為「他們的義」。《希伯來書》稱讚挪亞，因著信心與聖潔的敬畏，他拒絕了世界，並成為公義的承受者（</w:t>
-      </w:r>
-      <w:hyperlink r:id="rId32">
-        <w:r>
-          <w:rPr>
-            <w:lang w:val="zh_TW" w:bidi="zh_TW"/>
-          </w:rPr>
-          <w:rPr>
-            <w:color w:val="0000EE"/>
-            <w:u w:val="single"/>
-          </w:rPr>
-          <w:t>來11:7</w:t>
-        </w:r>
-      </w:hyperlink>
-      <w:r>
-        <w:rPr>
-          <w:lang w:val="zh_TW" w:bidi="zh_TW"/>
-        </w:rPr>
-        <w:t>），而</w:t>
-      </w:r>
-      <w:hyperlink r:id="rId33">
-        <w:r>
-          <w:rPr>
-            <w:lang w:val="zh_TW" w:bidi="zh_TW"/>
-          </w:rPr>
-          <w:rPr>
-            <w:color w:val="0000EE"/>
-            <w:u w:val="single"/>
-          </w:rPr>
-          <w:t>彼得後書二章5節</w:t>
-        </w:r>
-      </w:hyperlink>
-      <w:r>
-        <w:rPr>
-          <w:lang w:val="zh_TW" w:bidi="zh_TW"/>
-        </w:rPr>
-        <w:t>稱他為「傳義道的」。</w:t>
+      <w:r>
+        <w:rPr>
+          <w:lang w:val="zh_TW" w:bidi="zh_TW"/>
+        </w:rPr>
+        <w:t>在希臘與羅馬時期，奴隸的數量大幅增長。家奴（在人家中工作的奴隸）通常比其他奴隸受到更好的對待。許多奴隸成為主人信任的僕人和親近的顧問。有些奴隸甚至被允許開始經營生意，這為他們自己和主人都帶來了財富。</w:t>
+      </w:r>
+    </w:p>
+    <w:p>
+      <w:pPr>
+        <w:pStyle w:val="Heading3"/>
+      </w:pPr>
+      <w:r>
+        <w:rPr>
+          <w:lang w:val="zh_TW" w:bidi="zh_TW"/>
+        </w:rPr>
+        <w:t>奴隸制度的特殊情況</w:t>
       </w:r>
     </w:p>
     <w:p>
@@ -948,43 +819,586 @@
       </w:r>
       <w:r>
         <w:rPr>
-          <w:i/>
-          <w:lang w:val="zh_TW" w:bidi="zh_TW"/>
-        </w:rPr>
-        <w:t>另見</w:t>
-      </w:r>
-      <w:r>
-        <w:rPr>
-          <w:lang w:val="zh_TW" w:bidi="zh_TW"/>
-        </w:rPr>
-        <w:t>洪水</w:t>
-      </w:r>
-      <w:r>
-        <w:rPr>
-          <w:lang w:val="zh_TW" w:bidi="zh_TW"/>
-        </w:rPr>
-        <w:t>；</w:t>
-      </w:r>
-      <w:r>
-        <w:rPr>
-          <w:lang w:val="zh_TW" w:bidi="zh_TW"/>
-        </w:rPr>
-        <w:t>吉加墨詩史詩</w:t>
-      </w:r>
-      <w:r>
-        <w:rPr>
-          <w:lang w:val="zh_TW" w:bidi="zh_TW"/>
-        </w:rPr>
-        <w:t>。</w:t>
+          <w:lang w:val="zh_TW" w:bidi="zh_TW"/>
+        </w:rPr>
+        <w:t>根據吾珥（Ur）和努西城（Nuzi）的古代記錄，連同創世記的記載都顯示，當妻子不能生育時，她的女奴可能會為丈夫生孩子 （</w:t>
+      </w:r>
+      <w:hyperlink r:id="rId34">
+        <w:r>
+          <w:rPr>
+            <w:lang w:val="zh_TW" w:bidi="zh_TW"/>
+          </w:rPr>
+          <w:rPr>
+            <w:color w:val="0000EE"/>
+            <w:u w:val="single"/>
+          </w:rPr>
+          <w:t>創16:2–4</w:t>
+        </w:r>
+      </w:hyperlink>
+      <w:r>
+        <w:rPr>
+          <w:lang w:val="zh_TW" w:bidi="zh_TW"/>
+        </w:rPr>
+        <w:t>）。根據律法，希伯來主人可以同意娶一名年輕女奴，也可以讓自己的兒子娶她，或者讓她成為自己的妾（與男子同住但權利少於妻子的女性）。如果後來主人拒絕她，或不履行協議，她將從奴役中被釋放（</w:t>
+      </w:r>
+      <w:hyperlink r:id="rId35">
+        <w:r>
+          <w:rPr>
+            <w:lang w:val="zh_TW" w:bidi="zh_TW"/>
+          </w:rPr>
+          <w:rPr>
+            <w:color w:val="0000EE"/>
+            <w:u w:val="single"/>
+          </w:rPr>
+          <w:t>出21:7–11</w:t>
+        </w:r>
+      </w:hyperlink>
+      <w:r>
+        <w:rPr>
+          <w:lang w:val="zh_TW" w:bidi="zh_TW"/>
+        </w:rPr>
+        <w:t>）。</w:t>
       </w:r>
     </w:p>
     <w:p>
-      <w:pPr>
-        <w:pStyle w:val="ListNumber"/>
-        <w:numPr>
-          <w:ilvl w:val="0"/>
-          <w:numId w:val="15"/>
-        </w:numPr>
+      <w:pPr/>
+      <w:r>
+        <w:rPr>
+          <w:lang w:val="zh_TW" w:bidi="zh_TW"/>
+        </w:rPr>
+      </w:r>
+      <w:r>
+        <w:rPr>
+          <w:lang w:val="zh_TW" w:bidi="zh_TW"/>
+        </w:rPr>
+        <w:t>政府要求被征服的人民進行強迫勞役（</w:t>
+      </w:r>
+      <w:hyperlink r:id="rId36">
+        <w:r>
+          <w:rPr>
+            <w:lang w:val="zh_TW" w:bidi="zh_TW"/>
+          </w:rPr>
+          <w:rPr>
+            <w:color w:val="0000EE"/>
+            <w:u w:val="single"/>
+          </w:rPr>
+          <w:t>撒下12:31</w:t>
+        </w:r>
+      </w:hyperlink>
+      <w:r>
+        <w:rPr>
+          <w:lang w:val="zh_TW" w:bidi="zh_TW"/>
+        </w:rPr>
+        <w:t>；</w:t>
+      </w:r>
+      <w:hyperlink r:id="rId37">
+        <w:r>
+          <w:rPr>
+            <w:lang w:val="zh_TW" w:bidi="zh_TW"/>
+          </w:rPr>
+          <w:rPr>
+            <w:color w:val="0000EE"/>
+            <w:u w:val="single"/>
+          </w:rPr>
+          <w:t>王上9:15</w:t>
+        </w:r>
+      </w:hyperlink>
+      <w:r>
+        <w:rPr>
+          <w:lang w:val="zh_TW" w:bidi="zh_TW"/>
+        </w:rPr>
+        <w:t>、</w:t>
+      </w:r>
+      <w:hyperlink r:id="rId37">
+        <w:r>
+          <w:rPr>
+            <w:lang w:val="zh_TW" w:bidi="zh_TW"/>
+          </w:rPr>
+          <w:rPr>
+            <w:color w:val="0000EE"/>
+            <w:u w:val="single"/>
+          </w:rPr>
+          <w:t>21–23</w:t>
+        </w:r>
+      </w:hyperlink>
+      <w:r>
+        <w:rPr>
+          <w:lang w:val="zh_TW" w:bidi="zh_TW"/>
+        </w:rPr>
+        <w:t>）。甚至以色列人自己也在黎巴嫩被強迫勞役（</w:t>
+      </w:r>
+      <w:hyperlink r:id="rId38">
+        <w:r>
+          <w:rPr>
+            <w:lang w:val="zh_TW" w:bidi="zh_TW"/>
+          </w:rPr>
+          <w:rPr>
+            <w:color w:val="0000EE"/>
+            <w:u w:val="single"/>
+          </w:rPr>
+          <w:t>王上5:13–18</w:t>
+        </w:r>
+      </w:hyperlink>
+      <w:r>
+        <w:rPr>
+          <w:lang w:val="zh_TW" w:bidi="zh_TW"/>
+        </w:rPr>
+        <w:t>）。一些被擄的人，如米甸人和基遍人，被安排在聖殿工作（</w:t>
+      </w:r>
+      <w:hyperlink r:id="rId39">
+        <w:r>
+          <w:rPr>
+            <w:lang w:val="zh_TW" w:bidi="zh_TW"/>
+          </w:rPr>
+          <w:rPr>
+            <w:color w:val="0000EE"/>
+            <w:u w:val="single"/>
+          </w:rPr>
+          <w:t>民31:28–30</w:t>
+        </w:r>
+      </w:hyperlink>
+      <w:r>
+        <w:rPr>
+          <w:lang w:val="zh_TW" w:bidi="zh_TW"/>
+        </w:rPr>
+        <w:t>、</w:t>
+      </w:r>
+      <w:hyperlink r:id="rId39">
+        <w:r>
+          <w:rPr>
+            <w:lang w:val="zh_TW" w:bidi="zh_TW"/>
+          </w:rPr>
+          <w:rPr>
+            <w:color w:val="0000EE"/>
+            <w:u w:val="single"/>
+          </w:rPr>
+          <w:t>47</w:t>
+        </w:r>
+      </w:hyperlink>
+      <w:r>
+        <w:rPr>
+          <w:lang w:val="zh_TW" w:bidi="zh_TW"/>
+        </w:rPr>
+        <w:t>；</w:t>
+      </w:r>
+      <w:hyperlink r:id="rId40">
+        <w:r>
+          <w:rPr>
+            <w:lang w:val="zh_TW" w:bidi="zh_TW"/>
+          </w:rPr>
+          <w:rPr>
+            <w:color w:val="0000EE"/>
+            <w:u w:val="single"/>
+          </w:rPr>
+          <w:t>書9:23–25</w:t>
+        </w:r>
+      </w:hyperlink>
+      <w:r>
+        <w:rPr>
+          <w:lang w:val="zh_TW" w:bidi="zh_TW"/>
+        </w:rPr>
+        <w:t>）。這種做法一直持續到大衛王與所羅門王時期（</w:t>
+      </w:r>
+      <w:hyperlink r:id="rId41">
+        <w:r>
+          <w:rPr>
+            <w:lang w:val="zh_TW" w:bidi="zh_TW"/>
+          </w:rPr>
+          <w:rPr>
+            <w:color w:val="0000EE"/>
+            <w:u w:val="single"/>
+          </w:rPr>
+          <w:t>拉2:58</w:t>
+        </w:r>
+      </w:hyperlink>
+      <w:r>
+        <w:rPr>
+          <w:lang w:val="zh_TW" w:bidi="zh_TW"/>
+        </w:rPr>
+        <w:t>；</w:t>
+      </w:r>
+      <w:hyperlink r:id="rId42">
+        <w:r>
+          <w:rPr>
+            <w:lang w:val="zh_TW" w:bidi="zh_TW"/>
+          </w:rPr>
+          <w:rPr>
+            <w:color w:val="0000EE"/>
+            <w:u w:val="single"/>
+          </w:rPr>
+          <w:t>8:20</w:t>
+        </w:r>
+      </w:hyperlink>
+      <w:r>
+        <w:rPr>
+          <w:lang w:val="zh_TW" w:bidi="zh_TW"/>
+        </w:rPr>
+        <w:t>）。外邦奴隸也協助修復了耶路撒冷的城牆（</w:t>
+      </w:r>
+      <w:hyperlink r:id="rId43">
+        <w:r>
+          <w:rPr>
+            <w:lang w:val="zh_TW" w:bidi="zh_TW"/>
+          </w:rPr>
+          <w:rPr>
+            <w:color w:val="0000EE"/>
+            <w:u w:val="single"/>
+          </w:rPr>
+          <w:t>尼3:26</w:t>
+        </w:r>
+      </w:hyperlink>
+      <w:r>
+        <w:rPr>
+          <w:lang w:val="zh_TW" w:bidi="zh_TW"/>
+        </w:rPr>
+        <w:t>、</w:t>
+      </w:r>
+      <w:hyperlink r:id="rId43">
+        <w:r>
+          <w:rPr>
+            <w:lang w:val="zh_TW" w:bidi="zh_TW"/>
+          </w:rPr>
+          <w:rPr>
+            <w:color w:val="0000EE"/>
+            <w:u w:val="single"/>
+          </w:rPr>
+          <w:t>31</w:t>
+        </w:r>
+      </w:hyperlink>
+      <w:r>
+        <w:rPr>
+          <w:lang w:val="zh_TW" w:bidi="zh_TW"/>
+        </w:rPr>
+        <w:t>）。</w:t>
+      </w:r>
+    </w:p>
+    <w:p>
+      <w:pPr>
+        <w:pStyle w:val="Heading3"/>
+      </w:pPr>
+      <w:r>
+        <w:rPr>
+          <w:lang w:val="zh_TW" w:bidi="zh_TW"/>
+        </w:rPr>
+        <w:t>新約聖經中的奴隸制度</w:t>
+      </w:r>
+    </w:p>
+    <w:p>
+      <w:pPr/>
+      <w:r>
+        <w:rPr>
+          <w:lang w:val="zh_TW" w:bidi="zh_TW"/>
+        </w:rPr>
+      </w:r>
+      <w:r>
+        <w:rPr>
+          <w:lang w:val="zh_TW" w:bidi="zh_TW"/>
+        </w:rPr>
+        <w:t>新約聖經顯示了對奴隸制度態度的轉變。奴隸的身分變得更像僕人，奴隸制度也變得不那麼普遍。耶穌和使徒並沒有直接反對奴隸制度，但他們對此給予了相關的教導。他們教導奴隸與僕人要忠心事奉主人；同時也告訴主人要以仁慈和公平對待奴隸（</w:t>
+      </w:r>
+      <w:hyperlink r:id="rId44">
+        <w:r>
+          <w:rPr>
+            <w:lang w:val="zh_TW" w:bidi="zh_TW"/>
+          </w:rPr>
+          <w:rPr>
+            <w:color w:val="0000EE"/>
+            <w:u w:val="single"/>
+          </w:rPr>
+          <w:t>弗6:9</w:t>
+        </w:r>
+      </w:hyperlink>
+      <w:r>
+        <w:rPr>
+          <w:lang w:val="zh_TW" w:bidi="zh_TW"/>
+        </w:rPr>
+        <w:t>；</w:t>
+      </w:r>
+      <w:hyperlink r:id="rId45">
+        <w:r>
+          <w:rPr>
+            <w:lang w:val="zh_TW" w:bidi="zh_TW"/>
+          </w:rPr>
+          <w:rPr>
+            <w:color w:val="0000EE"/>
+            <w:u w:val="single"/>
+          </w:rPr>
+          <w:t>西4:1</w:t>
+        </w:r>
+      </w:hyperlink>
+      <w:r>
+        <w:rPr>
+          <w:lang w:val="zh_TW" w:bidi="zh_TW"/>
+        </w:rPr>
+        <w:t>；</w:t>
+      </w:r>
+      <w:hyperlink r:id="rId46">
+        <w:r>
+          <w:rPr>
+            <w:lang w:val="zh_TW" w:bidi="zh_TW"/>
+          </w:rPr>
+          <w:rPr>
+            <w:color w:val="0000EE"/>
+            <w:u w:val="single"/>
+          </w:rPr>
+          <w:t>提前6:2</w:t>
+        </w:r>
+      </w:hyperlink>
+      <w:r>
+        <w:rPr>
+          <w:lang w:val="zh_TW" w:bidi="zh_TW"/>
+        </w:rPr>
+        <w:t>；</w:t>
+      </w:r>
+      <w:hyperlink r:id="rId47">
+        <w:r>
+          <w:rPr>
+            <w:lang w:val="zh_TW" w:bidi="zh_TW"/>
+          </w:rPr>
+          <w:rPr>
+            <w:color w:val="0000EE"/>
+            <w:u w:val="single"/>
+          </w:rPr>
+          <w:t>門1:16</w:t>
+        </w:r>
+      </w:hyperlink>
+      <w:r>
+        <w:rPr>
+          <w:lang w:val="zh_TW" w:bidi="zh_TW"/>
+        </w:rPr>
+        <w:t>）。保羅從未宣揚過反對奴隸制度，但他寫信試圖讓一名叫阿尼西謀的奴隸獲得自由。這就是保羅寫腓利門書的原因（見</w:t>
+      </w:r>
+      <w:r>
+        <w:rPr>
+          <w:lang w:val="zh_TW" w:bidi="zh_TW"/>
+        </w:rPr>
+        <w:t>腓利門書</w:t>
+      </w:r>
+      <w:r>
+        <w:rPr>
+          <w:lang w:val="zh_TW" w:bidi="zh_TW"/>
+        </w:rPr>
+        <w:t>中相關的討論）。</w:t>
+      </w:r>
+    </w:p>
+    <w:p>
+      <w:pPr/>
+      <w:r>
+        <w:rPr>
+          <w:lang w:val="zh_TW" w:bidi="zh_TW"/>
+        </w:rPr>
+      </w:r>
+      <w:r>
+        <w:rPr>
+          <w:i/>
+          <w:lang w:val="zh_TW" w:bidi="zh_TW"/>
+        </w:rPr>
+        <w:t>另見</w:t>
+      </w:r>
+      <w:r>
+        <w:rPr>
+          <w:lang w:val="zh_TW" w:bidi="zh_TW"/>
+        </w:rPr>
+        <w:t>奴役、捆綁</w:t>
+      </w:r>
+      <w:r>
+        <w:rPr>
+          <w:lang w:val="zh_TW" w:bidi="zh_TW"/>
+        </w:rPr>
+        <w:t>；</w:t>
+      </w:r>
+      <w:r>
+        <w:rPr>
+          <w:lang w:val="zh_TW" w:bidi="zh_TW"/>
+        </w:rPr>
+        <w:t>自由</w:t>
+      </w:r>
+      <w:r>
+        <w:rPr>
+          <w:lang w:val="zh_TW" w:bidi="zh_TW"/>
+        </w:rPr>
+        <w:t>。</w:t>
+      </w:r>
+      <w:r>
+        <w:rPr>
+          <w:lang w:val="zh_TW" w:bidi="zh_TW"/>
+        </w:rPr>
+      </w:r>
+      <w:r>
+        <w:rPr>
+          <w:lang w:val="zh_TW" w:bidi="zh_TW"/>
+        </w:rPr>
+      </w:r>
+    </w:p>
+    <w:p>
+      <w:pPr/>
+      <w:r>
+        <w:rPr>
+          <w:lang w:val="zh_TW" w:bidi="zh_TW"/>
+        </w:rPr>
+      </w:r>
+    </w:p>
+    <w:p>
+      <w:pPr>
+        <w:pStyle w:val="Heading2"/>
+      </w:pPr>
+      <w:r>
+        <w:rPr>
+          <w:lang w:val="zh_TW" w:bidi="zh_TW"/>
+        </w:rPr>
+        <w:t>努西、努西泥版</w:t>
+      </w:r>
+      <w:r>
+        <w:rPr>
+          <w:lang w:val="zh_TW" w:bidi="zh_TW"/>
+        </w:rPr>
+      </w:r>
+    </w:p>
+    <w:p>
+      <w:pPr/>
+      <w:r>
+        <w:rPr>
+          <w:lang w:val="zh_TW" w:bidi="zh_TW"/>
+        </w:rPr>
+      </w:r>
+      <w:r>
+        <w:rPr>
+          <w:lang w:val="zh_TW" w:bidi="zh_TW"/>
+        </w:rPr>
+        <w:t>努西（Nuzi）位於美索不達米亞東北部的城鎮，位於現今伊拉克基爾庫克（Kirkuk）西南方約九英里（約14.5公里）。努西原名為迦蘇爾（Gasur），今稱約爾干特佩（Yorgan Tepe）。於1925至1931年間在此進行了考古發掘，出土大量引人注意的文物。約爾干特佩因出土的泥版（Nuzi Tablets）而聞名，這些泥版主要是記錄商業交易。</w:t>
+      </w:r>
+    </w:p>
+    <w:p>
+      <w:pPr/>
+      <w:r>
+        <w:rPr>
+          <w:lang w:val="zh_TW" w:bidi="zh_TW"/>
+        </w:rPr>
+      </w:r>
+      <w:r>
+        <w:rPr>
+          <w:lang w:val="zh_TW" w:bidi="zh_TW"/>
+        </w:rPr>
+        <w:t>在公元前三千年，迦蘇爾主要是由閃族人居住。到了公元前二千年中期，居民主要是戶利安人（Hurrians），城市的名字也改為努西。戶利安人在聖經中被稱為何利人（參</w:t>
+      </w:r>
+      <w:hyperlink r:id="rId48">
+        <w:r>
+          <w:rPr>
+            <w:lang w:val="zh_TW" w:bidi="zh_TW"/>
+          </w:rPr>
+          <w:rPr>
+            <w:color w:val="0000EE"/>
+            <w:u w:val="single"/>
+          </w:rPr>
+          <w:t>創14:6</w:t>
+        </w:r>
+      </w:hyperlink>
+      <w:r>
+        <w:rPr>
+          <w:lang w:val="zh_TW" w:bidi="zh_TW"/>
+        </w:rPr>
+        <w:t>，</w:t>
+      </w:r>
+      <w:hyperlink r:id="rId49">
+        <w:r>
+          <w:rPr>
+            <w:lang w:val="zh_TW" w:bidi="zh_TW"/>
+          </w:rPr>
+          <w:rPr>
+            <w:color w:val="0000EE"/>
+            <w:u w:val="single"/>
+          </w:rPr>
+          <w:t>36:20–21</w:t>
+        </w:r>
+      </w:hyperlink>
+      <w:r>
+        <w:rPr>
+          <w:lang w:val="zh_TW" w:bidi="zh_TW"/>
+        </w:rPr>
+        <w:t>；</w:t>
+      </w:r>
+      <w:hyperlink r:id="rId50">
+        <w:r>
+          <w:rPr>
+            <w:lang w:val="zh_TW" w:bidi="zh_TW"/>
+          </w:rPr>
+          <w:rPr>
+            <w:color w:val="0000EE"/>
+            <w:u w:val="single"/>
+          </w:rPr>
+          <w:t>申2:12</w:t>
+        </w:r>
+      </w:hyperlink>
+      <w:r>
+        <w:rPr>
+          <w:lang w:val="zh_TW" w:bidi="zh_TW"/>
+        </w:rPr>
+        <w:t>、</w:t>
+      </w:r>
+      <w:hyperlink r:id="rId50">
+        <w:r>
+          <w:rPr>
+            <w:lang w:val="zh_TW" w:bidi="zh_TW"/>
+          </w:rPr>
+          <w:rPr>
+            <w:color w:val="0000EE"/>
+            <w:u w:val="single"/>
+          </w:rPr>
+          <w:t>22</w:t>
+        </w:r>
+      </w:hyperlink>
+      <w:r>
+        <w:rPr>
+          <w:lang w:val="zh_TW" w:bidi="zh_TW"/>
+        </w:rPr>
+        <w:t>）。</w:t>
+      </w:r>
+    </w:p>
+    <w:p>
+      <w:pPr/>
+      <w:r>
+        <w:rPr>
+          <w:lang w:val="zh_TW" w:bidi="zh_TW"/>
+        </w:rPr>
+      </w:r>
+      <w:r>
+        <w:rPr>
+          <w:lang w:val="zh_TW" w:bidi="zh_TW"/>
+        </w:rPr>
+        <w:t>出土文物中包括公元前三千年的泥版，其中包含已知最古老的地圖。文獻顯示，當時人們已採用分期付款的購物制度。</w:t>
+      </w:r>
+    </w:p>
+    <w:p>
+      <w:pPr/>
+      <w:r>
+        <w:rPr>
+          <w:lang w:val="zh_TW" w:bidi="zh_TW"/>
+        </w:rPr>
+      </w:r>
+      <w:r>
+        <w:rPr>
+          <w:lang w:val="zh_TW" w:bidi="zh_TW"/>
+        </w:rPr>
+        <w:t>在公元前15至14世紀，戶利安的文士用巴比倫文字書寫下數以千計的泥版，內容包含近東風俗及法律制度的資料，為理解聖經中的族長時期的社會背景提供了重要參照。</w:t>
+      </w:r>
+    </w:p>
+    <w:p>
+      <w:pPr/>
+      <w:r>
+        <w:rPr>
+          <w:lang w:val="zh_TW" w:bidi="zh_TW"/>
+        </w:rPr>
+      </w:r>
+      <w:r>
+        <w:rPr>
+          <w:lang w:val="zh_TW" w:bidi="zh_TW"/>
+        </w:rPr>
+        <w:t>以下是努西與聖經之間可能有關聯的一些例子：</w:t>
+      </w:r>
+    </w:p>
+    <w:p>
+      <w:pPr>
+        <w:pStyle w:val="ListBullet"/>
         <w:spacing w:line="240" w:lineRule="auto"/>
         <w:ind w:left="720"/>
       </w:pPr>
@@ -997,9 +1411,9 @@
         <w:rPr>
           <w:lang w:val="zh_TW" w:bidi="zh_TW"/>
         </w:rPr>
-        <w:t>瑪拿西支派西羅非哈的女兒（</w:t>
-      </w:r>
-      <w:hyperlink r:id="rId34">
+        <w:t>在努西，若妻子無子，可將使女給丈夫，讓使女為她生子。這種做法在撒萊、拉結，和利亞身上都有出現過（</w:t>
+      </w:r>
+      <w:hyperlink r:id="rId51">
         <w:r>
           <w:rPr>
             <w:lang w:val="zh_TW" w:bidi="zh_TW"/>
@@ -1008,16 +1422,16 @@
             <w:color w:val="0000EE"/>
             <w:u w:val="single"/>
           </w:rPr>
-          <w:t>民26:33</w:t>
+          <w:t>創16:1–4</w:t>
         </w:r>
       </w:hyperlink>
       <w:r>
         <w:rPr>
           <w:lang w:val="zh_TW" w:bidi="zh_TW"/>
         </w:rPr>
-        <w:t>）。當她們的父親死後沒有留下兒子時，她和她的四個姐妹請求制定律法，以保護她們的產業繼承權（</w:t>
-      </w:r>
-      <w:hyperlink r:id="rId35">
+        <w:t>，</w:t>
+      </w:r>
+      <w:hyperlink r:id="rId52">
         <w:r>
           <w:rPr>
             <w:lang w:val="zh_TW" w:bidi="zh_TW"/>
@@ -1026,16 +1440,16 @@
             <w:color w:val="0000EE"/>
             <w:u w:val="single"/>
           </w:rPr>
-          <w:t>民27:1–11</w:t>
+          <w:t>30:1–8</w:t>
         </w:r>
       </w:hyperlink>
       <w:r>
         <w:rPr>
           <w:lang w:val="zh_TW" w:bidi="zh_TW"/>
         </w:rPr>
-        <w:t>；參</w:t>
-      </w:r>
-      <w:hyperlink r:id="rId36">
+        <w:t>、</w:t>
+      </w:r>
+      <w:hyperlink r:id="rId53">
         <w:r>
           <w:rPr>
             <w:lang w:val="zh_TW" w:bidi="zh_TW"/>
@@ -1044,16 +1458,16 @@
             <w:color w:val="0000EE"/>
             <w:u w:val="single"/>
           </w:rPr>
-          <w:t>書17:3–6</w:t>
+          <w:t>9–13</w:t>
         </w:r>
       </w:hyperlink>
       <w:r>
         <w:rPr>
           <w:lang w:val="zh_TW" w:bidi="zh_TW"/>
         </w:rPr>
-        <w:t>）。然而，她們被限制只能在自己的支派之內成婚（</w:t>
-      </w:r>
-      <w:hyperlink r:id="rId37">
+        <w:t>）。依法律，孩子屬生母，正室無權趕逐婢女之子，因此撒萊無權驅逐夏甲與以實瑪利（</w:t>
+      </w:r>
+      <w:hyperlink r:id="rId54">
         <w:r>
           <w:rPr>
             <w:lang w:val="zh_TW" w:bidi="zh_TW"/>
@@ -1062,7 +1476,7 @@
             <w:color w:val="0000EE"/>
             <w:u w:val="single"/>
           </w:rPr>
-          <w:t>民36:1–12</w:t>
+          <w:t>創16:4–6</w:t>
         </w:r>
       </w:hyperlink>
       <w:r>
@@ -1070,6 +1484,225 @@
           <w:lang w:val="zh_TW" w:bidi="zh_TW"/>
         </w:rPr>
         <w:t>）。</w:t>
+      </w:r>
+    </w:p>
+    <w:p>
+      <w:pPr>
+        <w:pStyle w:val="ListBullet"/>
+        <w:spacing w:line="240" w:lineRule="auto"/>
+        <w:ind w:left="720"/>
+      </w:pPr>
+      <w:r>
+        <w:rPr>
+          <w:lang w:val="zh_TW" w:bidi="zh_TW"/>
+        </w:rPr>
+      </w:r>
+      <w:r>
+        <w:rPr>
+          <w:lang w:val="zh_TW" w:bidi="zh_TW"/>
+        </w:rPr>
+        <w:t>在努西，家族的土地不得售予外族。為規避此限，人們常以收養或財產交換的方式進行轉移。富人可被貧民「收養」，以獲其遺產作為終身奉養與葬費的報償；有時一人可同時被三百至四百人收養。無子的夫婦也可收養一人來照顧其晚年並繼承家產，類似亞伯蘭與僕人以利以謝之關係（</w:t>
+      </w:r>
+      <w:hyperlink r:id="rId55">
+        <w:r>
+          <w:rPr>
+            <w:lang w:val="zh_TW" w:bidi="zh_TW"/>
+          </w:rPr>
+          <w:rPr>
+            <w:color w:val="0000EE"/>
+            <w:u w:val="single"/>
+          </w:rPr>
+          <w:t>創15:2</w:t>
+        </w:r>
+      </w:hyperlink>
+      <w:r>
+        <w:rPr>
+          <w:lang w:val="zh_TW" w:bidi="zh_TW"/>
+        </w:rPr>
+        <w:t>）。價值不高的財產也可以用來交換有價值的財產，有時還會用錢來彌補差價。在努西，一個名叫特希普提拉（Tehip-tilla）的人將他的產業權賣給他的兄弟庫爾帕扎（Kurpazah）來換取三隻羊，類似於以掃將他的長子的名分賣給雅各以換取</w:t>
+      </w:r>
+      <w:r>
+        <w:rPr>
+          <w:lang w:val="zh_TW" w:bidi="zh_TW"/>
+        </w:rPr>
+        <w:t>紅湯</w:t>
+      </w:r>
+      <w:r>
+        <w:rPr>
+          <w:lang w:val="zh_TW" w:bidi="zh_TW"/>
+        </w:rPr>
+        <w:t>（</w:t>
+      </w:r>
+      <w:hyperlink r:id="rId56">
+        <w:r>
+          <w:rPr>
+            <w:lang w:val="zh_TW" w:bidi="zh_TW"/>
+          </w:rPr>
+          <w:rPr>
+            <w:color w:val="0000EE"/>
+            <w:u w:val="single"/>
+          </w:rPr>
+          <w:t>創25:27–34</w:t>
+        </w:r>
+      </w:hyperlink>
+      <w:r>
+        <w:rPr>
+          <w:lang w:val="zh_TW" w:bidi="zh_TW"/>
+        </w:rPr>
+        <w:t>）。</w:t>
+      </w:r>
+    </w:p>
+    <w:p>
+      <w:pPr>
+        <w:pStyle w:val="ListBullet"/>
+        <w:spacing w:line="240" w:lineRule="auto"/>
+        <w:ind w:left="720"/>
+      </w:pPr>
+      <w:r>
+        <w:rPr>
+          <w:lang w:val="zh_TW" w:bidi="zh_TW"/>
+        </w:rPr>
+      </w:r>
+      <w:r>
+        <w:rPr>
+          <w:lang w:val="zh_TW" w:bidi="zh_TW"/>
+        </w:rPr>
+        <w:t>在努西，口頭遺囑或臨終祝福具有法律效力。一名名叫胡雅（Huya）的人在臨終時將女子蘇盧利‧伊絲塔（Sululi-Ishtar）賜給兒子塔爾米亞（Tarmiya）為妻；其兄弟上法庭爭訟，但法院最終支持塔爾米亞的主張。這與以撒雖被欺騙，以撒也必須尊重他對雅各所給的祝福（</w:t>
+      </w:r>
+      <w:hyperlink r:id="rId57">
+        <w:r>
+          <w:rPr>
+            <w:lang w:val="zh_TW" w:bidi="zh_TW"/>
+          </w:rPr>
+          <w:rPr>
+            <w:color w:val="0000EE"/>
+            <w:u w:val="single"/>
+          </w:rPr>
+          <w:t>創27:33</w:t>
+        </w:r>
+      </w:hyperlink>
+      <w:r>
+        <w:rPr>
+          <w:lang w:val="zh_TW" w:bidi="zh_TW"/>
+        </w:rPr>
+        <w:t>）。</w:t>
+      </w:r>
+    </w:p>
+    <w:p>
+      <w:pPr>
+        <w:pStyle w:val="ListBullet"/>
+        <w:spacing w:line="240" w:lineRule="auto"/>
+        <w:ind w:left="720"/>
+      </w:pPr>
+      <w:r>
+        <w:rPr>
+          <w:lang w:val="zh_TW" w:bidi="zh_TW"/>
+        </w:rPr>
+      </w:r>
+      <w:r>
+        <w:rPr>
+          <w:lang w:val="zh_TW" w:bidi="zh_TW"/>
+        </w:rPr>
+        <w:t>在努西，誰持有家神像（teraphim），誰即繼承家產。這解釋了拉結偷取父親拉班家神的行為（</w:t>
+      </w:r>
+      <w:hyperlink r:id="rId58">
+        <w:r>
+          <w:rPr>
+            <w:lang w:val="zh_TW" w:bidi="zh_TW"/>
+          </w:rPr>
+          <w:rPr>
+            <w:color w:val="0000EE"/>
+            <w:u w:val="single"/>
+          </w:rPr>
+          <w:t>創31:19</w:t>
+        </w:r>
+      </w:hyperlink>
+      <w:r>
+        <w:rPr>
+          <w:lang w:val="zh_TW" w:bidi="zh_TW"/>
+        </w:rPr>
+        <w:t>），以及拉班對此事極度憤怒的原因（</w:t>
+      </w:r>
+      <w:hyperlink r:id="rId59">
+        <w:r>
+          <w:rPr>
+            <w:lang w:val="zh_TW" w:bidi="zh_TW"/>
+          </w:rPr>
+          <w:rPr>
+            <w:color w:val="0000EE"/>
+            <w:u w:val="single"/>
+          </w:rPr>
+          <w:t>創31:30–35</w:t>
+        </w:r>
+      </w:hyperlink>
+      <w:r>
+        <w:rPr>
+          <w:lang w:val="zh_TW" w:bidi="zh_TW"/>
+        </w:rPr>
+        <w:t>）。</w:t>
+      </w:r>
+    </w:p>
+    <w:p>
+      <w:pPr>
+        <w:pStyle w:val="ListBullet"/>
+        <w:spacing w:line="240" w:lineRule="auto"/>
+        <w:ind w:left="720"/>
+      </w:pPr>
+      <w:r>
+        <w:rPr>
+          <w:lang w:val="zh_TW" w:bidi="zh_TW"/>
+        </w:rPr>
+      </w:r>
+      <w:r>
+        <w:rPr>
+          <w:lang w:val="zh_TW" w:bidi="zh_TW"/>
+        </w:rPr>
+        <w:t>另一個兒子的名分的例子於聖經中的一個案例相似。納修威（Nashwi）收養了烏魯（Wullu），並將女兒努胡雅（Nuhuya）嫁給他；若烏魯另娶他妻，則喪失繼承權。這與拉班要求雅各不得再娶別妻的約定相似（</w:t>
+      </w:r>
+      <w:hyperlink r:id="rId60">
+        <w:r>
+          <w:rPr>
+            <w:lang w:val="zh_TW" w:bidi="zh_TW"/>
+          </w:rPr>
+          <w:rPr>
+            <w:color w:val="0000EE"/>
+            <w:u w:val="single"/>
+          </w:rPr>
+          <w:t>創31:50</w:t>
+        </w:r>
+      </w:hyperlink>
+      <w:r>
+        <w:rPr>
+          <w:lang w:val="zh_TW" w:bidi="zh_TW"/>
+        </w:rPr>
+        <w:t>）。</w:t>
+      </w:r>
+    </w:p>
+    <w:p>
+      <w:pPr/>
+      <w:r>
+        <w:rPr>
+          <w:lang w:val="zh_TW" w:bidi="zh_TW"/>
+        </w:rPr>
+      </w:r>
+      <w:r>
+        <w:rPr>
+          <w:i/>
+          <w:lang w:val="zh_TW" w:bidi="zh_TW"/>
+        </w:rPr>
+        <w:t>另見</w:t>
+      </w:r>
+      <w:r>
+        <w:rPr>
+          <w:lang w:val="zh_TW" w:bidi="zh_TW"/>
+        </w:rPr>
+        <w:t>銘文</w:t>
+      </w:r>
+      <w:r>
+        <w:rPr>
+          <w:lang w:val="zh_TW" w:bidi="zh_TW"/>
+        </w:rPr>
+        <w:t>。</w:t>
       </w:r>
       <w:r>
         <w:rPr>
@@ -2971,18 +3604,6 @@
   </w:num>
   <w:num w:numId="13" w16cid:durableId="592781308">
     <w:abstractNumId w:val="11"/>
-  </w:num>
-  <w:num w:numId="14">
-    <w:abstractNumId w:val="3"/>
-    <w:lvlOverride w:ilvl="0">
-      <w:startOverride w:val="1"/>
-    </w:lvlOverride>
-  </w:num>
-  <w:num w:numId="15">
-    <w:abstractNumId w:val="3"/>
-    <w:lvlOverride w:ilvl="0">
-      <w:startOverride w:val="1"/>
-    </w:lvlOverride>
   </w:num>
   <w:numIdMacAtCleanup w:val="10"/>
 </w:numbering>

--- a/zht/docx/115.content.docx
+++ b/zht/docx/115.content.docx
@@ -149,7 +149,7 @@
         <w:rPr>
           <w:lang w:val="zh_TW" w:bidi="zh_TW"/>
         </w:rPr>
-        <w:t>nu</w:t>
+        <w:t>niao</w:t>
       </w:r>
       <w:r>
         <w:rPr>
@@ -212,7 +212,7 @@
         <w:rPr>
           <w:lang w:val="zh_TW" w:bidi="zh_TW"/>
         </w:rPr>
-        <w:t>奴隸、奴隸制度</w:t>
+        <w:t>鳥</w:t>
       </w:r>
       <w:r>
         <w:rPr>
@@ -231,7 +231,20 @@
         <w:rPr>
           <w:lang w:val="zh_TW" w:bidi="zh_TW"/>
         </w:rPr>
-        <w:t>奴隸是指被他人當作財產擁有的個人。奴隸制度則是建立這種主僕關係的體系。</w:t>
+        <w:t>鳥是長有羽毛的脊椎動物（具有骨骼的動物），屬於</w:t>
+      </w:r>
+      <w:r>
+        <w:rPr>
+          <w:i/>
+          <w:lang w:val="zh_TW" w:bidi="zh_TW"/>
+        </w:rPr>
+        <w:t>鳥綱（Aves）</w:t>
+      </w:r>
+      <w:r>
+        <w:rPr>
+          <w:lang w:val="zh_TW" w:bidi="zh_TW"/>
+        </w:rPr>
+        <w:t>。科學家已辨認超過8,000種鳥，其中約有400種分佈在聖地一帶；聖經中則提到過大約40種。</w:t>
       </w:r>
     </w:p>
     <w:p>
@@ -245,32 +258,7 @@
         <w:rPr>
           <w:lang w:val="zh_TW" w:bidi="zh_TW"/>
         </w:rPr>
-        <w:t>在古代，奴隸制在整個近東地區相當普遍，儘管這些社會的經濟並未依賴奴隸制運作。到了早期基督徒生活的羅馬帝國時期，奴隸制度已變得非常普遍，每兩個人中就有一人是奴隸。</w:t>
-      </w:r>
-    </w:p>
-    <w:p>
-      <w:pPr>
-        <w:pStyle w:val="Heading3"/>
-      </w:pPr>
-      <w:r>
-        <w:rPr>
-          <w:lang w:val="zh_TW" w:bidi="zh_TW"/>
-        </w:rPr>
-        <w:t>人是如何成為奴隸的？</w:t>
-      </w:r>
-    </w:p>
-    <w:p>
-      <w:pPr/>
-      <w:r>
-        <w:rPr>
-          <w:lang w:val="zh_TW" w:bidi="zh_TW"/>
-        </w:rPr>
-      </w:r>
-      <w:r>
-        <w:rPr>
-          <w:lang w:val="zh_TW" w:bidi="zh_TW"/>
-        </w:rPr>
-        <w:t>至少從公元前3000年開始，大多數奴隸是在戰爭中被擄的人（</w:t>
+        <w:t>今天，科學家按照生物內部及外部的身體構造來把他們分類。但在聖經裡，作者往往按照動物所居住的地方來歸類。例如，聖經將蝙蝠與鳥同列為天空中的生物（</w:t>
       </w:r>
       <w:hyperlink r:id="rId13">
         <w:r>
@@ -281,7 +269,7 @@
             <w:color w:val="0000EE"/>
             <w:u w:val="single"/>
           </w:rPr>
-          <w:t>創14:21</w:t>
+          <w:t>利11:19</w:t>
         </w:r>
       </w:hyperlink>
       <w:r>
@@ -299,104 +287,14 @@
             <w:color w:val="0000EE"/>
             <w:u w:val="single"/>
           </w:rPr>
-          <w:t>民31:9</w:t>
+          <w:t>申14:18</w:t>
         </w:r>
       </w:hyperlink>
       <w:r>
         <w:rPr>
           <w:lang w:val="zh_TW" w:bidi="zh_TW"/>
         </w:rPr>
-        <w:t>；</w:t>
-      </w:r>
-      <w:hyperlink r:id="rId15">
-        <w:r>
-          <w:rPr>
-            <w:lang w:val="zh_TW" w:bidi="zh_TW"/>
-          </w:rPr>
-          <w:rPr>
-            <w:color w:val="0000EE"/>
-            <w:u w:val="single"/>
-          </w:rPr>
-          <w:t>申20:14</w:t>
-        </w:r>
-      </w:hyperlink>
-      <w:r>
-        <w:rPr>
-          <w:lang w:val="zh_TW" w:bidi="zh_TW"/>
-        </w:rPr>
-        <w:t>；</w:t>
-      </w:r>
-      <w:hyperlink r:id="rId16">
-        <w:r>
-          <w:rPr>
-            <w:lang w:val="zh_TW" w:bidi="zh_TW"/>
-          </w:rPr>
-          <w:rPr>
-            <w:color w:val="0000EE"/>
-            <w:u w:val="single"/>
-          </w:rPr>
-          <w:t>士5:30</w:t>
-        </w:r>
-      </w:hyperlink>
-      <w:r>
-        <w:rPr>
-          <w:lang w:val="zh_TW" w:bidi="zh_TW"/>
-        </w:rPr>
-        <w:t>；</w:t>
-      </w:r>
-      <w:hyperlink r:id="rId17">
-        <w:r>
-          <w:rPr>
-            <w:lang w:val="zh_TW" w:bidi="zh_TW"/>
-          </w:rPr>
-          <w:rPr>
-            <w:color w:val="0000EE"/>
-            <w:u w:val="single"/>
-          </w:rPr>
-          <w:t>撒上4:9</w:t>
-        </w:r>
-      </w:hyperlink>
-      <w:r>
-        <w:rPr>
-          <w:lang w:val="zh_TW" w:bidi="zh_TW"/>
-        </w:rPr>
-        <w:t>；</w:t>
-      </w:r>
-      <w:hyperlink r:id="rId18">
-        <w:r>
-          <w:rPr>
-            <w:lang w:val="zh_TW" w:bidi="zh_TW"/>
-          </w:rPr>
-          <w:rPr>
-            <w:color w:val="0000EE"/>
-            <w:u w:val="single"/>
-          </w:rPr>
-          <w:t>王下5:2</w:t>
-        </w:r>
-      </w:hyperlink>
-      <w:r>
-        <w:rPr>
-          <w:lang w:val="zh_TW" w:bidi="zh_TW"/>
-        </w:rPr>
-        <w:t>；</w:t>
-      </w:r>
-      <w:hyperlink r:id="rId19">
-        <w:r>
-          <w:rPr>
-            <w:lang w:val="zh_TW" w:bidi="zh_TW"/>
-          </w:rPr>
-          <w:rPr>
-            <w:color w:val="0000EE"/>
-            <w:u w:val="single"/>
-          </w:rPr>
-          <w:t>代下28:8</w:t>
-        </w:r>
-      </w:hyperlink>
-      <w:r>
-        <w:rPr>
-          <w:lang w:val="zh_TW" w:bidi="zh_TW"/>
-        </w:rPr>
-        <w:t>）。這些俘虜會成為俘獲者的財產。</w:t>
+        <w:t>）。</w:t>
       </w:r>
     </w:p>
     <w:p>
@@ -410,61 +308,7 @@
         <w:rPr>
           <w:lang w:val="zh_TW" w:bidi="zh_TW"/>
         </w:rPr>
-        <w:t>人們可以從當地的其他奴隸主那裡購買奴隸。他們也可以從四處旅行的外國商人那裡購買，這些商人會將奴隸與布料、青銅製品及其它商品一同出售（</w:t>
-      </w:r>
-      <w:hyperlink r:id="rId20">
-        <w:r>
-          <w:rPr>
-            <w:lang w:val="zh_TW" w:bidi="zh_TW"/>
-          </w:rPr>
-          <w:rPr>
-            <w:color w:val="0000EE"/>
-            <w:u w:val="single"/>
-          </w:rPr>
-          <w:t>珥3:4–8</w:t>
-        </w:r>
-      </w:hyperlink>
-      <w:r>
-        <w:rPr>
-          <w:lang w:val="zh_TW" w:bidi="zh_TW"/>
-        </w:rPr>
-        <w:t>）。這就是約瑟的哥哥們將他賣給旅行商人（稱為以實瑪利人或米甸人）的過程，那些商人隨後將他賣給了一個埃及人（</w:t>
-      </w:r>
-      <w:hyperlink r:id="rId21">
-        <w:r>
-          <w:rPr>
-            <w:lang w:val="zh_TW" w:bidi="zh_TW"/>
-          </w:rPr>
-          <w:rPr>
-            <w:color w:val="0000EE"/>
-            <w:u w:val="single"/>
-          </w:rPr>
-          <w:t>創37:36</w:t>
-        </w:r>
-      </w:hyperlink>
-      <w:r>
-        <w:rPr>
-          <w:lang w:val="zh_TW" w:bidi="zh_TW"/>
-        </w:rPr>
-        <w:t>，</w:t>
-      </w:r>
-      <w:hyperlink r:id="rId22">
-        <w:r>
-          <w:rPr>
-            <w:lang w:val="zh_TW" w:bidi="zh_TW"/>
-          </w:rPr>
-          <w:rPr>
-            <w:color w:val="0000EE"/>
-            <w:u w:val="single"/>
-          </w:rPr>
-          <w:t>39:1</w:t>
-        </w:r>
-      </w:hyperlink>
-      <w:r>
-        <w:rPr>
-          <w:lang w:val="zh_TW" w:bidi="zh_TW"/>
-        </w:rPr>
-        <w:t>）。</w:t>
+        <w:t>要確切辨識聖經經文中所指的鳥，往往相當困難，甚至根本無法確定。聖經所用的語言並不是科學分類的語言；當時的人能分辨一些我們如今視為不同物種的動物，但在鳥方面，他們常使用具詩意或描述性的名稱來稱呼。</w:t>
       </w:r>
     </w:p>
     <w:p>
@@ -478,922 +322,7 @@
         <w:rPr>
           <w:lang w:val="zh_TW" w:bidi="zh_TW"/>
         </w:rPr>
-        <w:t>許多家庭成為奴隸的主要原因是債務。如果有人無法償還欠債，他們的整個家庭都可能被迫成為奴隸（</w:t>
-      </w:r>
-      <w:hyperlink r:id="rId23">
-        <w:r>
-          <w:rPr>
-            <w:lang w:val="zh_TW" w:bidi="zh_TW"/>
-          </w:rPr>
-          <w:rPr>
-            <w:color w:val="0000EE"/>
-            <w:u w:val="single"/>
-          </w:rPr>
-          <w:t>王下4:1</w:t>
-        </w:r>
-      </w:hyperlink>
-      <w:r>
-        <w:rPr>
-          <w:lang w:val="zh_TW" w:bidi="zh_TW"/>
-        </w:rPr>
-        <w:t>；</w:t>
-      </w:r>
-      <w:hyperlink r:id="rId24">
-        <w:r>
-          <w:rPr>
-            <w:lang w:val="zh_TW" w:bidi="zh_TW"/>
-          </w:rPr>
-          <w:rPr>
-            <w:color w:val="0000EE"/>
-            <w:u w:val="single"/>
-          </w:rPr>
-          <w:t>尼5:5–8</w:t>
-        </w:r>
-      </w:hyperlink>
-      <w:r>
-        <w:rPr>
-          <w:lang w:val="zh_TW" w:bidi="zh_TW"/>
-        </w:rPr>
-        <w:t>）。漢謨拉比法典（law code of Hammurabi，一套古代法律）第117條規定，一個家庭作為奴隸不得超過三年。希伯來律法則允許奴隸主持有奴隸長達六年（</w:t>
-      </w:r>
-      <w:hyperlink r:id="rId25">
-        <w:r>
-          <w:rPr>
-            <w:lang w:val="zh_TW" w:bidi="zh_TW"/>
-          </w:rPr>
-          <w:rPr>
-            <w:color w:val="0000EE"/>
-            <w:u w:val="single"/>
-          </w:rPr>
-          <w:t>申15:18</w:t>
-        </w:r>
-      </w:hyperlink>
-      <w:r>
-        <w:rPr>
-          <w:lang w:val="zh_TW" w:bidi="zh_TW"/>
-        </w:rPr>
-        <w:t>）。</w:t>
-      </w:r>
-    </w:p>
-    <w:p>
-      <w:pPr/>
-      <w:r>
-        <w:rPr>
-          <w:lang w:val="zh_TW" w:bidi="zh_TW"/>
-        </w:rPr>
-      </w:r>
-      <w:r>
-        <w:rPr>
-          <w:lang w:val="zh_TW" w:bidi="zh_TW"/>
-        </w:rPr>
-        <w:t>有些人為了逃避極端貧困和飢餓，選擇成為奴隸（</w:t>
-      </w:r>
-      <w:hyperlink r:id="rId26">
-        <w:r>
-          <w:rPr>
-            <w:lang w:val="zh_TW" w:bidi="zh_TW"/>
-          </w:rPr>
-          <w:rPr>
-            <w:color w:val="0000EE"/>
-            <w:u w:val="single"/>
-          </w:rPr>
-          <w:t>利25:47–48</w:t>
-        </w:r>
-      </w:hyperlink>
-      <w:r>
-        <w:rPr>
-          <w:lang w:val="zh_TW" w:bidi="zh_TW"/>
-        </w:rPr>
-        <w:t>）。這被稱為自願奴役，在古代很常見。</w:t>
-      </w:r>
-    </w:p>
-    <w:p>
-      <w:pPr/>
-      <w:r>
-        <w:rPr>
-          <w:lang w:val="zh_TW" w:bidi="zh_TW"/>
-        </w:rPr>
-      </w:r>
-      <w:r>
-        <w:rPr>
-          <w:lang w:val="zh_TW" w:bidi="zh_TW"/>
-        </w:rPr>
-        <w:t>綁架並販賣人口為奴是犯罪行為。約瑟的哥哥們就犯了這項罪（</w:t>
-      </w:r>
-      <w:hyperlink r:id="rId27">
-        <w:r>
-          <w:rPr>
-            <w:lang w:val="zh_TW" w:bidi="zh_TW"/>
-          </w:rPr>
-          <w:rPr>
-            <w:color w:val="0000EE"/>
-            <w:u w:val="single"/>
-          </w:rPr>
-          <w:t>創37:27–28</w:t>
-        </w:r>
-      </w:hyperlink>
-      <w:r>
-        <w:rPr>
-          <w:lang w:val="zh_TW" w:bidi="zh_TW"/>
-        </w:rPr>
-        <w:t>）。漢謨拉比法典（第14條）和摩西律法（見</w:t>
-      </w:r>
-      <w:hyperlink r:id="rId28">
-        <w:r>
-          <w:rPr>
-            <w:lang w:val="zh_TW" w:bidi="zh_TW"/>
-          </w:rPr>
-          <w:rPr>
-            <w:color w:val="0000EE"/>
-            <w:u w:val="single"/>
-          </w:rPr>
-          <w:t>出21:11</w:t>
-        </w:r>
-      </w:hyperlink>
-      <w:r>
-        <w:rPr>
-          <w:lang w:val="zh_TW" w:bidi="zh_TW"/>
-        </w:rPr>
-        <w:t>；</w:t>
-      </w:r>
-      <w:hyperlink r:id="rId29">
-        <w:r>
-          <w:rPr>
-            <w:lang w:val="zh_TW" w:bidi="zh_TW"/>
-          </w:rPr>
-          <w:rPr>
-            <w:color w:val="0000EE"/>
-            <w:u w:val="single"/>
-          </w:rPr>
-          <w:t>申24:7）</w:t>
-        </w:r>
-      </w:hyperlink>
-      <w:r>
-        <w:rPr>
-          <w:lang w:val="zh_TW" w:bidi="zh_TW"/>
-        </w:rPr>
-        <w:t>都規定犯下此罪的人應被處死。</w:t>
-      </w:r>
-    </w:p>
-    <w:p>
-      <w:pPr>
-        <w:pStyle w:val="Heading3"/>
-      </w:pPr>
-      <w:r>
-        <w:rPr>
-          <w:lang w:val="zh_TW" w:bidi="zh_TW"/>
-        </w:rPr>
-        <w:t>奴隸的生活</w:t>
-      </w:r>
-    </w:p>
-    <w:p>
-      <w:pPr/>
-      <w:r>
-        <w:rPr>
-          <w:lang w:val="zh_TW" w:bidi="zh_TW"/>
-        </w:rPr>
-      </w:r>
-      <w:r>
-        <w:rPr>
-          <w:lang w:val="zh_TW" w:bidi="zh_TW"/>
-        </w:rPr>
-        <w:t>在蘇美人（Sumerian）社會（最早的文明之一），奴隸擁有一些權利。他們可以借錢和經商。奴隸的價格通常比一頭強壯的驢子還低，這意味著奴隸有時可以存夠錢為自己贖身。</w:t>
-      </w:r>
-    </w:p>
-    <w:p>
-      <w:pPr/>
-      <w:r>
-        <w:rPr>
-          <w:lang w:val="zh_TW" w:bidi="zh_TW"/>
-        </w:rPr>
-      </w:r>
-      <w:r>
-        <w:rPr>
-          <w:lang w:val="zh_TW" w:bidi="zh_TW"/>
-        </w:rPr>
-        <w:t>大多數奴隸在農場工作，或在家中從事艱苦的日常雜務。然而，一些有技能的奴隸會被賦予重要職務，負責管理主人的家務。</w:t>
-      </w:r>
-    </w:p>
-    <w:p>
-      <w:pPr/>
-      <w:r>
-        <w:rPr>
-          <w:lang w:val="zh_TW" w:bidi="zh_TW"/>
-        </w:rPr>
-      </w:r>
-      <w:r>
-        <w:rPr>
-          <w:lang w:val="zh_TW" w:bidi="zh_TW"/>
-        </w:rPr>
-        <w:t>法律規定奴隸在一定時間後應獲自由，但主人並不總是遵守這些規則。根據希伯來律法，因選擇而成為奴隸的希伯來人將在下一個禧年（每50年一次的特別年份）獲得自由。法律規定，任何希伯來人都不應終身為奴（</w:t>
-      </w:r>
-      <w:hyperlink r:id="rId30">
-        <w:r>
-          <w:rPr>
-            <w:lang w:val="zh_TW" w:bidi="zh_TW"/>
-          </w:rPr>
-          <w:rPr>
-            <w:color w:val="0000EE"/>
-            <w:u w:val="single"/>
-          </w:rPr>
-          <w:t>出21:2</w:t>
-        </w:r>
-      </w:hyperlink>
-      <w:r>
-        <w:rPr>
-          <w:lang w:val="zh_TW" w:bidi="zh_TW"/>
-        </w:rPr>
-        <w:t>；</w:t>
-      </w:r>
-      <w:hyperlink r:id="rId31">
-        <w:r>
-          <w:rPr>
-            <w:lang w:val="zh_TW" w:bidi="zh_TW"/>
-          </w:rPr>
-          <w:rPr>
-            <w:color w:val="0000EE"/>
-            <w:u w:val="single"/>
-          </w:rPr>
-          <w:t>利25:10–13</w:t>
-        </w:r>
-      </w:hyperlink>
-      <w:r>
-        <w:rPr>
-          <w:lang w:val="zh_TW" w:bidi="zh_TW"/>
-        </w:rPr>
-        <w:t>；</w:t>
-      </w:r>
-      <w:hyperlink r:id="rId32">
-        <w:r>
-          <w:rPr>
-            <w:lang w:val="zh_TW" w:bidi="zh_TW"/>
-          </w:rPr>
-          <w:rPr>
-            <w:color w:val="0000EE"/>
-            <w:u w:val="single"/>
-          </w:rPr>
-          <w:t>申15:12–14</w:t>
-        </w:r>
-      </w:hyperlink>
-      <w:r>
-        <w:rPr>
-          <w:lang w:val="zh_TW" w:bidi="zh_TW"/>
-        </w:rPr>
-        <w:t>）。</w:t>
-      </w:r>
-    </w:p>
-    <w:p>
-      <w:pPr/>
-      <w:r>
-        <w:rPr>
-          <w:lang w:val="zh_TW" w:bidi="zh_TW"/>
-        </w:rPr>
-      </w:r>
-      <w:r>
-        <w:rPr>
-          <w:lang w:val="zh_TW" w:bidi="zh_TW"/>
-        </w:rPr>
-        <w:t>以色列人制定了律法，保護奴隸免受主人或監工的殘酷對待。如果主人造成了奴隸永久性的傷害，律法要求必須釋放奴隸（</w:t>
-      </w:r>
-      <w:hyperlink r:id="rId33">
-        <w:r>
-          <w:rPr>
-            <w:lang w:val="zh_TW" w:bidi="zh_TW"/>
-          </w:rPr>
-          <w:rPr>
-            <w:color w:val="0000EE"/>
-            <w:u w:val="single"/>
-          </w:rPr>
-          <w:t>出21:26–27</w:t>
-        </w:r>
-      </w:hyperlink>
-      <w:r>
-        <w:rPr>
-          <w:lang w:val="zh_TW" w:bidi="zh_TW"/>
-        </w:rPr>
-        <w:t>）。希伯來奴隸在以色列家庭中並不常見。當他們在家庭中工作時，通常會與主人一起在田間勞作。許多家奴的生活條件比最貧窮的自由人更好，因為後者常面臨飢餓與極端貧困。</w:t>
-      </w:r>
-    </w:p>
-    <w:p>
-      <w:pPr>
-        <w:pStyle w:val="Heading3"/>
-      </w:pPr>
-      <w:r>
-        <w:rPr>
-          <w:lang w:val="zh_TW" w:bidi="zh_TW"/>
-        </w:rPr>
-        <w:t>希臘與羅馬時期的奴隸制度</w:t>
-      </w:r>
-    </w:p>
-    <w:p>
-      <w:pPr/>
-      <w:r>
-        <w:rPr>
-          <w:lang w:val="zh_TW" w:bidi="zh_TW"/>
-        </w:rPr>
-      </w:r>
-      <w:r>
-        <w:rPr>
-          <w:lang w:val="zh_TW" w:bidi="zh_TW"/>
-        </w:rPr>
-        <w:t>在希臘與羅馬時期，奴隸的數量大幅增長。家奴（在人家中工作的奴隸）通常比其他奴隸受到更好的對待。許多奴隸成為主人信任的僕人和親近的顧問。有些奴隸甚至被允許開始經營生意，這為他們自己和主人都帶來了財富。</w:t>
-      </w:r>
-    </w:p>
-    <w:p>
-      <w:pPr>
-        <w:pStyle w:val="Heading3"/>
-      </w:pPr>
-      <w:r>
-        <w:rPr>
-          <w:lang w:val="zh_TW" w:bidi="zh_TW"/>
-        </w:rPr>
-        <w:t>奴隸制度的特殊情況</w:t>
-      </w:r>
-    </w:p>
-    <w:p>
-      <w:pPr/>
-      <w:r>
-        <w:rPr>
-          <w:lang w:val="zh_TW" w:bidi="zh_TW"/>
-        </w:rPr>
-      </w:r>
-      <w:r>
-        <w:rPr>
-          <w:lang w:val="zh_TW" w:bidi="zh_TW"/>
-        </w:rPr>
-        <w:t>根據吾珥（Ur）和努西城（Nuzi）的古代記錄，連同創世記的記載都顯示，當妻子不能生育時，她的女奴可能會為丈夫生孩子 （</w:t>
-      </w:r>
-      <w:hyperlink r:id="rId34">
-        <w:r>
-          <w:rPr>
-            <w:lang w:val="zh_TW" w:bidi="zh_TW"/>
-          </w:rPr>
-          <w:rPr>
-            <w:color w:val="0000EE"/>
-            <w:u w:val="single"/>
-          </w:rPr>
-          <w:t>創16:2–4</w:t>
-        </w:r>
-      </w:hyperlink>
-      <w:r>
-        <w:rPr>
-          <w:lang w:val="zh_TW" w:bidi="zh_TW"/>
-        </w:rPr>
-        <w:t>）。根據律法，希伯來主人可以同意娶一名年輕女奴，也可以讓自己的兒子娶她，或者讓她成為自己的妾（與男子同住但權利少於妻子的女性）。如果後來主人拒絕她，或不履行協議，她將從奴役中被釋放（</w:t>
-      </w:r>
-      <w:hyperlink r:id="rId35">
-        <w:r>
-          <w:rPr>
-            <w:lang w:val="zh_TW" w:bidi="zh_TW"/>
-          </w:rPr>
-          <w:rPr>
-            <w:color w:val="0000EE"/>
-            <w:u w:val="single"/>
-          </w:rPr>
-          <w:t>出21:7–11</w:t>
-        </w:r>
-      </w:hyperlink>
-      <w:r>
-        <w:rPr>
-          <w:lang w:val="zh_TW" w:bidi="zh_TW"/>
-        </w:rPr>
-        <w:t>）。</w:t>
-      </w:r>
-    </w:p>
-    <w:p>
-      <w:pPr/>
-      <w:r>
-        <w:rPr>
-          <w:lang w:val="zh_TW" w:bidi="zh_TW"/>
-        </w:rPr>
-      </w:r>
-      <w:r>
-        <w:rPr>
-          <w:lang w:val="zh_TW" w:bidi="zh_TW"/>
-        </w:rPr>
-        <w:t>政府要求被征服的人民進行強迫勞役（</w:t>
-      </w:r>
-      <w:hyperlink r:id="rId36">
-        <w:r>
-          <w:rPr>
-            <w:lang w:val="zh_TW" w:bidi="zh_TW"/>
-          </w:rPr>
-          <w:rPr>
-            <w:color w:val="0000EE"/>
-            <w:u w:val="single"/>
-          </w:rPr>
-          <w:t>撒下12:31</w:t>
-        </w:r>
-      </w:hyperlink>
-      <w:r>
-        <w:rPr>
-          <w:lang w:val="zh_TW" w:bidi="zh_TW"/>
-        </w:rPr>
-        <w:t>；</w:t>
-      </w:r>
-      <w:hyperlink r:id="rId37">
-        <w:r>
-          <w:rPr>
-            <w:lang w:val="zh_TW" w:bidi="zh_TW"/>
-          </w:rPr>
-          <w:rPr>
-            <w:color w:val="0000EE"/>
-            <w:u w:val="single"/>
-          </w:rPr>
-          <w:t>王上9:15</w:t>
-        </w:r>
-      </w:hyperlink>
-      <w:r>
-        <w:rPr>
-          <w:lang w:val="zh_TW" w:bidi="zh_TW"/>
-        </w:rPr>
-        <w:t>、</w:t>
-      </w:r>
-      <w:hyperlink r:id="rId37">
-        <w:r>
-          <w:rPr>
-            <w:lang w:val="zh_TW" w:bidi="zh_TW"/>
-          </w:rPr>
-          <w:rPr>
-            <w:color w:val="0000EE"/>
-            <w:u w:val="single"/>
-          </w:rPr>
-          <w:t>21–23</w:t>
-        </w:r>
-      </w:hyperlink>
-      <w:r>
-        <w:rPr>
-          <w:lang w:val="zh_TW" w:bidi="zh_TW"/>
-        </w:rPr>
-        <w:t>）。甚至以色列人自己也在黎巴嫩被強迫勞役（</w:t>
-      </w:r>
-      <w:hyperlink r:id="rId38">
-        <w:r>
-          <w:rPr>
-            <w:lang w:val="zh_TW" w:bidi="zh_TW"/>
-          </w:rPr>
-          <w:rPr>
-            <w:color w:val="0000EE"/>
-            <w:u w:val="single"/>
-          </w:rPr>
-          <w:t>王上5:13–18</w:t>
-        </w:r>
-      </w:hyperlink>
-      <w:r>
-        <w:rPr>
-          <w:lang w:val="zh_TW" w:bidi="zh_TW"/>
-        </w:rPr>
-        <w:t>）。一些被擄的人，如米甸人和基遍人，被安排在聖殿工作（</w:t>
-      </w:r>
-      <w:hyperlink r:id="rId39">
-        <w:r>
-          <w:rPr>
-            <w:lang w:val="zh_TW" w:bidi="zh_TW"/>
-          </w:rPr>
-          <w:rPr>
-            <w:color w:val="0000EE"/>
-            <w:u w:val="single"/>
-          </w:rPr>
-          <w:t>民31:28–30</w:t>
-        </w:r>
-      </w:hyperlink>
-      <w:r>
-        <w:rPr>
-          <w:lang w:val="zh_TW" w:bidi="zh_TW"/>
-        </w:rPr>
-        <w:t>、</w:t>
-      </w:r>
-      <w:hyperlink r:id="rId39">
-        <w:r>
-          <w:rPr>
-            <w:lang w:val="zh_TW" w:bidi="zh_TW"/>
-          </w:rPr>
-          <w:rPr>
-            <w:color w:val="0000EE"/>
-            <w:u w:val="single"/>
-          </w:rPr>
-          <w:t>47</w:t>
-        </w:r>
-      </w:hyperlink>
-      <w:r>
-        <w:rPr>
-          <w:lang w:val="zh_TW" w:bidi="zh_TW"/>
-        </w:rPr>
-        <w:t>；</w:t>
-      </w:r>
-      <w:hyperlink r:id="rId40">
-        <w:r>
-          <w:rPr>
-            <w:lang w:val="zh_TW" w:bidi="zh_TW"/>
-          </w:rPr>
-          <w:rPr>
-            <w:color w:val="0000EE"/>
-            <w:u w:val="single"/>
-          </w:rPr>
-          <w:t>書9:23–25</w:t>
-        </w:r>
-      </w:hyperlink>
-      <w:r>
-        <w:rPr>
-          <w:lang w:val="zh_TW" w:bidi="zh_TW"/>
-        </w:rPr>
-        <w:t>）。這種做法一直持續到大衛王與所羅門王時期（</w:t>
-      </w:r>
-      <w:hyperlink r:id="rId41">
-        <w:r>
-          <w:rPr>
-            <w:lang w:val="zh_TW" w:bidi="zh_TW"/>
-          </w:rPr>
-          <w:rPr>
-            <w:color w:val="0000EE"/>
-            <w:u w:val="single"/>
-          </w:rPr>
-          <w:t>拉2:58</w:t>
-        </w:r>
-      </w:hyperlink>
-      <w:r>
-        <w:rPr>
-          <w:lang w:val="zh_TW" w:bidi="zh_TW"/>
-        </w:rPr>
-        <w:t>；</w:t>
-      </w:r>
-      <w:hyperlink r:id="rId42">
-        <w:r>
-          <w:rPr>
-            <w:lang w:val="zh_TW" w:bidi="zh_TW"/>
-          </w:rPr>
-          <w:rPr>
-            <w:color w:val="0000EE"/>
-            <w:u w:val="single"/>
-          </w:rPr>
-          <w:t>8:20</w:t>
-        </w:r>
-      </w:hyperlink>
-      <w:r>
-        <w:rPr>
-          <w:lang w:val="zh_TW" w:bidi="zh_TW"/>
-        </w:rPr>
-        <w:t>）。外邦奴隸也協助修復了耶路撒冷的城牆（</w:t>
-      </w:r>
-      <w:hyperlink r:id="rId43">
-        <w:r>
-          <w:rPr>
-            <w:lang w:val="zh_TW" w:bidi="zh_TW"/>
-          </w:rPr>
-          <w:rPr>
-            <w:color w:val="0000EE"/>
-            <w:u w:val="single"/>
-          </w:rPr>
-          <w:t>尼3:26</w:t>
-        </w:r>
-      </w:hyperlink>
-      <w:r>
-        <w:rPr>
-          <w:lang w:val="zh_TW" w:bidi="zh_TW"/>
-        </w:rPr>
-        <w:t>、</w:t>
-      </w:r>
-      <w:hyperlink r:id="rId43">
-        <w:r>
-          <w:rPr>
-            <w:lang w:val="zh_TW" w:bidi="zh_TW"/>
-          </w:rPr>
-          <w:rPr>
-            <w:color w:val="0000EE"/>
-            <w:u w:val="single"/>
-          </w:rPr>
-          <w:t>31</w:t>
-        </w:r>
-      </w:hyperlink>
-      <w:r>
-        <w:rPr>
-          <w:lang w:val="zh_TW" w:bidi="zh_TW"/>
-        </w:rPr>
-        <w:t>）。</w:t>
-      </w:r>
-    </w:p>
-    <w:p>
-      <w:pPr>
-        <w:pStyle w:val="Heading3"/>
-      </w:pPr>
-      <w:r>
-        <w:rPr>
-          <w:lang w:val="zh_TW" w:bidi="zh_TW"/>
-        </w:rPr>
-        <w:t>新約聖經中的奴隸制度</w:t>
-      </w:r>
-    </w:p>
-    <w:p>
-      <w:pPr/>
-      <w:r>
-        <w:rPr>
-          <w:lang w:val="zh_TW" w:bidi="zh_TW"/>
-        </w:rPr>
-      </w:r>
-      <w:r>
-        <w:rPr>
-          <w:lang w:val="zh_TW" w:bidi="zh_TW"/>
-        </w:rPr>
-        <w:t>新約聖經顯示了對奴隸制度態度的轉變。奴隸的身分變得更像僕人，奴隸制度也變得不那麼普遍。耶穌和使徒並沒有直接反對奴隸制度，但他們對此給予了相關的教導。他們教導奴隸與僕人要忠心事奉主人；同時也告訴主人要以仁慈和公平對待奴隸（</w:t>
-      </w:r>
-      <w:hyperlink r:id="rId44">
-        <w:r>
-          <w:rPr>
-            <w:lang w:val="zh_TW" w:bidi="zh_TW"/>
-          </w:rPr>
-          <w:rPr>
-            <w:color w:val="0000EE"/>
-            <w:u w:val="single"/>
-          </w:rPr>
-          <w:t>弗6:9</w:t>
-        </w:r>
-      </w:hyperlink>
-      <w:r>
-        <w:rPr>
-          <w:lang w:val="zh_TW" w:bidi="zh_TW"/>
-        </w:rPr>
-        <w:t>；</w:t>
-      </w:r>
-      <w:hyperlink r:id="rId45">
-        <w:r>
-          <w:rPr>
-            <w:lang w:val="zh_TW" w:bidi="zh_TW"/>
-          </w:rPr>
-          <w:rPr>
-            <w:color w:val="0000EE"/>
-            <w:u w:val="single"/>
-          </w:rPr>
-          <w:t>西4:1</w:t>
-        </w:r>
-      </w:hyperlink>
-      <w:r>
-        <w:rPr>
-          <w:lang w:val="zh_TW" w:bidi="zh_TW"/>
-        </w:rPr>
-        <w:t>；</w:t>
-      </w:r>
-      <w:hyperlink r:id="rId46">
-        <w:r>
-          <w:rPr>
-            <w:lang w:val="zh_TW" w:bidi="zh_TW"/>
-          </w:rPr>
-          <w:rPr>
-            <w:color w:val="0000EE"/>
-            <w:u w:val="single"/>
-          </w:rPr>
-          <w:t>提前6:2</w:t>
-        </w:r>
-      </w:hyperlink>
-      <w:r>
-        <w:rPr>
-          <w:lang w:val="zh_TW" w:bidi="zh_TW"/>
-        </w:rPr>
-        <w:t>；</w:t>
-      </w:r>
-      <w:hyperlink r:id="rId47">
-        <w:r>
-          <w:rPr>
-            <w:lang w:val="zh_TW" w:bidi="zh_TW"/>
-          </w:rPr>
-          <w:rPr>
-            <w:color w:val="0000EE"/>
-            <w:u w:val="single"/>
-          </w:rPr>
-          <w:t>門1:16</w:t>
-        </w:r>
-      </w:hyperlink>
-      <w:r>
-        <w:rPr>
-          <w:lang w:val="zh_TW" w:bidi="zh_TW"/>
-        </w:rPr>
-        <w:t>）。保羅從未宣揚過反對奴隸制度，但他寫信試圖讓一名叫阿尼西謀的奴隸獲得自由。這就是保羅寫腓利門書的原因（見</w:t>
-      </w:r>
-      <w:r>
-        <w:rPr>
-          <w:lang w:val="zh_TW" w:bidi="zh_TW"/>
-        </w:rPr>
-        <w:t>腓利門書</w:t>
-      </w:r>
-      <w:r>
-        <w:rPr>
-          <w:lang w:val="zh_TW" w:bidi="zh_TW"/>
-        </w:rPr>
-        <w:t>中相關的討論）。</w:t>
-      </w:r>
-    </w:p>
-    <w:p>
-      <w:pPr/>
-      <w:r>
-        <w:rPr>
-          <w:lang w:val="zh_TW" w:bidi="zh_TW"/>
-        </w:rPr>
-      </w:r>
-      <w:r>
-        <w:rPr>
-          <w:i/>
-          <w:lang w:val="zh_TW" w:bidi="zh_TW"/>
-        </w:rPr>
-        <w:t>另見</w:t>
-      </w:r>
-      <w:r>
-        <w:rPr>
-          <w:lang w:val="zh_TW" w:bidi="zh_TW"/>
-        </w:rPr>
-        <w:t>奴役、捆綁</w:t>
-      </w:r>
-      <w:r>
-        <w:rPr>
-          <w:lang w:val="zh_TW" w:bidi="zh_TW"/>
-        </w:rPr>
-        <w:t>；</w:t>
-      </w:r>
-      <w:r>
-        <w:rPr>
-          <w:lang w:val="zh_TW" w:bidi="zh_TW"/>
-        </w:rPr>
-        <w:t>自由</w:t>
-      </w:r>
-      <w:r>
-        <w:rPr>
-          <w:lang w:val="zh_TW" w:bidi="zh_TW"/>
-        </w:rPr>
-        <w:t>。</w:t>
-      </w:r>
-      <w:r>
-        <w:rPr>
-          <w:lang w:val="zh_TW" w:bidi="zh_TW"/>
-        </w:rPr>
-      </w:r>
-      <w:r>
-        <w:rPr>
-          <w:lang w:val="zh_TW" w:bidi="zh_TW"/>
-        </w:rPr>
-      </w:r>
-    </w:p>
-    <w:p>
-      <w:pPr/>
-      <w:r>
-        <w:rPr>
-          <w:lang w:val="zh_TW" w:bidi="zh_TW"/>
-        </w:rPr>
-      </w:r>
-    </w:p>
-    <w:p>
-      <w:pPr>
-        <w:pStyle w:val="Heading2"/>
-      </w:pPr>
-      <w:r>
-        <w:rPr>
-          <w:lang w:val="zh_TW" w:bidi="zh_TW"/>
-        </w:rPr>
-        <w:t>努西、努西泥版</w:t>
-      </w:r>
-      <w:r>
-        <w:rPr>
-          <w:lang w:val="zh_TW" w:bidi="zh_TW"/>
-        </w:rPr>
-      </w:r>
-    </w:p>
-    <w:p>
-      <w:pPr/>
-      <w:r>
-        <w:rPr>
-          <w:lang w:val="zh_TW" w:bidi="zh_TW"/>
-        </w:rPr>
-      </w:r>
-      <w:r>
-        <w:rPr>
-          <w:lang w:val="zh_TW" w:bidi="zh_TW"/>
-        </w:rPr>
-        <w:t>努西（Nuzi）位於美索不達米亞東北部的城鎮，位於現今伊拉克基爾庫克（Kirkuk）西南方約九英里（約14.5公里）。努西原名為迦蘇爾（Gasur），今稱約爾干特佩（Yorgan Tepe）。於1925至1931年間在此進行了考古發掘，出土大量引人注意的文物。約爾干特佩因出土的泥版（Nuzi Tablets）而聞名，這些泥版主要是記錄商業交易。</w:t>
-      </w:r>
-    </w:p>
-    <w:p>
-      <w:pPr/>
-      <w:r>
-        <w:rPr>
-          <w:lang w:val="zh_TW" w:bidi="zh_TW"/>
-        </w:rPr>
-      </w:r>
-      <w:r>
-        <w:rPr>
-          <w:lang w:val="zh_TW" w:bidi="zh_TW"/>
-        </w:rPr>
-        <w:t>在公元前三千年，迦蘇爾主要是由閃族人居住。到了公元前二千年中期，居民主要是戶利安人（Hurrians），城市的名字也改為努西。戶利安人在聖經中被稱為何利人（參</w:t>
-      </w:r>
-      <w:hyperlink r:id="rId48">
-        <w:r>
-          <w:rPr>
-            <w:lang w:val="zh_TW" w:bidi="zh_TW"/>
-          </w:rPr>
-          <w:rPr>
-            <w:color w:val="0000EE"/>
-            <w:u w:val="single"/>
-          </w:rPr>
-          <w:t>創14:6</w:t>
-        </w:r>
-      </w:hyperlink>
-      <w:r>
-        <w:rPr>
-          <w:lang w:val="zh_TW" w:bidi="zh_TW"/>
-        </w:rPr>
-        <w:t>，</w:t>
-      </w:r>
-      <w:hyperlink r:id="rId49">
-        <w:r>
-          <w:rPr>
-            <w:lang w:val="zh_TW" w:bidi="zh_TW"/>
-          </w:rPr>
-          <w:rPr>
-            <w:color w:val="0000EE"/>
-            <w:u w:val="single"/>
-          </w:rPr>
-          <w:t>36:20–21</w:t>
-        </w:r>
-      </w:hyperlink>
-      <w:r>
-        <w:rPr>
-          <w:lang w:val="zh_TW" w:bidi="zh_TW"/>
-        </w:rPr>
-        <w:t>；</w:t>
-      </w:r>
-      <w:hyperlink r:id="rId50">
-        <w:r>
-          <w:rPr>
-            <w:lang w:val="zh_TW" w:bidi="zh_TW"/>
-          </w:rPr>
-          <w:rPr>
-            <w:color w:val="0000EE"/>
-            <w:u w:val="single"/>
-          </w:rPr>
-          <w:t>申2:12</w:t>
-        </w:r>
-      </w:hyperlink>
-      <w:r>
-        <w:rPr>
-          <w:lang w:val="zh_TW" w:bidi="zh_TW"/>
-        </w:rPr>
-        <w:t>、</w:t>
-      </w:r>
-      <w:hyperlink r:id="rId50">
-        <w:r>
-          <w:rPr>
-            <w:lang w:val="zh_TW" w:bidi="zh_TW"/>
-          </w:rPr>
-          <w:rPr>
-            <w:color w:val="0000EE"/>
-            <w:u w:val="single"/>
-          </w:rPr>
-          <w:t>22</w:t>
-        </w:r>
-      </w:hyperlink>
-      <w:r>
-        <w:rPr>
-          <w:lang w:val="zh_TW" w:bidi="zh_TW"/>
-        </w:rPr>
-        <w:t>）。</w:t>
-      </w:r>
-    </w:p>
-    <w:p>
-      <w:pPr/>
-      <w:r>
-        <w:rPr>
-          <w:lang w:val="zh_TW" w:bidi="zh_TW"/>
-        </w:rPr>
-      </w:r>
-      <w:r>
-        <w:rPr>
-          <w:lang w:val="zh_TW" w:bidi="zh_TW"/>
-        </w:rPr>
-        <w:t>出土文物中包括公元前三千年的泥版，其中包含已知最古老的地圖。文獻顯示，當時人們已採用分期付款的購物制度。</w:t>
-      </w:r>
-    </w:p>
-    <w:p>
-      <w:pPr/>
-      <w:r>
-        <w:rPr>
-          <w:lang w:val="zh_TW" w:bidi="zh_TW"/>
-        </w:rPr>
-      </w:r>
-      <w:r>
-        <w:rPr>
-          <w:lang w:val="zh_TW" w:bidi="zh_TW"/>
-        </w:rPr>
-        <w:t>在公元前15至14世紀，戶利安的文士用巴比倫文字書寫下數以千計的泥版，內容包含近東風俗及法律制度的資料，為理解聖經中的族長時期的社會背景提供了重要參照。</w:t>
-      </w:r>
-    </w:p>
-    <w:p>
-      <w:pPr/>
-      <w:r>
-        <w:rPr>
-          <w:lang w:val="zh_TW" w:bidi="zh_TW"/>
-        </w:rPr>
-      </w:r>
-      <w:r>
-        <w:rPr>
-          <w:lang w:val="zh_TW" w:bidi="zh_TW"/>
-        </w:rPr>
-        <w:t>以下是努西與聖經之間可能有關聯的一些例子：</w:t>
+        <w:t>聖經學者會嘗試用以下方法辨認這些鳥：</w:t>
       </w:r>
     </w:p>
     <w:p>
@@ -1411,79 +340,7 @@
         <w:rPr>
           <w:lang w:val="zh_TW" w:bidi="zh_TW"/>
         </w:rPr>
-        <w:t>在努西，若妻子無子，可將使女給丈夫，讓使女為她生子。這種做法在撒萊、拉結，和利亞身上都有出現過（</w:t>
-      </w:r>
-      <w:hyperlink r:id="rId51">
-        <w:r>
-          <w:rPr>
-            <w:lang w:val="zh_TW" w:bidi="zh_TW"/>
-          </w:rPr>
-          <w:rPr>
-            <w:color w:val="0000EE"/>
-            <w:u w:val="single"/>
-          </w:rPr>
-          <w:t>創16:1–4</w:t>
-        </w:r>
-      </w:hyperlink>
-      <w:r>
-        <w:rPr>
-          <w:lang w:val="zh_TW" w:bidi="zh_TW"/>
-        </w:rPr>
-        <w:t>，</w:t>
-      </w:r>
-      <w:hyperlink r:id="rId52">
-        <w:r>
-          <w:rPr>
-            <w:lang w:val="zh_TW" w:bidi="zh_TW"/>
-          </w:rPr>
-          <w:rPr>
-            <w:color w:val="0000EE"/>
-            <w:u w:val="single"/>
-          </w:rPr>
-          <w:t>30:1–8</w:t>
-        </w:r>
-      </w:hyperlink>
-      <w:r>
-        <w:rPr>
-          <w:lang w:val="zh_TW" w:bidi="zh_TW"/>
-        </w:rPr>
-        <w:t>、</w:t>
-      </w:r>
-      <w:hyperlink r:id="rId53">
-        <w:r>
-          <w:rPr>
-            <w:lang w:val="zh_TW" w:bidi="zh_TW"/>
-          </w:rPr>
-          <w:rPr>
-            <w:color w:val="0000EE"/>
-            <w:u w:val="single"/>
-          </w:rPr>
-          <w:t>9–13</w:t>
-        </w:r>
-      </w:hyperlink>
-      <w:r>
-        <w:rPr>
-          <w:lang w:val="zh_TW" w:bidi="zh_TW"/>
-        </w:rPr>
-        <w:t>）。依法律，孩子屬生母，正室無權趕逐婢女之子，因此撒萊無權驅逐夏甲與以實瑪利（</w:t>
-      </w:r>
-      <w:hyperlink r:id="rId54">
-        <w:r>
-          <w:rPr>
-            <w:lang w:val="zh_TW" w:bidi="zh_TW"/>
-          </w:rPr>
-          <w:rPr>
-            <w:color w:val="0000EE"/>
-            <w:u w:val="single"/>
-          </w:rPr>
-          <w:t>創16:4–6</w:t>
-        </w:r>
-      </w:hyperlink>
-      <w:r>
-        <w:rPr>
-          <w:lang w:val="zh_TW" w:bidi="zh_TW"/>
-        </w:rPr>
-        <w:t>）。</w:t>
+        <w:t>比較希伯來文的詞語與相關語言中的詞語，以及</w:t>
       </w:r>
     </w:p>
     <w:p>
@@ -1501,9 +358,48 @@
         <w:rPr>
           <w:lang w:val="zh_TW" w:bidi="zh_TW"/>
         </w:rPr>
-        <w:t>在努西，家族的土地不得售予外族。為規避此限，人們常以收養或財產交換的方式進行轉移。富人可被貧民「收養」，以獲其遺產作為終身奉養與葬費的報償；有時一人可同時被三百至四百人收養。無子的夫婦也可收養一人來照顧其晚年並繼承家產，類似亞伯蘭與僕人以利以謝之關係（</w:t>
-      </w:r>
-      <w:hyperlink r:id="rId55">
+        <w:t>根據聖經記載的棲息地、行為與特徵來判斷。</w:t>
+      </w:r>
+    </w:p>
+    <w:p>
+      <w:pPr/>
+      <w:r>
+        <w:rPr>
+          <w:lang w:val="zh_TW" w:bidi="zh_TW"/>
+        </w:rPr>
+      </w:r>
+      <w:r>
+        <w:rPr>
+          <w:lang w:val="zh_TW" w:bidi="zh_TW"/>
+        </w:rPr>
+        <w:t>學者即使用了這些方法，有時仍對鳥的具體種類存在分歧。</w:t>
+      </w:r>
+    </w:p>
+    <w:p>
+      <w:pPr>
+        <w:pStyle w:val="Heading3"/>
+      </w:pPr>
+      <w:r>
+        <w:rPr>
+          <w:lang w:val="zh_TW" w:bidi="zh_TW"/>
+        </w:rPr>
+        <w:t>聖經中的鳥類</w:t>
+      </w:r>
+    </w:p>
+    <w:p>
+      <w:pPr/>
+      <w:r>
+        <w:rPr>
+          <w:lang w:val="zh_TW" w:bidi="zh_TW"/>
+        </w:rPr>
+      </w:r>
+      <w:r>
+        <w:rPr>
+          <w:lang w:val="zh_TW" w:bidi="zh_TW"/>
+        </w:rPr>
+        <w:t>聖經以真實的方式，也以象徵的方式來提及鳥。聖經的作者十分留心觀察自然界，許多經文都顯明他們認識鳥及其生活方式。他們指出，神認識每一隻飛鳥（</w:t>
+      </w:r>
+      <w:hyperlink r:id="rId15">
         <w:r>
           <w:rPr>
             <w:lang w:val="zh_TW" w:bidi="zh_TW"/>
@@ -1512,28 +408,16 @@
             <w:color w:val="0000EE"/>
             <w:u w:val="single"/>
           </w:rPr>
-          <w:t>創15:2</w:t>
+          <w:t>詩50:11</w:t>
         </w:r>
       </w:hyperlink>
       <w:r>
         <w:rPr>
           <w:lang w:val="zh_TW" w:bidi="zh_TW"/>
         </w:rPr>
-        <w:t>）。價值不高的財產也可以用來交換有價值的財產，有時還會用錢來彌補差價。在努西，一個名叫特希普提拉（Tehip-tilla）的人將他的產業權賣給他的兄弟庫爾帕扎（Kurpazah）來換取三隻羊，類似於以掃將他的長子的名分賣給雅各以換取</w:t>
-      </w:r>
-      <w:r>
-        <w:rPr>
-          <w:lang w:val="zh_TW" w:bidi="zh_TW"/>
-        </w:rPr>
-        <w:t>紅湯</w:t>
-      </w:r>
-      <w:r>
-        <w:rPr>
-          <w:lang w:val="zh_TW" w:bidi="zh_TW"/>
-        </w:rPr>
-        <w:t>（</w:t>
-      </w:r>
-      <w:hyperlink r:id="rId56">
+        <w:t>），也眷顧牠們（</w:t>
+      </w:r>
+      <w:hyperlink r:id="rId16">
         <w:r>
           <w:rPr>
             <w:lang w:val="zh_TW" w:bidi="zh_TW"/>
@@ -1542,14 +426,96 @@
             <w:color w:val="0000EE"/>
             <w:u w:val="single"/>
           </w:rPr>
-          <w:t>創25:27–34</w:t>
+          <w:t>太10:29</w:t>
         </w:r>
       </w:hyperlink>
       <w:r>
         <w:rPr>
           <w:lang w:val="zh_TW" w:bidi="zh_TW"/>
         </w:rPr>
+        <w:t>）。他們亦明白，洪水之後神對挪亞所立的約同時包括飛鳥與走獸（</w:t>
+      </w:r>
+      <w:hyperlink r:id="rId17">
+        <w:r>
+          <w:rPr>
+            <w:lang w:val="zh_TW" w:bidi="zh_TW"/>
+          </w:rPr>
+          <w:rPr>
+            <w:color w:val="0000EE"/>
+            <w:u w:val="single"/>
+          </w:rPr>
+          <w:t>創9:10</w:t>
+        </w:r>
+      </w:hyperlink>
+      <w:r>
+        <w:rPr>
+          <w:lang w:val="zh_TW" w:bidi="zh_TW"/>
+        </w:rPr>
         <w:t>）。</w:t>
+      </w:r>
+    </w:p>
+    <w:p>
+      <w:pPr/>
+      <w:r>
+        <w:rPr>
+          <w:lang w:val="zh_TW" w:bidi="zh_TW"/>
+        </w:rPr>
+      </w:r>
+      <w:r>
+        <w:rPr>
+          <w:lang w:val="zh_TW" w:bidi="zh_TW"/>
+        </w:rPr>
+        <w:t>摩西的律法指出有些鳥是不潔的，這些主要是以死屍為食、捕食其它動物，或棲息在荒涼之地的鳥。後來，初期的基督徒認為所有的鳥都是潔淨的，這一點在使徒彼得所得的異象裡得以顯明（</w:t>
+      </w:r>
+      <w:hyperlink r:id="rId18">
+        <w:r>
+          <w:rPr>
+            <w:lang w:val="zh_TW" w:bidi="zh_TW"/>
+          </w:rPr>
+          <w:rPr>
+            <w:color w:val="0000EE"/>
+            <w:u w:val="single"/>
+          </w:rPr>
+          <w:t>徒10:12</w:t>
+        </w:r>
+      </w:hyperlink>
+      <w:r>
+        <w:rPr>
+          <w:lang w:val="zh_TW" w:bidi="zh_TW"/>
+        </w:rPr>
+        <w:t>）。</w:t>
+      </w:r>
+    </w:p>
+    <w:p>
+      <w:pPr/>
+      <w:r>
+        <w:rPr>
+          <w:lang w:val="zh_TW" w:bidi="zh_TW"/>
+        </w:rPr>
+      </w:r>
+      <w:r>
+        <w:rPr>
+          <w:lang w:val="zh_TW" w:bidi="zh_TW"/>
+        </w:rPr>
+        <w:t>以色列人在曠野的旅程中也吃過其它鳥，例如鵪鶉（</w:t>
+      </w:r>
+      <w:hyperlink r:id="rId19">
+        <w:r>
+          <w:rPr>
+            <w:lang w:val="zh_TW" w:bidi="zh_TW"/>
+          </w:rPr>
+          <w:rPr>
+            <w:color w:val="0000EE"/>
+            <w:u w:val="single"/>
+          </w:rPr>
+          <w:t>出16:13</w:t>
+        </w:r>
+      </w:hyperlink>
+      <w:r>
+        <w:rPr>
+          <w:lang w:val="zh_TW" w:bidi="zh_TW"/>
+        </w:rPr>
+        <w:t>）。律法要求在以下情況使用鳥作為供物：</w:t>
       </w:r>
     </w:p>
     <w:p>
@@ -1567,9 +533,9 @@
         <w:rPr>
           <w:lang w:val="zh_TW" w:bidi="zh_TW"/>
         </w:rPr>
-        <w:t>在努西，口頭遺囑或臨終祝福具有法律效力。一名名叫胡雅（Huya）的人在臨終時將女子蘇盧利‧伊絲塔（Sululi-Ishtar）賜給兒子塔爾米亞（Tarmiya）為妻；其兄弟上法庭爭訟，但法院最終支持塔爾米亞的主張。這與以撒雖被欺騙，以撒也必須尊重他對雅各所給的祝福（</w:t>
-      </w:r>
-      <w:hyperlink r:id="rId57">
+        <w:t>為頭生的孩子獻祭（</w:t>
+      </w:r>
+      <w:hyperlink r:id="rId20">
         <w:r>
           <w:rPr>
             <w:lang w:val="zh_TW" w:bidi="zh_TW"/>
@@ -1578,14 +544,14 @@
             <w:color w:val="0000EE"/>
             <w:u w:val="single"/>
           </w:rPr>
-          <w:t>創27:33</w:t>
+          <w:t>路2:24</w:t>
         </w:r>
       </w:hyperlink>
       <w:r>
         <w:rPr>
           <w:lang w:val="zh_TW" w:bidi="zh_TW"/>
         </w:rPr>
-        <w:t>）。</w:t>
+        <w:t>）；</w:t>
       </w:r>
     </w:p>
     <w:p>
@@ -1603,9 +569,9 @@
         <w:rPr>
           <w:lang w:val="zh_TW" w:bidi="zh_TW"/>
         </w:rPr>
-        <w:t>在努西，誰持有家神像（teraphim），誰即繼承家產。這解釋了拉結偷取父親拉班家神的行為（</w:t>
-      </w:r>
-      <w:hyperlink r:id="rId58">
+        <w:t>在守拿細耳人的願時獻祭（</w:t>
+      </w:r>
+      <w:hyperlink r:id="rId21">
         <w:r>
           <w:rPr>
             <w:lang w:val="zh_TW" w:bidi="zh_TW"/>
@@ -1614,32 +580,14 @@
             <w:color w:val="0000EE"/>
             <w:u w:val="single"/>
           </w:rPr>
-          <w:t>創31:19</w:t>
+          <w:t>民6:10</w:t>
         </w:r>
       </w:hyperlink>
       <w:r>
         <w:rPr>
           <w:lang w:val="zh_TW" w:bidi="zh_TW"/>
         </w:rPr>
-        <w:t>），以及拉班對此事極度憤怒的原因（</w:t>
-      </w:r>
-      <w:hyperlink r:id="rId59">
-        <w:r>
-          <w:rPr>
-            <w:lang w:val="zh_TW" w:bidi="zh_TW"/>
-          </w:rPr>
-          <w:rPr>
-            <w:color w:val="0000EE"/>
-            <w:u w:val="single"/>
-          </w:rPr>
-          <w:t>創31:30–35</w:t>
-        </w:r>
-      </w:hyperlink>
-      <w:r>
-        <w:rPr>
-          <w:lang w:val="zh_TW" w:bidi="zh_TW"/>
-        </w:rPr>
-        <w:t>）。</w:t>
+        <w:t>）；</w:t>
       </w:r>
     </w:p>
     <w:p>
@@ -1657,9 +605,9 @@
         <w:rPr>
           <w:lang w:val="zh_TW" w:bidi="zh_TW"/>
         </w:rPr>
-        <w:t>另一個兒子的名分的例子於聖經中的一個案例相似。納修威（Nashwi）收養了烏魯（Wullu），並將女兒努胡雅（Nuhuya）嫁給他；若烏魯另娶他妻，則喪失繼承權。這與拉班要求雅各不得再娶別妻的約定相似（</w:t>
-      </w:r>
-      <w:hyperlink r:id="rId60">
+        <w:t>為潔淨痲瘋病人而獻祭（</w:t>
+      </w:r>
+      <w:hyperlink r:id="rId22">
         <w:r>
           <w:rPr>
             <w:lang w:val="zh_TW" w:bidi="zh_TW"/>
@@ -1668,13 +616,49 @@
             <w:color w:val="0000EE"/>
             <w:u w:val="single"/>
           </w:rPr>
-          <w:t>創31:50</w:t>
+          <w:t>利14:22</w:t>
         </w:r>
       </w:hyperlink>
       <w:r>
         <w:rPr>
           <w:lang w:val="zh_TW" w:bidi="zh_TW"/>
         </w:rPr>
+        <w:t>）；以及</w:t>
+      </w:r>
+    </w:p>
+    <w:p>
+      <w:pPr>
+        <w:pStyle w:val="ListBullet"/>
+        <w:spacing w:line="240" w:lineRule="auto"/>
+        <w:ind w:left="720"/>
+      </w:pPr>
+      <w:r>
+        <w:rPr>
+          <w:lang w:val="zh_TW" w:bidi="zh_TW"/>
+        </w:rPr>
+      </w:r>
+      <w:r>
+        <w:rPr>
+          <w:lang w:val="zh_TW" w:bidi="zh_TW"/>
+        </w:rPr>
+        <w:t>獻燔祭與贖罪祭（</w:t>
+      </w:r>
+      <w:hyperlink r:id="rId23">
+        <w:r>
+          <w:rPr>
+            <w:lang w:val="zh_TW" w:bidi="zh_TW"/>
+          </w:rPr>
+          <w:rPr>
+            <w:color w:val="0000EE"/>
+            <w:u w:val="single"/>
+          </w:rPr>
+          <w:t>利12:8</w:t>
+        </w:r>
+      </w:hyperlink>
+      <w:r>
+        <w:rPr>
+          <w:lang w:val="zh_TW" w:bidi="zh_TW"/>
+        </w:rPr>
         <w:t>）。</w:t>
       </w:r>
     </w:p>
@@ -1687,22 +671,1752 @@
       </w:r>
       <w:r>
         <w:rPr>
-          <w:i/>
-          <w:lang w:val="zh_TW" w:bidi="zh_TW"/>
-        </w:rPr>
-        <w:t>另見</w:t>
-      </w:r>
-      <w:r>
-        <w:rPr>
-          <w:lang w:val="zh_TW" w:bidi="zh_TW"/>
-        </w:rPr>
-        <w:t>銘文</w:t>
-      </w:r>
-      <w:r>
-        <w:rPr>
-          <w:lang w:val="zh_TW" w:bidi="zh_TW"/>
-        </w:rPr>
-        <w:t>。</w:t>
+          <w:lang w:val="zh_TW" w:bidi="zh_TW"/>
+        </w:rPr>
+        <w:t>鳥有可能會絕種，而人類的行為往往是導致牠們絕種的主要原因之一。神吩咐以色列人要保護飛鳥，使牠們能在那地持續生存並成為人的食物供應。律法允許人從鳥巢裡取走蛋或雛鳥，但不可在同一天同時取母鳥與雛鳥的性命（</w:t>
+      </w:r>
+      <w:hyperlink r:id="rId24">
+        <w:r>
+          <w:rPr>
+            <w:lang w:val="zh_TW" w:bidi="zh_TW"/>
+          </w:rPr>
+          <w:rPr>
+            <w:color w:val="0000EE"/>
+            <w:u w:val="single"/>
+          </w:rPr>
+          <w:t>申22:6</w:t>
+        </w:r>
+      </w:hyperlink>
+      <w:r>
+        <w:rPr>
+          <w:lang w:val="zh_TW" w:bidi="zh_TW"/>
+        </w:rPr>
+        <w:t>）。</w:t>
+      </w:r>
+    </w:p>
+    <w:p>
+      <w:pPr/>
+      <w:r>
+        <w:rPr>
+          <w:lang w:val="zh_TW" w:bidi="zh_TW"/>
+        </w:rPr>
+      </w:r>
+      <w:r>
+        <w:rPr>
+          <w:lang w:val="zh_TW" w:bidi="zh_TW"/>
+        </w:rPr>
+        <w:t>聖經的作者常用大自然來顯明關於神的真理，或用來描述人的行為。有時候，這些意象會帶出人的軟弱或卑微。例如，尼布甲尼撒王發狂時的情形被形容為有像飛鳥般的爪子（</w:t>
+      </w:r>
+      <w:hyperlink r:id="rId25">
+        <w:r>
+          <w:rPr>
+            <w:lang w:val="zh_TW" w:bidi="zh_TW"/>
+          </w:rPr>
+          <w:rPr>
+            <w:color w:val="0000EE"/>
+            <w:u w:val="single"/>
+          </w:rPr>
+          <w:t>但4:33</w:t>
+        </w:r>
+      </w:hyperlink>
+      <w:r>
+        <w:rPr>
+          <w:lang w:val="zh_TW" w:bidi="zh_TW"/>
+        </w:rPr>
+        <w:t>）。約伯指出，飛鳥並不知道智慧的泉源在哪裡（</w:t>
+      </w:r>
+      <w:hyperlink r:id="rId26">
+        <w:r>
+          <w:rPr>
+            <w:lang w:val="zh_TW" w:bidi="zh_TW"/>
+          </w:rPr>
+          <w:rPr>
+            <w:color w:val="0000EE"/>
+            <w:u w:val="single"/>
+          </w:rPr>
+          <w:t>伯28:21</w:t>
+        </w:r>
+      </w:hyperlink>
+      <w:r>
+        <w:rPr>
+          <w:lang w:val="zh_TW" w:bidi="zh_TW"/>
+        </w:rPr>
+        <w:t>）。在耶穌所說撒種的比喻裡，那些在路旁吃掉種子的鳥，代表那些不明白神話語的人（</w:t>
+      </w:r>
+      <w:hyperlink r:id="rId27">
+        <w:r>
+          <w:rPr>
+            <w:lang w:val="zh_TW" w:bidi="zh_TW"/>
+          </w:rPr>
+          <w:rPr>
+            <w:color w:val="0000EE"/>
+            <w:u w:val="single"/>
+          </w:rPr>
+          <w:t>太13:4</w:t>
+        </w:r>
+      </w:hyperlink>
+      <w:r>
+        <w:rPr>
+          <w:lang w:val="zh_TW" w:bidi="zh_TW"/>
+        </w:rPr>
+        <w:t>）。</w:t>
+      </w:r>
+    </w:p>
+    <w:p>
+      <w:pPr/>
+      <w:r>
+        <w:rPr>
+          <w:lang w:val="zh_TW" w:bidi="zh_TW"/>
+        </w:rPr>
+      </w:r>
+      <w:r>
+        <w:rPr>
+          <w:lang w:val="zh_TW" w:bidi="zh_TW"/>
+        </w:rPr>
+        <w:t>其它經文則表達對飛鳥的同情。詩人把禱告中的孤單比喻為一隻獨自在屋頂上的飛鳥（</w:t>
+      </w:r>
+      <w:hyperlink r:id="rId28">
+        <w:r>
+          <w:rPr>
+            <w:lang w:val="zh_TW" w:bidi="zh_TW"/>
+          </w:rPr>
+          <w:rPr>
+            <w:color w:val="0000EE"/>
+            <w:u w:val="single"/>
+          </w:rPr>
+          <w:t>詩102:7</w:t>
+        </w:r>
+      </w:hyperlink>
+      <w:r>
+        <w:rPr>
+          <w:lang w:val="zh_TW" w:bidi="zh_TW"/>
+        </w:rPr>
+        <w:t>）。被仇敵追捕的人也能體會一隻被獵捕的飛鳥所感受到的恐懼（</w:t>
+      </w:r>
+      <w:hyperlink r:id="rId29">
+        <w:r>
+          <w:rPr>
+            <w:lang w:val="zh_TW" w:bidi="zh_TW"/>
+          </w:rPr>
+          <w:rPr>
+            <w:color w:val="0000EE"/>
+            <w:u w:val="single"/>
+          </w:rPr>
+          <w:t>哀3:52</w:t>
+        </w:r>
+      </w:hyperlink>
+      <w:r>
+        <w:rPr>
+          <w:lang w:val="zh_TW" w:bidi="zh_TW"/>
+        </w:rPr>
+        <w:t>）。當神的咒詛臨到作惡的人時，飛鳥逃離耶路撒冷與大地（</w:t>
+      </w:r>
+      <w:hyperlink r:id="rId30">
+        <w:r>
+          <w:rPr>
+            <w:lang w:val="zh_TW" w:bidi="zh_TW"/>
+          </w:rPr>
+          <w:rPr>
+            <w:color w:val="0000EE"/>
+            <w:u w:val="single"/>
+          </w:rPr>
+          <w:t>耶9:10</w:t>
+        </w:r>
+      </w:hyperlink>
+      <w:r>
+        <w:rPr>
+          <w:lang w:val="zh_TW" w:bidi="zh_TW"/>
+        </w:rPr>
+        <w:t>；</w:t>
+      </w:r>
+      <w:hyperlink r:id="rId31">
+        <w:r>
+          <w:rPr>
+            <w:lang w:val="zh_TW" w:bidi="zh_TW"/>
+          </w:rPr>
+          <w:rPr>
+            <w:color w:val="0000EE"/>
+            <w:u w:val="single"/>
+          </w:rPr>
+          <w:t>番1:3</w:t>
+        </w:r>
+      </w:hyperlink>
+      <w:r>
+        <w:rPr>
+          <w:lang w:val="zh_TW" w:bidi="zh_TW"/>
+        </w:rPr>
+        <w:t>）。</w:t>
+      </w:r>
+    </w:p>
+    <w:p>
+      <w:pPr/>
+      <w:r>
+        <w:rPr>
+          <w:lang w:val="zh_TW" w:bidi="zh_TW"/>
+        </w:rPr>
+      </w:r>
+      <w:r>
+        <w:rPr>
+          <w:lang w:val="zh_TW" w:bidi="zh_TW"/>
+        </w:rPr>
+        <w:t>即使飛鳥面對各樣危險，聖經仍指出神眷顧牠們（</w:t>
+      </w:r>
+      <w:hyperlink r:id="rId15">
+        <w:r>
+          <w:rPr>
+            <w:lang w:val="zh_TW" w:bidi="zh_TW"/>
+          </w:rPr>
+          <w:rPr>
+            <w:color w:val="0000EE"/>
+            <w:u w:val="single"/>
+          </w:rPr>
+          <w:t>詩50:11</w:t>
+        </w:r>
+      </w:hyperlink>
+      <w:r>
+        <w:rPr>
+          <w:lang w:val="zh_TW" w:bidi="zh_TW"/>
+        </w:rPr>
+        <w:t>；</w:t>
+      </w:r>
+      <w:hyperlink r:id="rId32">
+        <w:r>
+          <w:rPr>
+            <w:lang w:val="zh_TW" w:bidi="zh_TW"/>
+          </w:rPr>
+          <w:rPr>
+            <w:color w:val="0000EE"/>
+            <w:u w:val="single"/>
+          </w:rPr>
+          <w:t>太6:26，</w:t>
+        </w:r>
+      </w:hyperlink>
+      <w:hyperlink r:id="rId16">
+        <w:r>
+          <w:rPr>
+            <w:lang w:val="zh_TW" w:bidi="zh_TW"/>
+          </w:rPr>
+          <w:rPr>
+            <w:color w:val="0000EE"/>
+            <w:u w:val="single"/>
+          </w:rPr>
+          <w:t>10:29</w:t>
+        </w:r>
+      </w:hyperlink>
+      <w:r>
+        <w:rPr>
+          <w:lang w:val="zh_TW" w:bidi="zh_TW"/>
+        </w:rPr>
+        <w:t>）。聖經把一些君王（例如法老與尼布甲尼撒）描繪成能為飛鳥提供庇護的大樹（</w:t>
+      </w:r>
+      <w:hyperlink r:id="rId33">
+        <w:r>
+          <w:rPr>
+            <w:lang w:val="zh_TW" w:bidi="zh_TW"/>
+          </w:rPr>
+          <w:rPr>
+            <w:color w:val="0000EE"/>
+            <w:u w:val="single"/>
+          </w:rPr>
+          <w:t>結31:6</w:t>
+        </w:r>
+      </w:hyperlink>
+      <w:r>
+        <w:rPr>
+          <w:lang w:val="zh_TW" w:bidi="zh_TW"/>
+        </w:rPr>
+        <w:t>；</w:t>
+      </w:r>
+      <w:hyperlink r:id="rId34">
+        <w:r>
+          <w:rPr>
+            <w:lang w:val="zh_TW" w:bidi="zh_TW"/>
+          </w:rPr>
+          <w:rPr>
+            <w:color w:val="0000EE"/>
+            <w:u w:val="single"/>
+          </w:rPr>
+          <w:t>但4:12</w:t>
+        </w:r>
+      </w:hyperlink>
+      <w:r>
+        <w:rPr>
+          <w:lang w:val="zh_TW" w:bidi="zh_TW"/>
+        </w:rPr>
+        <w:t>；參</w:t>
+      </w:r>
+      <w:hyperlink r:id="rId35">
+        <w:r>
+          <w:rPr>
+            <w:lang w:val="zh_TW" w:bidi="zh_TW"/>
+          </w:rPr>
+          <w:rPr>
+            <w:color w:val="0000EE"/>
+            <w:u w:val="single"/>
+          </w:rPr>
+          <w:t>2:38</w:t>
+        </w:r>
+      </w:hyperlink>
+      <w:r>
+        <w:rPr>
+          <w:lang w:val="zh_TW" w:bidi="zh_TW"/>
+        </w:rPr>
+        <w:t>）。然而，人的權勢並不能長久；當尼布甲尼撒的那棵「樹」倒下時，飛鳥便四散而去（</w:t>
+      </w:r>
+      <w:hyperlink r:id="rId36">
+        <w:r>
+          <w:rPr>
+            <w:lang w:val="zh_TW" w:bidi="zh_TW"/>
+          </w:rPr>
+          <w:rPr>
+            <w:color w:val="0000EE"/>
+            <w:u w:val="single"/>
+          </w:rPr>
+          <w:t>但4:14</w:t>
+        </w:r>
+      </w:hyperlink>
+      <w:r>
+        <w:rPr>
+          <w:lang w:val="zh_TW" w:bidi="zh_TW"/>
+        </w:rPr>
+        <w:t>）。</w:t>
+      </w:r>
+    </w:p>
+    <w:p>
+      <w:pPr/>
+      <w:r>
+        <w:rPr>
+          <w:lang w:val="zh_TW" w:bidi="zh_TW"/>
+        </w:rPr>
+      </w:r>
+      <w:r>
+        <w:rPr>
+          <w:lang w:val="zh_TW" w:bidi="zh_TW"/>
+        </w:rPr>
+        <w:t>神的保護則不一樣，因為祂的保護永遠長存。耶穌把神的國比喻為一粒芥菜種，這粒種子長成飛鳥能在上面棲息的植物（</w:t>
+      </w:r>
+      <w:hyperlink r:id="rId37">
+        <w:r>
+          <w:rPr>
+            <w:lang w:val="zh_TW" w:bidi="zh_TW"/>
+          </w:rPr>
+          <w:rPr>
+            <w:color w:val="0000EE"/>
+            <w:u w:val="single"/>
+          </w:rPr>
+          <w:t>太13:32</w:t>
+        </w:r>
+      </w:hyperlink>
+      <w:r>
+        <w:rPr>
+          <w:lang w:val="zh_TW" w:bidi="zh_TW"/>
+        </w:rPr>
+        <w:t>）。神為飛鳥預備牠們的居所（</w:t>
+      </w:r>
+      <w:hyperlink r:id="rId38">
+        <w:r>
+          <w:rPr>
+            <w:lang w:val="zh_TW" w:bidi="zh_TW"/>
+          </w:rPr>
+          <w:rPr>
+            <w:color w:val="0000EE"/>
+            <w:u w:val="single"/>
+          </w:rPr>
+          <w:t>詩104:12</w:t>
+        </w:r>
+      </w:hyperlink>
+      <w:r>
+        <w:rPr>
+          <w:lang w:val="zh_TW" w:bidi="zh_TW"/>
+        </w:rPr>
+        <w:t>），但人子耶穌沒有屬於自己的安身之處（</w:t>
+      </w:r>
+      <w:hyperlink r:id="rId39">
+        <w:r>
+          <w:rPr>
+            <w:lang w:val="zh_TW" w:bidi="zh_TW"/>
+          </w:rPr>
+          <w:rPr>
+            <w:color w:val="0000EE"/>
+            <w:u w:val="single"/>
+          </w:rPr>
+          <w:t>太8:20</w:t>
+        </w:r>
+      </w:hyperlink>
+      <w:r>
+        <w:rPr>
+          <w:lang w:val="zh_TW" w:bidi="zh_TW"/>
+        </w:rPr>
+        <w:t>）。</w:t>
+      </w:r>
+    </w:p>
+    <w:p>
+      <w:pPr/>
+      <w:r>
+        <w:rPr>
+          <w:lang w:val="zh_TW" w:bidi="zh_TW"/>
+        </w:rPr>
+      </w:r>
+      <w:r>
+        <w:rPr>
+          <w:lang w:val="zh_TW" w:bidi="zh_TW"/>
+        </w:rPr>
+        <w:t>鳥彰顯神在創造中的作為（</w:t>
+      </w:r>
+      <w:hyperlink r:id="rId40">
+        <w:r>
+          <w:rPr>
+            <w:lang w:val="zh_TW" w:bidi="zh_TW"/>
+          </w:rPr>
+          <w:rPr>
+            <w:color w:val="0000EE"/>
+            <w:u w:val="single"/>
+          </w:rPr>
+          <w:t>伯12:7</w:t>
+        </w:r>
+      </w:hyperlink>
+      <w:r>
+        <w:rPr>
+          <w:lang w:val="zh_TW" w:bidi="zh_TW"/>
+        </w:rPr>
+        <w:t>）。牠們的行為成為從錯誤中學習的意象（</w:t>
+      </w:r>
+      <w:hyperlink r:id="rId41">
+        <w:r>
+          <w:rPr>
+            <w:lang w:val="zh_TW" w:bidi="zh_TW"/>
+          </w:rPr>
+          <w:rPr>
+            <w:color w:val="0000EE"/>
+            <w:u w:val="single"/>
+          </w:rPr>
+          <w:t>箴1:17</w:t>
+        </w:r>
+      </w:hyperlink>
+      <w:r>
+        <w:rPr>
+          <w:lang w:val="zh_TW" w:bidi="zh_TW"/>
+        </w:rPr>
+        <w:t>，</w:t>
+      </w:r>
+      <w:hyperlink r:id="rId42">
+        <w:r>
+          <w:rPr>
+            <w:lang w:val="zh_TW" w:bidi="zh_TW"/>
+          </w:rPr>
+          <w:rPr>
+            <w:color w:val="0000EE"/>
+            <w:u w:val="single"/>
+          </w:rPr>
+          <w:t>6:5</w:t>
+        </w:r>
+      </w:hyperlink>
+      <w:r>
+        <w:rPr>
+          <w:lang w:val="zh_TW" w:bidi="zh_TW"/>
+        </w:rPr>
+        <w:t>），也成為作出錯誤選擇而落入罪中的寫照（</w:t>
+      </w:r>
+      <w:hyperlink r:id="rId43">
+        <w:r>
+          <w:rPr>
+            <w:lang w:val="zh_TW" w:bidi="zh_TW"/>
+          </w:rPr>
+          <w:rPr>
+            <w:color w:val="0000EE"/>
+            <w:u w:val="single"/>
+          </w:rPr>
+          <w:t>箴7:23</w:t>
+        </w:r>
+      </w:hyperlink>
+      <w:r>
+        <w:rPr>
+          <w:lang w:val="zh_TW" w:bidi="zh_TW"/>
+        </w:rPr>
+        <w:t>）。鳥會被制伏，但人的舌頭卻不能（</w:t>
+      </w:r>
+      <w:hyperlink r:id="rId44">
+        <w:r>
+          <w:rPr>
+            <w:lang w:val="zh_TW" w:bidi="zh_TW"/>
+          </w:rPr>
+          <w:rPr>
+            <w:color w:val="0000EE"/>
+            <w:u w:val="single"/>
+          </w:rPr>
+          <w:t>雅3:7</w:t>
+        </w:r>
+      </w:hyperlink>
+      <w:r>
+        <w:rPr>
+          <w:lang w:val="zh_TW" w:bidi="zh_TW"/>
+        </w:rPr>
+        <w:t>）。不停飛翔的飛鳥，比作無故臨到的咒詛（</w:t>
+      </w:r>
+      <w:hyperlink r:id="rId45">
+        <w:r>
+          <w:rPr>
+            <w:lang w:val="zh_TW" w:bidi="zh_TW"/>
+          </w:rPr>
+          <w:rPr>
+            <w:color w:val="0000EE"/>
+            <w:u w:val="single"/>
+          </w:rPr>
+          <w:t>箴26:2</w:t>
+        </w:r>
+      </w:hyperlink>
+      <w:r>
+        <w:rPr>
+          <w:lang w:val="zh_TW" w:bidi="zh_TW"/>
+        </w:rPr>
+        <w:t>）。如果人不信靠神，就可能感到只能像飛鳥一樣逃往山上（</w:t>
+      </w:r>
+      <w:hyperlink r:id="rId46">
+        <w:r>
+          <w:rPr>
+            <w:lang w:val="zh_TW" w:bidi="zh_TW"/>
+          </w:rPr>
+          <w:rPr>
+            <w:color w:val="0000EE"/>
+            <w:u w:val="single"/>
+          </w:rPr>
+          <w:t>詩11:1</w:t>
+        </w:r>
+      </w:hyperlink>
+      <w:r>
+        <w:rPr>
+          <w:lang w:val="zh_TW" w:bidi="zh_TW"/>
+        </w:rPr>
+        <w:t>）。鳥的歌聲帶來喜樂（</w:t>
+      </w:r>
+      <w:hyperlink r:id="rId47">
+        <w:r>
+          <w:rPr>
+            <w:lang w:val="zh_TW" w:bidi="zh_TW"/>
+          </w:rPr>
+          <w:rPr>
+            <w:color w:val="0000EE"/>
+            <w:u w:val="single"/>
+          </w:rPr>
+          <w:t>歌2:12</w:t>
+        </w:r>
+      </w:hyperlink>
+      <w:r>
+        <w:rPr>
+          <w:lang w:val="zh_TW" w:bidi="zh_TW"/>
+        </w:rPr>
+        <w:t>）。神的百姓回歸自己的地方，好像飛鳥回到家（</w:t>
+      </w:r>
+      <w:hyperlink r:id="rId48">
+        <w:r>
+          <w:rPr>
+            <w:lang w:val="zh_TW" w:bidi="zh_TW"/>
+          </w:rPr>
+          <w:rPr>
+            <w:color w:val="0000EE"/>
+            <w:u w:val="single"/>
+          </w:rPr>
+          <w:t>何11:11</w:t>
+        </w:r>
+      </w:hyperlink>
+      <w:r>
+        <w:rPr>
+          <w:lang w:val="zh_TW" w:bidi="zh_TW"/>
+        </w:rPr>
+        <w:t>）。耶穌說祂想招聚耶路撒冷的百姓，就像母雞把小雞聚在翅膀下（</w:t>
+      </w:r>
+      <w:hyperlink r:id="rId49">
+        <w:r>
+          <w:rPr>
+            <w:lang w:val="zh_TW" w:bidi="zh_TW"/>
+          </w:rPr>
+          <w:rPr>
+            <w:color w:val="0000EE"/>
+            <w:u w:val="single"/>
+          </w:rPr>
+          <w:t>太23:37</w:t>
+        </w:r>
+      </w:hyperlink>
+      <w:r>
+        <w:rPr>
+          <w:lang w:val="zh_TW" w:bidi="zh_TW"/>
+        </w:rPr>
+        <w:t>）。</w:t>
+      </w:r>
+    </w:p>
+    <w:p>
+      <w:pPr/>
+      <w:r>
+        <w:rPr>
+          <w:lang w:val="zh_TW" w:bidi="zh_TW"/>
+        </w:rPr>
+      </w:r>
+      <w:r>
+        <w:rPr>
+          <w:lang w:val="zh_TW" w:bidi="zh_TW"/>
+        </w:rPr>
+        <w:t>有時鳥預示危險。法老的膳長在夢中看見飛鳥從他頭上的筐子裡吃食物，這個夢表示他很快會死（</w:t>
+      </w:r>
+      <w:hyperlink r:id="rId50">
+        <w:r>
+          <w:rPr>
+            <w:lang w:val="zh_TW" w:bidi="zh_TW"/>
+          </w:rPr>
+          <w:rPr>
+            <w:color w:val="0000EE"/>
+            <w:u w:val="single"/>
+          </w:rPr>
+          <w:t>創40:17</w:t>
+        </w:r>
+      </w:hyperlink>
+      <w:r>
+        <w:rPr>
+          <w:lang w:val="zh_TW" w:bidi="zh_TW"/>
+        </w:rPr>
+        <w:t>）。所羅門警告人不要在心裡毀謗王，因為「有翅膀的」可能把所說的話傳出去（</w:t>
+      </w:r>
+      <w:hyperlink r:id="rId51">
+        <w:r>
+          <w:rPr>
+            <w:lang w:val="zh_TW" w:bidi="zh_TW"/>
+          </w:rPr>
+          <w:rPr>
+            <w:color w:val="0000EE"/>
+            <w:u w:val="single"/>
+          </w:rPr>
+          <w:t>傳10:20</w:t>
+        </w:r>
+      </w:hyperlink>
+      <w:r>
+        <w:rPr>
+          <w:lang w:val="zh_TW" w:bidi="zh_TW"/>
+        </w:rPr>
+        <w:t>）。</w:t>
+      </w:r>
+    </w:p>
+    <w:p>
+      <w:pPr/>
+      <w:r>
+        <w:rPr>
+          <w:lang w:val="zh_TW" w:bidi="zh_TW"/>
+        </w:rPr>
+      </w:r>
+      <w:r>
+        <w:rPr>
+          <w:lang w:val="zh_TW" w:bidi="zh_TW"/>
+        </w:rPr>
+        <w:t>聖經裡的一個強烈意象是：戰後飛鳥啄食惡人的屍體。對以色列人來說，人的屍體遭到這種對待是最嚴重的羞辱（</w:t>
+      </w:r>
+      <w:hyperlink r:id="rId52">
+        <w:r>
+          <w:rPr>
+            <w:lang w:val="zh_TW" w:bidi="zh_TW"/>
+          </w:rPr>
+          <w:rPr>
+            <w:color w:val="0000EE"/>
+            <w:u w:val="single"/>
+          </w:rPr>
+          <w:t>申28:26</w:t>
+        </w:r>
+      </w:hyperlink>
+      <w:r>
+        <w:rPr>
+          <w:lang w:val="zh_TW" w:bidi="zh_TW"/>
+        </w:rPr>
+        <w:t>；</w:t>
+      </w:r>
+      <w:hyperlink r:id="rId53">
+        <w:r>
+          <w:rPr>
+            <w:lang w:val="zh_TW" w:bidi="zh_TW"/>
+          </w:rPr>
+          <w:rPr>
+            <w:color w:val="0000EE"/>
+            <w:u w:val="single"/>
+          </w:rPr>
+          <w:t>撒上17:44</w:t>
+        </w:r>
+      </w:hyperlink>
+      <w:r>
+        <w:rPr>
+          <w:lang w:val="zh_TW" w:bidi="zh_TW"/>
+        </w:rPr>
+        <w:t>；</w:t>
+      </w:r>
+      <w:hyperlink r:id="rId54">
+        <w:r>
+          <w:rPr>
+            <w:lang w:val="zh_TW" w:bidi="zh_TW"/>
+          </w:rPr>
+          <w:rPr>
+            <w:color w:val="0000EE"/>
+            <w:u w:val="single"/>
+          </w:rPr>
+          <w:t>賽46:11</w:t>
+        </w:r>
+      </w:hyperlink>
+      <w:r>
+        <w:rPr>
+          <w:lang w:val="zh_TW" w:bidi="zh_TW"/>
+        </w:rPr>
+        <w:t>；</w:t>
+      </w:r>
+      <w:hyperlink r:id="rId55">
+        <w:r>
+          <w:rPr>
+            <w:lang w:val="zh_TW" w:bidi="zh_TW"/>
+          </w:rPr>
+          <w:rPr>
+            <w:color w:val="0000EE"/>
+            <w:u w:val="single"/>
+          </w:rPr>
+          <w:t>耶7:33</w:t>
+        </w:r>
+      </w:hyperlink>
+      <w:r>
+        <w:rPr>
+          <w:lang w:val="zh_TW" w:bidi="zh_TW"/>
+        </w:rPr>
+        <w:t>，</w:t>
+      </w:r>
+      <w:hyperlink r:id="rId56">
+        <w:r>
+          <w:rPr>
+            <w:lang w:val="zh_TW" w:bidi="zh_TW"/>
+          </w:rPr>
+          <w:rPr>
+            <w:color w:val="0000EE"/>
+            <w:u w:val="single"/>
+          </w:rPr>
+          <w:t>12:9</w:t>
+        </w:r>
+      </w:hyperlink>
+      <w:r>
+        <w:rPr>
+          <w:lang w:val="zh_TW" w:bidi="zh_TW"/>
+        </w:rPr>
+        <w:t>；</w:t>
+      </w:r>
+      <w:hyperlink r:id="rId57">
+        <w:r>
+          <w:rPr>
+            <w:lang w:val="zh_TW" w:bidi="zh_TW"/>
+          </w:rPr>
+          <w:rPr>
+            <w:color w:val="0000EE"/>
+            <w:u w:val="single"/>
+          </w:rPr>
+          <w:t>結29:5</w:t>
+        </w:r>
+      </w:hyperlink>
+      <w:r>
+        <w:rPr>
+          <w:lang w:val="zh_TW" w:bidi="zh_TW"/>
+        </w:rPr>
+        <w:t>，</w:t>
+      </w:r>
+      <w:hyperlink r:id="rId58">
+        <w:r>
+          <w:rPr>
+            <w:lang w:val="zh_TW" w:bidi="zh_TW"/>
+          </w:rPr>
+          <w:rPr>
+            <w:color w:val="0000EE"/>
+            <w:u w:val="single"/>
+          </w:rPr>
+          <w:t>39:4</w:t>
+        </w:r>
+      </w:hyperlink>
+      <w:r>
+        <w:rPr>
+          <w:lang w:val="zh_TW" w:bidi="zh_TW"/>
+        </w:rPr>
+        <w:t>；</w:t>
+      </w:r>
+      <w:hyperlink r:id="rId59">
+        <w:r>
+          <w:rPr>
+            <w:lang w:val="zh_TW" w:bidi="zh_TW"/>
+          </w:rPr>
+          <w:rPr>
+            <w:color w:val="0000EE"/>
+            <w:u w:val="single"/>
+          </w:rPr>
+          <w:t>啟19:17</w:t>
+        </w:r>
+      </w:hyperlink>
+      <w:r>
+        <w:rPr>
+          <w:lang w:val="zh_TW" w:bidi="zh_TW"/>
+        </w:rPr>
+        <w:t>、</w:t>
+      </w:r>
+      <w:hyperlink r:id="rId59">
+        <w:r>
+          <w:rPr>
+            <w:lang w:val="zh_TW" w:bidi="zh_TW"/>
+          </w:rPr>
+          <w:rPr>
+            <w:color w:val="0000EE"/>
+            <w:u w:val="single"/>
+          </w:rPr>
+          <w:t>21</w:t>
+        </w:r>
+      </w:hyperlink>
+      <w:r>
+        <w:rPr>
+          <w:lang w:val="zh_TW" w:bidi="zh_TW"/>
+        </w:rPr>
+        <w:t>）。</w:t>
+      </w:r>
+    </w:p>
+    <w:p>
+      <w:pPr>
+        <w:pStyle w:val="Heading3"/>
+      </w:pPr>
+      <w:r>
+        <w:rPr>
+          <w:lang w:val="zh_TW" w:bidi="zh_TW"/>
+        </w:rPr>
+        <w:t>鳥的種類</w:t>
+      </w:r>
+    </w:p>
+    <w:p>
+      <w:pPr/>
+      <w:r>
+        <w:rPr>
+          <w:lang w:val="zh_TW" w:bidi="zh_TW"/>
+        </w:rPr>
+      </w:r>
+      <w:r>
+        <w:rPr>
+          <w:lang w:val="zh_TW" w:bidi="zh_TW"/>
+        </w:rPr>
+        <w:t>下面列出一些具體的鳥類。你可以點選其中一種鳥，以查看完整的文章。</w:t>
+      </w:r>
+    </w:p>
+    <w:p>
+      <w:pPr>
+        <w:pStyle w:val="ListBullet"/>
+        <w:spacing w:line="240" w:lineRule="auto"/>
+        <w:ind w:left="720"/>
+      </w:pPr>
+      <w:r>
+        <w:rPr>
+          <w:lang w:val="zh_TW" w:bidi="zh_TW"/>
+        </w:rPr>
+      </w:r>
+      <w:r>
+        <w:rPr>
+          <w:lang w:val="zh_TW" w:bidi="zh_TW"/>
+        </w:rPr>
+        <w:t>麻鷺</w:t>
+      </w:r>
+      <w:r>
+        <w:rPr>
+          <w:lang w:val="zh_TW" w:bidi="zh_TW"/>
+        </w:rPr>
+        <w:t>：一種水鳥，有長腿，外形像鷺鷥，但腿較短，身體也較小。</w:t>
+      </w:r>
+    </w:p>
+    <w:p>
+      <w:pPr>
+        <w:pStyle w:val="ListBullet"/>
+        <w:spacing w:line="240" w:lineRule="auto"/>
+        <w:ind w:left="720"/>
+      </w:pPr>
+      <w:r>
+        <w:rPr>
+          <w:lang w:val="zh_TW" w:bidi="zh_TW"/>
+        </w:rPr>
+      </w:r>
+      <w:r>
+        <w:rPr>
+          <w:lang w:val="zh_TW" w:bidi="zh_TW"/>
+        </w:rPr>
+        <w:t>禿鷹（Buzzard）</w:t>
+      </w:r>
+      <w:r>
+        <w:rPr>
+          <w:lang w:val="zh_TW" w:bidi="zh_TW"/>
+        </w:rPr>
+        <w:t>：一種大型的猛禽，外形像鷹，會在高空盤旋。</w:t>
+      </w:r>
+    </w:p>
+    <w:p>
+      <w:pPr>
+        <w:pStyle w:val="ListBullet"/>
+        <w:spacing w:line="240" w:lineRule="auto"/>
+        <w:ind w:left="720"/>
+      </w:pPr>
+      <w:r>
+        <w:rPr>
+          <w:lang w:val="zh_TW" w:bidi="zh_TW"/>
+        </w:rPr>
+      </w:r>
+      <w:r>
+        <w:rPr>
+          <w:lang w:val="zh_TW" w:bidi="zh_TW"/>
+        </w:rPr>
+        <w:t>鸕鶿</w:t>
+      </w:r>
+      <w:r>
+        <w:rPr>
+          <w:lang w:val="zh_TW" w:bidi="zh_TW"/>
+        </w:rPr>
+        <w:t>：一種大型的黑色水鳥，外形與鵝有點相似。</w:t>
+      </w:r>
+    </w:p>
+    <w:p>
+      <w:pPr>
+        <w:pStyle w:val="ListBullet"/>
+        <w:spacing w:line="240" w:lineRule="auto"/>
+        <w:ind w:left="720"/>
+      </w:pPr>
+      <w:r>
+        <w:rPr>
+          <w:lang w:val="zh_TW" w:bidi="zh_TW"/>
+        </w:rPr>
+      </w:r>
+      <w:r>
+        <w:rPr>
+          <w:lang w:val="zh_TW" w:bidi="zh_TW"/>
+        </w:rPr>
+        <w:t>鶴</w:t>
+      </w:r>
+      <w:r>
+        <w:rPr>
+          <w:lang w:val="zh_TW" w:bidi="zh_TW"/>
+        </w:rPr>
+        <w:t>：一種高挑、長頸的涉水鳥，以洪亮的叫聲著名，牠們常成群優雅地飛行。</w:t>
+      </w:r>
+    </w:p>
+    <w:p>
+      <w:pPr>
+        <w:pStyle w:val="ListBullet"/>
+        <w:spacing w:line="240" w:lineRule="auto"/>
+        <w:ind w:left="720"/>
+      </w:pPr>
+      <w:r>
+        <w:rPr>
+          <w:lang w:val="zh_TW" w:bidi="zh_TW"/>
+        </w:rPr>
+      </w:r>
+      <w:r>
+        <w:rPr>
+          <w:lang w:val="zh_TW" w:bidi="zh_TW"/>
+        </w:rPr>
+        <w:t>布穀鳥</w:t>
+      </w:r>
+      <w:r>
+        <w:rPr>
+          <w:lang w:val="zh_TW" w:bidi="zh_TW"/>
+        </w:rPr>
+        <w:t>：一種因叫聲而著名的鳥，牠會把蛋下在其它鳥的巢裡。</w:t>
+      </w:r>
+    </w:p>
+    <w:p>
+      <w:pPr>
+        <w:pStyle w:val="ListBullet"/>
+        <w:spacing w:line="240" w:lineRule="auto"/>
+        <w:ind w:left="720"/>
+      </w:pPr>
+      <w:r>
+        <w:rPr>
+          <w:lang w:val="zh_TW" w:bidi="zh_TW"/>
+        </w:rPr>
+      </w:r>
+      <w:r>
+        <w:rPr>
+          <w:lang w:val="zh_TW" w:bidi="zh_TW"/>
+        </w:rPr>
+        <w:t>鷹（Eagle）</w:t>
+      </w:r>
+      <w:r>
+        <w:rPr>
+          <w:lang w:val="zh_TW" w:bidi="zh_TW"/>
+        </w:rPr>
+        <w:t>：一種強壯的猛禽，有敏銳的視力和有力的雙翼。</w:t>
+      </w:r>
+    </w:p>
+    <w:p>
+      <w:pPr>
+        <w:pStyle w:val="ListBullet"/>
+        <w:spacing w:line="240" w:lineRule="auto"/>
+        <w:ind w:left="1440"/>
+      </w:pPr>
+      <w:r>
+        <w:rPr>
+          <w:lang w:val="zh_TW" w:bidi="zh_TW"/>
+        </w:rPr>
+      </w:r>
+      <w:r>
+        <w:rPr>
+          <w:lang w:val="zh_TW" w:bidi="zh_TW"/>
+        </w:rPr>
+        <w:t>禿鵰</w:t>
+      </w:r>
+      <w:r>
+        <w:rPr>
+          <w:lang w:val="zh_TW" w:bidi="zh_TW"/>
+        </w:rPr>
+        <w:t>：埃及禿鷹的古英文名稱（見</w:t>
+      </w:r>
+      <w:r>
+        <w:rPr>
+          <w:lang w:val="zh_TW" w:bidi="zh_TW"/>
+        </w:rPr>
+        <w:t>禿鷹</w:t>
+      </w:r>
+      <w:r>
+        <w:rPr>
+          <w:lang w:val="zh_TW" w:bidi="zh_TW"/>
+        </w:rPr>
+        <w:t>）。</w:t>
+      </w:r>
+    </w:p>
+    <w:p>
+      <w:pPr>
+        <w:pStyle w:val="ListBullet"/>
+        <w:spacing w:line="240" w:lineRule="auto"/>
+        <w:ind w:left="720"/>
+      </w:pPr>
+      <w:r>
+        <w:rPr>
+          <w:lang w:val="zh_TW" w:bidi="zh_TW"/>
+        </w:rPr>
+      </w:r>
+      <w:r>
+        <w:rPr>
+          <w:lang w:val="zh_TW" w:bidi="zh_TW"/>
+        </w:rPr>
+        <w:t>家禽（家養）</w:t>
+      </w:r>
+      <w:r>
+        <w:rPr>
+          <w:lang w:val="zh_TW" w:bidi="zh_TW"/>
+        </w:rPr>
+        <w:t>：人所飼養用來作食物或其它用途的鳥，例如雞、鴨和火雞。</w:t>
+      </w:r>
+    </w:p>
+    <w:p>
+      <w:pPr>
+        <w:pStyle w:val="ListBullet"/>
+        <w:spacing w:line="240" w:lineRule="auto"/>
+        <w:ind w:left="720"/>
+      </w:pPr>
+      <w:r>
+        <w:rPr>
+          <w:lang w:val="zh_TW" w:bidi="zh_TW"/>
+        </w:rPr>
+      </w:r>
+      <w:r>
+        <w:rPr>
+          <w:lang w:val="zh_TW" w:bidi="zh_TW"/>
+        </w:rPr>
+        <w:t>鵝</w:t>
+      </w:r>
+      <w:r>
+        <w:rPr>
+          <w:lang w:val="zh_TW" w:bidi="zh_TW"/>
+        </w:rPr>
+        <w:t>：一種大型水鳥，有長頸，叫聲宏亮。</w:t>
+      </w:r>
+    </w:p>
+    <w:p>
+      <w:pPr>
+        <w:pStyle w:val="ListBullet"/>
+        <w:spacing w:line="240" w:lineRule="auto"/>
+        <w:ind w:left="720"/>
+      </w:pPr>
+      <w:r>
+        <w:rPr>
+          <w:lang w:val="zh_TW" w:bidi="zh_TW"/>
+        </w:rPr>
+      </w:r>
+      <w:r>
+        <w:rPr>
+          <w:lang w:val="zh_TW" w:bidi="zh_TW"/>
+        </w:rPr>
+        <w:t>鷹（Hawk）</w:t>
+      </w:r>
+      <w:r>
+        <w:rPr>
+          <w:lang w:val="zh_TW" w:bidi="zh_TW"/>
+        </w:rPr>
+        <w:t>：一種視力敏銳的猛禽，會捕捉小型動物和鳥。</w:t>
+      </w:r>
+    </w:p>
+    <w:p>
+      <w:pPr>
+        <w:pStyle w:val="ListBullet"/>
+        <w:spacing w:line="240" w:lineRule="auto"/>
+        <w:ind w:left="720"/>
+      </w:pPr>
+      <w:r>
+        <w:rPr>
+          <w:lang w:val="zh_TW" w:bidi="zh_TW"/>
+        </w:rPr>
+      </w:r>
+      <w:r>
+        <w:rPr>
+          <w:lang w:val="zh_TW" w:bidi="zh_TW"/>
+        </w:rPr>
+        <w:t>鷺鷥</w:t>
+      </w:r>
+      <w:r>
+        <w:rPr>
+          <w:lang w:val="zh_TW" w:bidi="zh_TW"/>
+        </w:rPr>
+        <w:t>：一種長腿的涉水鳥，會在淺水裡吃魚。</w:t>
+      </w:r>
+    </w:p>
+    <w:p>
+      <w:pPr>
+        <w:pStyle w:val="ListBullet"/>
+        <w:spacing w:line="240" w:lineRule="auto"/>
+        <w:ind w:left="720"/>
+      </w:pPr>
+      <w:r>
+        <w:rPr>
+          <w:lang w:val="zh_TW" w:bidi="zh_TW"/>
+        </w:rPr>
+      </w:r>
+      <w:r>
+        <w:rPr>
+          <w:lang w:val="zh_TW" w:bidi="zh_TW"/>
+        </w:rPr>
+        <w:t>戴鵀</w:t>
+      </w:r>
+      <w:r>
+        <w:rPr>
+          <w:lang w:val="zh_TW" w:bidi="zh_TW"/>
+        </w:rPr>
+        <w:t>：一種色彩鮮明的鳥，有一撮豎起的羽冠和彎曲的嘴。</w:t>
+      </w:r>
+    </w:p>
+    <w:p>
+      <w:pPr>
+        <w:pStyle w:val="ListBullet"/>
+        <w:spacing w:line="240" w:lineRule="auto"/>
+        <w:ind w:left="720"/>
+      </w:pPr>
+      <w:r>
+        <w:rPr>
+          <w:lang w:val="zh_TW" w:bidi="zh_TW"/>
+        </w:rPr>
+      </w:r>
+      <w:r>
+        <w:rPr>
+          <w:lang w:val="zh_TW" w:bidi="zh_TW"/>
+        </w:rPr>
+        <w:t>朱鷺</w:t>
+      </w:r>
+      <w:r>
+        <w:rPr>
+          <w:lang w:val="zh_TW" w:bidi="zh_TW"/>
+        </w:rPr>
+        <w:t>：一種長腿涉水鳥，有彎曲的嘴，自古埃及時期即為人所知。</w:t>
+      </w:r>
+    </w:p>
+    <w:p>
+      <w:pPr>
+        <w:pStyle w:val="ListBullet"/>
+        <w:spacing w:line="240" w:lineRule="auto"/>
+        <w:ind w:left="720"/>
+      </w:pPr>
+      <w:r>
+        <w:rPr>
+          <w:lang w:val="zh_TW" w:bidi="zh_TW"/>
+        </w:rPr>
+      </w:r>
+      <w:r>
+        <w:rPr>
+          <w:lang w:val="zh_TW" w:bidi="zh_TW"/>
+        </w:rPr>
+        <w:t>紅隼或獵鷹</w:t>
+      </w:r>
+      <w:r>
+        <w:rPr>
+          <w:lang w:val="zh_TW" w:bidi="zh_TW"/>
+        </w:rPr>
+        <w:t>：一種小型、飛行迅速的猛禽，會捕捉昆蟲和小動物。</w:t>
+      </w:r>
+    </w:p>
+    <w:p>
+      <w:pPr>
+        <w:pStyle w:val="ListBullet"/>
+        <w:spacing w:line="240" w:lineRule="auto"/>
+        <w:ind w:left="720"/>
+      </w:pPr>
+      <w:r>
+        <w:rPr>
+          <w:lang w:val="zh_TW" w:bidi="zh_TW"/>
+        </w:rPr>
+      </w:r>
+      <w:r>
+        <w:rPr>
+          <w:lang w:val="zh_TW" w:bidi="zh_TW"/>
+        </w:rPr>
+        <w:t>鳶</w:t>
+      </w:r>
+      <w:r>
+        <w:rPr>
+          <w:lang w:val="zh_TW" w:bidi="zh_TW"/>
+        </w:rPr>
+        <w:t>：一種中型猛禽，有分叉的尾巴，會在空中滑翔。</w:t>
+      </w:r>
+    </w:p>
+    <w:p>
+      <w:pPr>
+        <w:pStyle w:val="ListBullet"/>
+        <w:spacing w:line="240" w:lineRule="auto"/>
+        <w:ind w:left="720"/>
+      </w:pPr>
+      <w:r>
+        <w:rPr>
+          <w:lang w:val="zh_TW" w:bidi="zh_TW"/>
+        </w:rPr>
+      </w:r>
+      <w:r>
+        <w:rPr>
+          <w:lang w:val="zh_TW" w:bidi="zh_TW"/>
+        </w:rPr>
+        <w:t>夜鷹</w:t>
+      </w:r>
+      <w:r>
+        <w:rPr>
+          <w:lang w:val="zh_TW" w:bidi="zh_TW"/>
+        </w:rPr>
+        <w:t>：一種在夜間活動的鳥，會在飛行中捕捉昆蟲。夜鷹和鷹無關，牠與長尾夜鷹科的鳥更接近。</w:t>
+      </w:r>
+    </w:p>
+    <w:p>
+      <w:pPr>
+        <w:pStyle w:val="ListBullet"/>
+        <w:spacing w:line="240" w:lineRule="auto"/>
+        <w:ind w:left="720"/>
+      </w:pPr>
+      <w:r>
+        <w:rPr>
+          <w:lang w:val="zh_TW" w:bidi="zh_TW"/>
+        </w:rPr>
+      </w:r>
+      <w:r>
+        <w:rPr>
+          <w:lang w:val="zh_TW" w:bidi="zh_TW"/>
+        </w:rPr>
+        <w:t>鴕鳥</w:t>
+      </w:r>
+      <w:r>
+        <w:rPr>
+          <w:lang w:val="zh_TW" w:bidi="zh_TW"/>
+        </w:rPr>
+        <w:t>：一種現存最大的鳥。牠不能飛，但跑得非常快。</w:t>
+      </w:r>
+    </w:p>
+    <w:p>
+      <w:pPr>
+        <w:pStyle w:val="ListBullet"/>
+        <w:spacing w:line="240" w:lineRule="auto"/>
+        <w:ind w:left="720"/>
+      </w:pPr>
+      <w:r>
+        <w:rPr>
+          <w:lang w:val="zh_TW" w:bidi="zh_TW"/>
+        </w:rPr>
+      </w:r>
+      <w:r>
+        <w:rPr>
+          <w:lang w:val="zh_TW" w:bidi="zh_TW"/>
+        </w:rPr>
+        <w:t>貓頭鷹</w:t>
+      </w:r>
+      <w:r>
+        <w:rPr>
+          <w:lang w:val="zh_TW" w:bidi="zh_TW"/>
+        </w:rPr>
+        <w:t>：一種夜行猛禽，有大眼睛，飛行時無聲無息。</w:t>
+      </w:r>
+    </w:p>
+    <w:p>
+      <w:pPr>
+        <w:pStyle w:val="ListBullet"/>
+        <w:spacing w:line="240" w:lineRule="auto"/>
+        <w:ind w:left="1440"/>
+      </w:pPr>
+      <w:r>
+        <w:rPr>
+          <w:lang w:val="zh_TW" w:bidi="zh_TW"/>
+        </w:rPr>
+      </w:r>
+      <w:r>
+        <w:rPr>
+          <w:lang w:val="zh_TW" w:bidi="zh_TW"/>
+        </w:rPr>
+        <w:t>角鴟，白鴞</w:t>
+      </w:r>
+      <w:r>
+        <w:rPr>
+          <w:lang w:val="zh_TW" w:bidi="zh_TW"/>
+        </w:rPr>
+        <w:t>：一種臉像心形、顏色淡的貓頭鷹，會在夜間捕食囓齒類動物。</w:t>
+      </w:r>
+    </w:p>
+    <w:p>
+      <w:pPr>
+        <w:pStyle w:val="ListBullet"/>
+        <w:spacing w:line="240" w:lineRule="auto"/>
+        <w:ind w:left="1440"/>
+      </w:pPr>
+      <w:r>
+        <w:rPr>
+          <w:lang w:val="zh_TW" w:bidi="zh_TW"/>
+        </w:rPr>
+      </w:r>
+      <w:r>
+        <w:rPr>
+          <w:lang w:val="zh_TW" w:bidi="zh_TW"/>
+        </w:rPr>
+        <w:t>大鴞</w:t>
+      </w:r>
+      <w:r>
+        <w:rPr>
+          <w:lang w:val="zh_TW" w:bidi="zh_TW"/>
+        </w:rPr>
+        <w:t>：大型貓頭鷹，頭上有一對像耳朵的羽簇。</w:t>
+      </w:r>
+    </w:p>
+    <w:p>
+      <w:pPr>
+        <w:pStyle w:val="ListBullet"/>
+        <w:spacing w:line="240" w:lineRule="auto"/>
+        <w:ind w:left="1440"/>
+      </w:pPr>
+      <w:r>
+        <w:rPr>
+          <w:lang w:val="zh_TW" w:bidi="zh_TW"/>
+        </w:rPr>
+      </w:r>
+      <w:r>
+        <w:rPr>
+          <w:lang w:val="zh_TW" w:bidi="zh_TW"/>
+        </w:rPr>
+        <w:t>小鴞</w:t>
+      </w:r>
+      <w:r>
+        <w:rPr>
+          <w:lang w:val="zh_TW" w:bidi="zh_TW"/>
+        </w:rPr>
+        <w:t>：體型最小的貓頭鷹，會在夜間捕獵，也是聖地最常見的貓頭鷹。</w:t>
+      </w:r>
+    </w:p>
+    <w:p>
+      <w:pPr>
+        <w:pStyle w:val="ListBullet"/>
+        <w:spacing w:line="240" w:lineRule="auto"/>
+        <w:ind w:left="1440"/>
+      </w:pPr>
+      <w:r>
+        <w:rPr>
+          <w:lang w:val="zh_TW" w:bidi="zh_TW"/>
+        </w:rPr>
+      </w:r>
+      <w:r>
+        <w:rPr>
+          <w:lang w:val="zh_TW" w:bidi="zh_TW"/>
+        </w:rPr>
+        <w:t>角鴞</w:t>
+      </w:r>
+      <w:r>
+        <w:rPr>
+          <w:lang w:val="zh_TW" w:bidi="zh_TW"/>
+        </w:rPr>
+        <w:t>：一種小型貓頭鷹，有耳簇，叫聲輕柔而反覆。</w:t>
+      </w:r>
+    </w:p>
+    <w:p>
+      <w:pPr>
+        <w:pStyle w:val="ListBullet"/>
+        <w:spacing w:line="240" w:lineRule="auto"/>
+        <w:ind w:left="720"/>
+      </w:pPr>
+      <w:r>
+        <w:rPr>
+          <w:lang w:val="zh_TW" w:bidi="zh_TW"/>
+        </w:rPr>
+      </w:r>
+      <w:r>
+        <w:rPr>
+          <w:lang w:val="zh_TW" w:bidi="zh_TW"/>
+        </w:rPr>
+        <w:t>鷓鴣</w:t>
+      </w:r>
+      <w:r>
+        <w:rPr>
+          <w:lang w:val="zh_TW" w:bidi="zh_TW"/>
+        </w:rPr>
+        <w:t>：一種圓潤的地棲鳥，人常捕獵牠作食物或娛樂。</w:t>
+      </w:r>
+    </w:p>
+    <w:p>
+      <w:pPr>
+        <w:pStyle w:val="ListBullet"/>
+        <w:spacing w:line="240" w:lineRule="auto"/>
+        <w:ind w:left="720"/>
+      </w:pPr>
+      <w:r>
+        <w:rPr>
+          <w:lang w:val="zh_TW" w:bidi="zh_TW"/>
+        </w:rPr>
+      </w:r>
+      <w:r>
+        <w:rPr>
+          <w:lang w:val="zh_TW" w:bidi="zh_TW"/>
+        </w:rPr>
+        <w:t>孔雀</w:t>
+      </w:r>
+      <w:r>
+        <w:rPr>
+          <w:lang w:val="zh_TW" w:bidi="zh_TW"/>
+        </w:rPr>
+        <w:t>：一種大型的鳥，雄鳥會展示長而華麗的尾羽。</w:t>
+      </w:r>
+    </w:p>
+    <w:p>
+      <w:pPr>
+        <w:pStyle w:val="ListBullet"/>
+        <w:spacing w:line="240" w:lineRule="auto"/>
+        <w:ind w:left="720"/>
+      </w:pPr>
+      <w:r>
+        <w:rPr>
+          <w:lang w:val="zh_TW" w:bidi="zh_TW"/>
+        </w:rPr>
+      </w:r>
+      <w:r>
+        <w:rPr>
+          <w:lang w:val="zh_TW" w:bidi="zh_TW"/>
+        </w:rPr>
+        <w:t>鵜鶘</w:t>
+      </w:r>
+      <w:r>
+        <w:rPr>
+          <w:lang w:val="zh_TW" w:bidi="zh_TW"/>
+        </w:rPr>
+        <w:t>：一種大型水鳥，嘴下有可盛魚的囊袋。</w:t>
+      </w:r>
+    </w:p>
+    <w:p>
+      <w:pPr>
+        <w:pStyle w:val="ListBullet"/>
+        <w:spacing w:line="240" w:lineRule="auto"/>
+        <w:ind w:left="720"/>
+      </w:pPr>
+      <w:r>
+        <w:rPr>
+          <w:lang w:val="zh_TW" w:bidi="zh_TW"/>
+        </w:rPr>
+      </w:r>
+      <w:r>
+        <w:rPr>
+          <w:lang w:val="zh_TW" w:bidi="zh_TW"/>
+        </w:rPr>
+        <w:t>鴿子</w:t>
+      </w:r>
+      <w:r>
+        <w:rPr>
+          <w:lang w:val="zh_TW" w:bidi="zh_TW"/>
+        </w:rPr>
+        <w:t>：一種性情溫和、短頸的鳥，人常用牠象徵和平或用來獻祭。</w:t>
+      </w:r>
+    </w:p>
+    <w:p>
+      <w:pPr>
+        <w:pStyle w:val="ListBullet"/>
+        <w:spacing w:line="240" w:lineRule="auto"/>
+        <w:ind w:left="1440"/>
+      </w:pPr>
+      <w:r>
+        <w:rPr>
+          <w:lang w:val="zh_TW" w:bidi="zh_TW"/>
+        </w:rPr>
+      </w:r>
+      <w:r>
+        <w:rPr>
+          <w:lang w:val="zh_TW" w:bidi="zh_TW"/>
+        </w:rPr>
+        <w:t>鴿子</w:t>
+      </w:r>
+      <w:r>
+        <w:rPr>
+          <w:lang w:val="zh_TW" w:bidi="zh_TW"/>
+        </w:rPr>
+        <w:t>：任何體型較小的鴿，無論野生或家養。</w:t>
+      </w:r>
+    </w:p>
+    <w:p>
+      <w:pPr>
+        <w:pStyle w:val="ListBullet"/>
+        <w:spacing w:line="240" w:lineRule="auto"/>
+        <w:ind w:left="1440"/>
+      </w:pPr>
+      <w:r>
+        <w:rPr>
+          <w:lang w:val="zh_TW" w:bidi="zh_TW"/>
+        </w:rPr>
+      </w:r>
+      <w:r>
+        <w:rPr>
+          <w:lang w:val="zh_TW" w:bidi="zh_TW"/>
+        </w:rPr>
+        <w:t>斑鳩</w:t>
+      </w:r>
+      <w:r>
+        <w:rPr>
+          <w:lang w:val="zh_TW" w:bidi="zh_TW"/>
+        </w:rPr>
+        <w:t>：一種小型的野生鴿，會遷徙，叫聲輕柔。</w:t>
+      </w:r>
+    </w:p>
+    <w:p>
+      <w:pPr>
+        <w:pStyle w:val="ListBullet"/>
+        <w:spacing w:line="240" w:lineRule="auto"/>
+        <w:ind w:left="720"/>
+      </w:pPr>
+      <w:r>
+        <w:rPr>
+          <w:lang w:val="zh_TW" w:bidi="zh_TW"/>
+        </w:rPr>
+      </w:r>
+      <w:r>
+        <w:rPr>
+          <w:lang w:val="zh_TW" w:bidi="zh_TW"/>
+        </w:rPr>
+        <w:t>鵪鶉</w:t>
+      </w:r>
+      <w:r>
+        <w:rPr>
+          <w:lang w:val="zh_TW" w:bidi="zh_TW"/>
+        </w:rPr>
+        <w:t>：一種小型鳥，活動於田地和草原裡，人常獵牠作食物或娛樂。</w:t>
+      </w:r>
+    </w:p>
+    <w:p>
+      <w:pPr>
+        <w:pStyle w:val="ListBullet"/>
+        <w:spacing w:line="240" w:lineRule="auto"/>
+        <w:ind w:left="720"/>
+      </w:pPr>
+      <w:r>
+        <w:rPr>
+          <w:lang w:val="zh_TW" w:bidi="zh_TW"/>
+        </w:rPr>
+      </w:r>
+      <w:r>
+        <w:rPr>
+          <w:lang w:val="zh_TW" w:bidi="zh_TW"/>
+        </w:rPr>
+        <w:t>烏鴉</w:t>
+      </w:r>
+      <w:r>
+        <w:rPr>
+          <w:lang w:val="zh_TW" w:bidi="zh_TW"/>
+        </w:rPr>
+        <w:t>：一種大型黑色鳥，以聰明和沙啞的叫聲著名。</w:t>
+      </w:r>
+    </w:p>
+    <w:p>
+      <w:pPr>
+        <w:pStyle w:val="ListBullet"/>
+        <w:spacing w:line="240" w:lineRule="auto"/>
+        <w:ind w:left="720"/>
+      </w:pPr>
+      <w:r>
+        <w:rPr>
+          <w:lang w:val="zh_TW" w:bidi="zh_TW"/>
+        </w:rPr>
+      </w:r>
+      <w:r>
+        <w:rPr>
+          <w:lang w:val="zh_TW" w:bidi="zh_TW"/>
+        </w:rPr>
+        <w:t>海鷗</w:t>
+      </w:r>
+      <w:r>
+        <w:rPr>
+          <w:lang w:val="zh_TW" w:bidi="zh_TW"/>
+        </w:rPr>
+        <w:t>：一種生活在海岸的鳥，有長翼，叫聲響亮。</w:t>
+      </w:r>
+    </w:p>
+    <w:p>
+      <w:pPr>
+        <w:pStyle w:val="ListBullet"/>
+        <w:spacing w:line="240" w:lineRule="auto"/>
+        <w:ind w:left="720"/>
+      </w:pPr>
+      <w:r>
+        <w:rPr>
+          <w:lang w:val="zh_TW" w:bidi="zh_TW"/>
+        </w:rPr>
+      </w:r>
+      <w:r>
+        <w:rPr>
+          <w:lang w:val="zh_TW" w:bidi="zh_TW"/>
+        </w:rPr>
+        <w:t>麻雀</w:t>
+      </w:r>
+      <w:r>
+        <w:rPr>
+          <w:lang w:val="zh_TW" w:bidi="zh_TW"/>
+        </w:rPr>
+        <w:t>：一種小型褐色鳴禽，城鎮和田野常見牠的身影。</w:t>
+      </w:r>
+    </w:p>
+    <w:p>
+      <w:pPr>
+        <w:pStyle w:val="ListBullet"/>
+        <w:spacing w:line="240" w:lineRule="auto"/>
+        <w:ind w:left="720"/>
+      </w:pPr>
+      <w:r>
+        <w:rPr>
+          <w:lang w:val="zh_TW" w:bidi="zh_TW"/>
+        </w:rPr>
+      </w:r>
+      <w:r>
+        <w:rPr>
+          <w:lang w:val="zh_TW" w:bidi="zh_TW"/>
+        </w:rPr>
+        <w:t>鸛</w:t>
+      </w:r>
+      <w:r>
+        <w:rPr>
+          <w:lang w:val="zh_TW" w:bidi="zh_TW"/>
+        </w:rPr>
+        <w:t>：一種高大的涉水鳥，有長腿和長嘴，常在屋頂或高樹上築大巢。</w:t>
+      </w:r>
+    </w:p>
+    <w:p>
+      <w:pPr>
+        <w:pStyle w:val="ListBullet"/>
+        <w:spacing w:line="240" w:lineRule="auto"/>
+        <w:ind w:left="720"/>
+      </w:pPr>
+      <w:r>
+        <w:rPr>
+          <w:lang w:val="zh_TW" w:bidi="zh_TW"/>
+        </w:rPr>
+      </w:r>
+      <w:r>
+        <w:rPr>
+          <w:lang w:val="zh_TW" w:bidi="zh_TW"/>
+        </w:rPr>
+        <w:t>燕子</w:t>
+      </w:r>
+      <w:r>
+        <w:rPr>
+          <w:lang w:val="zh_TW" w:bidi="zh_TW"/>
+        </w:rPr>
+        <w:t>：一種小型鳥，有狹長的翅膀，會在飛行中捕捉昆蟲。</w:t>
+      </w:r>
+    </w:p>
+    <w:p>
+      <w:pPr>
+        <w:pStyle w:val="ListBullet"/>
+        <w:spacing w:line="240" w:lineRule="auto"/>
+        <w:ind w:left="720"/>
+      </w:pPr>
+      <w:r>
+        <w:rPr>
+          <w:lang w:val="zh_TW" w:bidi="zh_TW"/>
+        </w:rPr>
+      </w:r>
+      <w:r>
+        <w:rPr>
+          <w:lang w:val="zh_TW" w:bidi="zh_TW"/>
+        </w:rPr>
+        <w:t>天鵝</w:t>
+      </w:r>
+      <w:r>
+        <w:rPr>
+          <w:lang w:val="zh_TW" w:bidi="zh_TW"/>
+        </w:rPr>
+        <w:t>：一種大型、優雅的水鳥，有長頸。</w:t>
+      </w:r>
+    </w:p>
+    <w:p>
+      <w:pPr>
+        <w:pStyle w:val="ListBullet"/>
+        <w:spacing w:line="240" w:lineRule="auto"/>
+        <w:ind w:left="720"/>
+      </w:pPr>
+      <w:r>
+        <w:rPr>
+          <w:lang w:val="zh_TW" w:bidi="zh_TW"/>
+        </w:rPr>
+      </w:r>
+      <w:r>
+        <w:rPr>
+          <w:lang w:val="zh_TW" w:bidi="zh_TW"/>
+        </w:rPr>
+        <w:t>雨燕</w:t>
+      </w:r>
+      <w:r>
+        <w:rPr>
+          <w:lang w:val="zh_TW" w:bidi="zh_TW"/>
+        </w:rPr>
+        <w:t>：一種小型鳥，有長翼，一生大部分時間都在空中度過。</w:t>
+      </w:r>
+    </w:p>
+    <w:p>
+      <w:pPr>
+        <w:pStyle w:val="ListBullet"/>
+        <w:spacing w:line="240" w:lineRule="auto"/>
+        <w:ind w:left="720"/>
+      </w:pPr>
+      <w:r>
+        <w:rPr>
+          <w:lang w:val="zh_TW" w:bidi="zh_TW"/>
+        </w:rPr>
+      </w:r>
+      <w:r>
+        <w:rPr>
+          <w:lang w:val="zh_TW" w:bidi="zh_TW"/>
+        </w:rPr>
+        <w:t>禿鷹（Vulture）</w:t>
+      </w:r>
+      <w:r>
+        <w:rPr>
+          <w:lang w:val="zh_TW" w:bidi="zh_TW"/>
+        </w:rPr>
+        <w:t>：一種大型食腐鳥，以動物屍體為食。</w:t>
+      </w:r>
+    </w:p>
+    <w:p>
+      <w:pPr>
+        <w:pStyle w:val="ListBullet"/>
+        <w:spacing w:line="240" w:lineRule="auto"/>
+        <w:ind w:left="720"/>
+      </w:pPr>
+      <w:r>
+        <w:rPr>
+          <w:lang w:val="zh_TW" w:bidi="zh_TW"/>
+        </w:rPr>
+      </w:r>
+      <w:r>
+        <w:rPr>
+          <w:lang w:val="zh_TW" w:bidi="zh_TW"/>
+        </w:rPr>
+        <w:t>水雞</w:t>
+      </w:r>
+      <w:r>
+        <w:rPr>
+          <w:lang w:val="zh_TW" w:bidi="zh_TW"/>
+        </w:rPr>
+        <w:t>：一種深色、外形像鴨的鳥，生活在濕地，有紅色的嘴。</w:t>
       </w:r>
       <w:r>
         <w:rPr>

--- a/zht/docx/115.content.docx
+++ b/zht/docx/115.content.docx
@@ -149,7 +149,7 @@
         <w:rPr>
           <w:lang w:val="zh_TW" w:bidi="zh_TW"/>
         </w:rPr>
-        <w:t>niao</w:t>
+        <w:t>nan</w:t>
       </w:r>
       <w:r>
         <w:rPr>
@@ -212,7 +212,7 @@
         <w:rPr>
           <w:lang w:val="zh_TW" w:bidi="zh_TW"/>
         </w:rPr>
-        <w:t>鳥</w:t>
+        <w:t>南地</w:t>
       </w:r>
       <w:r>
         <w:rPr>
@@ -231,20 +231,7 @@
         <w:rPr>
           <w:lang w:val="zh_TW" w:bidi="zh_TW"/>
         </w:rPr>
-        <w:t>鳥是長有羽毛的脊椎動物（具有骨骼的動物），屬於</w:t>
-      </w:r>
-      <w:r>
-        <w:rPr>
-          <w:i/>
-          <w:lang w:val="zh_TW" w:bidi="zh_TW"/>
-        </w:rPr>
-        <w:t>鳥綱（Aves）</w:t>
-      </w:r>
-      <w:r>
-        <w:rPr>
-          <w:lang w:val="zh_TW" w:bidi="zh_TW"/>
-        </w:rPr>
-        <w:t>。科學家已辨認超過8,000種鳥，其中約有400種分佈在聖地一帶；聖經中則提到過大約40種。</w:t>
+        <w:t>這是巴勒斯坦最南端的地區。這個名字源自於「乾燥、乾涸」的字根，雖然其基本意思是「南地、南方」。南地並無明確的地理邊界。從北到南，南地涵蓋了從別是巴和加低斯‧巴尼亞之間的區域。從西到東，它從地中海附近延伸到亞拉巴，距離約70英里（112.6公里）。</w:t>
       </w:r>
     </w:p>
     <w:p>
@@ -258,43 +245,7 @@
         <w:rPr>
           <w:lang w:val="zh_TW" w:bidi="zh_TW"/>
         </w:rPr>
-        <w:t>今天，科學家按照生物內部及外部的身體構造來把他們分類。但在聖經裡，作者往往按照動物所居住的地方來歸類。例如，聖經將蝙蝠與鳥同列為天空中的生物（</w:t>
-      </w:r>
-      <w:hyperlink r:id="rId13">
-        <w:r>
-          <w:rPr>
-            <w:lang w:val="zh_TW" w:bidi="zh_TW"/>
-          </w:rPr>
-          <w:rPr>
-            <w:color w:val="0000EE"/>
-            <w:u w:val="single"/>
-          </w:rPr>
-          <w:t>利11:19</w:t>
-        </w:r>
-      </w:hyperlink>
-      <w:r>
-        <w:rPr>
-          <w:lang w:val="zh_TW" w:bidi="zh_TW"/>
-        </w:rPr>
-        <w:t>；</w:t>
-      </w:r>
-      <w:hyperlink r:id="rId14">
-        <w:r>
-          <w:rPr>
-            <w:lang w:val="zh_TW" w:bidi="zh_TW"/>
-          </w:rPr>
-          <w:rPr>
-            <w:color w:val="0000EE"/>
-            <w:u w:val="single"/>
-          </w:rPr>
-          <w:t>申14:18</w:t>
-        </w:r>
-      </w:hyperlink>
-      <w:r>
-        <w:rPr>
-          <w:lang w:val="zh_TW" w:bidi="zh_TW"/>
-        </w:rPr>
-        <w:t>）。</w:t>
+        <w:t>這是一片乾旱少雨之地，降雨稀少且有限。由於水源有限，農業發展受到限制；儘管在北部地區仍可進行小規模的穀物耕作，大約每三年會遇一次歉收。當地經濟主要為畜牧業，以飼養綿羊、山羊與駱駝為主。西緬支派在分配應許之地時獲得此區域，包括亞拉得與利河伯等城邑；後來猶大支派吸收了這個支派。王國時期，以色列人逐漸向南地擴展。所羅門與約沙法在位時，曾有往返亞喀巴灣（Gulf of Aqaba）以旬迦別港（Ezion-geber）的商業交通。在希臘羅馬時期，拿巴提人（Nabateans）居住在南地。透過保存雨水，他們發展出有限的農業，並維持多座小城鎮的生存。在新約聖經時期，以土買人（Idumeans）控制了南地。</w:t>
       </w:r>
     </w:p>
     <w:p>
@@ -308,96 +259,43 @@
         <w:rPr>
           <w:lang w:val="zh_TW" w:bidi="zh_TW"/>
         </w:rPr>
-        <w:t>要確切辨識聖經經文中所指的鳥，往往相當困難，甚至根本無法確定。聖經所用的語言並不是科學分類的語言；當時的人能分辨一些我們如今視為不同物種的動物，但在鳥方面，他們常使用具詩意或描述性的名稱來稱呼。</w:t>
+        <w:t>有些英文譯本並不使用Negev的音譯尼革夫一詞，而通常將其意譯為「南地」（譯註：如和合本所譯）。另一方面，其它英文譯本則經常使用此音譯。亞伯拉罕經常與南地相關（</w:t>
       </w:r>
-    </w:p>
-    <w:p>
-      <w:pPr/>
+      <w:hyperlink r:id="rId13">
+        <w:r>
+          <w:rPr>
+            <w:lang w:val="zh_TW" w:bidi="zh_TW"/>
+          </w:rPr>
+          <w:rPr>
+            <w:color w:val="0000EE"/>
+            <w:u w:val="single"/>
+          </w:rPr>
+          <w:t>創12:9</w:t>
+        </w:r>
+      </w:hyperlink>
       <w:r>
         <w:rPr>
           <w:lang w:val="zh_TW" w:bidi="zh_TW"/>
         </w:rPr>
+        <w:t>，</w:t>
       </w:r>
+      <w:hyperlink r:id="rId14">
+        <w:r>
+          <w:rPr>
+            <w:lang w:val="zh_TW" w:bidi="zh_TW"/>
+          </w:rPr>
+          <w:rPr>
+            <w:color w:val="0000EE"/>
+            <w:u w:val="single"/>
+          </w:rPr>
+          <w:t>13:1–2</w:t>
+        </w:r>
+      </w:hyperlink>
       <w:r>
         <w:rPr>
           <w:lang w:val="zh_TW" w:bidi="zh_TW"/>
         </w:rPr>
-        <w:t>聖經學者會嘗試用以下方法辨認這些鳥：</w:t>
-      </w:r>
-    </w:p>
-    <w:p>
-      <w:pPr>
-        <w:pStyle w:val="ListBullet"/>
-        <w:spacing w:line="240" w:lineRule="auto"/>
-        <w:ind w:left="720"/>
-      </w:pPr>
-      <w:r>
-        <w:rPr>
-          <w:lang w:val="zh_TW" w:bidi="zh_TW"/>
-        </w:rPr>
-      </w:r>
-      <w:r>
-        <w:rPr>
-          <w:lang w:val="zh_TW" w:bidi="zh_TW"/>
-        </w:rPr>
-        <w:t>比較希伯來文的詞語與相關語言中的詞語，以及</w:t>
-      </w:r>
-    </w:p>
-    <w:p>
-      <w:pPr>
-        <w:pStyle w:val="ListBullet"/>
-        <w:spacing w:line="240" w:lineRule="auto"/>
-        <w:ind w:left="720"/>
-      </w:pPr>
-      <w:r>
-        <w:rPr>
-          <w:lang w:val="zh_TW" w:bidi="zh_TW"/>
-        </w:rPr>
-      </w:r>
-      <w:r>
-        <w:rPr>
-          <w:lang w:val="zh_TW" w:bidi="zh_TW"/>
-        </w:rPr>
-        <w:t>根據聖經記載的棲息地、行為與特徵來判斷。</w:t>
-      </w:r>
-    </w:p>
-    <w:p>
-      <w:pPr/>
-      <w:r>
-        <w:rPr>
-          <w:lang w:val="zh_TW" w:bidi="zh_TW"/>
-        </w:rPr>
-      </w:r>
-      <w:r>
-        <w:rPr>
-          <w:lang w:val="zh_TW" w:bidi="zh_TW"/>
-        </w:rPr>
-        <w:t>學者即使用了這些方法，有時仍對鳥的具體種類存在分歧。</w:t>
-      </w:r>
-    </w:p>
-    <w:p>
-      <w:pPr>
-        <w:pStyle w:val="Heading3"/>
-      </w:pPr>
-      <w:r>
-        <w:rPr>
-          <w:lang w:val="zh_TW" w:bidi="zh_TW"/>
-        </w:rPr>
-        <w:t>聖經中的鳥類</w:t>
-      </w:r>
-    </w:p>
-    <w:p>
-      <w:pPr/>
-      <w:r>
-        <w:rPr>
-          <w:lang w:val="zh_TW" w:bidi="zh_TW"/>
-        </w:rPr>
-      </w:r>
-      <w:r>
-        <w:rPr>
-          <w:lang w:val="zh_TW" w:bidi="zh_TW"/>
-        </w:rPr>
-        <w:t>聖經以真實的方式，也以象徵的方式來提及鳥。聖經的作者十分留心觀察自然界，許多經文都顯明他們認識鳥及其生活方式。他們指出，神認識每一隻飛鳥（</w:t>
+        <w:t>，</w:t>
       </w:r>
       <w:hyperlink r:id="rId15">
         <w:r>
@@ -408,14 +306,26 @@
             <w:color w:val="0000EE"/>
             <w:u w:val="single"/>
           </w:rPr>
-          <w:t>詩50:11</w:t>
+          <w:t>20:1</w:t>
         </w:r>
       </w:hyperlink>
       <w:r>
         <w:rPr>
           <w:lang w:val="zh_TW" w:bidi="zh_TW"/>
         </w:rPr>
-        <w:t>），也眷顧牠們（</w:t>
+        <w:t>）。大衛告訴迦特王亞吉，他襲擊了「猶大的南方</w:t>
+      </w:r>
+      <w:r>
+        <w:rPr>
+          <w:lang w:val="zh_TW" w:bidi="zh_TW"/>
+        </w:rPr>
+        <w:t>、 耶拉篾的南方、 基尼的南方。</w:t>
+      </w:r>
+      <w:r>
+        <w:rPr>
+          <w:lang w:val="zh_TW" w:bidi="zh_TW"/>
+        </w:rPr>
+        <w:t>」（</w:t>
       </w:r>
       <w:hyperlink r:id="rId16">
         <w:r>
@@ -426,14 +336,26 @@
             <w:color w:val="0000EE"/>
             <w:u w:val="single"/>
           </w:rPr>
-          <w:t>太10:29</w:t>
+          <w:t>撒上27:10</w:t>
         </w:r>
       </w:hyperlink>
       <w:r>
         <w:rPr>
           <w:lang w:val="zh_TW" w:bidi="zh_TW"/>
         </w:rPr>
-        <w:t>）。他們亦明白，洪水之後神對挪亞所立的約同時包括飛鳥與走獸（</w:t>
+        <w:t>），而被大衛俘虜的埃及人則表示亞瑪力人曾侵擾「</w:t>
+      </w:r>
+      <w:r>
+        <w:rPr>
+          <w:lang w:val="zh_TW" w:bidi="zh_TW"/>
+        </w:rPr>
+        <w:t>基利提的南方和屬猶大的地，並迦勒地的南方</w:t>
+      </w:r>
+      <w:r>
+        <w:rPr>
+          <w:lang w:val="zh_TW" w:bidi="zh_TW"/>
+        </w:rPr>
+        <w:t>」（</w:t>
       </w:r>
       <w:hyperlink r:id="rId17">
         <w:r>
@@ -444,7 +366,7 @@
             <w:color w:val="0000EE"/>
             <w:u w:val="single"/>
           </w:rPr>
-          <w:t>創9:10</w:t>
+          <w:t>撒上30:14</w:t>
         </w:r>
       </w:hyperlink>
       <w:r>
@@ -452,1971 +374,6 @@
           <w:lang w:val="zh_TW" w:bidi="zh_TW"/>
         </w:rPr>
         <w:t>）。</w:t>
-      </w:r>
-    </w:p>
-    <w:p>
-      <w:pPr/>
-      <w:r>
-        <w:rPr>
-          <w:lang w:val="zh_TW" w:bidi="zh_TW"/>
-        </w:rPr>
-      </w:r>
-      <w:r>
-        <w:rPr>
-          <w:lang w:val="zh_TW" w:bidi="zh_TW"/>
-        </w:rPr>
-        <w:t>摩西的律法指出有些鳥是不潔的，這些主要是以死屍為食、捕食其它動物，或棲息在荒涼之地的鳥。後來，初期的基督徒認為所有的鳥都是潔淨的，這一點在使徒彼得所得的異象裡得以顯明（</w:t>
-      </w:r>
-      <w:hyperlink r:id="rId18">
-        <w:r>
-          <w:rPr>
-            <w:lang w:val="zh_TW" w:bidi="zh_TW"/>
-          </w:rPr>
-          <w:rPr>
-            <w:color w:val="0000EE"/>
-            <w:u w:val="single"/>
-          </w:rPr>
-          <w:t>徒10:12</w:t>
-        </w:r>
-      </w:hyperlink>
-      <w:r>
-        <w:rPr>
-          <w:lang w:val="zh_TW" w:bidi="zh_TW"/>
-        </w:rPr>
-        <w:t>）。</w:t>
-      </w:r>
-    </w:p>
-    <w:p>
-      <w:pPr/>
-      <w:r>
-        <w:rPr>
-          <w:lang w:val="zh_TW" w:bidi="zh_TW"/>
-        </w:rPr>
-      </w:r>
-      <w:r>
-        <w:rPr>
-          <w:lang w:val="zh_TW" w:bidi="zh_TW"/>
-        </w:rPr>
-        <w:t>以色列人在曠野的旅程中也吃過其它鳥，例如鵪鶉（</w:t>
-      </w:r>
-      <w:hyperlink r:id="rId19">
-        <w:r>
-          <w:rPr>
-            <w:lang w:val="zh_TW" w:bidi="zh_TW"/>
-          </w:rPr>
-          <w:rPr>
-            <w:color w:val="0000EE"/>
-            <w:u w:val="single"/>
-          </w:rPr>
-          <w:t>出16:13</w:t>
-        </w:r>
-      </w:hyperlink>
-      <w:r>
-        <w:rPr>
-          <w:lang w:val="zh_TW" w:bidi="zh_TW"/>
-        </w:rPr>
-        <w:t>）。律法要求在以下情況使用鳥作為供物：</w:t>
-      </w:r>
-    </w:p>
-    <w:p>
-      <w:pPr>
-        <w:pStyle w:val="ListBullet"/>
-        <w:spacing w:line="240" w:lineRule="auto"/>
-        <w:ind w:left="720"/>
-      </w:pPr>
-      <w:r>
-        <w:rPr>
-          <w:lang w:val="zh_TW" w:bidi="zh_TW"/>
-        </w:rPr>
-      </w:r>
-      <w:r>
-        <w:rPr>
-          <w:lang w:val="zh_TW" w:bidi="zh_TW"/>
-        </w:rPr>
-        <w:t>為頭生的孩子獻祭（</w:t>
-      </w:r>
-      <w:hyperlink r:id="rId20">
-        <w:r>
-          <w:rPr>
-            <w:lang w:val="zh_TW" w:bidi="zh_TW"/>
-          </w:rPr>
-          <w:rPr>
-            <w:color w:val="0000EE"/>
-            <w:u w:val="single"/>
-          </w:rPr>
-          <w:t>路2:24</w:t>
-        </w:r>
-      </w:hyperlink>
-      <w:r>
-        <w:rPr>
-          <w:lang w:val="zh_TW" w:bidi="zh_TW"/>
-        </w:rPr>
-        <w:t>）；</w:t>
-      </w:r>
-    </w:p>
-    <w:p>
-      <w:pPr>
-        <w:pStyle w:val="ListBullet"/>
-        <w:spacing w:line="240" w:lineRule="auto"/>
-        <w:ind w:left="720"/>
-      </w:pPr>
-      <w:r>
-        <w:rPr>
-          <w:lang w:val="zh_TW" w:bidi="zh_TW"/>
-        </w:rPr>
-      </w:r>
-      <w:r>
-        <w:rPr>
-          <w:lang w:val="zh_TW" w:bidi="zh_TW"/>
-        </w:rPr>
-        <w:t>在守拿細耳人的願時獻祭（</w:t>
-      </w:r>
-      <w:hyperlink r:id="rId21">
-        <w:r>
-          <w:rPr>
-            <w:lang w:val="zh_TW" w:bidi="zh_TW"/>
-          </w:rPr>
-          <w:rPr>
-            <w:color w:val="0000EE"/>
-            <w:u w:val="single"/>
-          </w:rPr>
-          <w:t>民6:10</w:t>
-        </w:r>
-      </w:hyperlink>
-      <w:r>
-        <w:rPr>
-          <w:lang w:val="zh_TW" w:bidi="zh_TW"/>
-        </w:rPr>
-        <w:t>）；</w:t>
-      </w:r>
-    </w:p>
-    <w:p>
-      <w:pPr>
-        <w:pStyle w:val="ListBullet"/>
-        <w:spacing w:line="240" w:lineRule="auto"/>
-        <w:ind w:left="720"/>
-      </w:pPr>
-      <w:r>
-        <w:rPr>
-          <w:lang w:val="zh_TW" w:bidi="zh_TW"/>
-        </w:rPr>
-      </w:r>
-      <w:r>
-        <w:rPr>
-          <w:lang w:val="zh_TW" w:bidi="zh_TW"/>
-        </w:rPr>
-        <w:t>為潔淨痲瘋病人而獻祭（</w:t>
-      </w:r>
-      <w:hyperlink r:id="rId22">
-        <w:r>
-          <w:rPr>
-            <w:lang w:val="zh_TW" w:bidi="zh_TW"/>
-          </w:rPr>
-          <w:rPr>
-            <w:color w:val="0000EE"/>
-            <w:u w:val="single"/>
-          </w:rPr>
-          <w:t>利14:22</w:t>
-        </w:r>
-      </w:hyperlink>
-      <w:r>
-        <w:rPr>
-          <w:lang w:val="zh_TW" w:bidi="zh_TW"/>
-        </w:rPr>
-        <w:t>）；以及</w:t>
-      </w:r>
-    </w:p>
-    <w:p>
-      <w:pPr>
-        <w:pStyle w:val="ListBullet"/>
-        <w:spacing w:line="240" w:lineRule="auto"/>
-        <w:ind w:left="720"/>
-      </w:pPr>
-      <w:r>
-        <w:rPr>
-          <w:lang w:val="zh_TW" w:bidi="zh_TW"/>
-        </w:rPr>
-      </w:r>
-      <w:r>
-        <w:rPr>
-          <w:lang w:val="zh_TW" w:bidi="zh_TW"/>
-        </w:rPr>
-        <w:t>獻燔祭與贖罪祭（</w:t>
-      </w:r>
-      <w:hyperlink r:id="rId23">
-        <w:r>
-          <w:rPr>
-            <w:lang w:val="zh_TW" w:bidi="zh_TW"/>
-          </w:rPr>
-          <w:rPr>
-            <w:color w:val="0000EE"/>
-            <w:u w:val="single"/>
-          </w:rPr>
-          <w:t>利12:8</w:t>
-        </w:r>
-      </w:hyperlink>
-      <w:r>
-        <w:rPr>
-          <w:lang w:val="zh_TW" w:bidi="zh_TW"/>
-        </w:rPr>
-        <w:t>）。</w:t>
-      </w:r>
-    </w:p>
-    <w:p>
-      <w:pPr/>
-      <w:r>
-        <w:rPr>
-          <w:lang w:val="zh_TW" w:bidi="zh_TW"/>
-        </w:rPr>
-      </w:r>
-      <w:r>
-        <w:rPr>
-          <w:lang w:val="zh_TW" w:bidi="zh_TW"/>
-        </w:rPr>
-        <w:t>鳥有可能會絕種，而人類的行為往往是導致牠們絕種的主要原因之一。神吩咐以色列人要保護飛鳥，使牠們能在那地持續生存並成為人的食物供應。律法允許人從鳥巢裡取走蛋或雛鳥，但不可在同一天同時取母鳥與雛鳥的性命（</w:t>
-      </w:r>
-      <w:hyperlink r:id="rId24">
-        <w:r>
-          <w:rPr>
-            <w:lang w:val="zh_TW" w:bidi="zh_TW"/>
-          </w:rPr>
-          <w:rPr>
-            <w:color w:val="0000EE"/>
-            <w:u w:val="single"/>
-          </w:rPr>
-          <w:t>申22:6</w:t>
-        </w:r>
-      </w:hyperlink>
-      <w:r>
-        <w:rPr>
-          <w:lang w:val="zh_TW" w:bidi="zh_TW"/>
-        </w:rPr>
-        <w:t>）。</w:t>
-      </w:r>
-    </w:p>
-    <w:p>
-      <w:pPr/>
-      <w:r>
-        <w:rPr>
-          <w:lang w:val="zh_TW" w:bidi="zh_TW"/>
-        </w:rPr>
-      </w:r>
-      <w:r>
-        <w:rPr>
-          <w:lang w:val="zh_TW" w:bidi="zh_TW"/>
-        </w:rPr>
-        <w:t>聖經的作者常用大自然來顯明關於神的真理，或用來描述人的行為。有時候，這些意象會帶出人的軟弱或卑微。例如，尼布甲尼撒王發狂時的情形被形容為有像飛鳥般的爪子（</w:t>
-      </w:r>
-      <w:hyperlink r:id="rId25">
-        <w:r>
-          <w:rPr>
-            <w:lang w:val="zh_TW" w:bidi="zh_TW"/>
-          </w:rPr>
-          <w:rPr>
-            <w:color w:val="0000EE"/>
-            <w:u w:val="single"/>
-          </w:rPr>
-          <w:t>但4:33</w:t>
-        </w:r>
-      </w:hyperlink>
-      <w:r>
-        <w:rPr>
-          <w:lang w:val="zh_TW" w:bidi="zh_TW"/>
-        </w:rPr>
-        <w:t>）。約伯指出，飛鳥並不知道智慧的泉源在哪裡（</w:t>
-      </w:r>
-      <w:hyperlink r:id="rId26">
-        <w:r>
-          <w:rPr>
-            <w:lang w:val="zh_TW" w:bidi="zh_TW"/>
-          </w:rPr>
-          <w:rPr>
-            <w:color w:val="0000EE"/>
-            <w:u w:val="single"/>
-          </w:rPr>
-          <w:t>伯28:21</w:t>
-        </w:r>
-      </w:hyperlink>
-      <w:r>
-        <w:rPr>
-          <w:lang w:val="zh_TW" w:bidi="zh_TW"/>
-        </w:rPr>
-        <w:t>）。在耶穌所說撒種的比喻裡，那些在路旁吃掉種子的鳥，代表那些不明白神話語的人（</w:t>
-      </w:r>
-      <w:hyperlink r:id="rId27">
-        <w:r>
-          <w:rPr>
-            <w:lang w:val="zh_TW" w:bidi="zh_TW"/>
-          </w:rPr>
-          <w:rPr>
-            <w:color w:val="0000EE"/>
-            <w:u w:val="single"/>
-          </w:rPr>
-          <w:t>太13:4</w:t>
-        </w:r>
-      </w:hyperlink>
-      <w:r>
-        <w:rPr>
-          <w:lang w:val="zh_TW" w:bidi="zh_TW"/>
-        </w:rPr>
-        <w:t>）。</w:t>
-      </w:r>
-    </w:p>
-    <w:p>
-      <w:pPr/>
-      <w:r>
-        <w:rPr>
-          <w:lang w:val="zh_TW" w:bidi="zh_TW"/>
-        </w:rPr>
-      </w:r>
-      <w:r>
-        <w:rPr>
-          <w:lang w:val="zh_TW" w:bidi="zh_TW"/>
-        </w:rPr>
-        <w:t>其它經文則表達對飛鳥的同情。詩人把禱告中的孤單比喻為一隻獨自在屋頂上的飛鳥（</w:t>
-      </w:r>
-      <w:hyperlink r:id="rId28">
-        <w:r>
-          <w:rPr>
-            <w:lang w:val="zh_TW" w:bidi="zh_TW"/>
-          </w:rPr>
-          <w:rPr>
-            <w:color w:val="0000EE"/>
-            <w:u w:val="single"/>
-          </w:rPr>
-          <w:t>詩102:7</w:t>
-        </w:r>
-      </w:hyperlink>
-      <w:r>
-        <w:rPr>
-          <w:lang w:val="zh_TW" w:bidi="zh_TW"/>
-        </w:rPr>
-        <w:t>）。被仇敵追捕的人也能體會一隻被獵捕的飛鳥所感受到的恐懼（</w:t>
-      </w:r>
-      <w:hyperlink r:id="rId29">
-        <w:r>
-          <w:rPr>
-            <w:lang w:val="zh_TW" w:bidi="zh_TW"/>
-          </w:rPr>
-          <w:rPr>
-            <w:color w:val="0000EE"/>
-            <w:u w:val="single"/>
-          </w:rPr>
-          <w:t>哀3:52</w:t>
-        </w:r>
-      </w:hyperlink>
-      <w:r>
-        <w:rPr>
-          <w:lang w:val="zh_TW" w:bidi="zh_TW"/>
-        </w:rPr>
-        <w:t>）。當神的咒詛臨到作惡的人時，飛鳥逃離耶路撒冷與大地（</w:t>
-      </w:r>
-      <w:hyperlink r:id="rId30">
-        <w:r>
-          <w:rPr>
-            <w:lang w:val="zh_TW" w:bidi="zh_TW"/>
-          </w:rPr>
-          <w:rPr>
-            <w:color w:val="0000EE"/>
-            <w:u w:val="single"/>
-          </w:rPr>
-          <w:t>耶9:10</w:t>
-        </w:r>
-      </w:hyperlink>
-      <w:r>
-        <w:rPr>
-          <w:lang w:val="zh_TW" w:bidi="zh_TW"/>
-        </w:rPr>
-        <w:t>；</w:t>
-      </w:r>
-      <w:hyperlink r:id="rId31">
-        <w:r>
-          <w:rPr>
-            <w:lang w:val="zh_TW" w:bidi="zh_TW"/>
-          </w:rPr>
-          <w:rPr>
-            <w:color w:val="0000EE"/>
-            <w:u w:val="single"/>
-          </w:rPr>
-          <w:t>番1:3</w:t>
-        </w:r>
-      </w:hyperlink>
-      <w:r>
-        <w:rPr>
-          <w:lang w:val="zh_TW" w:bidi="zh_TW"/>
-        </w:rPr>
-        <w:t>）。</w:t>
-      </w:r>
-    </w:p>
-    <w:p>
-      <w:pPr/>
-      <w:r>
-        <w:rPr>
-          <w:lang w:val="zh_TW" w:bidi="zh_TW"/>
-        </w:rPr>
-      </w:r>
-      <w:r>
-        <w:rPr>
-          <w:lang w:val="zh_TW" w:bidi="zh_TW"/>
-        </w:rPr>
-        <w:t>即使飛鳥面對各樣危險，聖經仍指出神眷顧牠們（</w:t>
-      </w:r>
-      <w:hyperlink r:id="rId15">
-        <w:r>
-          <w:rPr>
-            <w:lang w:val="zh_TW" w:bidi="zh_TW"/>
-          </w:rPr>
-          <w:rPr>
-            <w:color w:val="0000EE"/>
-            <w:u w:val="single"/>
-          </w:rPr>
-          <w:t>詩50:11</w:t>
-        </w:r>
-      </w:hyperlink>
-      <w:r>
-        <w:rPr>
-          <w:lang w:val="zh_TW" w:bidi="zh_TW"/>
-        </w:rPr>
-        <w:t>；</w:t>
-      </w:r>
-      <w:hyperlink r:id="rId32">
-        <w:r>
-          <w:rPr>
-            <w:lang w:val="zh_TW" w:bidi="zh_TW"/>
-          </w:rPr>
-          <w:rPr>
-            <w:color w:val="0000EE"/>
-            <w:u w:val="single"/>
-          </w:rPr>
-          <w:t>太6:26，</w:t>
-        </w:r>
-      </w:hyperlink>
-      <w:hyperlink r:id="rId16">
-        <w:r>
-          <w:rPr>
-            <w:lang w:val="zh_TW" w:bidi="zh_TW"/>
-          </w:rPr>
-          <w:rPr>
-            <w:color w:val="0000EE"/>
-            <w:u w:val="single"/>
-          </w:rPr>
-          <w:t>10:29</w:t>
-        </w:r>
-      </w:hyperlink>
-      <w:r>
-        <w:rPr>
-          <w:lang w:val="zh_TW" w:bidi="zh_TW"/>
-        </w:rPr>
-        <w:t>）。聖經把一些君王（例如法老與尼布甲尼撒）描繪成能為飛鳥提供庇護的大樹（</w:t>
-      </w:r>
-      <w:hyperlink r:id="rId33">
-        <w:r>
-          <w:rPr>
-            <w:lang w:val="zh_TW" w:bidi="zh_TW"/>
-          </w:rPr>
-          <w:rPr>
-            <w:color w:val="0000EE"/>
-            <w:u w:val="single"/>
-          </w:rPr>
-          <w:t>結31:6</w:t>
-        </w:r>
-      </w:hyperlink>
-      <w:r>
-        <w:rPr>
-          <w:lang w:val="zh_TW" w:bidi="zh_TW"/>
-        </w:rPr>
-        <w:t>；</w:t>
-      </w:r>
-      <w:hyperlink r:id="rId34">
-        <w:r>
-          <w:rPr>
-            <w:lang w:val="zh_TW" w:bidi="zh_TW"/>
-          </w:rPr>
-          <w:rPr>
-            <w:color w:val="0000EE"/>
-            <w:u w:val="single"/>
-          </w:rPr>
-          <w:t>但4:12</w:t>
-        </w:r>
-      </w:hyperlink>
-      <w:r>
-        <w:rPr>
-          <w:lang w:val="zh_TW" w:bidi="zh_TW"/>
-        </w:rPr>
-        <w:t>；參</w:t>
-      </w:r>
-      <w:hyperlink r:id="rId35">
-        <w:r>
-          <w:rPr>
-            <w:lang w:val="zh_TW" w:bidi="zh_TW"/>
-          </w:rPr>
-          <w:rPr>
-            <w:color w:val="0000EE"/>
-            <w:u w:val="single"/>
-          </w:rPr>
-          <w:t>2:38</w:t>
-        </w:r>
-      </w:hyperlink>
-      <w:r>
-        <w:rPr>
-          <w:lang w:val="zh_TW" w:bidi="zh_TW"/>
-        </w:rPr>
-        <w:t>）。然而，人的權勢並不能長久；當尼布甲尼撒的那棵「樹」倒下時，飛鳥便四散而去（</w:t>
-      </w:r>
-      <w:hyperlink r:id="rId36">
-        <w:r>
-          <w:rPr>
-            <w:lang w:val="zh_TW" w:bidi="zh_TW"/>
-          </w:rPr>
-          <w:rPr>
-            <w:color w:val="0000EE"/>
-            <w:u w:val="single"/>
-          </w:rPr>
-          <w:t>但4:14</w:t>
-        </w:r>
-      </w:hyperlink>
-      <w:r>
-        <w:rPr>
-          <w:lang w:val="zh_TW" w:bidi="zh_TW"/>
-        </w:rPr>
-        <w:t>）。</w:t>
-      </w:r>
-    </w:p>
-    <w:p>
-      <w:pPr/>
-      <w:r>
-        <w:rPr>
-          <w:lang w:val="zh_TW" w:bidi="zh_TW"/>
-        </w:rPr>
-      </w:r>
-      <w:r>
-        <w:rPr>
-          <w:lang w:val="zh_TW" w:bidi="zh_TW"/>
-        </w:rPr>
-        <w:t>神的保護則不一樣，因為祂的保護永遠長存。耶穌把神的國比喻為一粒芥菜種，這粒種子長成飛鳥能在上面棲息的植物（</w:t>
-      </w:r>
-      <w:hyperlink r:id="rId37">
-        <w:r>
-          <w:rPr>
-            <w:lang w:val="zh_TW" w:bidi="zh_TW"/>
-          </w:rPr>
-          <w:rPr>
-            <w:color w:val="0000EE"/>
-            <w:u w:val="single"/>
-          </w:rPr>
-          <w:t>太13:32</w:t>
-        </w:r>
-      </w:hyperlink>
-      <w:r>
-        <w:rPr>
-          <w:lang w:val="zh_TW" w:bidi="zh_TW"/>
-        </w:rPr>
-        <w:t>）。神為飛鳥預備牠們的居所（</w:t>
-      </w:r>
-      <w:hyperlink r:id="rId38">
-        <w:r>
-          <w:rPr>
-            <w:lang w:val="zh_TW" w:bidi="zh_TW"/>
-          </w:rPr>
-          <w:rPr>
-            <w:color w:val="0000EE"/>
-            <w:u w:val="single"/>
-          </w:rPr>
-          <w:t>詩104:12</w:t>
-        </w:r>
-      </w:hyperlink>
-      <w:r>
-        <w:rPr>
-          <w:lang w:val="zh_TW" w:bidi="zh_TW"/>
-        </w:rPr>
-        <w:t>），但人子耶穌沒有屬於自己的安身之處（</w:t>
-      </w:r>
-      <w:hyperlink r:id="rId39">
-        <w:r>
-          <w:rPr>
-            <w:lang w:val="zh_TW" w:bidi="zh_TW"/>
-          </w:rPr>
-          <w:rPr>
-            <w:color w:val="0000EE"/>
-            <w:u w:val="single"/>
-          </w:rPr>
-          <w:t>太8:20</w:t>
-        </w:r>
-      </w:hyperlink>
-      <w:r>
-        <w:rPr>
-          <w:lang w:val="zh_TW" w:bidi="zh_TW"/>
-        </w:rPr>
-        <w:t>）。</w:t>
-      </w:r>
-    </w:p>
-    <w:p>
-      <w:pPr/>
-      <w:r>
-        <w:rPr>
-          <w:lang w:val="zh_TW" w:bidi="zh_TW"/>
-        </w:rPr>
-      </w:r>
-      <w:r>
-        <w:rPr>
-          <w:lang w:val="zh_TW" w:bidi="zh_TW"/>
-        </w:rPr>
-        <w:t>鳥彰顯神在創造中的作為（</w:t>
-      </w:r>
-      <w:hyperlink r:id="rId40">
-        <w:r>
-          <w:rPr>
-            <w:lang w:val="zh_TW" w:bidi="zh_TW"/>
-          </w:rPr>
-          <w:rPr>
-            <w:color w:val="0000EE"/>
-            <w:u w:val="single"/>
-          </w:rPr>
-          <w:t>伯12:7</w:t>
-        </w:r>
-      </w:hyperlink>
-      <w:r>
-        <w:rPr>
-          <w:lang w:val="zh_TW" w:bidi="zh_TW"/>
-        </w:rPr>
-        <w:t>）。牠們的行為成為從錯誤中學習的意象（</w:t>
-      </w:r>
-      <w:hyperlink r:id="rId41">
-        <w:r>
-          <w:rPr>
-            <w:lang w:val="zh_TW" w:bidi="zh_TW"/>
-          </w:rPr>
-          <w:rPr>
-            <w:color w:val="0000EE"/>
-            <w:u w:val="single"/>
-          </w:rPr>
-          <w:t>箴1:17</w:t>
-        </w:r>
-      </w:hyperlink>
-      <w:r>
-        <w:rPr>
-          <w:lang w:val="zh_TW" w:bidi="zh_TW"/>
-        </w:rPr>
-        <w:t>，</w:t>
-      </w:r>
-      <w:hyperlink r:id="rId42">
-        <w:r>
-          <w:rPr>
-            <w:lang w:val="zh_TW" w:bidi="zh_TW"/>
-          </w:rPr>
-          <w:rPr>
-            <w:color w:val="0000EE"/>
-            <w:u w:val="single"/>
-          </w:rPr>
-          <w:t>6:5</w:t>
-        </w:r>
-      </w:hyperlink>
-      <w:r>
-        <w:rPr>
-          <w:lang w:val="zh_TW" w:bidi="zh_TW"/>
-        </w:rPr>
-        <w:t>），也成為作出錯誤選擇而落入罪中的寫照（</w:t>
-      </w:r>
-      <w:hyperlink r:id="rId43">
-        <w:r>
-          <w:rPr>
-            <w:lang w:val="zh_TW" w:bidi="zh_TW"/>
-          </w:rPr>
-          <w:rPr>
-            <w:color w:val="0000EE"/>
-            <w:u w:val="single"/>
-          </w:rPr>
-          <w:t>箴7:23</w:t>
-        </w:r>
-      </w:hyperlink>
-      <w:r>
-        <w:rPr>
-          <w:lang w:val="zh_TW" w:bidi="zh_TW"/>
-        </w:rPr>
-        <w:t>）。鳥會被制伏，但人的舌頭卻不能（</w:t>
-      </w:r>
-      <w:hyperlink r:id="rId44">
-        <w:r>
-          <w:rPr>
-            <w:lang w:val="zh_TW" w:bidi="zh_TW"/>
-          </w:rPr>
-          <w:rPr>
-            <w:color w:val="0000EE"/>
-            <w:u w:val="single"/>
-          </w:rPr>
-          <w:t>雅3:7</w:t>
-        </w:r>
-      </w:hyperlink>
-      <w:r>
-        <w:rPr>
-          <w:lang w:val="zh_TW" w:bidi="zh_TW"/>
-        </w:rPr>
-        <w:t>）。不停飛翔的飛鳥，比作無故臨到的咒詛（</w:t>
-      </w:r>
-      <w:hyperlink r:id="rId45">
-        <w:r>
-          <w:rPr>
-            <w:lang w:val="zh_TW" w:bidi="zh_TW"/>
-          </w:rPr>
-          <w:rPr>
-            <w:color w:val="0000EE"/>
-            <w:u w:val="single"/>
-          </w:rPr>
-          <w:t>箴26:2</w:t>
-        </w:r>
-      </w:hyperlink>
-      <w:r>
-        <w:rPr>
-          <w:lang w:val="zh_TW" w:bidi="zh_TW"/>
-        </w:rPr>
-        <w:t>）。如果人不信靠神，就可能感到只能像飛鳥一樣逃往山上（</w:t>
-      </w:r>
-      <w:hyperlink r:id="rId46">
-        <w:r>
-          <w:rPr>
-            <w:lang w:val="zh_TW" w:bidi="zh_TW"/>
-          </w:rPr>
-          <w:rPr>
-            <w:color w:val="0000EE"/>
-            <w:u w:val="single"/>
-          </w:rPr>
-          <w:t>詩11:1</w:t>
-        </w:r>
-      </w:hyperlink>
-      <w:r>
-        <w:rPr>
-          <w:lang w:val="zh_TW" w:bidi="zh_TW"/>
-        </w:rPr>
-        <w:t>）。鳥的歌聲帶來喜樂（</w:t>
-      </w:r>
-      <w:hyperlink r:id="rId47">
-        <w:r>
-          <w:rPr>
-            <w:lang w:val="zh_TW" w:bidi="zh_TW"/>
-          </w:rPr>
-          <w:rPr>
-            <w:color w:val="0000EE"/>
-            <w:u w:val="single"/>
-          </w:rPr>
-          <w:t>歌2:12</w:t>
-        </w:r>
-      </w:hyperlink>
-      <w:r>
-        <w:rPr>
-          <w:lang w:val="zh_TW" w:bidi="zh_TW"/>
-        </w:rPr>
-        <w:t>）。神的百姓回歸自己的地方，好像飛鳥回到家（</w:t>
-      </w:r>
-      <w:hyperlink r:id="rId48">
-        <w:r>
-          <w:rPr>
-            <w:lang w:val="zh_TW" w:bidi="zh_TW"/>
-          </w:rPr>
-          <w:rPr>
-            <w:color w:val="0000EE"/>
-            <w:u w:val="single"/>
-          </w:rPr>
-          <w:t>何11:11</w:t>
-        </w:r>
-      </w:hyperlink>
-      <w:r>
-        <w:rPr>
-          <w:lang w:val="zh_TW" w:bidi="zh_TW"/>
-        </w:rPr>
-        <w:t>）。耶穌說祂想招聚耶路撒冷的百姓，就像母雞把小雞聚在翅膀下（</w:t>
-      </w:r>
-      <w:hyperlink r:id="rId49">
-        <w:r>
-          <w:rPr>
-            <w:lang w:val="zh_TW" w:bidi="zh_TW"/>
-          </w:rPr>
-          <w:rPr>
-            <w:color w:val="0000EE"/>
-            <w:u w:val="single"/>
-          </w:rPr>
-          <w:t>太23:37</w:t>
-        </w:r>
-      </w:hyperlink>
-      <w:r>
-        <w:rPr>
-          <w:lang w:val="zh_TW" w:bidi="zh_TW"/>
-        </w:rPr>
-        <w:t>）。</w:t>
-      </w:r>
-    </w:p>
-    <w:p>
-      <w:pPr/>
-      <w:r>
-        <w:rPr>
-          <w:lang w:val="zh_TW" w:bidi="zh_TW"/>
-        </w:rPr>
-      </w:r>
-      <w:r>
-        <w:rPr>
-          <w:lang w:val="zh_TW" w:bidi="zh_TW"/>
-        </w:rPr>
-        <w:t>有時鳥預示危險。法老的膳長在夢中看見飛鳥從他頭上的筐子裡吃食物，這個夢表示他很快會死（</w:t>
-      </w:r>
-      <w:hyperlink r:id="rId50">
-        <w:r>
-          <w:rPr>
-            <w:lang w:val="zh_TW" w:bidi="zh_TW"/>
-          </w:rPr>
-          <w:rPr>
-            <w:color w:val="0000EE"/>
-            <w:u w:val="single"/>
-          </w:rPr>
-          <w:t>創40:17</w:t>
-        </w:r>
-      </w:hyperlink>
-      <w:r>
-        <w:rPr>
-          <w:lang w:val="zh_TW" w:bidi="zh_TW"/>
-        </w:rPr>
-        <w:t>）。所羅門警告人不要在心裡毀謗王，因為「有翅膀的」可能把所說的話傳出去（</w:t>
-      </w:r>
-      <w:hyperlink r:id="rId51">
-        <w:r>
-          <w:rPr>
-            <w:lang w:val="zh_TW" w:bidi="zh_TW"/>
-          </w:rPr>
-          <w:rPr>
-            <w:color w:val="0000EE"/>
-            <w:u w:val="single"/>
-          </w:rPr>
-          <w:t>傳10:20</w:t>
-        </w:r>
-      </w:hyperlink>
-      <w:r>
-        <w:rPr>
-          <w:lang w:val="zh_TW" w:bidi="zh_TW"/>
-        </w:rPr>
-        <w:t>）。</w:t>
-      </w:r>
-    </w:p>
-    <w:p>
-      <w:pPr/>
-      <w:r>
-        <w:rPr>
-          <w:lang w:val="zh_TW" w:bidi="zh_TW"/>
-        </w:rPr>
-      </w:r>
-      <w:r>
-        <w:rPr>
-          <w:lang w:val="zh_TW" w:bidi="zh_TW"/>
-        </w:rPr>
-        <w:t>聖經裡的一個強烈意象是：戰後飛鳥啄食惡人的屍體。對以色列人來說，人的屍體遭到這種對待是最嚴重的羞辱（</w:t>
-      </w:r>
-      <w:hyperlink r:id="rId52">
-        <w:r>
-          <w:rPr>
-            <w:lang w:val="zh_TW" w:bidi="zh_TW"/>
-          </w:rPr>
-          <w:rPr>
-            <w:color w:val="0000EE"/>
-            <w:u w:val="single"/>
-          </w:rPr>
-          <w:t>申28:26</w:t>
-        </w:r>
-      </w:hyperlink>
-      <w:r>
-        <w:rPr>
-          <w:lang w:val="zh_TW" w:bidi="zh_TW"/>
-        </w:rPr>
-        <w:t>；</w:t>
-      </w:r>
-      <w:hyperlink r:id="rId53">
-        <w:r>
-          <w:rPr>
-            <w:lang w:val="zh_TW" w:bidi="zh_TW"/>
-          </w:rPr>
-          <w:rPr>
-            <w:color w:val="0000EE"/>
-            <w:u w:val="single"/>
-          </w:rPr>
-          <w:t>撒上17:44</w:t>
-        </w:r>
-      </w:hyperlink>
-      <w:r>
-        <w:rPr>
-          <w:lang w:val="zh_TW" w:bidi="zh_TW"/>
-        </w:rPr>
-        <w:t>；</w:t>
-      </w:r>
-      <w:hyperlink r:id="rId54">
-        <w:r>
-          <w:rPr>
-            <w:lang w:val="zh_TW" w:bidi="zh_TW"/>
-          </w:rPr>
-          <w:rPr>
-            <w:color w:val="0000EE"/>
-            <w:u w:val="single"/>
-          </w:rPr>
-          <w:t>賽46:11</w:t>
-        </w:r>
-      </w:hyperlink>
-      <w:r>
-        <w:rPr>
-          <w:lang w:val="zh_TW" w:bidi="zh_TW"/>
-        </w:rPr>
-        <w:t>；</w:t>
-      </w:r>
-      <w:hyperlink r:id="rId55">
-        <w:r>
-          <w:rPr>
-            <w:lang w:val="zh_TW" w:bidi="zh_TW"/>
-          </w:rPr>
-          <w:rPr>
-            <w:color w:val="0000EE"/>
-            <w:u w:val="single"/>
-          </w:rPr>
-          <w:t>耶7:33</w:t>
-        </w:r>
-      </w:hyperlink>
-      <w:r>
-        <w:rPr>
-          <w:lang w:val="zh_TW" w:bidi="zh_TW"/>
-        </w:rPr>
-        <w:t>，</w:t>
-      </w:r>
-      <w:hyperlink r:id="rId56">
-        <w:r>
-          <w:rPr>
-            <w:lang w:val="zh_TW" w:bidi="zh_TW"/>
-          </w:rPr>
-          <w:rPr>
-            <w:color w:val="0000EE"/>
-            <w:u w:val="single"/>
-          </w:rPr>
-          <w:t>12:9</w:t>
-        </w:r>
-      </w:hyperlink>
-      <w:r>
-        <w:rPr>
-          <w:lang w:val="zh_TW" w:bidi="zh_TW"/>
-        </w:rPr>
-        <w:t>；</w:t>
-      </w:r>
-      <w:hyperlink r:id="rId57">
-        <w:r>
-          <w:rPr>
-            <w:lang w:val="zh_TW" w:bidi="zh_TW"/>
-          </w:rPr>
-          <w:rPr>
-            <w:color w:val="0000EE"/>
-            <w:u w:val="single"/>
-          </w:rPr>
-          <w:t>結29:5</w:t>
-        </w:r>
-      </w:hyperlink>
-      <w:r>
-        <w:rPr>
-          <w:lang w:val="zh_TW" w:bidi="zh_TW"/>
-        </w:rPr>
-        <w:t>，</w:t>
-      </w:r>
-      <w:hyperlink r:id="rId58">
-        <w:r>
-          <w:rPr>
-            <w:lang w:val="zh_TW" w:bidi="zh_TW"/>
-          </w:rPr>
-          <w:rPr>
-            <w:color w:val="0000EE"/>
-            <w:u w:val="single"/>
-          </w:rPr>
-          <w:t>39:4</w:t>
-        </w:r>
-      </w:hyperlink>
-      <w:r>
-        <w:rPr>
-          <w:lang w:val="zh_TW" w:bidi="zh_TW"/>
-        </w:rPr>
-        <w:t>；</w:t>
-      </w:r>
-      <w:hyperlink r:id="rId59">
-        <w:r>
-          <w:rPr>
-            <w:lang w:val="zh_TW" w:bidi="zh_TW"/>
-          </w:rPr>
-          <w:rPr>
-            <w:color w:val="0000EE"/>
-            <w:u w:val="single"/>
-          </w:rPr>
-          <w:t>啟19:17</w:t>
-        </w:r>
-      </w:hyperlink>
-      <w:r>
-        <w:rPr>
-          <w:lang w:val="zh_TW" w:bidi="zh_TW"/>
-        </w:rPr>
-        <w:t>、</w:t>
-      </w:r>
-      <w:hyperlink r:id="rId59">
-        <w:r>
-          <w:rPr>
-            <w:lang w:val="zh_TW" w:bidi="zh_TW"/>
-          </w:rPr>
-          <w:rPr>
-            <w:color w:val="0000EE"/>
-            <w:u w:val="single"/>
-          </w:rPr>
-          <w:t>21</w:t>
-        </w:r>
-      </w:hyperlink>
-      <w:r>
-        <w:rPr>
-          <w:lang w:val="zh_TW" w:bidi="zh_TW"/>
-        </w:rPr>
-        <w:t>）。</w:t>
-      </w:r>
-    </w:p>
-    <w:p>
-      <w:pPr>
-        <w:pStyle w:val="Heading3"/>
-      </w:pPr>
-      <w:r>
-        <w:rPr>
-          <w:lang w:val="zh_TW" w:bidi="zh_TW"/>
-        </w:rPr>
-        <w:t>鳥的種類</w:t>
-      </w:r>
-    </w:p>
-    <w:p>
-      <w:pPr/>
-      <w:r>
-        <w:rPr>
-          <w:lang w:val="zh_TW" w:bidi="zh_TW"/>
-        </w:rPr>
-      </w:r>
-      <w:r>
-        <w:rPr>
-          <w:lang w:val="zh_TW" w:bidi="zh_TW"/>
-        </w:rPr>
-        <w:t>下面列出一些具體的鳥類。你可以點選其中一種鳥，以查看完整的文章。</w:t>
-      </w:r>
-    </w:p>
-    <w:p>
-      <w:pPr>
-        <w:pStyle w:val="ListBullet"/>
-        <w:spacing w:line="240" w:lineRule="auto"/>
-        <w:ind w:left="720"/>
-      </w:pPr>
-      <w:r>
-        <w:rPr>
-          <w:lang w:val="zh_TW" w:bidi="zh_TW"/>
-        </w:rPr>
-      </w:r>
-      <w:r>
-        <w:rPr>
-          <w:lang w:val="zh_TW" w:bidi="zh_TW"/>
-        </w:rPr>
-        <w:t>麻鷺</w:t>
-      </w:r>
-      <w:r>
-        <w:rPr>
-          <w:lang w:val="zh_TW" w:bidi="zh_TW"/>
-        </w:rPr>
-        <w:t>：一種水鳥，有長腿，外形像鷺鷥，但腿較短，身體也較小。</w:t>
-      </w:r>
-    </w:p>
-    <w:p>
-      <w:pPr>
-        <w:pStyle w:val="ListBullet"/>
-        <w:spacing w:line="240" w:lineRule="auto"/>
-        <w:ind w:left="720"/>
-      </w:pPr>
-      <w:r>
-        <w:rPr>
-          <w:lang w:val="zh_TW" w:bidi="zh_TW"/>
-        </w:rPr>
-      </w:r>
-      <w:r>
-        <w:rPr>
-          <w:lang w:val="zh_TW" w:bidi="zh_TW"/>
-        </w:rPr>
-        <w:t>禿鷹（Buzzard）</w:t>
-      </w:r>
-      <w:r>
-        <w:rPr>
-          <w:lang w:val="zh_TW" w:bidi="zh_TW"/>
-        </w:rPr>
-        <w:t>：一種大型的猛禽，外形像鷹，會在高空盤旋。</w:t>
-      </w:r>
-    </w:p>
-    <w:p>
-      <w:pPr>
-        <w:pStyle w:val="ListBullet"/>
-        <w:spacing w:line="240" w:lineRule="auto"/>
-        <w:ind w:left="720"/>
-      </w:pPr>
-      <w:r>
-        <w:rPr>
-          <w:lang w:val="zh_TW" w:bidi="zh_TW"/>
-        </w:rPr>
-      </w:r>
-      <w:r>
-        <w:rPr>
-          <w:lang w:val="zh_TW" w:bidi="zh_TW"/>
-        </w:rPr>
-        <w:t>鸕鶿</w:t>
-      </w:r>
-      <w:r>
-        <w:rPr>
-          <w:lang w:val="zh_TW" w:bidi="zh_TW"/>
-        </w:rPr>
-        <w:t>：一種大型的黑色水鳥，外形與鵝有點相似。</w:t>
-      </w:r>
-    </w:p>
-    <w:p>
-      <w:pPr>
-        <w:pStyle w:val="ListBullet"/>
-        <w:spacing w:line="240" w:lineRule="auto"/>
-        <w:ind w:left="720"/>
-      </w:pPr>
-      <w:r>
-        <w:rPr>
-          <w:lang w:val="zh_TW" w:bidi="zh_TW"/>
-        </w:rPr>
-      </w:r>
-      <w:r>
-        <w:rPr>
-          <w:lang w:val="zh_TW" w:bidi="zh_TW"/>
-        </w:rPr>
-        <w:t>鶴</w:t>
-      </w:r>
-      <w:r>
-        <w:rPr>
-          <w:lang w:val="zh_TW" w:bidi="zh_TW"/>
-        </w:rPr>
-        <w:t>：一種高挑、長頸的涉水鳥，以洪亮的叫聲著名，牠們常成群優雅地飛行。</w:t>
-      </w:r>
-    </w:p>
-    <w:p>
-      <w:pPr>
-        <w:pStyle w:val="ListBullet"/>
-        <w:spacing w:line="240" w:lineRule="auto"/>
-        <w:ind w:left="720"/>
-      </w:pPr>
-      <w:r>
-        <w:rPr>
-          <w:lang w:val="zh_TW" w:bidi="zh_TW"/>
-        </w:rPr>
-      </w:r>
-      <w:r>
-        <w:rPr>
-          <w:lang w:val="zh_TW" w:bidi="zh_TW"/>
-        </w:rPr>
-        <w:t>布穀鳥</w:t>
-      </w:r>
-      <w:r>
-        <w:rPr>
-          <w:lang w:val="zh_TW" w:bidi="zh_TW"/>
-        </w:rPr>
-        <w:t>：一種因叫聲而著名的鳥，牠會把蛋下在其它鳥的巢裡。</w:t>
-      </w:r>
-    </w:p>
-    <w:p>
-      <w:pPr>
-        <w:pStyle w:val="ListBullet"/>
-        <w:spacing w:line="240" w:lineRule="auto"/>
-        <w:ind w:left="720"/>
-      </w:pPr>
-      <w:r>
-        <w:rPr>
-          <w:lang w:val="zh_TW" w:bidi="zh_TW"/>
-        </w:rPr>
-      </w:r>
-      <w:r>
-        <w:rPr>
-          <w:lang w:val="zh_TW" w:bidi="zh_TW"/>
-        </w:rPr>
-        <w:t>鷹（Eagle）</w:t>
-      </w:r>
-      <w:r>
-        <w:rPr>
-          <w:lang w:val="zh_TW" w:bidi="zh_TW"/>
-        </w:rPr>
-        <w:t>：一種強壯的猛禽，有敏銳的視力和有力的雙翼。</w:t>
-      </w:r>
-    </w:p>
-    <w:p>
-      <w:pPr>
-        <w:pStyle w:val="ListBullet"/>
-        <w:spacing w:line="240" w:lineRule="auto"/>
-        <w:ind w:left="1440"/>
-      </w:pPr>
-      <w:r>
-        <w:rPr>
-          <w:lang w:val="zh_TW" w:bidi="zh_TW"/>
-        </w:rPr>
-      </w:r>
-      <w:r>
-        <w:rPr>
-          <w:lang w:val="zh_TW" w:bidi="zh_TW"/>
-        </w:rPr>
-        <w:t>禿鵰</w:t>
-      </w:r>
-      <w:r>
-        <w:rPr>
-          <w:lang w:val="zh_TW" w:bidi="zh_TW"/>
-        </w:rPr>
-        <w:t>：埃及禿鷹的古英文名稱（見</w:t>
-      </w:r>
-      <w:r>
-        <w:rPr>
-          <w:lang w:val="zh_TW" w:bidi="zh_TW"/>
-        </w:rPr>
-        <w:t>禿鷹</w:t>
-      </w:r>
-      <w:r>
-        <w:rPr>
-          <w:lang w:val="zh_TW" w:bidi="zh_TW"/>
-        </w:rPr>
-        <w:t>）。</w:t>
-      </w:r>
-    </w:p>
-    <w:p>
-      <w:pPr>
-        <w:pStyle w:val="ListBullet"/>
-        <w:spacing w:line="240" w:lineRule="auto"/>
-        <w:ind w:left="720"/>
-      </w:pPr>
-      <w:r>
-        <w:rPr>
-          <w:lang w:val="zh_TW" w:bidi="zh_TW"/>
-        </w:rPr>
-      </w:r>
-      <w:r>
-        <w:rPr>
-          <w:lang w:val="zh_TW" w:bidi="zh_TW"/>
-        </w:rPr>
-        <w:t>家禽（家養）</w:t>
-      </w:r>
-      <w:r>
-        <w:rPr>
-          <w:lang w:val="zh_TW" w:bidi="zh_TW"/>
-        </w:rPr>
-        <w:t>：人所飼養用來作食物或其它用途的鳥，例如雞、鴨和火雞。</w:t>
-      </w:r>
-    </w:p>
-    <w:p>
-      <w:pPr>
-        <w:pStyle w:val="ListBullet"/>
-        <w:spacing w:line="240" w:lineRule="auto"/>
-        <w:ind w:left="720"/>
-      </w:pPr>
-      <w:r>
-        <w:rPr>
-          <w:lang w:val="zh_TW" w:bidi="zh_TW"/>
-        </w:rPr>
-      </w:r>
-      <w:r>
-        <w:rPr>
-          <w:lang w:val="zh_TW" w:bidi="zh_TW"/>
-        </w:rPr>
-        <w:t>鵝</w:t>
-      </w:r>
-      <w:r>
-        <w:rPr>
-          <w:lang w:val="zh_TW" w:bidi="zh_TW"/>
-        </w:rPr>
-        <w:t>：一種大型水鳥，有長頸，叫聲宏亮。</w:t>
-      </w:r>
-    </w:p>
-    <w:p>
-      <w:pPr>
-        <w:pStyle w:val="ListBullet"/>
-        <w:spacing w:line="240" w:lineRule="auto"/>
-        <w:ind w:left="720"/>
-      </w:pPr>
-      <w:r>
-        <w:rPr>
-          <w:lang w:val="zh_TW" w:bidi="zh_TW"/>
-        </w:rPr>
-      </w:r>
-      <w:r>
-        <w:rPr>
-          <w:lang w:val="zh_TW" w:bidi="zh_TW"/>
-        </w:rPr>
-        <w:t>鷹（Hawk）</w:t>
-      </w:r>
-      <w:r>
-        <w:rPr>
-          <w:lang w:val="zh_TW" w:bidi="zh_TW"/>
-        </w:rPr>
-        <w:t>：一種視力敏銳的猛禽，會捕捉小型動物和鳥。</w:t>
-      </w:r>
-    </w:p>
-    <w:p>
-      <w:pPr>
-        <w:pStyle w:val="ListBullet"/>
-        <w:spacing w:line="240" w:lineRule="auto"/>
-        <w:ind w:left="720"/>
-      </w:pPr>
-      <w:r>
-        <w:rPr>
-          <w:lang w:val="zh_TW" w:bidi="zh_TW"/>
-        </w:rPr>
-      </w:r>
-      <w:r>
-        <w:rPr>
-          <w:lang w:val="zh_TW" w:bidi="zh_TW"/>
-        </w:rPr>
-        <w:t>鷺鷥</w:t>
-      </w:r>
-      <w:r>
-        <w:rPr>
-          <w:lang w:val="zh_TW" w:bidi="zh_TW"/>
-        </w:rPr>
-        <w:t>：一種長腿的涉水鳥，會在淺水裡吃魚。</w:t>
-      </w:r>
-    </w:p>
-    <w:p>
-      <w:pPr>
-        <w:pStyle w:val="ListBullet"/>
-        <w:spacing w:line="240" w:lineRule="auto"/>
-        <w:ind w:left="720"/>
-      </w:pPr>
-      <w:r>
-        <w:rPr>
-          <w:lang w:val="zh_TW" w:bidi="zh_TW"/>
-        </w:rPr>
-      </w:r>
-      <w:r>
-        <w:rPr>
-          <w:lang w:val="zh_TW" w:bidi="zh_TW"/>
-        </w:rPr>
-        <w:t>戴鵀</w:t>
-      </w:r>
-      <w:r>
-        <w:rPr>
-          <w:lang w:val="zh_TW" w:bidi="zh_TW"/>
-        </w:rPr>
-        <w:t>：一種色彩鮮明的鳥，有一撮豎起的羽冠和彎曲的嘴。</w:t>
-      </w:r>
-    </w:p>
-    <w:p>
-      <w:pPr>
-        <w:pStyle w:val="ListBullet"/>
-        <w:spacing w:line="240" w:lineRule="auto"/>
-        <w:ind w:left="720"/>
-      </w:pPr>
-      <w:r>
-        <w:rPr>
-          <w:lang w:val="zh_TW" w:bidi="zh_TW"/>
-        </w:rPr>
-      </w:r>
-      <w:r>
-        <w:rPr>
-          <w:lang w:val="zh_TW" w:bidi="zh_TW"/>
-        </w:rPr>
-        <w:t>朱鷺</w:t>
-      </w:r>
-      <w:r>
-        <w:rPr>
-          <w:lang w:val="zh_TW" w:bidi="zh_TW"/>
-        </w:rPr>
-        <w:t>：一種長腿涉水鳥，有彎曲的嘴，自古埃及時期即為人所知。</w:t>
-      </w:r>
-    </w:p>
-    <w:p>
-      <w:pPr>
-        <w:pStyle w:val="ListBullet"/>
-        <w:spacing w:line="240" w:lineRule="auto"/>
-        <w:ind w:left="720"/>
-      </w:pPr>
-      <w:r>
-        <w:rPr>
-          <w:lang w:val="zh_TW" w:bidi="zh_TW"/>
-        </w:rPr>
-      </w:r>
-      <w:r>
-        <w:rPr>
-          <w:lang w:val="zh_TW" w:bidi="zh_TW"/>
-        </w:rPr>
-        <w:t>紅隼或獵鷹</w:t>
-      </w:r>
-      <w:r>
-        <w:rPr>
-          <w:lang w:val="zh_TW" w:bidi="zh_TW"/>
-        </w:rPr>
-        <w:t>：一種小型、飛行迅速的猛禽，會捕捉昆蟲和小動物。</w:t>
-      </w:r>
-    </w:p>
-    <w:p>
-      <w:pPr>
-        <w:pStyle w:val="ListBullet"/>
-        <w:spacing w:line="240" w:lineRule="auto"/>
-        <w:ind w:left="720"/>
-      </w:pPr>
-      <w:r>
-        <w:rPr>
-          <w:lang w:val="zh_TW" w:bidi="zh_TW"/>
-        </w:rPr>
-      </w:r>
-      <w:r>
-        <w:rPr>
-          <w:lang w:val="zh_TW" w:bidi="zh_TW"/>
-        </w:rPr>
-        <w:t>鳶</w:t>
-      </w:r>
-      <w:r>
-        <w:rPr>
-          <w:lang w:val="zh_TW" w:bidi="zh_TW"/>
-        </w:rPr>
-        <w:t>：一種中型猛禽，有分叉的尾巴，會在空中滑翔。</w:t>
-      </w:r>
-    </w:p>
-    <w:p>
-      <w:pPr>
-        <w:pStyle w:val="ListBullet"/>
-        <w:spacing w:line="240" w:lineRule="auto"/>
-        <w:ind w:left="720"/>
-      </w:pPr>
-      <w:r>
-        <w:rPr>
-          <w:lang w:val="zh_TW" w:bidi="zh_TW"/>
-        </w:rPr>
-      </w:r>
-      <w:r>
-        <w:rPr>
-          <w:lang w:val="zh_TW" w:bidi="zh_TW"/>
-        </w:rPr>
-        <w:t>夜鷹</w:t>
-      </w:r>
-      <w:r>
-        <w:rPr>
-          <w:lang w:val="zh_TW" w:bidi="zh_TW"/>
-        </w:rPr>
-        <w:t>：一種在夜間活動的鳥，會在飛行中捕捉昆蟲。夜鷹和鷹無關，牠與長尾夜鷹科的鳥更接近。</w:t>
-      </w:r>
-    </w:p>
-    <w:p>
-      <w:pPr>
-        <w:pStyle w:val="ListBullet"/>
-        <w:spacing w:line="240" w:lineRule="auto"/>
-        <w:ind w:left="720"/>
-      </w:pPr>
-      <w:r>
-        <w:rPr>
-          <w:lang w:val="zh_TW" w:bidi="zh_TW"/>
-        </w:rPr>
-      </w:r>
-      <w:r>
-        <w:rPr>
-          <w:lang w:val="zh_TW" w:bidi="zh_TW"/>
-        </w:rPr>
-        <w:t>鴕鳥</w:t>
-      </w:r>
-      <w:r>
-        <w:rPr>
-          <w:lang w:val="zh_TW" w:bidi="zh_TW"/>
-        </w:rPr>
-        <w:t>：一種現存最大的鳥。牠不能飛，但跑得非常快。</w:t>
-      </w:r>
-    </w:p>
-    <w:p>
-      <w:pPr>
-        <w:pStyle w:val="ListBullet"/>
-        <w:spacing w:line="240" w:lineRule="auto"/>
-        <w:ind w:left="720"/>
-      </w:pPr>
-      <w:r>
-        <w:rPr>
-          <w:lang w:val="zh_TW" w:bidi="zh_TW"/>
-        </w:rPr>
-      </w:r>
-      <w:r>
-        <w:rPr>
-          <w:lang w:val="zh_TW" w:bidi="zh_TW"/>
-        </w:rPr>
-        <w:t>貓頭鷹</w:t>
-      </w:r>
-      <w:r>
-        <w:rPr>
-          <w:lang w:val="zh_TW" w:bidi="zh_TW"/>
-        </w:rPr>
-        <w:t>：一種夜行猛禽，有大眼睛，飛行時無聲無息。</w:t>
-      </w:r>
-    </w:p>
-    <w:p>
-      <w:pPr>
-        <w:pStyle w:val="ListBullet"/>
-        <w:spacing w:line="240" w:lineRule="auto"/>
-        <w:ind w:left="1440"/>
-      </w:pPr>
-      <w:r>
-        <w:rPr>
-          <w:lang w:val="zh_TW" w:bidi="zh_TW"/>
-        </w:rPr>
-      </w:r>
-      <w:r>
-        <w:rPr>
-          <w:lang w:val="zh_TW" w:bidi="zh_TW"/>
-        </w:rPr>
-        <w:t>角鴟，白鴞</w:t>
-      </w:r>
-      <w:r>
-        <w:rPr>
-          <w:lang w:val="zh_TW" w:bidi="zh_TW"/>
-        </w:rPr>
-        <w:t>：一種臉像心形、顏色淡的貓頭鷹，會在夜間捕食囓齒類動物。</w:t>
-      </w:r>
-    </w:p>
-    <w:p>
-      <w:pPr>
-        <w:pStyle w:val="ListBullet"/>
-        <w:spacing w:line="240" w:lineRule="auto"/>
-        <w:ind w:left="1440"/>
-      </w:pPr>
-      <w:r>
-        <w:rPr>
-          <w:lang w:val="zh_TW" w:bidi="zh_TW"/>
-        </w:rPr>
-      </w:r>
-      <w:r>
-        <w:rPr>
-          <w:lang w:val="zh_TW" w:bidi="zh_TW"/>
-        </w:rPr>
-        <w:t>大鴞</w:t>
-      </w:r>
-      <w:r>
-        <w:rPr>
-          <w:lang w:val="zh_TW" w:bidi="zh_TW"/>
-        </w:rPr>
-        <w:t>：大型貓頭鷹，頭上有一對像耳朵的羽簇。</w:t>
-      </w:r>
-    </w:p>
-    <w:p>
-      <w:pPr>
-        <w:pStyle w:val="ListBullet"/>
-        <w:spacing w:line="240" w:lineRule="auto"/>
-        <w:ind w:left="1440"/>
-      </w:pPr>
-      <w:r>
-        <w:rPr>
-          <w:lang w:val="zh_TW" w:bidi="zh_TW"/>
-        </w:rPr>
-      </w:r>
-      <w:r>
-        <w:rPr>
-          <w:lang w:val="zh_TW" w:bidi="zh_TW"/>
-        </w:rPr>
-        <w:t>小鴞</w:t>
-      </w:r>
-      <w:r>
-        <w:rPr>
-          <w:lang w:val="zh_TW" w:bidi="zh_TW"/>
-        </w:rPr>
-        <w:t>：體型最小的貓頭鷹，會在夜間捕獵，也是聖地最常見的貓頭鷹。</w:t>
-      </w:r>
-    </w:p>
-    <w:p>
-      <w:pPr>
-        <w:pStyle w:val="ListBullet"/>
-        <w:spacing w:line="240" w:lineRule="auto"/>
-        <w:ind w:left="1440"/>
-      </w:pPr>
-      <w:r>
-        <w:rPr>
-          <w:lang w:val="zh_TW" w:bidi="zh_TW"/>
-        </w:rPr>
-      </w:r>
-      <w:r>
-        <w:rPr>
-          <w:lang w:val="zh_TW" w:bidi="zh_TW"/>
-        </w:rPr>
-        <w:t>角鴞</w:t>
-      </w:r>
-      <w:r>
-        <w:rPr>
-          <w:lang w:val="zh_TW" w:bidi="zh_TW"/>
-        </w:rPr>
-        <w:t>：一種小型貓頭鷹，有耳簇，叫聲輕柔而反覆。</w:t>
-      </w:r>
-    </w:p>
-    <w:p>
-      <w:pPr>
-        <w:pStyle w:val="ListBullet"/>
-        <w:spacing w:line="240" w:lineRule="auto"/>
-        <w:ind w:left="720"/>
-      </w:pPr>
-      <w:r>
-        <w:rPr>
-          <w:lang w:val="zh_TW" w:bidi="zh_TW"/>
-        </w:rPr>
-      </w:r>
-      <w:r>
-        <w:rPr>
-          <w:lang w:val="zh_TW" w:bidi="zh_TW"/>
-        </w:rPr>
-        <w:t>鷓鴣</w:t>
-      </w:r>
-      <w:r>
-        <w:rPr>
-          <w:lang w:val="zh_TW" w:bidi="zh_TW"/>
-        </w:rPr>
-        <w:t>：一種圓潤的地棲鳥，人常捕獵牠作食物或娛樂。</w:t>
-      </w:r>
-    </w:p>
-    <w:p>
-      <w:pPr>
-        <w:pStyle w:val="ListBullet"/>
-        <w:spacing w:line="240" w:lineRule="auto"/>
-        <w:ind w:left="720"/>
-      </w:pPr>
-      <w:r>
-        <w:rPr>
-          <w:lang w:val="zh_TW" w:bidi="zh_TW"/>
-        </w:rPr>
-      </w:r>
-      <w:r>
-        <w:rPr>
-          <w:lang w:val="zh_TW" w:bidi="zh_TW"/>
-        </w:rPr>
-        <w:t>孔雀</w:t>
-      </w:r>
-      <w:r>
-        <w:rPr>
-          <w:lang w:val="zh_TW" w:bidi="zh_TW"/>
-        </w:rPr>
-        <w:t>：一種大型的鳥，雄鳥會展示長而華麗的尾羽。</w:t>
-      </w:r>
-    </w:p>
-    <w:p>
-      <w:pPr>
-        <w:pStyle w:val="ListBullet"/>
-        <w:spacing w:line="240" w:lineRule="auto"/>
-        <w:ind w:left="720"/>
-      </w:pPr>
-      <w:r>
-        <w:rPr>
-          <w:lang w:val="zh_TW" w:bidi="zh_TW"/>
-        </w:rPr>
-      </w:r>
-      <w:r>
-        <w:rPr>
-          <w:lang w:val="zh_TW" w:bidi="zh_TW"/>
-        </w:rPr>
-        <w:t>鵜鶘</w:t>
-      </w:r>
-      <w:r>
-        <w:rPr>
-          <w:lang w:val="zh_TW" w:bidi="zh_TW"/>
-        </w:rPr>
-        <w:t>：一種大型水鳥，嘴下有可盛魚的囊袋。</w:t>
-      </w:r>
-    </w:p>
-    <w:p>
-      <w:pPr>
-        <w:pStyle w:val="ListBullet"/>
-        <w:spacing w:line="240" w:lineRule="auto"/>
-        <w:ind w:left="720"/>
-      </w:pPr>
-      <w:r>
-        <w:rPr>
-          <w:lang w:val="zh_TW" w:bidi="zh_TW"/>
-        </w:rPr>
-      </w:r>
-      <w:r>
-        <w:rPr>
-          <w:lang w:val="zh_TW" w:bidi="zh_TW"/>
-        </w:rPr>
-        <w:t>鴿子</w:t>
-      </w:r>
-      <w:r>
-        <w:rPr>
-          <w:lang w:val="zh_TW" w:bidi="zh_TW"/>
-        </w:rPr>
-        <w:t>：一種性情溫和、短頸的鳥，人常用牠象徵和平或用來獻祭。</w:t>
-      </w:r>
-    </w:p>
-    <w:p>
-      <w:pPr>
-        <w:pStyle w:val="ListBullet"/>
-        <w:spacing w:line="240" w:lineRule="auto"/>
-        <w:ind w:left="1440"/>
-      </w:pPr>
-      <w:r>
-        <w:rPr>
-          <w:lang w:val="zh_TW" w:bidi="zh_TW"/>
-        </w:rPr>
-      </w:r>
-      <w:r>
-        <w:rPr>
-          <w:lang w:val="zh_TW" w:bidi="zh_TW"/>
-        </w:rPr>
-        <w:t>鴿子</w:t>
-      </w:r>
-      <w:r>
-        <w:rPr>
-          <w:lang w:val="zh_TW" w:bidi="zh_TW"/>
-        </w:rPr>
-        <w:t>：任何體型較小的鴿，無論野生或家養。</w:t>
-      </w:r>
-    </w:p>
-    <w:p>
-      <w:pPr>
-        <w:pStyle w:val="ListBullet"/>
-        <w:spacing w:line="240" w:lineRule="auto"/>
-        <w:ind w:left="1440"/>
-      </w:pPr>
-      <w:r>
-        <w:rPr>
-          <w:lang w:val="zh_TW" w:bidi="zh_TW"/>
-        </w:rPr>
-      </w:r>
-      <w:r>
-        <w:rPr>
-          <w:lang w:val="zh_TW" w:bidi="zh_TW"/>
-        </w:rPr>
-        <w:t>斑鳩</w:t>
-      </w:r>
-      <w:r>
-        <w:rPr>
-          <w:lang w:val="zh_TW" w:bidi="zh_TW"/>
-        </w:rPr>
-        <w:t>：一種小型的野生鴿，會遷徙，叫聲輕柔。</w:t>
-      </w:r>
-    </w:p>
-    <w:p>
-      <w:pPr>
-        <w:pStyle w:val="ListBullet"/>
-        <w:spacing w:line="240" w:lineRule="auto"/>
-        <w:ind w:left="720"/>
-      </w:pPr>
-      <w:r>
-        <w:rPr>
-          <w:lang w:val="zh_TW" w:bidi="zh_TW"/>
-        </w:rPr>
-      </w:r>
-      <w:r>
-        <w:rPr>
-          <w:lang w:val="zh_TW" w:bidi="zh_TW"/>
-        </w:rPr>
-        <w:t>鵪鶉</w:t>
-      </w:r>
-      <w:r>
-        <w:rPr>
-          <w:lang w:val="zh_TW" w:bidi="zh_TW"/>
-        </w:rPr>
-        <w:t>：一種小型鳥，活動於田地和草原裡，人常獵牠作食物或娛樂。</w:t>
-      </w:r>
-    </w:p>
-    <w:p>
-      <w:pPr>
-        <w:pStyle w:val="ListBullet"/>
-        <w:spacing w:line="240" w:lineRule="auto"/>
-        <w:ind w:left="720"/>
-      </w:pPr>
-      <w:r>
-        <w:rPr>
-          <w:lang w:val="zh_TW" w:bidi="zh_TW"/>
-        </w:rPr>
-      </w:r>
-      <w:r>
-        <w:rPr>
-          <w:lang w:val="zh_TW" w:bidi="zh_TW"/>
-        </w:rPr>
-        <w:t>烏鴉</w:t>
-      </w:r>
-      <w:r>
-        <w:rPr>
-          <w:lang w:val="zh_TW" w:bidi="zh_TW"/>
-        </w:rPr>
-        <w:t>：一種大型黑色鳥，以聰明和沙啞的叫聲著名。</w:t>
-      </w:r>
-    </w:p>
-    <w:p>
-      <w:pPr>
-        <w:pStyle w:val="ListBullet"/>
-        <w:spacing w:line="240" w:lineRule="auto"/>
-        <w:ind w:left="720"/>
-      </w:pPr>
-      <w:r>
-        <w:rPr>
-          <w:lang w:val="zh_TW" w:bidi="zh_TW"/>
-        </w:rPr>
-      </w:r>
-      <w:r>
-        <w:rPr>
-          <w:lang w:val="zh_TW" w:bidi="zh_TW"/>
-        </w:rPr>
-        <w:t>海鷗</w:t>
-      </w:r>
-      <w:r>
-        <w:rPr>
-          <w:lang w:val="zh_TW" w:bidi="zh_TW"/>
-        </w:rPr>
-        <w:t>：一種生活在海岸的鳥，有長翼，叫聲響亮。</w:t>
-      </w:r>
-    </w:p>
-    <w:p>
-      <w:pPr>
-        <w:pStyle w:val="ListBullet"/>
-        <w:spacing w:line="240" w:lineRule="auto"/>
-        <w:ind w:left="720"/>
-      </w:pPr>
-      <w:r>
-        <w:rPr>
-          <w:lang w:val="zh_TW" w:bidi="zh_TW"/>
-        </w:rPr>
-      </w:r>
-      <w:r>
-        <w:rPr>
-          <w:lang w:val="zh_TW" w:bidi="zh_TW"/>
-        </w:rPr>
-        <w:t>麻雀</w:t>
-      </w:r>
-      <w:r>
-        <w:rPr>
-          <w:lang w:val="zh_TW" w:bidi="zh_TW"/>
-        </w:rPr>
-        <w:t>：一種小型褐色鳴禽，城鎮和田野常見牠的身影。</w:t>
-      </w:r>
-    </w:p>
-    <w:p>
-      <w:pPr>
-        <w:pStyle w:val="ListBullet"/>
-        <w:spacing w:line="240" w:lineRule="auto"/>
-        <w:ind w:left="720"/>
-      </w:pPr>
-      <w:r>
-        <w:rPr>
-          <w:lang w:val="zh_TW" w:bidi="zh_TW"/>
-        </w:rPr>
-      </w:r>
-      <w:r>
-        <w:rPr>
-          <w:lang w:val="zh_TW" w:bidi="zh_TW"/>
-        </w:rPr>
-        <w:t>鸛</w:t>
-      </w:r>
-      <w:r>
-        <w:rPr>
-          <w:lang w:val="zh_TW" w:bidi="zh_TW"/>
-        </w:rPr>
-        <w:t>：一種高大的涉水鳥，有長腿和長嘴，常在屋頂或高樹上築大巢。</w:t>
-      </w:r>
-    </w:p>
-    <w:p>
-      <w:pPr>
-        <w:pStyle w:val="ListBullet"/>
-        <w:spacing w:line="240" w:lineRule="auto"/>
-        <w:ind w:left="720"/>
-      </w:pPr>
-      <w:r>
-        <w:rPr>
-          <w:lang w:val="zh_TW" w:bidi="zh_TW"/>
-        </w:rPr>
-      </w:r>
-      <w:r>
-        <w:rPr>
-          <w:lang w:val="zh_TW" w:bidi="zh_TW"/>
-        </w:rPr>
-        <w:t>燕子</w:t>
-      </w:r>
-      <w:r>
-        <w:rPr>
-          <w:lang w:val="zh_TW" w:bidi="zh_TW"/>
-        </w:rPr>
-        <w:t>：一種小型鳥，有狹長的翅膀，會在飛行中捕捉昆蟲。</w:t>
-      </w:r>
-    </w:p>
-    <w:p>
-      <w:pPr>
-        <w:pStyle w:val="ListBullet"/>
-        <w:spacing w:line="240" w:lineRule="auto"/>
-        <w:ind w:left="720"/>
-      </w:pPr>
-      <w:r>
-        <w:rPr>
-          <w:lang w:val="zh_TW" w:bidi="zh_TW"/>
-        </w:rPr>
-      </w:r>
-      <w:r>
-        <w:rPr>
-          <w:lang w:val="zh_TW" w:bidi="zh_TW"/>
-        </w:rPr>
-        <w:t>天鵝</w:t>
-      </w:r>
-      <w:r>
-        <w:rPr>
-          <w:lang w:val="zh_TW" w:bidi="zh_TW"/>
-        </w:rPr>
-        <w:t>：一種大型、優雅的水鳥，有長頸。</w:t>
-      </w:r>
-    </w:p>
-    <w:p>
-      <w:pPr>
-        <w:pStyle w:val="ListBullet"/>
-        <w:spacing w:line="240" w:lineRule="auto"/>
-        <w:ind w:left="720"/>
-      </w:pPr>
-      <w:r>
-        <w:rPr>
-          <w:lang w:val="zh_TW" w:bidi="zh_TW"/>
-        </w:rPr>
-      </w:r>
-      <w:r>
-        <w:rPr>
-          <w:lang w:val="zh_TW" w:bidi="zh_TW"/>
-        </w:rPr>
-        <w:t>雨燕</w:t>
-      </w:r>
-      <w:r>
-        <w:rPr>
-          <w:lang w:val="zh_TW" w:bidi="zh_TW"/>
-        </w:rPr>
-        <w:t>：一種小型鳥，有長翼，一生大部分時間都在空中度過。</w:t>
-      </w:r>
-    </w:p>
-    <w:p>
-      <w:pPr>
-        <w:pStyle w:val="ListBullet"/>
-        <w:spacing w:line="240" w:lineRule="auto"/>
-        <w:ind w:left="720"/>
-      </w:pPr>
-      <w:r>
-        <w:rPr>
-          <w:lang w:val="zh_TW" w:bidi="zh_TW"/>
-        </w:rPr>
-      </w:r>
-      <w:r>
-        <w:rPr>
-          <w:lang w:val="zh_TW" w:bidi="zh_TW"/>
-        </w:rPr>
-        <w:t>禿鷹（Vulture）</w:t>
-      </w:r>
-      <w:r>
-        <w:rPr>
-          <w:lang w:val="zh_TW" w:bidi="zh_TW"/>
-        </w:rPr>
-        <w:t>：一種大型食腐鳥，以動物屍體為食。</w:t>
-      </w:r>
-    </w:p>
-    <w:p>
-      <w:pPr>
-        <w:pStyle w:val="ListBullet"/>
-        <w:spacing w:line="240" w:lineRule="auto"/>
-        <w:ind w:left="720"/>
-      </w:pPr>
-      <w:r>
-        <w:rPr>
-          <w:lang w:val="zh_TW" w:bidi="zh_TW"/>
-        </w:rPr>
-      </w:r>
-      <w:r>
-        <w:rPr>
-          <w:lang w:val="zh_TW" w:bidi="zh_TW"/>
-        </w:rPr>
-        <w:t>水雞</w:t>
-      </w:r>
-      <w:r>
-        <w:rPr>
-          <w:lang w:val="zh_TW" w:bidi="zh_TW"/>
-        </w:rPr>
-        <w:t>：一種深色、外形像鴨的鳥，生活在濕地，有紅色的嘴。</w:t>
       </w:r>
       <w:r>
         <w:rPr>

--- a/zht/docx/115.content.docx
+++ b/zht/docx/115.content.docx
@@ -261,54 +261,36 @@
         </w:rPr>
         <w:t>有些英文譯本並不使用Negev的音譯尼革夫一詞，而通常將其意譯為「南地」（譯註：如和合本所譯）。另一方面，其它英文譯本則經常使用此音譯。亞伯拉罕經常與南地相關（</w:t>
       </w:r>
-      <w:hyperlink r:id="rId13">
-        <w:r>
-          <w:rPr>
-            <w:lang w:val="zh_TW" w:bidi="zh_TW"/>
-          </w:rPr>
-          <w:rPr>
-            <w:color w:val="0000EE"/>
-            <w:u w:val="single"/>
-          </w:rPr>
-          <w:t>創12:9</w:t>
-        </w:r>
-      </w:hyperlink>
+      <w:r>
+        <w:rPr>
+          <w:lang w:val="zh_TW" w:bidi="zh_TW"/>
+        </w:rPr>
+        <w:t>創12:9</w:t>
+      </w:r>
       <w:r>
         <w:rPr>
           <w:lang w:val="zh_TW" w:bidi="zh_TW"/>
         </w:rPr>
         <w:t>，</w:t>
       </w:r>
-      <w:hyperlink r:id="rId14">
-        <w:r>
-          <w:rPr>
-            <w:lang w:val="zh_TW" w:bidi="zh_TW"/>
-          </w:rPr>
-          <w:rPr>
-            <w:color w:val="0000EE"/>
-            <w:u w:val="single"/>
-          </w:rPr>
-          <w:t>13:1–2</w:t>
-        </w:r>
-      </w:hyperlink>
+      <w:r>
+        <w:rPr>
+          <w:lang w:val="zh_TW" w:bidi="zh_TW"/>
+        </w:rPr>
+        <w:t>13:1–2</w:t>
+      </w:r>
       <w:r>
         <w:rPr>
           <w:lang w:val="zh_TW" w:bidi="zh_TW"/>
         </w:rPr>
         <w:t>，</w:t>
       </w:r>
-      <w:hyperlink r:id="rId15">
-        <w:r>
-          <w:rPr>
-            <w:lang w:val="zh_TW" w:bidi="zh_TW"/>
-          </w:rPr>
-          <w:rPr>
-            <w:color w:val="0000EE"/>
-            <w:u w:val="single"/>
-          </w:rPr>
-          <w:t>20:1</w:t>
-        </w:r>
-      </w:hyperlink>
+      <w:r>
+        <w:rPr>
+          <w:lang w:val="zh_TW" w:bidi="zh_TW"/>
+        </w:rPr>
+        <w:t>20:1</w:t>
+      </w:r>
       <w:r>
         <w:rPr>
           <w:lang w:val="zh_TW" w:bidi="zh_TW"/>
@@ -327,18 +309,12 @@
         </w:rPr>
         <w:t>」（</w:t>
       </w:r>
-      <w:hyperlink r:id="rId16">
-        <w:r>
-          <w:rPr>
-            <w:lang w:val="zh_TW" w:bidi="zh_TW"/>
-          </w:rPr>
-          <w:rPr>
-            <w:color w:val="0000EE"/>
-            <w:u w:val="single"/>
-          </w:rPr>
-          <w:t>撒上27:10</w:t>
-        </w:r>
-      </w:hyperlink>
+      <w:r>
+        <w:rPr>
+          <w:lang w:val="zh_TW" w:bidi="zh_TW"/>
+        </w:rPr>
+        <w:t>撒上27:10</w:t>
+      </w:r>
       <w:r>
         <w:rPr>
           <w:lang w:val="zh_TW" w:bidi="zh_TW"/>
@@ -357,18 +333,12 @@
         </w:rPr>
         <w:t>」（</w:t>
       </w:r>
-      <w:hyperlink r:id="rId17">
-        <w:r>
-          <w:rPr>
-            <w:lang w:val="zh_TW" w:bidi="zh_TW"/>
-          </w:rPr>
-          <w:rPr>
-            <w:color w:val="0000EE"/>
-            <w:u w:val="single"/>
-          </w:rPr>
-          <w:t>撒上30:14</w:t>
-        </w:r>
-      </w:hyperlink>
+      <w:r>
+        <w:rPr>
+          <w:lang w:val="zh_TW" w:bidi="zh_TW"/>
+        </w:rPr>
+        <w:t>撒上30:14</w:t>
+      </w:r>
       <w:r>
         <w:rPr>
           <w:lang w:val="zh_TW" w:bidi="zh_TW"/>
